--- a/docs/同意書とアンケート/03_生徒用_アンケート.docx
+++ b/docs/同意書とアンケート/03_生徒用_アンケート.docx
@@ -4,7 +4,7 @@
   <w:body>
     <w:tbl>
       <w:tblPr>
-        <w:tblW w:type="dxa" w:w="9865"/>
+        <w:tblW w:type="dxa" w:w="10206"/>
         <w:jc w:val="center"/>
         <w:tblBorders>
           <w:top w:val="nil"/>
@@ -16,32 +16,62 @@
         </w:tblBorders>
         <w:tblLayout w:type="fixed"/>
         <w:tblCellMar>
-          <w:top w:w="40" w:type="dxa"/>
-          <w:left w:w="68" w:type="dxa"/>
-          <w:bottom w:w="40" w:type="dxa"/>
-          <w:right w:w="68" w:type="dxa"/>
+          <w:top w:w="27" w:type="dxa"/>
+          <w:left w:w="45" w:type="dxa"/>
+          <w:bottom w:w="27" w:type="dxa"/>
+          <w:right w:w="45" w:type="dxa"/>
         </w:tblCellMar>
         <w:tblLook w:firstColumn="1" w:firstRow="1" w:lastColumn="0" w:lastRow="0" w:noHBand="0" w:noVBand="1" w:val="04A0"/>
       </w:tblPr>
       <w:tblGrid>
-        <w:gridCol w:w="5556"/>
-        <w:gridCol w:w="1474"/>
-        <w:gridCol w:w="2835"/>
+        <w:gridCol w:w="6463"/>
+        <w:gridCol w:w="1360"/>
+        <w:gridCol w:w="2381"/>
       </w:tblGrid>
       <w:tr>
         <w:trPr>
-          <w:trHeight w:val="539" w:hRule="atLeast"/>
+          <w:trHeight w:val="425" w:hRule="atLeast"/>
         </w:trPr>
         <w:tc>
           <w:tcPr>
-            <w:tcW w:type="dxa" w:w="5556"/>
+            <w:tcW w:type="dxa" w:w="6463"/>
+            <w:vMerge w:val="restart"/>
             <w:vAlign w:val="center"/>
           </w:tcPr>
-          <w:p/>
+          <w:p>
+            <w:pPr>
+              <w:spacing w:after="0" w:before="0" w:line="400" w:lineRule="exact"/>
+            </w:pPr>
+            <w:r>
+              <w:rPr>
+                <w:rFonts w:ascii="BIZ UDPゴシック" w:hAnsi="BIZ UDPゴシック" w:eastAsia="BIZ UDPゴシック" w:cs="BIZ UDPゴシック"/>
+                <w:b/>
+                <w:bCs/>
+                <w:color w:val="0E1E45"/>
+                <w:sz w:val="32"/>
+                <w:szCs w:val="32"/>
+              </w:rPr>
+              <w:t xml:space="preserve">アプリ「SP-PS」使用後アンケート</w:t>
+            </w:r>
+          </w:p>
+          <w:p>
+            <w:pPr>
+              <w:spacing w:after="0" w:before="0" w:line="250" w:lineRule="exact"/>
+            </w:pPr>
+            <w:r>
+              <w:rPr>
+                <w:rFonts w:ascii="BIZ UDPゴシック" w:hAnsi="BIZ UDPゴシック" w:eastAsia="BIZ UDPゴシック" w:cs="BIZ UDPゴシック"/>
+                <w:color w:val="5A6070"/>
+                <w:sz w:val="20"/>
+                <w:szCs w:val="20"/>
+              </w:rPr>
+              <w:t xml:space="preserve">（生徒用）</w:t>
+            </w:r>
+          </w:p>
         </w:tc>
         <w:tc>
           <w:tcPr>
-            <w:tcW w:type="dxa" w:w="1474"/>
+            <w:tcW w:type="dxa" w:w="1361"/>
             <w:tcBorders>
               <w:top w:val="single" w:sz="6" w:space="0" w:color="9AA0B8"/>
               <w:left w:val="single" w:sz="6" w:space="0" w:color="9AA0B8"/>
@@ -53,49 +83,25 @@
           </w:tcPr>
           <w:p>
             <w:pPr>
-              <w:spacing w:after="0" w:before="0"/>
+              <w:spacing w:after="0" w:before="0" w:line="238" w:lineRule="exact"/>
               <w:jc w:val="center"/>
             </w:pPr>
             <w:r>
-              <w:ruby>
-                <w:rubyPr>
-                  <w:rubyAlign w:val="distributeSpace"/>
-                  <w:hps w:val="10"/>
-                  <w:hpsRaise w:val="18"/>
-                  <w:hpsBaseText w:val="20"/>
-                  <w:lid w:val="ja-JP"/>
-                </w:rubyPr>
-                <w:rt>
-                  <w:r>
-                    <w:rPr>
-                      <w:rFonts w:ascii="BIZ UDPゴシック" w:hAnsi="BIZ UDPゴシック" w:eastAsia="BIZ UDPゴシック" w:cs="BIZ UDPゴシック"/>
-                      <w:color w:val="1F2330"/>
-                      <w:sz w:val="10"/>
-                      <w:szCs w:val="10"/>
-                    </w:rPr>
-                    <w:t xml:space="preserve">さんかしゃばんごう</w:t>
-                  </w:r>
-                </w:rt>
-                <w:rubyBase>
-                  <w:r>
-                    <w:rPr>
-                      <w:rFonts w:ascii="BIZ UDPゴシック" w:hAnsi="BIZ UDPゴシック" w:eastAsia="BIZ UDPゴシック" w:cs="BIZ UDPゴシック"/>
-                      <w:b/>
-                      <w:bCs/>
-                      <w:color w:val="1F2330"/>
-                      <w:sz w:val="20"/>
-                      <w:szCs w:val="20"/>
-                    </w:rPr>
-                    <w:t xml:space="preserve">参加者番号</w:t>
-                  </w:r>
-                </w:rubyBase>
-              </w:ruby>
+              <w:rPr>
+                <w:rFonts w:ascii="BIZ UDPゴシック" w:hAnsi="BIZ UDPゴシック" w:eastAsia="BIZ UDPゴシック" w:cs="BIZ UDPゴシック"/>
+                <w:b/>
+                <w:bCs/>
+                <w:color w:val="1F2330"/>
+                <w:sz w:val="19"/>
+                <w:szCs w:val="19"/>
+              </w:rPr>
+              <w:t xml:space="preserve">参加者番号</w:t>
             </w:r>
           </w:p>
         </w:tc>
         <w:tc>
           <w:tcPr>
-            <w:tcW w:type="dxa" w:w="2835"/>
+            <w:tcW w:type="dxa" w:w="2381"/>
             <w:tcBorders>
               <w:top w:val="single" w:sz="6" w:space="0" w:color="9AA0B8"/>
               <w:left w:val="single" w:sz="6" w:space="0" w:color="9AA0B8"/>
@@ -113,18 +119,19 @@
       </w:tr>
       <w:tr>
         <w:trPr>
-          <w:trHeight w:val="539" w:hRule="atLeast"/>
+          <w:trHeight w:val="425" w:hRule="atLeast"/>
         </w:trPr>
         <w:tc>
           <w:tcPr>
-            <w:tcW w:type="dxa" w:w="5556"/>
+            <w:tcW w:type="dxa" w:w="6463"/>
+            <w:vMerge/>
             <w:vAlign w:val="center"/>
           </w:tcPr>
           <w:p/>
         </w:tc>
         <w:tc>
           <w:tcPr>
-            <w:tcW w:type="dxa" w:w="1474"/>
+            <w:tcW w:type="dxa" w:w="1361"/>
             <w:tcBorders>
               <w:top w:val="single" w:sz="6" w:space="0" w:color="9AA0B8"/>
               <w:left w:val="single" w:sz="6" w:space="0" w:color="9AA0B8"/>
@@ -136,95 +143,25 @@
           </w:tcPr>
           <w:p>
             <w:pPr>
-              <w:spacing w:after="0" w:before="0"/>
+              <w:spacing w:after="0" w:before="0" w:line="238" w:lineRule="exact"/>
               <w:jc w:val="center"/>
             </w:pPr>
-            <w:r>
-              <w:ruby>
-                <w:rubyPr>
-                  <w:rubyAlign w:val="distributeSpace"/>
-                  <w:hps w:val="10"/>
-                  <w:hpsRaise w:val="18"/>
-                  <w:hpsBaseText w:val="20"/>
-                  <w:lid w:val="ja-JP"/>
-                </w:rubyPr>
-                <w:rt>
-                  <w:r>
-                    <w:rPr>
-                      <w:rFonts w:ascii="BIZ UDPゴシック" w:hAnsi="BIZ UDPゴシック" w:eastAsia="BIZ UDPゴシック" w:cs="BIZ UDPゴシック"/>
-                      <w:color w:val="1F2330"/>
-                      <w:sz w:val="10"/>
-                      <w:szCs w:val="10"/>
-                    </w:rPr>
-                    <w:t xml:space="preserve">か</w:t>
-                  </w:r>
-                </w:rt>
-                <w:rubyBase>
-                  <w:r>
-                    <w:rPr>
-                      <w:rFonts w:ascii="BIZ UDPゴシック" w:hAnsi="BIZ UDPゴシック" w:eastAsia="BIZ UDPゴシック" w:cs="BIZ UDPゴシック"/>
-                      <w:b/>
-                      <w:bCs/>
-                      <w:color w:val="1F2330"/>
-                      <w:sz w:val="20"/>
-                      <w:szCs w:val="20"/>
-                    </w:rPr>
-                    <w:t xml:space="preserve">書</w:t>
-                  </w:r>
-                </w:rubyBase>
-              </w:ruby>
-            </w:r>
             <w:r>
               <w:rPr>
                 <w:rFonts w:ascii="BIZ UDPゴシック" w:hAnsi="BIZ UDPゴシック" w:eastAsia="BIZ UDPゴシック" w:cs="BIZ UDPゴシック"/>
                 <w:b/>
                 <w:bCs/>
                 <w:color w:val="1F2330"/>
-                <w:sz w:val="20"/>
-                <w:szCs w:val="20"/>
+                <w:sz w:val="19"/>
+                <w:szCs w:val="19"/>
               </w:rPr>
-              <w:t xml:space="preserve">いた</w:t>
-            </w:r>
-            <w:r>
-              <w:ruby>
-                <w:rubyPr>
-                  <w:rubyAlign w:val="distributeSpace"/>
-                  <w:hps w:val="10"/>
-                  <w:hpsRaise w:val="18"/>
-                  <w:hpsBaseText w:val="20"/>
-                  <w:lid w:val="ja-JP"/>
-                </w:rubyPr>
-                <w:rt>
-                  <w:r>
-                    <w:rPr>
-                      <w:rFonts w:ascii="BIZ UDPゴシック" w:hAnsi="BIZ UDPゴシック" w:eastAsia="BIZ UDPゴシック" w:cs="BIZ UDPゴシック"/>
-                      <w:color w:val="1F2330"/>
-                      <w:sz w:val="10"/>
-                      <w:szCs w:val="10"/>
-                    </w:rPr>
-                    <w:t xml:space="preserve">ひ</w:t>
-                  </w:r>
-                </w:rt>
-                <w:rubyBase>
-                  <w:r>
-                    <w:rPr>
-                      <w:rFonts w:ascii="BIZ UDPゴシック" w:hAnsi="BIZ UDPゴシック" w:eastAsia="BIZ UDPゴシック" w:cs="BIZ UDPゴシック"/>
-                      <w:b/>
-                      <w:bCs/>
-                      <w:color w:val="1F2330"/>
-                      <w:sz w:val="20"/>
-                      <w:szCs w:val="20"/>
-                    </w:rPr>
-                    <w:t xml:space="preserve">日</w:t>
-                  </w:r>
-                </w:rubyBase>
-              </w:ruby>
+              <w:t xml:space="preserve">記入日</w:t>
             </w:r>
           </w:p>
         </w:tc>
         <w:tc>
           <w:tcPr>
-            <w:tcW w:type="dxa" w:w="2835"/>
+            <w:tcW w:type="dxa" w:w="2381"/>
             <w:tcBorders>
               <w:top w:val="single" w:sz="6" w:space="0" w:color="9AA0B8"/>
               <w:left w:val="single" w:sz="6" w:space="0" w:color="9AA0B8"/>
@@ -235,91 +172,16 @@
           </w:tcPr>
           <w:p>
             <w:pPr>
-              <w:spacing w:after="0" w:before="0"/>
+              <w:spacing w:after="0" w:before="0" w:line="250" w:lineRule="exact"/>
             </w:pPr>
             <w:r>
               <w:rPr>
                 <w:rFonts w:ascii="BIZ UDPゴシック" w:hAnsi="BIZ UDPゴシック" w:eastAsia="BIZ UDPゴシック" w:cs="BIZ UDPゴシック"/>
                 <w:color w:val="1F2330"/>
-                <w:sz w:val="21"/>
-                <w:szCs w:val="21"/>
+                <w:sz w:val="20"/>
+                <w:szCs w:val="20"/>
               </w:rPr>
-              <w:t xml:space="preserve">　　</w:t>
-            </w:r>
-            <w:r>
-              <w:ruby>
-                <w:rubyPr>
-                  <w:rubyAlign w:val="distributeSpace"/>
-                  <w:hps w:val="10"/>
-                  <w:hpsRaise w:val="19"/>
-                  <w:hpsBaseText w:val="21"/>
-                  <w:lid w:val="ja-JP"/>
-                </w:rubyPr>
-                <w:rt>
-                  <w:r>
-                    <w:rPr>
-                      <w:rFonts w:ascii="BIZ UDPゴシック" w:hAnsi="BIZ UDPゴシック" w:eastAsia="BIZ UDPゴシック" w:cs="BIZ UDPゴシック"/>
-                      <w:color w:val="1F2330"/>
-                      <w:sz w:val="10"/>
-                      <w:szCs w:val="10"/>
-                    </w:rPr>
-                    <w:t xml:space="preserve">がつ</w:t>
-                  </w:r>
-                </w:rt>
-                <w:rubyBase>
-                  <w:r>
-                    <w:rPr>
-                      <w:rFonts w:ascii="BIZ UDPゴシック" w:hAnsi="BIZ UDPゴシック" w:eastAsia="BIZ UDPゴシック" w:cs="BIZ UDPゴシック"/>
-                      <w:color w:val="1F2330"/>
-                      <w:sz w:val="21"/>
-                      <w:szCs w:val="21"/>
-                    </w:rPr>
-                    <w:t xml:space="preserve">月</w:t>
-                  </w:r>
-                </w:rubyBase>
-              </w:ruby>
-            </w:r>
-            <w:r>
-              <w:rPr>
-                <w:rFonts w:ascii="BIZ UDPゴシック" w:hAnsi="BIZ UDPゴシック" w:eastAsia="BIZ UDPゴシック" w:cs="BIZ UDPゴシック"/>
-                <w:color w:val="1F2330"/>
-                <w:sz w:val="21"/>
-                <w:szCs w:val="21"/>
-              </w:rPr>
-              <w:t xml:space="preserve">　　　</w:t>
-            </w:r>
-            <w:r>
-              <w:ruby>
-                <w:rubyPr>
-                  <w:rubyAlign w:val="distributeSpace"/>
-                  <w:hps w:val="10"/>
-                  <w:hpsRaise w:val="19"/>
-                  <w:hpsBaseText w:val="21"/>
-                  <w:lid w:val="ja-JP"/>
-                </w:rubyPr>
-                <w:rt>
-                  <w:r>
-                    <w:rPr>
-                      <w:rFonts w:ascii="BIZ UDPゴシック" w:hAnsi="BIZ UDPゴシック" w:eastAsia="BIZ UDPゴシック" w:cs="BIZ UDPゴシック"/>
-                      <w:color w:val="1F2330"/>
-                      <w:sz w:val="10"/>
-                      <w:szCs w:val="10"/>
-                    </w:rPr>
-                    <w:t xml:space="preserve">にち</w:t>
-                  </w:r>
-                </w:rt>
-                <w:rubyBase>
-                  <w:r>
-                    <w:rPr>
-                      <w:rFonts w:ascii="BIZ UDPゴシック" w:hAnsi="BIZ UDPゴシック" w:eastAsia="BIZ UDPゴシック" w:cs="BIZ UDPゴシック"/>
-                      <w:color w:val="1F2330"/>
-                      <w:sz w:val="21"/>
-                      <w:szCs w:val="21"/>
-                    </w:rPr>
-                    <w:t xml:space="preserve">日</w:t>
-                  </w:r>
-                </w:rubyBase>
-              </w:ruby>
+              <w:t xml:space="preserve">　　月　　日</w:t>
             </w:r>
           </w:p>
         </w:tc>
@@ -327,1026 +189,46 @@
     </w:tbl>
     <w:p>
       <w:pPr>
-        <w:keepNext/>
-        <w:spacing w:before="120" w:after="120"/>
-        <w:jc w:val="center"/>
+        <w:spacing w:before="80" w:after="40" w:line="250" w:lineRule="exact"/>
+      </w:pPr>
+      <w:r>
+        <w:rPr>
+          <w:rFonts w:ascii="BIZ UDPゴシック" w:hAnsi="BIZ UDPゴシック" w:eastAsia="BIZ UDPゴシック" w:cs="BIZ UDPゴシック"/>
+          <w:color w:val="1F2330"/>
+          <w:sz w:val="20"/>
+          <w:szCs w:val="20"/>
+        </w:rPr>
+        <w:t xml:space="preserve">このアンケートは、アプリをもっと良くするためのものです。名前は書きません。答えたくない質問は、とばしてかまいません。答えても答えなくても、成績には関係ありません。正しい答えはありません。思ったとおりに答えてください。</w:t>
+      </w:r>
+    </w:p>
+    <w:p>
+      <w:pPr>
+        <w:spacing w:before="0" w:after="80" w:line="250" w:lineRule="exact"/>
       </w:pPr>
       <w:r>
         <w:rPr>
           <w:rFonts w:ascii="BIZ UDPゴシック" w:hAnsi="BIZ UDPゴシック" w:eastAsia="BIZ UDPゴシック" w:cs="BIZ UDPゴシック"/>
           <w:b/>
           <w:bCs/>
-          <w:color w:val="0E1E45"/>
-          <w:sz w:val="34"/>
-          <w:szCs w:val="34"/>
+          <w:color w:val="1F2330"/>
+          <w:sz w:val="20"/>
+          <w:szCs w:val="20"/>
         </w:rPr>
-        <w:t xml:space="preserve">アプリ「SP-PS」を</w:t>
-      </w:r>
-      <w:r>
-        <w:ruby>
-          <w:rubyPr>
-            <w:rubyAlign w:val="distributeSpace"/>
-            <w:hps w:val="17"/>
-            <w:hpsRaise w:val="32"/>
-            <w:hpsBaseText w:val="34"/>
-            <w:lid w:val="ja-JP"/>
-          </w:rubyPr>
-          <w:rt>
-            <w:r>
-              <w:rPr>
-                <w:rFonts w:ascii="BIZ UDPゴシック" w:hAnsi="BIZ UDPゴシック" w:eastAsia="BIZ UDPゴシック" w:cs="BIZ UDPゴシック"/>
-                <w:color w:val="0E1E45"/>
-                <w:sz w:val="17"/>
-                <w:szCs w:val="17"/>
-              </w:rPr>
-              <w:t xml:space="preserve">つか</w:t>
-            </w:r>
-          </w:rt>
-          <w:rubyBase>
-            <w:r>
-              <w:rPr>
-                <w:rFonts w:ascii="BIZ UDPゴシック" w:hAnsi="BIZ UDPゴシック" w:eastAsia="BIZ UDPゴシック" w:cs="BIZ UDPゴシック"/>
-                <w:b/>
-                <w:bCs/>
-                <w:color w:val="0E1E45"/>
-                <w:sz w:val="34"/>
-                <w:szCs w:val="34"/>
-              </w:rPr>
-              <w:t xml:space="preserve">使</w:t>
-            </w:r>
-          </w:rubyBase>
-        </w:ruby>
-      </w:r>
-      <w:r>
-        <w:rPr>
-          <w:rFonts w:ascii="BIZ UDPゴシック" w:hAnsi="BIZ UDPゴシック" w:eastAsia="BIZ UDPゴシック" w:cs="BIZ UDPゴシック"/>
-          <w:b/>
-          <w:bCs/>
-          <w:color w:val="0E1E45"/>
-          <w:sz w:val="34"/>
-          <w:szCs w:val="34"/>
-        </w:rPr>
-        <w:t xml:space="preserve">ってみての アンケート</w:t>
-      </w:r>
-    </w:p>
-    <w:tbl>
-      <w:tblPr>
-        <w:tblW w:type="dxa" w:w="9865"/>
-        <w:jc w:val="center"/>
-        <w:tblBorders>
-          <w:top w:val="single" w:sz="6" w:space="0" w:color="B9BED6"/>
-          <w:left w:val="single" w:sz="6" w:space="0" w:color="B9BED6"/>
-          <w:bottom w:val="single" w:sz="6" w:space="0" w:color="B9BED6"/>
-          <w:right w:val="single" w:sz="6" w:space="0" w:color="B9BED6"/>
-          <w:insideH w:val="single" w:sz="6" w:space="0" w:color="B9BED6"/>
-          <w:insideV w:val="single" w:sz="6" w:space="0" w:color="B9BED6"/>
-        </w:tblBorders>
-        <w:tblLayout w:type="fixed"/>
-        <w:tblCellMar>
-          <w:top w:w="40" w:type="dxa"/>
-          <w:left w:w="68" w:type="dxa"/>
-          <w:bottom w:w="40" w:type="dxa"/>
-          <w:right w:w="68" w:type="dxa"/>
-        </w:tblCellMar>
-        <w:tblLook w:firstColumn="1" w:firstRow="1" w:lastColumn="0" w:lastRow="0" w:noHBand="0" w:noVBand="1" w:val="04A0"/>
-      </w:tblPr>
-      <w:tblGrid>
-        <w:gridCol w:w="9865"/>
-      </w:tblGrid>
-      <w:tr>
-        <w:tc>
-          <w:tcPr>
-            <w:tcW w:type="dxa" w:w="9865"/>
-            <w:shd w:val="clear" w:color="auto" w:fill="F4F5FB"/>
-            <w:vAlign w:val="center"/>
-          </w:tcPr>
-          <w:p>
-            <w:pPr>
-              <w:spacing w:after="20" w:before="0"/>
-            </w:pPr>
-            <w:r>
-              <w:rPr>
-                <w:rFonts w:ascii="BIZ UDPゴシック" w:hAnsi="BIZ UDPゴシック" w:eastAsia="BIZ UDPゴシック" w:cs="BIZ UDPゴシック"/>
-                <w:color w:val="1F2330"/>
-                <w:sz w:val="22"/>
-                <w:szCs w:val="22"/>
-              </w:rPr>
-              <w:t xml:space="preserve">・このアンケートは、アプリをもっと</w:t>
-            </w:r>
-            <w:r>
-              <w:ruby>
-                <w:rubyPr>
-                  <w:rubyAlign w:val="distributeSpace"/>
-                  <w:hps w:val="11"/>
-                  <w:hpsRaise w:val="20"/>
-                  <w:hpsBaseText w:val="22"/>
-                  <w:lid w:val="ja-JP"/>
-                </w:rubyPr>
-                <w:rt>
-                  <w:r>
-                    <w:rPr>
-                      <w:rFonts w:ascii="BIZ UDPゴシック" w:hAnsi="BIZ UDPゴシック" w:eastAsia="BIZ UDPゴシック" w:cs="BIZ UDPゴシック"/>
-                      <w:color w:val="1F2330"/>
-                      <w:sz w:val="11"/>
-                      <w:szCs w:val="11"/>
-                    </w:rPr>
-                    <w:t xml:space="preserve">よ</w:t>
-                  </w:r>
-                </w:rt>
-                <w:rubyBase>
-                  <w:r>
-                    <w:rPr>
-                      <w:rFonts w:ascii="BIZ UDPゴシック" w:hAnsi="BIZ UDPゴシック" w:eastAsia="BIZ UDPゴシック" w:cs="BIZ UDPゴシック"/>
-                      <w:color w:val="1F2330"/>
-                      <w:sz w:val="22"/>
-                      <w:szCs w:val="22"/>
-                    </w:rPr>
-                    <w:t xml:space="preserve">良</w:t>
-                  </w:r>
-                </w:rubyBase>
-              </w:ruby>
-            </w:r>
-            <w:r>
-              <w:rPr>
-                <w:rFonts w:ascii="BIZ UDPゴシック" w:hAnsi="BIZ UDPゴシック" w:eastAsia="BIZ UDPゴシック" w:cs="BIZ UDPゴシック"/>
-                <w:color w:val="1F2330"/>
-                <w:sz w:val="22"/>
-                <w:szCs w:val="22"/>
-              </w:rPr>
-              <w:t xml:space="preserve">くするためのものです。</w:t>
-            </w:r>
-          </w:p>
-          <w:p>
-            <w:pPr>
-              <w:spacing w:after="20" w:before="0"/>
-            </w:pPr>
-            <w:r>
-              <w:rPr>
-                <w:rFonts w:ascii="BIZ UDPゴシック" w:hAnsi="BIZ UDPゴシック" w:eastAsia="BIZ UDPゴシック" w:cs="BIZ UDPゴシック"/>
-                <w:color w:val="1F2330"/>
-                <w:sz w:val="22"/>
-                <w:szCs w:val="22"/>
-              </w:rPr>
-              <w:t xml:space="preserve">・</w:t>
-            </w:r>
-            <w:r>
-              <w:ruby>
-                <w:rubyPr>
-                  <w:rubyAlign w:val="distributeSpace"/>
-                  <w:hps w:val="11"/>
-                  <w:hpsRaise w:val="20"/>
-                  <w:hpsBaseText w:val="22"/>
-                  <w:lid w:val="ja-JP"/>
-                </w:rubyPr>
-                <w:rt>
-                  <w:r>
-                    <w:rPr>
-                      <w:rFonts w:ascii="BIZ UDPゴシック" w:hAnsi="BIZ UDPゴシック" w:eastAsia="BIZ UDPゴシック" w:cs="BIZ UDPゴシック"/>
-                      <w:color w:val="1F2330"/>
-                      <w:sz w:val="11"/>
-                      <w:szCs w:val="11"/>
-                    </w:rPr>
-                    <w:t xml:space="preserve">なまえ</w:t>
-                  </w:r>
-                </w:rt>
-                <w:rubyBase>
-                  <w:r>
-                    <w:rPr>
-                      <w:rFonts w:ascii="BIZ UDPゴシック" w:hAnsi="BIZ UDPゴシック" w:eastAsia="BIZ UDPゴシック" w:cs="BIZ UDPゴシック"/>
-                      <w:color w:val="1F2330"/>
-                      <w:sz w:val="22"/>
-                      <w:szCs w:val="22"/>
-                    </w:rPr>
-                    <w:t xml:space="preserve">名前</w:t>
-                  </w:r>
-                </w:rubyBase>
-              </w:ruby>
-            </w:r>
-            <w:r>
-              <w:rPr>
-                <w:rFonts w:ascii="BIZ UDPゴシック" w:hAnsi="BIZ UDPゴシック" w:eastAsia="BIZ UDPゴシック" w:cs="BIZ UDPゴシック"/>
-                <w:color w:val="1F2330"/>
-                <w:sz w:val="22"/>
-                <w:szCs w:val="22"/>
-              </w:rPr>
-              <w:t xml:space="preserve">は</w:t>
-            </w:r>
-            <w:r>
-              <w:ruby>
-                <w:rubyPr>
-                  <w:rubyAlign w:val="distributeSpace"/>
-                  <w:hps w:val="11"/>
-                  <w:hpsRaise w:val="20"/>
-                  <w:hpsBaseText w:val="22"/>
-                  <w:lid w:val="ja-JP"/>
-                </w:rubyPr>
-                <w:rt>
-                  <w:r>
-                    <w:rPr>
-                      <w:rFonts w:ascii="BIZ UDPゴシック" w:hAnsi="BIZ UDPゴシック" w:eastAsia="BIZ UDPゴシック" w:cs="BIZ UDPゴシック"/>
-                      <w:color w:val="1F2330"/>
-                      <w:sz w:val="11"/>
-                      <w:szCs w:val="11"/>
-                    </w:rPr>
-                    <w:t xml:space="preserve">か</w:t>
-                  </w:r>
-                </w:rt>
-                <w:rubyBase>
-                  <w:r>
-                    <w:rPr>
-                      <w:rFonts w:ascii="BIZ UDPゴシック" w:hAnsi="BIZ UDPゴシック" w:eastAsia="BIZ UDPゴシック" w:cs="BIZ UDPゴシック"/>
-                      <w:color w:val="1F2330"/>
-                      <w:sz w:val="22"/>
-                      <w:szCs w:val="22"/>
-                    </w:rPr>
-                    <w:t xml:space="preserve">書</w:t>
-                  </w:r>
-                </w:rubyBase>
-              </w:ruby>
-            </w:r>
-            <w:r>
-              <w:rPr>
-                <w:rFonts w:ascii="BIZ UDPゴシック" w:hAnsi="BIZ UDPゴシック" w:eastAsia="BIZ UDPゴシック" w:cs="BIZ UDPゴシック"/>
-                <w:color w:val="1F2330"/>
-                <w:sz w:val="22"/>
-                <w:szCs w:val="22"/>
-              </w:rPr>
-              <w:t xml:space="preserve">きません。</w:t>
-            </w:r>
-          </w:p>
-          <w:p>
-            <w:pPr>
-              <w:spacing w:after="20" w:before="0"/>
-            </w:pPr>
-            <w:r>
-              <w:rPr>
-                <w:rFonts w:ascii="BIZ UDPゴシック" w:hAnsi="BIZ UDPゴシック" w:eastAsia="BIZ UDPゴシック" w:cs="BIZ UDPゴシック"/>
-                <w:color w:val="1F2330"/>
-                <w:sz w:val="22"/>
-                <w:szCs w:val="22"/>
-              </w:rPr>
-              <w:t xml:space="preserve">・</w:t>
-            </w:r>
-            <w:r>
-              <w:ruby>
-                <w:rubyPr>
-                  <w:rubyAlign w:val="distributeSpace"/>
-                  <w:hps w:val="11"/>
-                  <w:hpsRaise w:val="20"/>
-                  <w:hpsBaseText w:val="22"/>
-                  <w:lid w:val="ja-JP"/>
-                </w:rubyPr>
-                <w:rt>
-                  <w:r>
-                    <w:rPr>
-                      <w:rFonts w:ascii="BIZ UDPゴシック" w:hAnsi="BIZ UDPゴシック" w:eastAsia="BIZ UDPゴシック" w:cs="BIZ UDPゴシック"/>
-                      <w:color w:val="1F2330"/>
-                      <w:sz w:val="11"/>
-                      <w:szCs w:val="11"/>
-                    </w:rPr>
-                    <w:t xml:space="preserve">こた</w:t>
-                  </w:r>
-                </w:rt>
-                <w:rubyBase>
-                  <w:r>
-                    <w:rPr>
-                      <w:rFonts w:ascii="BIZ UDPゴシック" w:hAnsi="BIZ UDPゴシック" w:eastAsia="BIZ UDPゴシック" w:cs="BIZ UDPゴシック"/>
-                      <w:color w:val="1F2330"/>
-                      <w:sz w:val="22"/>
-                      <w:szCs w:val="22"/>
-                    </w:rPr>
-                    <w:t xml:space="preserve">答</w:t>
-                  </w:r>
-                </w:rubyBase>
-              </w:ruby>
-            </w:r>
-            <w:r>
-              <w:rPr>
-                <w:rFonts w:ascii="BIZ UDPゴシック" w:hAnsi="BIZ UDPゴシック" w:eastAsia="BIZ UDPゴシック" w:cs="BIZ UDPゴシック"/>
-                <w:color w:val="1F2330"/>
-                <w:sz w:val="22"/>
-                <w:szCs w:val="22"/>
-              </w:rPr>
-              <w:t xml:space="preserve">えたくない</w:t>
-            </w:r>
-            <w:r>
-              <w:ruby>
-                <w:rubyPr>
-                  <w:rubyAlign w:val="distributeSpace"/>
-                  <w:hps w:val="11"/>
-                  <w:hpsRaise w:val="20"/>
-                  <w:hpsBaseText w:val="22"/>
-                  <w:lid w:val="ja-JP"/>
-                </w:rubyPr>
-                <w:rt>
-                  <w:r>
-                    <w:rPr>
-                      <w:rFonts w:ascii="BIZ UDPゴシック" w:hAnsi="BIZ UDPゴシック" w:eastAsia="BIZ UDPゴシック" w:cs="BIZ UDPゴシック"/>
-                      <w:color w:val="1F2330"/>
-                      <w:sz w:val="11"/>
-                      <w:szCs w:val="11"/>
-                    </w:rPr>
-                    <w:t xml:space="preserve">しつもん</w:t>
-                  </w:r>
-                </w:rt>
-                <w:rubyBase>
-                  <w:r>
-                    <w:rPr>
-                      <w:rFonts w:ascii="BIZ UDPゴシック" w:hAnsi="BIZ UDPゴシック" w:eastAsia="BIZ UDPゴシック" w:cs="BIZ UDPゴシック"/>
-                      <w:color w:val="1F2330"/>
-                      <w:sz w:val="22"/>
-                      <w:szCs w:val="22"/>
-                    </w:rPr>
-                    <w:t xml:space="preserve">質問</w:t>
-                  </w:r>
-                </w:rubyBase>
-              </w:ruby>
-            </w:r>
-            <w:r>
-              <w:rPr>
-                <w:rFonts w:ascii="BIZ UDPゴシック" w:hAnsi="BIZ UDPゴシック" w:eastAsia="BIZ UDPゴシック" w:cs="BIZ UDPゴシック"/>
-                <w:color w:val="1F2330"/>
-                <w:sz w:val="22"/>
-                <w:szCs w:val="22"/>
-              </w:rPr>
-              <w:t xml:space="preserve">は、とばしてかまいません。</w:t>
-            </w:r>
-          </w:p>
-          <w:p>
-            <w:pPr>
-              <w:spacing w:after="20" w:before="0"/>
-            </w:pPr>
-            <w:r>
-              <w:rPr>
-                <w:rFonts w:ascii="BIZ UDPゴシック" w:hAnsi="BIZ UDPゴシック" w:eastAsia="BIZ UDPゴシック" w:cs="BIZ UDPゴシック"/>
-                <w:color w:val="1F2330"/>
-                <w:sz w:val="22"/>
-                <w:szCs w:val="22"/>
-              </w:rPr>
-              <w:t xml:space="preserve">・</w:t>
-            </w:r>
-            <w:r>
-              <w:ruby>
-                <w:rubyPr>
-                  <w:rubyAlign w:val="distributeSpace"/>
-                  <w:hps w:val="11"/>
-                  <w:hpsRaise w:val="20"/>
-                  <w:hpsBaseText w:val="22"/>
-                  <w:lid w:val="ja-JP"/>
-                </w:rubyPr>
-                <w:rt>
-                  <w:r>
-                    <w:rPr>
-                      <w:rFonts w:ascii="BIZ UDPゴシック" w:hAnsi="BIZ UDPゴシック" w:eastAsia="BIZ UDPゴシック" w:cs="BIZ UDPゴシック"/>
-                      <w:color w:val="1F2330"/>
-                      <w:sz w:val="11"/>
-                      <w:szCs w:val="11"/>
-                    </w:rPr>
-                    <w:t xml:space="preserve">こた</w:t>
-                  </w:r>
-                </w:rt>
-                <w:rubyBase>
-                  <w:r>
-                    <w:rPr>
-                      <w:rFonts w:ascii="BIZ UDPゴシック" w:hAnsi="BIZ UDPゴシック" w:eastAsia="BIZ UDPゴシック" w:cs="BIZ UDPゴシック"/>
-                      <w:color w:val="1F2330"/>
-                      <w:sz w:val="22"/>
-                      <w:szCs w:val="22"/>
-                    </w:rPr>
-                    <w:t xml:space="preserve">答</w:t>
-                  </w:r>
-                </w:rubyBase>
-              </w:ruby>
-            </w:r>
-            <w:r>
-              <w:rPr>
-                <w:rFonts w:ascii="BIZ UDPゴシック" w:hAnsi="BIZ UDPゴシック" w:eastAsia="BIZ UDPゴシック" w:cs="BIZ UDPゴシック"/>
-                <w:color w:val="1F2330"/>
-                <w:sz w:val="22"/>
-                <w:szCs w:val="22"/>
-              </w:rPr>
-              <w:t xml:space="preserve">えても</w:t>
-            </w:r>
-            <w:r>
-              <w:ruby>
-                <w:rubyPr>
-                  <w:rubyAlign w:val="distributeSpace"/>
-                  <w:hps w:val="11"/>
-                  <w:hpsRaise w:val="20"/>
-                  <w:hpsBaseText w:val="22"/>
-                  <w:lid w:val="ja-JP"/>
-                </w:rubyPr>
-                <w:rt>
-                  <w:r>
-                    <w:rPr>
-                      <w:rFonts w:ascii="BIZ UDPゴシック" w:hAnsi="BIZ UDPゴシック" w:eastAsia="BIZ UDPゴシック" w:cs="BIZ UDPゴシック"/>
-                      <w:color w:val="1F2330"/>
-                      <w:sz w:val="11"/>
-                      <w:szCs w:val="11"/>
-                    </w:rPr>
-                    <w:t xml:space="preserve">こた</w:t>
-                  </w:r>
-                </w:rt>
-                <w:rubyBase>
-                  <w:r>
-                    <w:rPr>
-                      <w:rFonts w:ascii="BIZ UDPゴシック" w:hAnsi="BIZ UDPゴシック" w:eastAsia="BIZ UDPゴシック" w:cs="BIZ UDPゴシック"/>
-                      <w:color w:val="1F2330"/>
-                      <w:sz w:val="22"/>
-                      <w:szCs w:val="22"/>
-                    </w:rPr>
-                    <w:t xml:space="preserve">答</w:t>
-                  </w:r>
-                </w:rubyBase>
-              </w:ruby>
-            </w:r>
-            <w:r>
-              <w:rPr>
-                <w:rFonts w:ascii="BIZ UDPゴシック" w:hAnsi="BIZ UDPゴシック" w:eastAsia="BIZ UDPゴシック" w:cs="BIZ UDPゴシック"/>
-                <w:color w:val="1F2330"/>
-                <w:sz w:val="22"/>
-                <w:szCs w:val="22"/>
-              </w:rPr>
-              <w:t xml:space="preserve">えなくても、</w:t>
-            </w:r>
-            <w:r>
-              <w:ruby>
-                <w:rubyPr>
-                  <w:rubyAlign w:val="distributeSpace"/>
-                  <w:hps w:val="11"/>
-                  <w:hpsRaise w:val="20"/>
-                  <w:hpsBaseText w:val="22"/>
-                  <w:lid w:val="ja-JP"/>
-                </w:rubyPr>
-                <w:rt>
-                  <w:r>
-                    <w:rPr>
-                      <w:rFonts w:ascii="BIZ UDPゴシック" w:hAnsi="BIZ UDPゴシック" w:eastAsia="BIZ UDPゴシック" w:cs="BIZ UDPゴシック"/>
-                      <w:color w:val="1F2330"/>
-                      <w:sz w:val="11"/>
-                      <w:szCs w:val="11"/>
-                    </w:rPr>
-                    <w:t xml:space="preserve">せいせき</w:t>
-                  </w:r>
-                </w:rt>
-                <w:rubyBase>
-                  <w:r>
-                    <w:rPr>
-                      <w:rFonts w:ascii="BIZ UDPゴシック" w:hAnsi="BIZ UDPゴシック" w:eastAsia="BIZ UDPゴシック" w:cs="BIZ UDPゴシック"/>
-                      <w:color w:val="1F2330"/>
-                      <w:sz w:val="22"/>
-                      <w:szCs w:val="22"/>
-                    </w:rPr>
-                    <w:t xml:space="preserve">成績</w:t>
-                  </w:r>
-                </w:rubyBase>
-              </w:ruby>
-            </w:r>
-            <w:r>
-              <w:rPr>
-                <w:rFonts w:ascii="BIZ UDPゴシック" w:hAnsi="BIZ UDPゴシック" w:eastAsia="BIZ UDPゴシック" w:cs="BIZ UDPゴシック"/>
-                <w:color w:val="1F2330"/>
-                <w:sz w:val="22"/>
-                <w:szCs w:val="22"/>
-              </w:rPr>
-              <w:t xml:space="preserve">には</w:t>
-            </w:r>
-            <w:r>
-              <w:ruby>
-                <w:rubyPr>
-                  <w:rubyAlign w:val="distributeSpace"/>
-                  <w:hps w:val="11"/>
-                  <w:hpsRaise w:val="20"/>
-                  <w:hpsBaseText w:val="22"/>
-                  <w:lid w:val="ja-JP"/>
-                </w:rubyPr>
-                <w:rt>
-                  <w:r>
-                    <w:rPr>
-                      <w:rFonts w:ascii="BIZ UDPゴシック" w:hAnsi="BIZ UDPゴシック" w:eastAsia="BIZ UDPゴシック" w:cs="BIZ UDPゴシック"/>
-                      <w:color w:val="1F2330"/>
-                      <w:sz w:val="11"/>
-                      <w:szCs w:val="11"/>
-                    </w:rPr>
-                    <w:t xml:space="preserve">かんけい</w:t>
-                  </w:r>
-                </w:rt>
-                <w:rubyBase>
-                  <w:r>
-                    <w:rPr>
-                      <w:rFonts w:ascii="BIZ UDPゴシック" w:hAnsi="BIZ UDPゴシック" w:eastAsia="BIZ UDPゴシック" w:cs="BIZ UDPゴシック"/>
-                      <w:color w:val="1F2330"/>
-                      <w:sz w:val="22"/>
-                      <w:szCs w:val="22"/>
-                    </w:rPr>
-                    <w:t xml:space="preserve">関係</w:t>
-                  </w:r>
-                </w:rubyBase>
-              </w:ruby>
-            </w:r>
-            <w:r>
-              <w:rPr>
-                <w:rFonts w:ascii="BIZ UDPゴシック" w:hAnsi="BIZ UDPゴシック" w:eastAsia="BIZ UDPゴシック" w:cs="BIZ UDPゴシック"/>
-                <w:color w:val="1F2330"/>
-                <w:sz w:val="22"/>
-                <w:szCs w:val="22"/>
-              </w:rPr>
-              <w:t xml:space="preserve">ありません。</w:t>
-            </w:r>
-          </w:p>
-          <w:p>
-            <w:pPr>
-              <w:spacing w:after="20" w:before="0"/>
-            </w:pPr>
-            <w:r>
-              <w:rPr>
-                <w:rFonts w:ascii="BIZ UDPゴシック" w:hAnsi="BIZ UDPゴシック" w:eastAsia="BIZ UDPゴシック" w:cs="BIZ UDPゴシック"/>
-                <w:color w:val="1F2330"/>
-                <w:sz w:val="22"/>
-                <w:szCs w:val="22"/>
-              </w:rPr>
-              <w:t xml:space="preserve">・</w:t>
-            </w:r>
-            <w:r>
-              <w:ruby>
-                <w:rubyPr>
-                  <w:rubyAlign w:val="distributeSpace"/>
-                  <w:hps w:val="11"/>
-                  <w:hpsRaise w:val="20"/>
-                  <w:hpsBaseText w:val="22"/>
-                  <w:lid w:val="ja-JP"/>
-                </w:rubyPr>
-                <w:rt>
-                  <w:r>
-                    <w:rPr>
-                      <w:rFonts w:ascii="BIZ UDPゴシック" w:hAnsi="BIZ UDPゴシック" w:eastAsia="BIZ UDPゴシック" w:cs="BIZ UDPゴシック"/>
-                      <w:color w:val="1F2330"/>
-                      <w:sz w:val="11"/>
-                      <w:szCs w:val="11"/>
-                    </w:rPr>
-                    <w:t xml:space="preserve">ただ</w:t>
-                  </w:r>
-                </w:rt>
-                <w:rubyBase>
-                  <w:r>
-                    <w:rPr>
-                      <w:rFonts w:ascii="BIZ UDPゴシック" w:hAnsi="BIZ UDPゴシック" w:eastAsia="BIZ UDPゴシック" w:cs="BIZ UDPゴシック"/>
-                      <w:color w:val="1F2330"/>
-                      <w:sz w:val="22"/>
-                      <w:szCs w:val="22"/>
-                    </w:rPr>
-                    <w:t xml:space="preserve">正</w:t>
-                  </w:r>
-                </w:rubyBase>
-              </w:ruby>
-            </w:r>
-            <w:r>
-              <w:rPr>
-                <w:rFonts w:ascii="BIZ UDPゴシック" w:hAnsi="BIZ UDPゴシック" w:eastAsia="BIZ UDPゴシック" w:cs="BIZ UDPゴシック"/>
-                <w:color w:val="1F2330"/>
-                <w:sz w:val="22"/>
-                <w:szCs w:val="22"/>
-              </w:rPr>
-              <w:t xml:space="preserve">しい</w:t>
-            </w:r>
-            <w:r>
-              <w:ruby>
-                <w:rubyPr>
-                  <w:rubyAlign w:val="distributeSpace"/>
-                  <w:hps w:val="11"/>
-                  <w:hpsRaise w:val="20"/>
-                  <w:hpsBaseText w:val="22"/>
-                  <w:lid w:val="ja-JP"/>
-                </w:rubyPr>
-                <w:rt>
-                  <w:r>
-                    <w:rPr>
-                      <w:rFonts w:ascii="BIZ UDPゴシック" w:hAnsi="BIZ UDPゴシック" w:eastAsia="BIZ UDPゴシック" w:cs="BIZ UDPゴシック"/>
-                      <w:color w:val="1F2330"/>
-                      <w:sz w:val="11"/>
-                      <w:szCs w:val="11"/>
-                    </w:rPr>
-                    <w:t xml:space="preserve">こた</w:t>
-                  </w:r>
-                </w:rt>
-                <w:rubyBase>
-                  <w:r>
-                    <w:rPr>
-                      <w:rFonts w:ascii="BIZ UDPゴシック" w:hAnsi="BIZ UDPゴシック" w:eastAsia="BIZ UDPゴシック" w:cs="BIZ UDPゴシック"/>
-                      <w:color w:val="1F2330"/>
-                      <w:sz w:val="22"/>
-                      <w:szCs w:val="22"/>
-                    </w:rPr>
-                    <w:t xml:space="preserve">答</w:t>
-                  </w:r>
-                </w:rubyBase>
-              </w:ruby>
-            </w:r>
-            <w:r>
-              <w:rPr>
-                <w:rFonts w:ascii="BIZ UDPゴシック" w:hAnsi="BIZ UDPゴシック" w:eastAsia="BIZ UDPゴシック" w:cs="BIZ UDPゴシック"/>
-                <w:color w:val="1F2330"/>
-                <w:sz w:val="22"/>
-                <w:szCs w:val="22"/>
-              </w:rPr>
-              <w:t xml:space="preserve">えはありません。</w:t>
-            </w:r>
-            <w:r>
-              <w:ruby>
-                <w:rubyPr>
-                  <w:rubyAlign w:val="distributeSpace"/>
-                  <w:hps w:val="11"/>
-                  <w:hpsRaise w:val="20"/>
-                  <w:hpsBaseText w:val="22"/>
-                  <w:lid w:val="ja-JP"/>
-                </w:rubyPr>
-                <w:rt>
-                  <w:r>
-                    <w:rPr>
-                      <w:rFonts w:ascii="BIZ UDPゴシック" w:hAnsi="BIZ UDPゴシック" w:eastAsia="BIZ UDPゴシック" w:cs="BIZ UDPゴシック"/>
-                      <w:color w:val="1F2330"/>
-                      <w:sz w:val="11"/>
-                      <w:szCs w:val="11"/>
-                    </w:rPr>
-                    <w:t xml:space="preserve">おも</w:t>
-                  </w:r>
-                </w:rt>
-                <w:rubyBase>
-                  <w:r>
-                    <w:rPr>
-                      <w:rFonts w:ascii="BIZ UDPゴシック" w:hAnsi="BIZ UDPゴシック" w:eastAsia="BIZ UDPゴシック" w:cs="BIZ UDPゴシック"/>
-                      <w:color w:val="1F2330"/>
-                      <w:sz w:val="22"/>
-                      <w:szCs w:val="22"/>
-                    </w:rPr>
-                    <w:t xml:space="preserve">思</w:t>
-                  </w:r>
-                </w:rubyBase>
-              </w:ruby>
-            </w:r>
-            <w:r>
-              <w:rPr>
-                <w:rFonts w:ascii="BIZ UDPゴシック" w:hAnsi="BIZ UDPゴシック" w:eastAsia="BIZ UDPゴシック" w:cs="BIZ UDPゴシック"/>
-                <w:color w:val="1F2330"/>
-                <w:sz w:val="22"/>
-                <w:szCs w:val="22"/>
-              </w:rPr>
-              <w:t xml:space="preserve">ったとおりに</w:t>
-            </w:r>
-            <w:r>
-              <w:ruby>
-                <w:rubyPr>
-                  <w:rubyAlign w:val="distributeSpace"/>
-                  <w:hps w:val="11"/>
-                  <w:hpsRaise w:val="20"/>
-                  <w:hpsBaseText w:val="22"/>
-                  <w:lid w:val="ja-JP"/>
-                </w:rubyPr>
-                <w:rt>
-                  <w:r>
-                    <w:rPr>
-                      <w:rFonts w:ascii="BIZ UDPゴシック" w:hAnsi="BIZ UDPゴシック" w:eastAsia="BIZ UDPゴシック" w:cs="BIZ UDPゴシック"/>
-                      <w:color w:val="1F2330"/>
-                      <w:sz w:val="11"/>
-                      <w:szCs w:val="11"/>
-                    </w:rPr>
-                    <w:t xml:space="preserve">こた</w:t>
-                  </w:r>
-                </w:rt>
-                <w:rubyBase>
-                  <w:r>
-                    <w:rPr>
-                      <w:rFonts w:ascii="BIZ UDPゴシック" w:hAnsi="BIZ UDPゴシック" w:eastAsia="BIZ UDPゴシック" w:cs="BIZ UDPゴシック"/>
-                      <w:color w:val="1F2330"/>
-                      <w:sz w:val="22"/>
-                      <w:szCs w:val="22"/>
-                    </w:rPr>
-                    <w:t xml:space="preserve">答</w:t>
-                  </w:r>
-                </w:rubyBase>
-              </w:ruby>
-            </w:r>
-            <w:r>
-              <w:rPr>
-                <w:rFonts w:ascii="BIZ UDPゴシック" w:hAnsi="BIZ UDPゴシック" w:eastAsia="BIZ UDPゴシック" w:cs="BIZ UDPゴシック"/>
-                <w:color w:val="1F2330"/>
-                <w:sz w:val="22"/>
-                <w:szCs w:val="22"/>
-              </w:rPr>
-              <w:t xml:space="preserve">えてください。</w:t>
-            </w:r>
-          </w:p>
-        </w:tc>
-      </w:tr>
-    </w:tbl>
-    <w:p>
-      <w:pPr>
-        <w:spacing w:before="120" w:after="120"/>
-      </w:pPr>
-      <w:r>
-        <w:ruby>
-          <w:rubyPr>
-            <w:rubyAlign w:val="distributeSpace"/>
-            <w:hps w:val="10"/>
-            <w:hpsRaise w:val="19"/>
-            <w:hpsBaseText w:val="21"/>
-            <w:lid w:val="ja-JP"/>
-          </w:rubyPr>
-          <w:rt>
-            <w:r>
-              <w:rPr>
-                <w:rFonts w:ascii="BIZ UDPゴシック" w:hAnsi="BIZ UDPゴシック" w:eastAsia="BIZ UDPゴシック" w:cs="BIZ UDPゴシック"/>
-                <w:color w:val="1F2330"/>
-                <w:sz w:val="10"/>
-                <w:szCs w:val="10"/>
-              </w:rPr>
-              <w:t xml:space="preserve">こた</w:t>
-            </w:r>
-          </w:rt>
-          <w:rubyBase>
-            <w:r>
-              <w:rPr>
-                <w:rFonts w:ascii="BIZ UDPゴシック" w:hAnsi="BIZ UDPゴシック" w:eastAsia="BIZ UDPゴシック" w:cs="BIZ UDPゴシック"/>
-                <w:b/>
-                <w:bCs/>
-                <w:color w:val="1F2330"/>
-                <w:sz w:val="21"/>
-                <w:szCs w:val="21"/>
-              </w:rPr>
-              <w:t xml:space="preserve">答</w:t>
-            </w:r>
-          </w:rubyBase>
-        </w:ruby>
-      </w:r>
-      <w:r>
-        <w:rPr>
-          <w:rFonts w:ascii="BIZ UDPゴシック" w:hAnsi="BIZ UDPゴシック" w:eastAsia="BIZ UDPゴシック" w:cs="BIZ UDPゴシック"/>
-          <w:b/>
-          <w:bCs/>
-          <w:color w:val="1F2330"/>
-          <w:sz w:val="21"/>
-          <w:szCs w:val="21"/>
-        </w:rPr>
-        <w:t xml:space="preserve">え</w:t>
-      </w:r>
-      <w:r>
-        <w:ruby>
-          <w:rubyPr>
-            <w:rubyAlign w:val="distributeSpace"/>
-            <w:hps w:val="10"/>
-            <w:hpsRaise w:val="19"/>
-            <w:hpsBaseText w:val="21"/>
-            <w:lid w:val="ja-JP"/>
-          </w:rubyPr>
-          <w:rt>
-            <w:r>
-              <w:rPr>
-                <w:rFonts w:ascii="BIZ UDPゴシック" w:hAnsi="BIZ UDPゴシック" w:eastAsia="BIZ UDPゴシック" w:cs="BIZ UDPゴシック"/>
-                <w:color w:val="1F2330"/>
-                <w:sz w:val="10"/>
-                <w:szCs w:val="10"/>
-              </w:rPr>
-              <w:t xml:space="preserve">かた</w:t>
-            </w:r>
-          </w:rt>
-          <w:rubyBase>
-            <w:r>
-              <w:rPr>
-                <w:rFonts w:ascii="BIZ UDPゴシック" w:hAnsi="BIZ UDPゴシック" w:eastAsia="BIZ UDPゴシック" w:cs="BIZ UDPゴシック"/>
-                <w:b/>
-                <w:bCs/>
-                <w:color w:val="1F2330"/>
-                <w:sz w:val="21"/>
-                <w:szCs w:val="21"/>
-              </w:rPr>
-              <w:t xml:space="preserve">方</w:t>
-            </w:r>
-          </w:rubyBase>
-        </w:ruby>
+        <w:t xml:space="preserve">答え方</w:t>
       </w:r>
       <w:r>
         <w:rPr>
           <w:rFonts w:ascii="BIZ UDPゴシック" w:hAnsi="BIZ UDPゴシック" w:eastAsia="BIZ UDPゴシック" w:cs="BIZ UDPゴシック"/>
           <w:color w:val="1F2330"/>
-          <w:sz w:val="21"/>
-          <w:szCs w:val="21"/>
+          <w:sz w:val="20"/>
+          <w:szCs w:val="20"/>
         </w:rPr>
-        <w:t xml:space="preserve">：それぞれの</w:t>
-      </w:r>
-      <w:r>
-        <w:ruby>
-          <w:rubyPr>
-            <w:rubyAlign w:val="distributeSpace"/>
-            <w:hps w:val="10"/>
-            <w:hpsRaise w:val="19"/>
-            <w:hpsBaseText w:val="21"/>
-            <w:lid w:val="ja-JP"/>
-          </w:rubyPr>
-          <w:rt>
-            <w:r>
-              <w:rPr>
-                <w:rFonts w:ascii="BIZ UDPゴシック" w:hAnsi="BIZ UDPゴシック" w:eastAsia="BIZ UDPゴシック" w:cs="BIZ UDPゴシック"/>
-                <w:color w:val="1F2330"/>
-                <w:sz w:val="10"/>
-                <w:szCs w:val="10"/>
-              </w:rPr>
-              <w:t xml:space="preserve">しつもん</w:t>
-            </w:r>
-          </w:rt>
-          <w:rubyBase>
-            <w:r>
-              <w:rPr>
-                <w:rFonts w:ascii="BIZ UDPゴシック" w:hAnsi="BIZ UDPゴシック" w:eastAsia="BIZ UDPゴシック" w:cs="BIZ UDPゴシック"/>
-                <w:color w:val="1F2330"/>
-                <w:sz w:val="21"/>
-                <w:szCs w:val="21"/>
-              </w:rPr>
-              <w:t xml:space="preserve">質問</w:t>
-            </w:r>
-          </w:rubyBase>
-        </w:ruby>
-      </w:r>
-      <w:r>
-        <w:rPr>
-          <w:rFonts w:ascii="BIZ UDPゴシック" w:hAnsi="BIZ UDPゴシック" w:eastAsia="BIZ UDPゴシック" w:cs="BIZ UDPゴシック"/>
-          <w:color w:val="1F2330"/>
-          <w:sz w:val="21"/>
-          <w:szCs w:val="21"/>
-        </w:rPr>
-        <w:t xml:space="preserve">で、あてはまる らん に ○ を1つ</w:t>
-      </w:r>
-      <w:r>
-        <w:ruby>
-          <w:rubyPr>
-            <w:rubyAlign w:val="distributeSpace"/>
-            <w:hps w:val="10"/>
-            <w:hpsRaise w:val="19"/>
-            <w:hpsBaseText w:val="21"/>
-            <w:lid w:val="ja-JP"/>
-          </w:rubyPr>
-          <w:rt>
-            <w:r>
-              <w:rPr>
-                <w:rFonts w:ascii="BIZ UDPゴシック" w:hAnsi="BIZ UDPゴシック" w:eastAsia="BIZ UDPゴシック" w:cs="BIZ UDPゴシック"/>
-                <w:color w:val="1F2330"/>
-                <w:sz w:val="10"/>
-                <w:szCs w:val="10"/>
-              </w:rPr>
-              <w:t xml:space="preserve">か</w:t>
-            </w:r>
-          </w:rt>
-          <w:rubyBase>
-            <w:r>
-              <w:rPr>
-                <w:rFonts w:ascii="BIZ UDPゴシック" w:hAnsi="BIZ UDPゴシック" w:eastAsia="BIZ UDPゴシック" w:cs="BIZ UDPゴシック"/>
-                <w:color w:val="1F2330"/>
-                <w:sz w:val="21"/>
-                <w:szCs w:val="21"/>
-              </w:rPr>
-              <w:t xml:space="preserve">書</w:t>
-            </w:r>
-          </w:rubyBase>
-        </w:ruby>
-      </w:r>
-      <w:r>
-        <w:rPr>
-          <w:rFonts w:ascii="BIZ UDPゴシック" w:hAnsi="BIZ UDPゴシック" w:eastAsia="BIZ UDPゴシック" w:cs="BIZ UDPゴシック"/>
-          <w:color w:val="1F2330"/>
-          <w:sz w:val="21"/>
-          <w:szCs w:val="21"/>
-        </w:rPr>
-        <w:t xml:space="preserve">いてください。</w:t>
-      </w:r>
-      <w:r>
-        <w:ruby>
-          <w:rubyPr>
-            <w:rubyAlign w:val="distributeSpace"/>
-            <w:hps w:val="10"/>
-            <w:hpsRaise w:val="19"/>
-            <w:hpsBaseText w:val="21"/>
-            <w:lid w:val="ja-JP"/>
-          </w:rubyPr>
-          <w:rt>
-            <w:r>
-              <w:rPr>
-                <w:rFonts w:ascii="BIZ UDPゴシック" w:hAnsi="BIZ UDPゴシック" w:eastAsia="BIZ UDPゴシック" w:cs="BIZ UDPゴシック"/>
-                <w:color w:val="1F2330"/>
-                <w:sz w:val="10"/>
-                <w:szCs w:val="10"/>
-              </w:rPr>
-              <w:t xml:space="preserve">つか</w:t>
-            </w:r>
-          </w:rt>
-          <w:rubyBase>
-            <w:r>
-              <w:rPr>
-                <w:rFonts w:ascii="BIZ UDPゴシック" w:hAnsi="BIZ UDPゴシック" w:eastAsia="BIZ UDPゴシック" w:cs="BIZ UDPゴシック"/>
-                <w:color w:val="1F2330"/>
-                <w:sz w:val="21"/>
-                <w:szCs w:val="21"/>
-              </w:rPr>
-              <w:t xml:space="preserve">使</w:t>
-            </w:r>
-          </w:rubyBase>
-        </w:ruby>
-      </w:r>
-      <w:r>
-        <w:rPr>
-          <w:rFonts w:ascii="BIZ UDPゴシック" w:hAnsi="BIZ UDPゴシック" w:eastAsia="BIZ UDPゴシック" w:cs="BIZ UDPゴシック"/>
-          <w:color w:val="1F2330"/>
-          <w:sz w:val="21"/>
-          <w:szCs w:val="21"/>
-        </w:rPr>
-        <w:t xml:space="preserve">わなかったときや、わからないときは、いちばん</w:t>
-      </w:r>
-      <w:r>
-        <w:ruby>
-          <w:rubyPr>
-            <w:rubyAlign w:val="distributeSpace"/>
-            <w:hps w:val="10"/>
-            <w:hpsRaise w:val="19"/>
-            <w:hpsBaseText w:val="21"/>
-            <w:lid w:val="ja-JP"/>
-          </w:rubyPr>
-          <w:rt>
-            <w:r>
-              <w:rPr>
-                <w:rFonts w:ascii="BIZ UDPゴシック" w:hAnsi="BIZ UDPゴシック" w:eastAsia="BIZ UDPゴシック" w:cs="BIZ UDPゴシック"/>
-                <w:color w:val="1F2330"/>
-                <w:sz w:val="10"/>
-                <w:szCs w:val="10"/>
-              </w:rPr>
-              <w:t xml:space="preserve">みぎ</w:t>
-            </w:r>
-          </w:rt>
-          <w:rubyBase>
-            <w:r>
-              <w:rPr>
-                <w:rFonts w:ascii="BIZ UDPゴシック" w:hAnsi="BIZ UDPゴシック" w:eastAsia="BIZ UDPゴシック" w:cs="BIZ UDPゴシック"/>
-                <w:color w:val="1F2330"/>
-                <w:sz w:val="21"/>
-                <w:szCs w:val="21"/>
-              </w:rPr>
-              <w:t xml:space="preserve">右</w:t>
-            </w:r>
-          </w:rubyBase>
-        </w:ruby>
-      </w:r>
-      <w:r>
-        <w:rPr>
-          <w:rFonts w:ascii="BIZ UDPゴシック" w:hAnsi="BIZ UDPゴシック" w:eastAsia="BIZ UDPゴシック" w:cs="BIZ UDPゴシック"/>
-          <w:color w:val="1F2330"/>
-          <w:sz w:val="21"/>
-          <w:szCs w:val="21"/>
-        </w:rPr>
-        <w:t xml:space="preserve">の「わからない・つかわなかった」に ○ を</w:t>
-      </w:r>
-      <w:r>
-        <w:ruby>
-          <w:rubyPr>
-            <w:rubyAlign w:val="distributeSpace"/>
-            <w:hps w:val="10"/>
-            <w:hpsRaise w:val="19"/>
-            <w:hpsBaseText w:val="21"/>
-            <w:lid w:val="ja-JP"/>
-          </w:rubyPr>
-          <w:rt>
-            <w:r>
-              <w:rPr>
-                <w:rFonts w:ascii="BIZ UDPゴシック" w:hAnsi="BIZ UDPゴシック" w:eastAsia="BIZ UDPゴシック" w:cs="BIZ UDPゴシック"/>
-                <w:color w:val="1F2330"/>
-                <w:sz w:val="10"/>
-                <w:szCs w:val="10"/>
-              </w:rPr>
-              <w:t xml:space="preserve">か</w:t>
-            </w:r>
-          </w:rt>
-          <w:rubyBase>
-            <w:r>
-              <w:rPr>
-                <w:rFonts w:ascii="BIZ UDPゴシック" w:hAnsi="BIZ UDPゴシック" w:eastAsia="BIZ UDPゴシック" w:cs="BIZ UDPゴシック"/>
-                <w:color w:val="1F2330"/>
-                <w:sz w:val="21"/>
-                <w:szCs w:val="21"/>
-              </w:rPr>
-              <w:t xml:space="preserve">書</w:t>
-            </w:r>
-          </w:rubyBase>
-        </w:ruby>
-      </w:r>
-      <w:r>
-        <w:rPr>
-          <w:rFonts w:ascii="BIZ UDPゴシック" w:hAnsi="BIZ UDPゴシック" w:eastAsia="BIZ UDPゴシック" w:cs="BIZ UDPゴシック"/>
-          <w:color w:val="1F2330"/>
-          <w:sz w:val="21"/>
-          <w:szCs w:val="21"/>
-        </w:rPr>
-        <w:t xml:space="preserve">いてください。</w:t>
+        <w:t xml:space="preserve">：当てはまる欄に ○ を1つ書いてください。その機能を使わなかったときや、答えがわからないときは、右端の「わからない・使わなかった」に ○ を書いてください。</w:t>
       </w:r>
     </w:p>
     <w:tbl>
       <w:tblPr>
-        <w:tblW w:type="dxa" w:w="9865"/>
+        <w:tblW w:type="dxa" w:w="10206"/>
         <w:jc w:val="center"/>
         <w:tblBorders>
           <w:top w:val="single" w:sz="6" w:space="0" w:color="9AA0B8"/>
@@ -1358,29 +240,30 @@
         </w:tblBorders>
         <w:tblLayout w:type="fixed"/>
         <w:tblCellMar>
-          <w:top w:w="34" w:type="dxa"/>
-          <w:left w:w="56" w:type="dxa"/>
-          <w:bottom w:w="34" w:type="dxa"/>
-          <w:right w:w="56" w:type="dxa"/>
+          <w:top w:w="27" w:type="dxa"/>
+          <w:left w:w="45" w:type="dxa"/>
+          <w:bottom w:w="27" w:type="dxa"/>
+          <w:right w:w="45" w:type="dxa"/>
         </w:tblCellMar>
         <w:tblLook w:firstColumn="1" w:firstRow="1" w:lastColumn="0" w:lastRow="0" w:noHBand="0" w:noVBand="1" w:val="04A0"/>
       </w:tblPr>
       <w:tblGrid>
-        <w:gridCol w:w="453"/>
-        <w:gridCol w:w="3912"/>
-        <w:gridCol w:w="1048"/>
-        <w:gridCol w:w="1048"/>
-        <w:gridCol w:w="1048"/>
-        <w:gridCol w:w="1048"/>
-        <w:gridCol w:w="1304"/>
+        <w:gridCol w:w="396"/>
+        <w:gridCol w:w="5103"/>
+        <w:gridCol w:w="878"/>
+        <w:gridCol w:w="878"/>
+        <w:gridCol w:w="878"/>
+        <w:gridCol w:w="878"/>
+        <w:gridCol w:w="1190"/>
       </w:tblGrid>
       <w:tr>
         <w:trPr>
+          <w:tblHeader/>
           <w:cantSplit/>
         </w:trPr>
         <w:tc>
           <w:tcPr>
-            <w:tcW w:type="dxa" w:w="4366"/>
+            <w:tcW w:type="dxa" w:w="5499"/>
             <w:gridSpan w:val="2"/>
             <w:shd w:val="clear" w:color="auto" w:fill="E7E9F5"/>
             <w:vAlign w:val="center"/>
@@ -1388,7 +271,8 @@
           <w:p>
             <w:pPr>
               <w:keepNext/>
-              <w:spacing w:after="0" w:before="0"/>
+              <w:spacing w:after="0" w:before="0" w:line="262" w:lineRule="exact"/>
+              <w:jc w:val="center"/>
             </w:pPr>
             <w:r>
               <w:rPr>
@@ -1396,62 +280,16 @@
                 <w:b/>
                 <w:bCs/>
                 <w:color w:val="0E1E45"/>
-                <w:sz w:val="25"/>
-                <w:szCs w:val="25"/>
+                <w:sz w:val="21"/>
+                <w:szCs w:val="21"/>
               </w:rPr>
-              <w:t xml:space="preserve">Ⅰ　</w:t>
-            </w:r>
-            <w:r>
-              <w:ruby>
-                <w:rubyPr>
-                  <w:rubyAlign w:val="distributeSpace"/>
-                  <w:hps w:val="12"/>
-                  <w:hpsRaise w:val="23"/>
-                  <w:hpsBaseText w:val="25"/>
-                  <w:lid w:val="ja-JP"/>
-                </w:rubyPr>
-                <w:rt>
-                  <w:r>
-                    <w:rPr>
-                      <w:rFonts w:ascii="BIZ UDPゴシック" w:hAnsi="BIZ UDPゴシック" w:eastAsia="BIZ UDPゴシック" w:cs="BIZ UDPゴシック"/>
-                      <w:color w:val="0E1E45"/>
-                      <w:sz w:val="12"/>
-                      <w:szCs w:val="12"/>
-                    </w:rPr>
-                    <w:t xml:space="preserve">つか</w:t>
-                  </w:r>
-                </w:rt>
-                <w:rubyBase>
-                  <w:r>
-                    <w:rPr>
-                      <w:rFonts w:ascii="BIZ UDPゴシック" w:hAnsi="BIZ UDPゴシック" w:eastAsia="BIZ UDPゴシック" w:cs="BIZ UDPゴシック"/>
-                      <w:b/>
-                      <w:bCs/>
-                      <w:color w:val="0E1E45"/>
-                      <w:sz w:val="25"/>
-                      <w:szCs w:val="25"/>
-                    </w:rPr>
-                    <w:t xml:space="preserve">使</w:t>
-                  </w:r>
-                </w:rubyBase>
-              </w:ruby>
-            </w:r>
-            <w:r>
-              <w:rPr>
-                <w:rFonts w:ascii="BIZ UDPゴシック" w:hAnsi="BIZ UDPゴシック" w:eastAsia="BIZ UDPゴシック" w:cs="BIZ UDPゴシック"/>
-                <w:b/>
-                <w:bCs/>
-                <w:color w:val="0E1E45"/>
-                <w:sz w:val="25"/>
-                <w:szCs w:val="25"/>
-              </w:rPr>
-              <w:t xml:space="preserve">いやすさ</w:t>
+              <w:t xml:space="preserve">質問</w:t>
             </w:r>
           </w:p>
         </w:tc>
         <w:tc>
           <w:tcPr>
-            <w:tcW w:type="dxa" w:w="1049"/>
+            <w:tcW w:type="dxa" w:w="879"/>
             <w:shd w:val="clear" w:color="auto" w:fill="E7E9F5"/>
             <w:vAlign w:val="center"/>
           </w:tcPr>
@@ -1464,7 +302,7 @@
             <w:r>
               <w:drawing>
                 <wp:inline xmlns:a="http://schemas.openxmlformats.org/drawingml/2006/main" xmlns:pic="http://schemas.openxmlformats.org/drawingml/2006/picture">
-                  <wp:extent cx="360000" cy="360000"/>
+                  <wp:extent cx="288000" cy="288000"/>
                   <wp:docPr id="1" name="Picture 1"/>
                   <wp:cNvGraphicFramePr>
                     <a:graphicFrameLocks noChangeAspect="1"/>
@@ -1485,7 +323,7 @@
                         <pic:spPr>
                           <a:xfrm>
                             <a:off x="0" y="0"/>
-                            <a:ext cx="360000" cy="360000"/>
+                            <a:ext cx="288000" cy="288000"/>
                           </a:xfrm>
                           <a:prstGeom prst="rect"/>
                         </pic:spPr>
@@ -1499,7 +337,7 @@
           <w:p>
             <w:pPr>
               <w:keepNext/>
-              <w:spacing w:after="0" w:before="0" w:line="240" w:lineRule="auto"/>
+              <w:spacing w:after="0" w:before="0" w:line="188" w:lineRule="exact"/>
               <w:jc w:val="center"/>
             </w:pPr>
             <w:r>
@@ -1517,7 +355,7 @@
           <w:p>
             <w:pPr>
               <w:keepNext/>
-              <w:spacing w:after="0" w:before="0" w:line="240" w:lineRule="auto"/>
+              <w:spacing w:after="0" w:before="0" w:line="188" w:lineRule="exact"/>
               <w:jc w:val="center"/>
             </w:pPr>
             <w:r>
@@ -1529,13 +367,13 @@
                 <w:sz w:val="15"/>
                 <w:szCs w:val="15"/>
               </w:rPr>
-              <w:t xml:space="preserve">そう おもう</w:t>
+              <w:t xml:space="preserve">そう思う</w:t>
             </w:r>
           </w:p>
         </w:tc>
         <w:tc>
           <w:tcPr>
-            <w:tcW w:type="dxa" w:w="1049"/>
+            <w:tcW w:type="dxa" w:w="879"/>
             <w:shd w:val="clear" w:color="auto" w:fill="E7E9F5"/>
             <w:vAlign w:val="center"/>
           </w:tcPr>
@@ -1548,7 +386,7 @@
             <w:r>
               <w:drawing>
                 <wp:inline xmlns:a="http://schemas.openxmlformats.org/drawingml/2006/main" xmlns:pic="http://schemas.openxmlformats.org/drawingml/2006/picture">
-                  <wp:extent cx="360000" cy="360000"/>
+                  <wp:extent cx="288000" cy="288000"/>
                   <wp:docPr id="2" name="Picture 2"/>
                   <wp:cNvGraphicFramePr>
                     <a:graphicFrameLocks noChangeAspect="1"/>
@@ -1569,7 +407,7 @@
                         <pic:spPr>
                           <a:xfrm>
                             <a:off x="0" y="0"/>
-                            <a:ext cx="360000" cy="360000"/>
+                            <a:ext cx="288000" cy="288000"/>
                           </a:xfrm>
                           <a:prstGeom prst="rect"/>
                         </pic:spPr>
@@ -1583,7 +421,7 @@
           <w:p>
             <w:pPr>
               <w:keepNext/>
-              <w:spacing w:after="0" w:before="0" w:line="240" w:lineRule="auto"/>
+              <w:spacing w:after="0" w:before="0" w:line="188" w:lineRule="exact"/>
               <w:jc w:val="center"/>
             </w:pPr>
             <w:r>
@@ -1601,7 +439,7 @@
           <w:p>
             <w:pPr>
               <w:keepNext/>
-              <w:spacing w:after="0" w:before="0" w:line="240" w:lineRule="auto"/>
+              <w:spacing w:after="0" w:before="0" w:line="188" w:lineRule="exact"/>
               <w:jc w:val="center"/>
             </w:pPr>
             <w:r>
@@ -1613,13 +451,13 @@
                 <w:sz w:val="15"/>
                 <w:szCs w:val="15"/>
               </w:rPr>
-              <w:t xml:space="preserve">そう おもう</w:t>
+              <w:t xml:space="preserve">そう思う</w:t>
             </w:r>
           </w:p>
         </w:tc>
         <w:tc>
           <w:tcPr>
-            <w:tcW w:type="dxa" w:w="1049"/>
+            <w:tcW w:type="dxa" w:w="879"/>
             <w:shd w:val="clear" w:color="auto" w:fill="E7E9F5"/>
             <w:vAlign w:val="center"/>
           </w:tcPr>
@@ -1632,7 +470,7 @@
             <w:r>
               <w:drawing>
                 <wp:inline xmlns:a="http://schemas.openxmlformats.org/drawingml/2006/main" xmlns:pic="http://schemas.openxmlformats.org/drawingml/2006/picture">
-                  <wp:extent cx="360000" cy="360000"/>
+                  <wp:extent cx="288000" cy="288000"/>
                   <wp:docPr id="3" name="Picture 3"/>
                   <wp:cNvGraphicFramePr>
                     <a:graphicFrameLocks noChangeAspect="1"/>
@@ -1653,7 +491,7 @@
                         <pic:spPr>
                           <a:xfrm>
                             <a:off x="0" y="0"/>
-                            <a:ext cx="360000" cy="360000"/>
+                            <a:ext cx="288000" cy="288000"/>
                           </a:xfrm>
                           <a:prstGeom prst="rect"/>
                         </pic:spPr>
@@ -1667,7 +505,7 @@
           <w:p>
             <w:pPr>
               <w:keepNext/>
-              <w:spacing w:after="0" w:before="0" w:line="240" w:lineRule="auto"/>
+              <w:spacing w:after="0" w:before="0" w:line="188" w:lineRule="exact"/>
               <w:jc w:val="center"/>
             </w:pPr>
             <w:r>
@@ -1679,13 +517,13 @@
                 <w:sz w:val="15"/>
                 <w:szCs w:val="15"/>
               </w:rPr>
-              <w:t xml:space="preserve">あまり そう</w:t>
+              <w:t xml:space="preserve">あまりそう</w:t>
             </w:r>
           </w:p>
           <w:p>
             <w:pPr>
               <w:keepNext/>
-              <w:spacing w:after="0" w:before="0" w:line="240" w:lineRule="auto"/>
+              <w:spacing w:after="0" w:before="0" w:line="188" w:lineRule="exact"/>
               <w:jc w:val="center"/>
             </w:pPr>
             <w:r>
@@ -1697,13 +535,13 @@
                 <w:sz w:val="15"/>
                 <w:szCs w:val="15"/>
               </w:rPr>
-              <w:t xml:space="preserve">おもわない</w:t>
+              <w:t xml:space="preserve">思わない</w:t>
             </w:r>
           </w:p>
         </w:tc>
         <w:tc>
           <w:tcPr>
-            <w:tcW w:type="dxa" w:w="1049"/>
+            <w:tcW w:type="dxa" w:w="879"/>
             <w:shd w:val="clear" w:color="auto" w:fill="E7E9F5"/>
             <w:vAlign w:val="center"/>
           </w:tcPr>
@@ -1716,7 +554,7 @@
             <w:r>
               <w:drawing>
                 <wp:inline xmlns:a="http://schemas.openxmlformats.org/drawingml/2006/main" xmlns:pic="http://schemas.openxmlformats.org/drawingml/2006/picture">
-                  <wp:extent cx="360000" cy="360000"/>
+                  <wp:extent cx="288000" cy="288000"/>
                   <wp:docPr id="4" name="Picture 4"/>
                   <wp:cNvGraphicFramePr>
                     <a:graphicFrameLocks noChangeAspect="1"/>
@@ -1737,7 +575,7 @@
                         <pic:spPr>
                           <a:xfrm>
                             <a:off x="0" y="0"/>
-                            <a:ext cx="360000" cy="360000"/>
+                            <a:ext cx="288000" cy="288000"/>
                           </a:xfrm>
                           <a:prstGeom prst="rect"/>
                         </pic:spPr>
@@ -1751,7 +589,7 @@
           <w:p>
             <w:pPr>
               <w:keepNext/>
-              <w:spacing w:after="0" w:before="0" w:line="240" w:lineRule="auto"/>
+              <w:spacing w:after="0" w:before="0" w:line="188" w:lineRule="exact"/>
               <w:jc w:val="center"/>
             </w:pPr>
             <w:r>
@@ -1769,7 +607,7 @@
           <w:p>
             <w:pPr>
               <w:keepNext/>
-              <w:spacing w:after="0" w:before="0" w:line="240" w:lineRule="auto"/>
+              <w:spacing w:after="0" w:before="0" w:line="188" w:lineRule="exact"/>
               <w:jc w:val="center"/>
             </w:pPr>
             <w:r>
@@ -1781,13 +619,13 @@
                 <w:sz w:val="15"/>
                 <w:szCs w:val="15"/>
               </w:rPr>
-              <w:t xml:space="preserve">おもわない</w:t>
+              <w:t xml:space="preserve">思わない</w:t>
             </w:r>
           </w:p>
         </w:tc>
         <w:tc>
           <w:tcPr>
-            <w:tcW w:type="dxa" w:w="1304"/>
+            <w:tcW w:type="dxa" w:w="1191"/>
             <w:shd w:val="clear" w:color="auto" w:fill="E7E9F5"/>
             <w:vAlign w:val="center"/>
           </w:tcPr>
@@ -1800,7 +638,7 @@
             <w:r>
               <w:drawing>
                 <wp:inline xmlns:a="http://schemas.openxmlformats.org/drawingml/2006/main" xmlns:pic="http://schemas.openxmlformats.org/drawingml/2006/picture">
-                  <wp:extent cx="360000" cy="360000"/>
+                  <wp:extent cx="288000" cy="288000"/>
                   <wp:docPr id="5" name="Picture 5"/>
                   <wp:cNvGraphicFramePr>
                     <a:graphicFrameLocks noChangeAspect="1"/>
@@ -1821,7 +659,7 @@
                         <pic:spPr>
                           <a:xfrm>
                             <a:off x="0" y="0"/>
-                            <a:ext cx="360000" cy="360000"/>
+                            <a:ext cx="288000" cy="288000"/>
                           </a:xfrm>
                           <a:prstGeom prst="rect"/>
                         </pic:spPr>
@@ -1835,7 +673,7 @@
           <w:p>
             <w:pPr>
               <w:keepNext/>
-              <w:spacing w:after="0" w:before="0" w:line="240" w:lineRule="auto"/>
+              <w:spacing w:after="0" w:before="0" w:line="188" w:lineRule="exact"/>
               <w:jc w:val="center"/>
             </w:pPr>
             <w:r>
@@ -1853,7 +691,7 @@
           <w:p>
             <w:pPr>
               <w:keepNext/>
-              <w:spacing w:after="0" w:before="0" w:line="240" w:lineRule="auto"/>
+              <w:spacing w:after="0" w:before="0" w:line="188" w:lineRule="exact"/>
               <w:jc w:val="center"/>
             </w:pPr>
             <w:r>
@@ -1865,25 +703,56 @@
                 <w:sz w:val="15"/>
                 <w:szCs w:val="15"/>
               </w:rPr>
-              <w:t xml:space="preserve">つかわなかった</w:t>
+              <w:t xml:space="preserve">使わなかった</w:t>
             </w:r>
           </w:p>
         </w:tc>
       </w:tr>
       <w:tr>
         <w:trPr>
-          <w:trHeight w:val="737" w:hRule="atLeast"/>
+          <w:trHeight w:val="283" w:hRule="atLeast"/>
           <w:cantSplit/>
         </w:trPr>
         <w:tc>
           <w:tcPr>
-            <w:tcW w:type="dxa" w:w="454"/>
+            <w:tcW w:type="dxa" w:w="10206"/>
+            <w:gridSpan w:val="7"/>
+            <w:shd w:val="clear" w:color="auto" w:fill="F4F5FB"/>
             <w:vAlign w:val="center"/>
           </w:tcPr>
           <w:p>
             <w:pPr>
               <w:keepNext/>
-              <w:spacing w:after="0" w:before="0"/>
+              <w:spacing w:after="0" w:before="0" w:line="250" w:lineRule="exact"/>
+            </w:pPr>
+            <w:r>
+              <w:rPr>
+                <w:rFonts w:ascii="BIZ UDPゴシック" w:hAnsi="BIZ UDPゴシック" w:eastAsia="BIZ UDPゴシック" w:cs="BIZ UDPゴシック"/>
+                <w:b/>
+                <w:bCs/>
+                <w:color w:val="0E1E45"/>
+                <w:sz w:val="20"/>
+                <w:szCs w:val="20"/>
+              </w:rPr>
+              <w:t xml:space="preserve">Ⅰ　使いやすさ</w:t>
+            </w:r>
+          </w:p>
+        </w:tc>
+      </w:tr>
+      <w:tr>
+        <w:trPr>
+          <w:trHeight w:val="408" w:hRule="atLeast"/>
+          <w:cantSplit/>
+        </w:trPr>
+        <w:tc>
+          <w:tcPr>
+            <w:tcW w:type="dxa" w:w="397"/>
+            <w:vAlign w:val="center"/>
+          </w:tcPr>
+          <w:p>
+            <w:pPr>
+              <w:keepNext/>
+              <w:spacing w:after="0" w:before="0" w:line="250" w:lineRule="exact"/>
               <w:jc w:val="center"/>
             </w:pPr>
             <w:r>
@@ -1892,8 +761,8 @@
                 <w:b/>
                 <w:bCs/>
                 <w:color w:val="1F2330"/>
-                <w:sz w:val="22"/>
-                <w:szCs w:val="22"/>
+                <w:sz w:val="20"/>
+                <w:szCs w:val="20"/>
               </w:rPr>
               <w:t xml:space="preserve">1</w:t>
             </w:r>
@@ -1901,154 +770,28 @@
         </w:tc>
         <w:tc>
           <w:tcPr>
-            <w:tcW w:type="dxa" w:w="3912"/>
+            <w:tcW w:type="dxa" w:w="5102"/>
             <w:vAlign w:val="center"/>
           </w:tcPr>
           <w:p>
             <w:pPr>
               <w:keepNext/>
-              <w:spacing w:after="0" w:before="0"/>
+              <w:spacing w:after="0" w:before="0" w:line="262" w:lineRule="exact"/>
             </w:pPr>
             <w:r>
               <w:rPr>
                 <w:rFonts w:ascii="BIZ UDPゴシック" w:hAnsi="BIZ UDPゴシック" w:eastAsia="BIZ UDPゴシック" w:cs="BIZ UDPゴシック"/>
                 <w:color w:val="1F2330"/>
-                <w:sz w:val="22"/>
-                <w:szCs w:val="22"/>
+                <w:sz w:val="21"/>
+                <w:szCs w:val="21"/>
               </w:rPr>
-              <w:t xml:space="preserve">アプリの</w:t>
-            </w:r>
-            <w:r>
-              <w:ruby>
-                <w:rubyPr>
-                  <w:rubyAlign w:val="distributeSpace"/>
-                  <w:hps w:val="11"/>
-                  <w:hpsRaise w:val="20"/>
-                  <w:hpsBaseText w:val="22"/>
-                  <w:lid w:val="ja-JP"/>
-                </w:rubyPr>
-                <w:rt>
-                  <w:r>
-                    <w:rPr>
-                      <w:rFonts w:ascii="BIZ UDPゴシック" w:hAnsi="BIZ UDPゴシック" w:eastAsia="BIZ UDPゴシック" w:cs="BIZ UDPゴシック"/>
-                      <w:color w:val="1F2330"/>
-                      <w:sz w:val="11"/>
-                      <w:szCs w:val="11"/>
-                    </w:rPr>
-                    <w:t xml:space="preserve">つか</w:t>
-                  </w:r>
-                </w:rt>
-                <w:rubyBase>
-                  <w:r>
-                    <w:rPr>
-                      <w:rFonts w:ascii="BIZ UDPゴシック" w:hAnsi="BIZ UDPゴシック" w:eastAsia="BIZ UDPゴシック" w:cs="BIZ UDPゴシック"/>
-                      <w:color w:val="1F2330"/>
-                      <w:sz w:val="22"/>
-                      <w:szCs w:val="22"/>
-                    </w:rPr>
-                    <w:t xml:space="preserve">使</w:t>
-                  </w:r>
-                </w:rubyBase>
-              </w:ruby>
-            </w:r>
-            <w:r>
-              <w:rPr>
-                <w:rFonts w:ascii="BIZ UDPゴシック" w:hAnsi="BIZ UDPゴシック" w:eastAsia="BIZ UDPゴシック" w:cs="BIZ UDPゴシック"/>
-                <w:color w:val="1F2330"/>
-                <w:sz w:val="22"/>
-                <w:szCs w:val="22"/>
-              </w:rPr>
-              <w:t xml:space="preserve">い</w:t>
-            </w:r>
-            <w:r>
-              <w:ruby>
-                <w:rubyPr>
-                  <w:rubyAlign w:val="distributeSpace"/>
-                  <w:hps w:val="11"/>
-                  <w:hpsRaise w:val="20"/>
-                  <w:hpsBaseText w:val="22"/>
-                  <w:lid w:val="ja-JP"/>
-                </w:rubyPr>
-                <w:rt>
-                  <w:r>
-                    <w:rPr>
-                      <w:rFonts w:ascii="BIZ UDPゴシック" w:hAnsi="BIZ UDPゴシック" w:eastAsia="BIZ UDPゴシック" w:cs="BIZ UDPゴシック"/>
-                      <w:color w:val="1F2330"/>
-                      <w:sz w:val="11"/>
-                      <w:szCs w:val="11"/>
-                    </w:rPr>
-                    <w:t xml:space="preserve">かた</w:t>
-                  </w:r>
-                </w:rt>
-                <w:rubyBase>
-                  <w:r>
-                    <w:rPr>
-                      <w:rFonts w:ascii="BIZ UDPゴシック" w:hAnsi="BIZ UDPゴシック" w:eastAsia="BIZ UDPゴシック" w:cs="BIZ UDPゴシック"/>
-                      <w:color w:val="1F2330"/>
-                      <w:sz w:val="22"/>
-                      <w:szCs w:val="22"/>
-                    </w:rPr>
-                    <w:t xml:space="preserve">方</w:t>
-                  </w:r>
-                </w:rubyBase>
-              </w:ruby>
-            </w:r>
-            <w:r>
-              <w:rPr>
-                <w:rFonts w:ascii="BIZ UDPゴシック" w:hAnsi="BIZ UDPゴシック" w:eastAsia="BIZ UDPゴシック" w:cs="BIZ UDPゴシック"/>
-                <w:color w:val="1F2330"/>
-                <w:sz w:val="22"/>
-                <w:szCs w:val="22"/>
-              </w:rPr>
-              <w:t xml:space="preserve">は、すぐに</w:t>
-            </w:r>
-            <w:r>
-              <w:ruby>
-                <w:rubyPr>
-                  <w:rubyAlign w:val="distributeSpace"/>
-                  <w:hps w:val="11"/>
-                  <w:hpsRaise w:val="20"/>
-                  <w:hpsBaseText w:val="22"/>
-                  <w:lid w:val="ja-JP"/>
-                </w:rubyPr>
-                <w:rt>
-                  <w:r>
-                    <w:rPr>
-                      <w:rFonts w:ascii="BIZ UDPゴシック" w:hAnsi="BIZ UDPゴシック" w:eastAsia="BIZ UDPゴシック" w:cs="BIZ UDPゴシック"/>
-                      <w:color w:val="1F2330"/>
-                      <w:sz w:val="11"/>
-                      <w:szCs w:val="11"/>
-                    </w:rPr>
-                    <w:t xml:space="preserve">わ</w:t>
-                  </w:r>
-                </w:rt>
-                <w:rubyBase>
-                  <w:r>
-                    <w:rPr>
-                      <w:rFonts w:ascii="BIZ UDPゴシック" w:hAnsi="BIZ UDPゴシック" w:eastAsia="BIZ UDPゴシック" w:cs="BIZ UDPゴシック"/>
-                      <w:color w:val="1F2330"/>
-                      <w:sz w:val="22"/>
-                      <w:szCs w:val="22"/>
-                    </w:rPr>
-                    <w:t xml:space="preserve">分</w:t>
-                  </w:r>
-                </w:rubyBase>
-              </w:ruby>
-            </w:r>
-            <w:r>
-              <w:rPr>
-                <w:rFonts w:ascii="BIZ UDPゴシック" w:hAnsi="BIZ UDPゴシック" w:eastAsia="BIZ UDPゴシック" w:cs="BIZ UDPゴシック"/>
-                <w:color w:val="1F2330"/>
-                <w:sz w:val="22"/>
-                <w:szCs w:val="22"/>
-              </w:rPr>
-              <w:t xml:space="preserve">かりましたか。</w:t>
+              <w:t xml:space="preserve">アプリの使い方は、すぐに分かりましたか。</w:t>
             </w:r>
           </w:p>
         </w:tc>
         <w:tc>
           <w:tcPr>
-            <w:tcW w:type="dxa" w:w="1049"/>
+            <w:tcW w:type="dxa" w:w="879"/>
             <w:vAlign w:val="center"/>
           </w:tcPr>
           <w:p>
@@ -2059,7 +802,7 @@
         </w:tc>
         <w:tc>
           <w:tcPr>
-            <w:tcW w:type="dxa" w:w="1049"/>
+            <w:tcW w:type="dxa" w:w="879"/>
             <w:vAlign w:val="center"/>
           </w:tcPr>
           <w:p>
@@ -2070,7 +813,7 @@
         </w:tc>
         <w:tc>
           <w:tcPr>
-            <w:tcW w:type="dxa" w:w="1049"/>
+            <w:tcW w:type="dxa" w:w="879"/>
             <w:vAlign w:val="center"/>
           </w:tcPr>
           <w:p>
@@ -2081,7 +824,7 @@
         </w:tc>
         <w:tc>
           <w:tcPr>
-            <w:tcW w:type="dxa" w:w="1049"/>
+            <w:tcW w:type="dxa" w:w="879"/>
             <w:vAlign w:val="center"/>
           </w:tcPr>
           <w:p>
@@ -2092,8 +835,8 @@
         </w:tc>
         <w:tc>
           <w:tcPr>
-            <w:tcW w:type="dxa" w:w="1304"/>
-            <w:shd w:val="clear" w:color="auto" w:fill="F4F5FB"/>
+            <w:tcW w:type="dxa" w:w="1191"/>
+            <w:shd w:val="clear" w:color="auto" w:fill="F7F8FC"/>
             <w:vAlign w:val="center"/>
           </w:tcPr>
           <w:p>
@@ -2105,18 +848,18 @@
       </w:tr>
       <w:tr>
         <w:trPr>
-          <w:trHeight w:val="737" w:hRule="atLeast"/>
+          <w:trHeight w:val="408" w:hRule="atLeast"/>
           <w:cantSplit/>
         </w:trPr>
         <w:tc>
           <w:tcPr>
-            <w:tcW w:type="dxa" w:w="454"/>
+            <w:tcW w:type="dxa" w:w="397"/>
             <w:vAlign w:val="center"/>
           </w:tcPr>
           <w:p>
             <w:pPr>
               <w:keepNext/>
-              <w:spacing w:after="0" w:before="0"/>
+              <w:spacing w:after="0" w:before="0" w:line="250" w:lineRule="exact"/>
               <w:jc w:val="center"/>
             </w:pPr>
             <w:r>
@@ -2125,8 +868,8 @@
                 <w:b/>
                 <w:bCs/>
                 <w:color w:val="1F2330"/>
-                <w:sz w:val="22"/>
-                <w:szCs w:val="22"/>
+                <w:sz w:val="20"/>
+                <w:szCs w:val="20"/>
               </w:rPr>
               <w:t xml:space="preserve">2</w:t>
             </w:r>
@@ -2134,187 +877,28 @@
         </w:tc>
         <w:tc>
           <w:tcPr>
-            <w:tcW w:type="dxa" w:w="3912"/>
+            <w:tcW w:type="dxa" w:w="5102"/>
             <w:vAlign w:val="center"/>
           </w:tcPr>
           <w:p>
             <w:pPr>
               <w:keepNext/>
-              <w:spacing w:after="0" w:before="0"/>
+              <w:spacing w:after="0" w:before="0" w:line="262" w:lineRule="exact"/>
             </w:pPr>
-            <w:r>
-              <w:ruby>
-                <w:rubyPr>
-                  <w:rubyAlign w:val="distributeSpace"/>
-                  <w:hps w:val="11"/>
-                  <w:hpsRaise w:val="20"/>
-                  <w:hpsBaseText w:val="22"/>
-                  <w:lid w:val="ja-JP"/>
-                </w:rubyPr>
-                <w:rt>
-                  <w:r>
-                    <w:rPr>
-                      <w:rFonts w:ascii="BIZ UDPゴシック" w:hAnsi="BIZ UDPゴシック" w:eastAsia="BIZ UDPゴシック" w:cs="BIZ UDPゴシック"/>
-                      <w:color w:val="1F2330"/>
-                      <w:sz w:val="11"/>
-                      <w:szCs w:val="11"/>
-                    </w:rPr>
-                    <w:t xml:space="preserve">がめん</w:t>
-                  </w:r>
-                </w:rt>
-                <w:rubyBase>
-                  <w:r>
-                    <w:rPr>
-                      <w:rFonts w:ascii="BIZ UDPゴシック" w:hAnsi="BIZ UDPゴシック" w:eastAsia="BIZ UDPゴシック" w:cs="BIZ UDPゴシック"/>
-                      <w:color w:val="1F2330"/>
-                      <w:sz w:val="22"/>
-                      <w:szCs w:val="22"/>
-                    </w:rPr>
-                    <w:t xml:space="preserve">画面</w:t>
-                  </w:r>
-                </w:rubyBase>
-              </w:ruby>
-            </w:r>
             <w:r>
               <w:rPr>
                 <w:rFonts w:ascii="BIZ UDPゴシック" w:hAnsi="BIZ UDPゴシック" w:eastAsia="BIZ UDPゴシック" w:cs="BIZ UDPゴシック"/>
                 <w:color w:val="1F2330"/>
-                <w:sz w:val="22"/>
-                <w:szCs w:val="22"/>
+                <w:sz w:val="21"/>
+                <w:szCs w:val="21"/>
               </w:rPr>
-              <w:t xml:space="preserve">の</w:t>
-            </w:r>
-            <w:r>
-              <w:ruby>
-                <w:rubyPr>
-                  <w:rubyAlign w:val="distributeSpace"/>
-                  <w:hps w:val="11"/>
-                  <w:hpsRaise w:val="20"/>
-                  <w:hpsBaseText w:val="22"/>
-                  <w:lid w:val="ja-JP"/>
-                </w:rubyPr>
-                <w:rt>
-                  <w:r>
-                    <w:rPr>
-                      <w:rFonts w:ascii="BIZ UDPゴシック" w:hAnsi="BIZ UDPゴシック" w:eastAsia="BIZ UDPゴシック" w:cs="BIZ UDPゴシック"/>
-                      <w:color w:val="1F2330"/>
-                      <w:sz w:val="11"/>
-                      <w:szCs w:val="11"/>
-                    </w:rPr>
-                    <w:t xml:space="preserve">もじ</w:t>
-                  </w:r>
-                </w:rt>
-                <w:rubyBase>
-                  <w:r>
-                    <w:rPr>
-                      <w:rFonts w:ascii="BIZ UDPゴシック" w:hAnsi="BIZ UDPゴシック" w:eastAsia="BIZ UDPゴシック" w:cs="BIZ UDPゴシック"/>
-                      <w:color w:val="1F2330"/>
-                      <w:sz w:val="22"/>
-                      <w:szCs w:val="22"/>
-                    </w:rPr>
-                    <w:t xml:space="preserve">文字</w:t>
-                  </w:r>
-                </w:rubyBase>
-              </w:ruby>
-            </w:r>
-            <w:r>
-              <w:rPr>
-                <w:rFonts w:ascii="BIZ UDPゴシック" w:hAnsi="BIZ UDPゴシック" w:eastAsia="BIZ UDPゴシック" w:cs="BIZ UDPゴシック"/>
-                <w:color w:val="1F2330"/>
-                <w:sz w:val="22"/>
-                <w:szCs w:val="22"/>
-              </w:rPr>
-              <w:t xml:space="preserve">や</w:t>
-            </w:r>
-            <w:r>
-              <w:ruby>
-                <w:rubyPr>
-                  <w:rubyAlign w:val="distributeSpace"/>
-                  <w:hps w:val="11"/>
-                  <w:hpsRaise w:val="20"/>
-                  <w:hpsBaseText w:val="22"/>
-                  <w:lid w:val="ja-JP"/>
-                </w:rubyPr>
-                <w:rt>
-                  <w:r>
-                    <w:rPr>
-                      <w:rFonts w:ascii="BIZ UDPゴシック" w:hAnsi="BIZ UDPゴシック" w:eastAsia="BIZ UDPゴシック" w:cs="BIZ UDPゴシック"/>
-                      <w:color w:val="1F2330"/>
-                      <w:sz w:val="11"/>
-                      <w:szCs w:val="11"/>
-                    </w:rPr>
-                    <w:t xml:space="preserve">ず</w:t>
-                  </w:r>
-                </w:rt>
-                <w:rubyBase>
-                  <w:r>
-                    <w:rPr>
-                      <w:rFonts w:ascii="BIZ UDPゴシック" w:hAnsi="BIZ UDPゴシック" w:eastAsia="BIZ UDPゴシック" w:cs="BIZ UDPゴシック"/>
-                      <w:color w:val="1F2330"/>
-                      <w:sz w:val="22"/>
-                      <w:szCs w:val="22"/>
-                    </w:rPr>
-                    <w:t xml:space="preserve">図</w:t>
-                  </w:r>
-                </w:rubyBase>
-              </w:ruby>
-            </w:r>
-            <w:r>
-              <w:rPr>
-                <w:rFonts w:ascii="BIZ UDPゴシック" w:hAnsi="BIZ UDPゴシック" w:eastAsia="BIZ UDPゴシック" w:cs="BIZ UDPゴシック"/>
-                <w:color w:val="1F2330"/>
-                <w:sz w:val="22"/>
-                <w:szCs w:val="22"/>
-              </w:rPr>
-              <w:t xml:space="preserve">は、</w:t>
-            </w:r>
-            <w:r>
-              <w:ruby>
-                <w:rubyPr>
-                  <w:rubyAlign w:val="distributeSpace"/>
-                  <w:hps w:val="11"/>
-                  <w:hpsRaise w:val="20"/>
-                  <w:hpsBaseText w:val="22"/>
-                  <w:lid w:val="ja-JP"/>
-                </w:rubyPr>
-                <w:rt>
-                  <w:r>
-                    <w:rPr>
-                      <w:rFonts w:ascii="BIZ UDPゴシック" w:hAnsi="BIZ UDPゴシック" w:eastAsia="BIZ UDPゴシック" w:cs="BIZ UDPゴシック"/>
-                      <w:color w:val="1F2330"/>
-                      <w:sz w:val="11"/>
-                      <w:szCs w:val="11"/>
-                    </w:rPr>
-                    <w:t xml:space="preserve">み</w:t>
-                  </w:r>
-                </w:rt>
-                <w:rubyBase>
-                  <w:r>
-                    <w:rPr>
-                      <w:rFonts w:ascii="BIZ UDPゴシック" w:hAnsi="BIZ UDPゴシック" w:eastAsia="BIZ UDPゴシック" w:cs="BIZ UDPゴシック"/>
-                      <w:color w:val="1F2330"/>
-                      <w:sz w:val="22"/>
-                      <w:szCs w:val="22"/>
-                    </w:rPr>
-                    <w:t xml:space="preserve">見</w:t>
-                  </w:r>
-                </w:rubyBase>
-              </w:ruby>
-            </w:r>
-            <w:r>
-              <w:rPr>
-                <w:rFonts w:ascii="BIZ UDPゴシック" w:hAnsi="BIZ UDPゴシック" w:eastAsia="BIZ UDPゴシック" w:cs="BIZ UDPゴシック"/>
-                <w:color w:val="1F2330"/>
-                <w:sz w:val="22"/>
-                <w:szCs w:val="22"/>
-              </w:rPr>
-              <w:t xml:space="preserve">やすかったですか。</w:t>
+              <w:t xml:space="preserve">画面の文字や図は、見やすかったですか。</w:t>
             </w:r>
           </w:p>
         </w:tc>
         <w:tc>
           <w:tcPr>
-            <w:tcW w:type="dxa" w:w="1049"/>
+            <w:tcW w:type="dxa" w:w="879"/>
             <w:vAlign w:val="center"/>
           </w:tcPr>
           <w:p>
@@ -2325,7 +909,7 @@
         </w:tc>
         <w:tc>
           <w:tcPr>
-            <w:tcW w:type="dxa" w:w="1049"/>
+            <w:tcW w:type="dxa" w:w="879"/>
             <w:vAlign w:val="center"/>
           </w:tcPr>
           <w:p>
@@ -2336,7 +920,7 @@
         </w:tc>
         <w:tc>
           <w:tcPr>
-            <w:tcW w:type="dxa" w:w="1049"/>
+            <w:tcW w:type="dxa" w:w="879"/>
             <w:vAlign w:val="center"/>
           </w:tcPr>
           <w:p>
@@ -2347,7 +931,7 @@
         </w:tc>
         <w:tc>
           <w:tcPr>
-            <w:tcW w:type="dxa" w:w="1049"/>
+            <w:tcW w:type="dxa" w:w="879"/>
             <w:vAlign w:val="center"/>
           </w:tcPr>
           <w:p>
@@ -2358,8 +942,8 @@
         </w:tc>
         <w:tc>
           <w:tcPr>
-            <w:tcW w:type="dxa" w:w="1304"/>
-            <w:shd w:val="clear" w:color="auto" w:fill="F4F5FB"/>
+            <w:tcW w:type="dxa" w:w="1191"/>
+            <w:shd w:val="clear" w:color="auto" w:fill="F7F8FC"/>
             <w:vAlign w:val="center"/>
           </w:tcPr>
           <w:p>
@@ -2371,18 +955,18 @@
       </w:tr>
       <w:tr>
         <w:trPr>
-          <w:trHeight w:val="737" w:hRule="atLeast"/>
+          <w:trHeight w:val="408" w:hRule="atLeast"/>
           <w:cantSplit/>
         </w:trPr>
         <w:tc>
           <w:tcPr>
-            <w:tcW w:type="dxa" w:w="454"/>
+            <w:tcW w:type="dxa" w:w="397"/>
             <w:vAlign w:val="center"/>
           </w:tcPr>
           <w:p>
             <w:pPr>
               <w:keepNext/>
-              <w:spacing w:after="0" w:before="0"/>
+              <w:spacing w:after="0" w:before="0" w:line="250" w:lineRule="exact"/>
               <w:jc w:val="center"/>
             </w:pPr>
             <w:r>
@@ -2391,8 +975,8 @@
                 <w:b/>
                 <w:bCs/>
                 <w:color w:val="1F2330"/>
-                <w:sz w:val="22"/>
-                <w:szCs w:val="22"/>
+                <w:sz w:val="20"/>
+                <w:szCs w:val="20"/>
               </w:rPr>
               <w:t xml:space="preserve">3</w:t>
             </w:r>
@@ -2400,103 +984,28 @@
         </w:tc>
         <w:tc>
           <w:tcPr>
-            <w:tcW w:type="dxa" w:w="3912"/>
+            <w:tcW w:type="dxa" w:w="5102"/>
             <w:vAlign w:val="center"/>
           </w:tcPr>
           <w:p>
             <w:pPr>
               <w:keepNext/>
-              <w:spacing w:after="0" w:before="0"/>
+              <w:spacing w:after="0" w:before="0" w:line="262" w:lineRule="exact"/>
             </w:pPr>
-            <w:r>
-              <w:ruby>
-                <w:rubyPr>
-                  <w:rubyAlign w:val="distributeSpace"/>
-                  <w:hps w:val="11"/>
-                  <w:hpsRaise w:val="20"/>
-                  <w:hpsBaseText w:val="22"/>
-                  <w:lid w:val="ja-JP"/>
-                </w:rubyPr>
-                <w:rt>
-                  <w:r>
-                    <w:rPr>
-                      <w:rFonts w:ascii="BIZ UDPゴシック" w:hAnsi="BIZ UDPゴシック" w:eastAsia="BIZ UDPゴシック" w:cs="BIZ UDPゴシック"/>
-                      <w:color w:val="1F2330"/>
-                      <w:sz w:val="11"/>
-                      <w:szCs w:val="11"/>
-                    </w:rPr>
-                    <w:t xml:space="preserve">ろくおん</w:t>
-                  </w:r>
-                </w:rt>
-                <w:rubyBase>
-                  <w:r>
-                    <w:rPr>
-                      <w:rFonts w:ascii="BIZ UDPゴシック" w:hAnsi="BIZ UDPゴシック" w:eastAsia="BIZ UDPゴシック" w:cs="BIZ UDPゴシック"/>
-                      <w:color w:val="1F2330"/>
-                      <w:sz w:val="22"/>
-                      <w:szCs w:val="22"/>
-                    </w:rPr>
-                    <w:t xml:space="preserve">録音</w:t>
-                  </w:r>
-                </w:rubyBase>
-              </w:ruby>
-            </w:r>
             <w:r>
               <w:rPr>
                 <w:rFonts w:ascii="BIZ UDPゴシック" w:hAnsi="BIZ UDPゴシック" w:eastAsia="BIZ UDPゴシック" w:cs="BIZ UDPゴシック"/>
                 <w:color w:val="1F2330"/>
-                <w:sz w:val="22"/>
-                <w:szCs w:val="22"/>
+                <w:sz w:val="21"/>
+                <w:szCs w:val="21"/>
               </w:rPr>
-              <w:t xml:space="preserve">のしかたは、</w:t>
-            </w:r>
-            <w:r>
-              <w:ruby>
-                <w:rubyPr>
-                  <w:rubyAlign w:val="distributeSpace"/>
-                  <w:hps w:val="11"/>
-                  <w:hpsRaise w:val="20"/>
-                  <w:hpsBaseText w:val="22"/>
-                  <w:lid w:val="ja-JP"/>
-                </w:rubyPr>
-                <w:rt>
-                  <w:r>
-                    <w:rPr>
-                      <w:rFonts w:ascii="BIZ UDPゴシック" w:hAnsi="BIZ UDPゴシック" w:eastAsia="BIZ UDPゴシック" w:cs="BIZ UDPゴシック"/>
-                      <w:color w:val="1F2330"/>
-                      <w:sz w:val="11"/>
-                      <w:szCs w:val="11"/>
-                    </w:rPr>
-                    <w:t xml:space="preserve">わ</w:t>
-                  </w:r>
-                </w:rt>
-                <w:rubyBase>
-                  <w:r>
-                    <w:rPr>
-                      <w:rFonts w:ascii="BIZ UDPゴシック" w:hAnsi="BIZ UDPゴシック" w:eastAsia="BIZ UDPゴシック" w:cs="BIZ UDPゴシック"/>
-                      <w:color w:val="1F2330"/>
-                      <w:sz w:val="22"/>
-                      <w:szCs w:val="22"/>
-                    </w:rPr>
-                    <w:t xml:space="preserve">分</w:t>
-                  </w:r>
-                </w:rubyBase>
-              </w:ruby>
-            </w:r>
-            <w:r>
-              <w:rPr>
-                <w:rFonts w:ascii="BIZ UDPゴシック" w:hAnsi="BIZ UDPゴシック" w:eastAsia="BIZ UDPゴシック" w:cs="BIZ UDPゴシック"/>
-                <w:color w:val="1F2330"/>
-                <w:sz w:val="22"/>
-                <w:szCs w:val="22"/>
-              </w:rPr>
-              <w:t xml:space="preserve">かりやすかったですか。</w:t>
+              <w:t xml:space="preserve">録音のしかたは、分かりやすかったですか。</w:t>
             </w:r>
           </w:p>
         </w:tc>
         <w:tc>
           <w:tcPr>
-            <w:tcW w:type="dxa" w:w="1049"/>
+            <w:tcW w:type="dxa" w:w="879"/>
             <w:vAlign w:val="center"/>
           </w:tcPr>
           <w:p>
@@ -2507,7 +1016,7 @@
         </w:tc>
         <w:tc>
           <w:tcPr>
-            <w:tcW w:type="dxa" w:w="1049"/>
+            <w:tcW w:type="dxa" w:w="879"/>
             <w:vAlign w:val="center"/>
           </w:tcPr>
           <w:p>
@@ -2518,7 +1027,7 @@
         </w:tc>
         <w:tc>
           <w:tcPr>
-            <w:tcW w:type="dxa" w:w="1049"/>
+            <w:tcW w:type="dxa" w:w="879"/>
             <w:vAlign w:val="center"/>
           </w:tcPr>
           <w:p>
@@ -2529,7 +1038,7 @@
         </w:tc>
         <w:tc>
           <w:tcPr>
-            <w:tcW w:type="dxa" w:w="1049"/>
+            <w:tcW w:type="dxa" w:w="879"/>
             <w:vAlign w:val="center"/>
           </w:tcPr>
           <w:p>
@@ -2540,8 +1049,8 @@
         </w:tc>
         <w:tc>
           <w:tcPr>
-            <w:tcW w:type="dxa" w:w="1304"/>
-            <w:shd w:val="clear" w:color="auto" w:fill="F4F5FB"/>
+            <w:tcW w:type="dxa" w:w="1191"/>
+            <w:shd w:val="clear" w:color="auto" w:fill="F7F8FC"/>
             <w:vAlign w:val="center"/>
           </w:tcPr>
           <w:p>
@@ -2553,17 +1062,18 @@
       </w:tr>
       <w:tr>
         <w:trPr>
-          <w:trHeight w:val="737" w:hRule="atLeast"/>
+          <w:trHeight w:val="408" w:hRule="atLeast"/>
           <w:cantSplit/>
         </w:trPr>
         <w:tc>
           <w:tcPr>
-            <w:tcW w:type="dxa" w:w="454"/>
+            <w:tcW w:type="dxa" w:w="397"/>
             <w:vAlign w:val="center"/>
           </w:tcPr>
           <w:p>
             <w:pPr>
-              <w:spacing w:after="0" w:before="0"/>
+              <w:keepNext/>
+              <w:spacing w:after="0" w:before="0" w:line="250" w:lineRule="exact"/>
               <w:jc w:val="center"/>
             </w:pPr>
             <w:r>
@@ -2572,8 +1082,8 @@
                 <w:b/>
                 <w:bCs/>
                 <w:color w:val="1F2330"/>
-                <w:sz w:val="22"/>
-                <w:szCs w:val="22"/>
+                <w:sz w:val="20"/>
+                <w:szCs w:val="20"/>
               </w:rPr>
               <w:t xml:space="preserve">4</w:t>
             </w:r>
@@ -2581,1015 +1091,28 @@
         </w:tc>
         <w:tc>
           <w:tcPr>
-            <w:tcW w:type="dxa" w:w="3912"/>
+            <w:tcW w:type="dxa" w:w="5102"/>
             <w:vAlign w:val="center"/>
           </w:tcPr>
           <w:p>
             <w:pPr>
-              <w:spacing w:after="0" w:before="0"/>
+              <w:keepNext/>
+              <w:spacing w:after="0" w:before="0" w:line="262" w:lineRule="exact"/>
             </w:pPr>
-            <w:r>
-              <w:ruby>
-                <w:rubyPr>
-                  <w:rubyAlign w:val="distributeSpace"/>
-                  <w:hps w:val="11"/>
-                  <w:hpsRaise w:val="20"/>
-                  <w:hpsBaseText w:val="22"/>
-                  <w:lid w:val="ja-JP"/>
-                </w:rubyPr>
-                <w:rt>
-                  <w:r>
-                    <w:rPr>
-                      <w:rFonts w:ascii="BIZ UDPゴシック" w:hAnsi="BIZ UDPゴシック" w:eastAsia="BIZ UDPゴシック" w:cs="BIZ UDPゴシック"/>
-                      <w:color w:val="1F2330"/>
-                      <w:sz w:val="11"/>
-                      <w:szCs w:val="11"/>
-                    </w:rPr>
-                    <w:t xml:space="preserve">けっか</w:t>
-                  </w:r>
-                </w:rt>
-                <w:rubyBase>
-                  <w:r>
-                    <w:rPr>
-                      <w:rFonts w:ascii="BIZ UDPゴシック" w:hAnsi="BIZ UDPゴシック" w:eastAsia="BIZ UDPゴシック" w:cs="BIZ UDPゴシック"/>
-                      <w:color w:val="1F2330"/>
-                      <w:sz w:val="22"/>
-                      <w:szCs w:val="22"/>
-                    </w:rPr>
-                    <w:t xml:space="preserve">結果</w:t>
-                  </w:r>
-                </w:rubyBase>
-              </w:ruby>
-            </w:r>
             <w:r>
               <w:rPr>
                 <w:rFonts w:ascii="BIZ UDPゴシック" w:hAnsi="BIZ UDPゴシック" w:eastAsia="BIZ UDPゴシック" w:cs="BIZ UDPゴシック"/>
                 <w:color w:val="1F2330"/>
-                <w:sz w:val="22"/>
-                <w:szCs w:val="22"/>
+                <w:sz w:val="21"/>
+                <w:szCs w:val="21"/>
               </w:rPr>
-              <w:t xml:space="preserve">の</w:t>
-            </w:r>
-            <w:r>
-              <w:ruby>
-                <w:rubyPr>
-                  <w:rubyAlign w:val="distributeSpace"/>
-                  <w:hps w:val="11"/>
-                  <w:hpsRaise w:val="20"/>
-                  <w:hpsBaseText w:val="22"/>
-                  <w:lid w:val="ja-JP"/>
-                </w:rubyPr>
-                <w:rt>
-                  <w:r>
-                    <w:rPr>
-                      <w:rFonts w:ascii="BIZ UDPゴシック" w:hAnsi="BIZ UDPゴシック" w:eastAsia="BIZ UDPゴシック" w:cs="BIZ UDPゴシック"/>
-                      <w:color w:val="1F2330"/>
-                      <w:sz w:val="11"/>
-                      <w:szCs w:val="11"/>
-                    </w:rPr>
-                    <w:t xml:space="preserve">がめん</w:t>
-                  </w:r>
-                </w:rt>
-                <w:rubyBase>
-                  <w:r>
-                    <w:rPr>
-                      <w:rFonts w:ascii="BIZ UDPゴシック" w:hAnsi="BIZ UDPゴシック" w:eastAsia="BIZ UDPゴシック" w:cs="BIZ UDPゴシック"/>
-                      <w:color w:val="1F2330"/>
-                      <w:sz w:val="22"/>
-                      <w:szCs w:val="22"/>
-                    </w:rPr>
-                    <w:t xml:space="preserve">画面</w:t>
-                  </w:r>
-                </w:rubyBase>
-              </w:ruby>
-            </w:r>
-            <w:r>
-              <w:rPr>
-                <w:rFonts w:ascii="BIZ UDPゴシック" w:hAnsi="BIZ UDPゴシック" w:eastAsia="BIZ UDPゴシック" w:cs="BIZ UDPゴシック"/>
-                <w:color w:val="1F2330"/>
-                <w:sz w:val="22"/>
-                <w:szCs w:val="22"/>
-              </w:rPr>
-              <w:t xml:space="preserve">を</w:t>
-            </w:r>
-            <w:r>
-              <w:ruby>
-                <w:rubyPr>
-                  <w:rubyAlign w:val="distributeSpace"/>
-                  <w:hps w:val="11"/>
-                  <w:hpsRaise w:val="20"/>
-                  <w:hpsBaseText w:val="22"/>
-                  <w:lid w:val="ja-JP"/>
-                </w:rubyPr>
-                <w:rt>
-                  <w:r>
-                    <w:rPr>
-                      <w:rFonts w:ascii="BIZ UDPゴシック" w:hAnsi="BIZ UDPゴシック" w:eastAsia="BIZ UDPゴシック" w:cs="BIZ UDPゴシック"/>
-                      <w:color w:val="1F2330"/>
-                      <w:sz w:val="11"/>
-                      <w:szCs w:val="11"/>
-                    </w:rPr>
-                    <w:t xml:space="preserve">み</w:t>
-                  </w:r>
-                </w:rt>
-                <w:rubyBase>
-                  <w:r>
-                    <w:rPr>
-                      <w:rFonts w:ascii="BIZ UDPゴシック" w:hAnsi="BIZ UDPゴシック" w:eastAsia="BIZ UDPゴシック" w:cs="BIZ UDPゴシック"/>
-                      <w:color w:val="1F2330"/>
-                      <w:sz w:val="22"/>
-                      <w:szCs w:val="22"/>
-                    </w:rPr>
-                    <w:t xml:space="preserve">見</w:t>
-                  </w:r>
-                </w:rubyBase>
-              </w:ruby>
-            </w:r>
-            <w:r>
-              <w:rPr>
-                <w:rFonts w:ascii="BIZ UDPゴシック" w:hAnsi="BIZ UDPゴシック" w:eastAsia="BIZ UDPゴシック" w:cs="BIZ UDPゴシック"/>
-                <w:color w:val="1F2330"/>
-                <w:sz w:val="22"/>
-                <w:szCs w:val="22"/>
-              </w:rPr>
-              <w:t xml:space="preserve">て、</w:t>
-            </w:r>
-            <w:r>
-              <w:ruby>
-                <w:rubyPr>
-                  <w:rubyAlign w:val="distributeSpace"/>
-                  <w:hps w:val="11"/>
-                  <w:hpsRaise w:val="20"/>
-                  <w:hpsBaseText w:val="22"/>
-                  <w:lid w:val="ja-JP"/>
-                </w:rubyPr>
-                <w:rt>
-                  <w:r>
-                    <w:rPr>
-                      <w:rFonts w:ascii="BIZ UDPゴシック" w:hAnsi="BIZ UDPゴシック" w:eastAsia="BIZ UDPゴシック" w:cs="BIZ UDPゴシック"/>
-                      <w:color w:val="1F2330"/>
-                      <w:sz w:val="11"/>
-                      <w:szCs w:val="11"/>
-                    </w:rPr>
-                    <w:t xml:space="preserve">なに</w:t>
-                  </w:r>
-                </w:rt>
-                <w:rubyBase>
-                  <w:r>
-                    <w:rPr>
-                      <w:rFonts w:ascii="BIZ UDPゴシック" w:hAnsi="BIZ UDPゴシック" w:eastAsia="BIZ UDPゴシック" w:cs="BIZ UDPゴシック"/>
-                      <w:color w:val="1F2330"/>
-                      <w:sz w:val="22"/>
-                      <w:szCs w:val="22"/>
-                    </w:rPr>
-                    <w:t xml:space="preserve">何</w:t>
-                  </w:r>
-                </w:rubyBase>
-              </w:ruby>
-            </w:r>
-            <w:r>
-              <w:rPr>
-                <w:rFonts w:ascii="BIZ UDPゴシック" w:hAnsi="BIZ UDPゴシック" w:eastAsia="BIZ UDPゴシック" w:cs="BIZ UDPゴシック"/>
-                <w:color w:val="1F2330"/>
-                <w:sz w:val="22"/>
-                <w:szCs w:val="22"/>
-              </w:rPr>
-              <w:t xml:space="preserve">を</w:t>
-            </w:r>
-            <w:r>
-              <w:ruby>
-                <w:rubyPr>
-                  <w:rubyAlign w:val="distributeSpace"/>
-                  <w:hps w:val="11"/>
-                  <w:hpsRaise w:val="20"/>
-                  <w:hpsBaseText w:val="22"/>
-                  <w:lid w:val="ja-JP"/>
-                </w:rubyPr>
-                <w:rt>
-                  <w:r>
-                    <w:rPr>
-                      <w:rFonts w:ascii="BIZ UDPゴシック" w:hAnsi="BIZ UDPゴシック" w:eastAsia="BIZ UDPゴシック" w:cs="BIZ UDPゴシック"/>
-                      <w:color w:val="1F2330"/>
-                      <w:sz w:val="11"/>
-                      <w:szCs w:val="11"/>
-                    </w:rPr>
-                    <w:t xml:space="preserve">なお</w:t>
-                  </w:r>
-                </w:rt>
-                <w:rubyBase>
-                  <w:r>
-                    <w:rPr>
-                      <w:rFonts w:ascii="BIZ UDPゴシック" w:hAnsi="BIZ UDPゴシック" w:eastAsia="BIZ UDPゴシック" w:cs="BIZ UDPゴシック"/>
-                      <w:color w:val="1F2330"/>
-                      <w:sz w:val="22"/>
-                      <w:szCs w:val="22"/>
-                    </w:rPr>
-                    <w:t xml:space="preserve">直</w:t>
-                  </w:r>
-                </w:rubyBase>
-              </w:ruby>
-            </w:r>
-            <w:r>
-              <w:rPr>
-                <w:rFonts w:ascii="BIZ UDPゴシック" w:hAnsi="BIZ UDPゴシック" w:eastAsia="BIZ UDPゴシック" w:cs="BIZ UDPゴシック"/>
-                <w:color w:val="1F2330"/>
-                <w:sz w:val="22"/>
-                <w:szCs w:val="22"/>
-              </w:rPr>
-              <w:t xml:space="preserve">せばよいか</w:t>
-            </w:r>
-            <w:r>
-              <w:ruby>
-                <w:rubyPr>
-                  <w:rubyAlign w:val="distributeSpace"/>
-                  <w:hps w:val="11"/>
-                  <w:hpsRaise w:val="20"/>
-                  <w:hpsBaseText w:val="22"/>
-                  <w:lid w:val="ja-JP"/>
-                </w:rubyPr>
-                <w:rt>
-                  <w:r>
-                    <w:rPr>
-                      <w:rFonts w:ascii="BIZ UDPゴシック" w:hAnsi="BIZ UDPゴシック" w:eastAsia="BIZ UDPゴシック" w:cs="BIZ UDPゴシック"/>
-                      <w:color w:val="1F2330"/>
-                      <w:sz w:val="11"/>
-                      <w:szCs w:val="11"/>
-                    </w:rPr>
-                    <w:t xml:space="preserve">わ</w:t>
-                  </w:r>
-                </w:rt>
-                <w:rubyBase>
-                  <w:r>
-                    <w:rPr>
-                      <w:rFonts w:ascii="BIZ UDPゴシック" w:hAnsi="BIZ UDPゴシック" w:eastAsia="BIZ UDPゴシック" w:cs="BIZ UDPゴシック"/>
-                      <w:color w:val="1F2330"/>
-                      <w:sz w:val="22"/>
-                      <w:szCs w:val="22"/>
-                    </w:rPr>
-                    <w:t xml:space="preserve">分</w:t>
-                  </w:r>
-                </w:rubyBase>
-              </w:ruby>
-            </w:r>
-            <w:r>
-              <w:rPr>
-                <w:rFonts w:ascii="BIZ UDPゴシック" w:hAnsi="BIZ UDPゴシック" w:eastAsia="BIZ UDPゴシック" w:cs="BIZ UDPゴシック"/>
-                <w:color w:val="1F2330"/>
-                <w:sz w:val="22"/>
-                <w:szCs w:val="22"/>
-              </w:rPr>
-              <w:t xml:space="preserve">かりましたか。</w:t>
+              <w:t xml:space="preserve">結果の画面を見て、何を直せばよいか分かりましたか。</w:t>
             </w:r>
           </w:p>
         </w:tc>
         <w:tc>
           <w:tcPr>
-            <w:tcW w:type="dxa" w:w="1049"/>
-            <w:vAlign w:val="center"/>
-          </w:tcPr>
-          <w:p/>
-        </w:tc>
-        <w:tc>
-          <w:tcPr>
-            <w:tcW w:type="dxa" w:w="1049"/>
-            <w:vAlign w:val="center"/>
-          </w:tcPr>
-          <w:p/>
-        </w:tc>
-        <w:tc>
-          <w:tcPr>
-            <w:tcW w:type="dxa" w:w="1049"/>
-            <w:vAlign w:val="center"/>
-          </w:tcPr>
-          <w:p/>
-        </w:tc>
-        <w:tc>
-          <w:tcPr>
-            <w:tcW w:type="dxa" w:w="1049"/>
-            <w:vAlign w:val="center"/>
-          </w:tcPr>
-          <w:p/>
-        </w:tc>
-        <w:tc>
-          <w:tcPr>
-            <w:tcW w:type="dxa" w:w="1304"/>
-            <w:shd w:val="clear" w:color="auto" w:fill="F4F5FB"/>
-            <w:vAlign w:val="center"/>
-          </w:tcPr>
-          <w:p/>
-        </w:tc>
-      </w:tr>
-    </w:tbl>
-    <w:p>
-      <w:pPr>
-        <w:spacing w:after="0" w:line="160" w:lineRule="exact"/>
-      </w:pPr>
-    </w:p>
-    <w:tbl>
-      <w:tblPr>
-        <w:tblW w:type="dxa" w:w="9865"/>
-        <w:jc w:val="center"/>
-        <w:tblBorders>
-          <w:top w:val="single" w:sz="6" w:space="0" w:color="9AA0B8"/>
-          <w:left w:val="single" w:sz="6" w:space="0" w:color="9AA0B8"/>
-          <w:bottom w:val="single" w:sz="6" w:space="0" w:color="9AA0B8"/>
-          <w:right w:val="single" w:sz="6" w:space="0" w:color="9AA0B8"/>
-          <w:insideH w:val="single" w:sz="6" w:space="0" w:color="9AA0B8"/>
-          <w:insideV w:val="single" w:sz="6" w:space="0" w:color="9AA0B8"/>
-        </w:tblBorders>
-        <w:tblLayout w:type="fixed"/>
-        <w:tblCellMar>
-          <w:top w:w="34" w:type="dxa"/>
-          <w:left w:w="56" w:type="dxa"/>
-          <w:bottom w:w="34" w:type="dxa"/>
-          <w:right w:w="56" w:type="dxa"/>
-        </w:tblCellMar>
-        <w:tblLook w:firstColumn="1" w:firstRow="1" w:lastColumn="0" w:lastRow="0" w:noHBand="0" w:noVBand="1" w:val="04A0"/>
-      </w:tblPr>
-      <w:tblGrid>
-        <w:gridCol w:w="453"/>
-        <w:gridCol w:w="3912"/>
-        <w:gridCol w:w="1048"/>
-        <w:gridCol w:w="1048"/>
-        <w:gridCol w:w="1048"/>
-        <w:gridCol w:w="1048"/>
-        <w:gridCol w:w="1304"/>
-      </w:tblGrid>
-      <w:tr>
-        <w:trPr>
-          <w:cantSplit/>
-        </w:trPr>
-        <w:tc>
-          <w:tcPr>
-            <w:tcW w:type="dxa" w:w="4366"/>
-            <w:gridSpan w:val="2"/>
-            <w:shd w:val="clear" w:color="auto" w:fill="E7E9F5"/>
-            <w:vAlign w:val="center"/>
-          </w:tcPr>
-          <w:p>
-            <w:pPr>
-              <w:keepNext/>
-              <w:spacing w:after="0" w:before="0"/>
-            </w:pPr>
-            <w:r>
-              <w:rPr>
-                <w:rFonts w:ascii="BIZ UDPゴシック" w:hAnsi="BIZ UDPゴシック" w:eastAsia="BIZ UDPゴシック" w:cs="BIZ UDPゴシック"/>
-                <w:b/>
-                <w:bCs/>
-                <w:color w:val="0E1E45"/>
-                <w:sz w:val="25"/>
-                <w:szCs w:val="25"/>
-              </w:rPr>
-              <w:t xml:space="preserve">Ⅱ　</w:t>
-            </w:r>
-            <w:r>
-              <w:ruby>
-                <w:rubyPr>
-                  <w:rubyAlign w:val="distributeSpace"/>
-                  <w:hps w:val="12"/>
-                  <w:hpsRaise w:val="23"/>
-                  <w:hpsBaseText w:val="25"/>
-                  <w:lid w:val="ja-JP"/>
-                </w:rubyPr>
-                <w:rt>
-                  <w:r>
-                    <w:rPr>
-                      <w:rFonts w:ascii="BIZ UDPゴシック" w:hAnsi="BIZ UDPゴシック" w:eastAsia="BIZ UDPゴシック" w:cs="BIZ UDPゴシック"/>
-                      <w:color w:val="0E1E45"/>
-                      <w:sz w:val="12"/>
-                      <w:szCs w:val="12"/>
-                    </w:rPr>
-                    <w:t xml:space="preserve">つづ</w:t>
-                  </w:r>
-                </w:rt>
-                <w:rubyBase>
-                  <w:r>
-                    <w:rPr>
-                      <w:rFonts w:ascii="BIZ UDPゴシック" w:hAnsi="BIZ UDPゴシック" w:eastAsia="BIZ UDPゴシック" w:cs="BIZ UDPゴシック"/>
-                      <w:b/>
-                      <w:bCs/>
-                      <w:color w:val="0E1E45"/>
-                      <w:sz w:val="25"/>
-                      <w:szCs w:val="25"/>
-                    </w:rPr>
-                    <w:t xml:space="preserve">続</w:t>
-                  </w:r>
-                </w:rubyBase>
-              </w:ruby>
-            </w:r>
-            <w:r>
-              <w:rPr>
-                <w:rFonts w:ascii="BIZ UDPゴシック" w:hAnsi="BIZ UDPゴシック" w:eastAsia="BIZ UDPゴシック" w:cs="BIZ UDPゴシック"/>
-                <w:b/>
-                <w:bCs/>
-                <w:color w:val="0E1E45"/>
-                <w:sz w:val="25"/>
-                <w:szCs w:val="25"/>
-              </w:rPr>
-              <w:t xml:space="preserve">けやすさ</w:t>
-            </w:r>
-          </w:p>
-        </w:tc>
-        <w:tc>
-          <w:tcPr>
-            <w:tcW w:type="dxa" w:w="1049"/>
-            <w:shd w:val="clear" w:color="auto" w:fill="E7E9F5"/>
-            <w:vAlign w:val="center"/>
-          </w:tcPr>
-          <w:p>
-            <w:pPr>
-              <w:keepNext/>
-              <w:spacing w:after="20"/>
-              <w:jc w:val="center"/>
-            </w:pPr>
-            <w:r>
-              <w:drawing>
-                <wp:inline xmlns:a="http://schemas.openxmlformats.org/drawingml/2006/main" xmlns:pic="http://schemas.openxmlformats.org/drawingml/2006/picture">
-                  <wp:extent cx="360000" cy="360000"/>
-                  <wp:docPr id="6" name="Picture 6"/>
-                  <wp:cNvGraphicFramePr>
-                    <a:graphicFrameLocks noChangeAspect="1"/>
-                  </wp:cNvGraphicFramePr>
-                  <a:graphic>
-                    <a:graphicData uri="http://schemas.openxmlformats.org/drawingml/2006/picture">
-                      <pic:pic>
-                        <pic:nvPicPr>
-                          <pic:cNvPr id="0" name="face4.png"/>
-                          <pic:cNvPicPr/>
-                        </pic:nvPicPr>
-                        <pic:blipFill>
-                          <a:blip r:embed="rId10"/>
-                          <a:stretch>
-                            <a:fillRect/>
-                          </a:stretch>
-                        </pic:blipFill>
-                        <pic:spPr>
-                          <a:xfrm>
-                            <a:off x="0" y="0"/>
-                            <a:ext cx="360000" cy="360000"/>
-                          </a:xfrm>
-                          <a:prstGeom prst="rect"/>
-                        </pic:spPr>
-                      </pic:pic>
-                    </a:graphicData>
-                  </a:graphic>
-                </wp:inline>
-              </w:drawing>
-            </w:r>
-          </w:p>
-          <w:p>
-            <w:pPr>
-              <w:keepNext/>
-              <w:spacing w:after="0" w:before="0" w:line="240" w:lineRule="auto"/>
-              <w:jc w:val="center"/>
-            </w:pPr>
-            <w:r>
-              <w:rPr>
-                <w:rFonts w:ascii="BIZ UDPゴシック" w:hAnsi="BIZ UDPゴシック" w:eastAsia="BIZ UDPゴシック" w:cs="BIZ UDPゴシック"/>
-                <w:b/>
-                <w:bCs/>
-                <w:color w:val="0E1E45"/>
-                <w:sz w:val="15"/>
-                <w:szCs w:val="15"/>
-              </w:rPr>
-              <w:t xml:space="preserve">とても</w:t>
-            </w:r>
-          </w:p>
-          <w:p>
-            <w:pPr>
-              <w:keepNext/>
-              <w:spacing w:after="0" w:before="0" w:line="240" w:lineRule="auto"/>
-              <w:jc w:val="center"/>
-            </w:pPr>
-            <w:r>
-              <w:rPr>
-                <w:rFonts w:ascii="BIZ UDPゴシック" w:hAnsi="BIZ UDPゴシック" w:eastAsia="BIZ UDPゴシック" w:cs="BIZ UDPゴシック"/>
-                <w:b/>
-                <w:bCs/>
-                <w:color w:val="0E1E45"/>
-                <w:sz w:val="15"/>
-                <w:szCs w:val="15"/>
-              </w:rPr>
-              <w:t xml:space="preserve">そう おもう</w:t>
-            </w:r>
-          </w:p>
-        </w:tc>
-        <w:tc>
-          <w:tcPr>
-            <w:tcW w:type="dxa" w:w="1049"/>
-            <w:shd w:val="clear" w:color="auto" w:fill="E7E9F5"/>
-            <w:vAlign w:val="center"/>
-          </w:tcPr>
-          <w:p>
-            <w:pPr>
-              <w:keepNext/>
-              <w:spacing w:after="20"/>
-              <w:jc w:val="center"/>
-            </w:pPr>
-            <w:r>
-              <w:drawing>
-                <wp:inline xmlns:a="http://schemas.openxmlformats.org/drawingml/2006/main" xmlns:pic="http://schemas.openxmlformats.org/drawingml/2006/picture">
-                  <wp:extent cx="360000" cy="360000"/>
-                  <wp:docPr id="7" name="Picture 7"/>
-                  <wp:cNvGraphicFramePr>
-                    <a:graphicFrameLocks noChangeAspect="1"/>
-                  </wp:cNvGraphicFramePr>
-                  <a:graphic>
-                    <a:graphicData uri="http://schemas.openxmlformats.org/drawingml/2006/picture">
-                      <pic:pic>
-                        <pic:nvPicPr>
-                          <pic:cNvPr id="0" name="face3.png"/>
-                          <pic:cNvPicPr/>
-                        </pic:nvPicPr>
-                        <pic:blipFill>
-                          <a:blip r:embed="rId11"/>
-                          <a:stretch>
-                            <a:fillRect/>
-                          </a:stretch>
-                        </pic:blipFill>
-                        <pic:spPr>
-                          <a:xfrm>
-                            <a:off x="0" y="0"/>
-                            <a:ext cx="360000" cy="360000"/>
-                          </a:xfrm>
-                          <a:prstGeom prst="rect"/>
-                        </pic:spPr>
-                      </pic:pic>
-                    </a:graphicData>
-                  </a:graphic>
-                </wp:inline>
-              </w:drawing>
-            </w:r>
-          </w:p>
-          <w:p>
-            <w:pPr>
-              <w:keepNext/>
-              <w:spacing w:after="0" w:before="0" w:line="240" w:lineRule="auto"/>
-              <w:jc w:val="center"/>
-            </w:pPr>
-            <w:r>
-              <w:rPr>
-                <w:rFonts w:ascii="BIZ UDPゴシック" w:hAnsi="BIZ UDPゴシック" w:eastAsia="BIZ UDPゴシック" w:cs="BIZ UDPゴシック"/>
-                <w:b/>
-                <w:bCs/>
-                <w:color w:val="0E1E45"/>
-                <w:sz w:val="15"/>
-                <w:szCs w:val="15"/>
-              </w:rPr>
-              <w:t xml:space="preserve">すこし</w:t>
-            </w:r>
-          </w:p>
-          <w:p>
-            <w:pPr>
-              <w:keepNext/>
-              <w:spacing w:after="0" w:before="0" w:line="240" w:lineRule="auto"/>
-              <w:jc w:val="center"/>
-            </w:pPr>
-            <w:r>
-              <w:rPr>
-                <w:rFonts w:ascii="BIZ UDPゴシック" w:hAnsi="BIZ UDPゴシック" w:eastAsia="BIZ UDPゴシック" w:cs="BIZ UDPゴシック"/>
-                <w:b/>
-                <w:bCs/>
-                <w:color w:val="0E1E45"/>
-                <w:sz w:val="15"/>
-                <w:szCs w:val="15"/>
-              </w:rPr>
-              <w:t xml:space="preserve">そう おもう</w:t>
-            </w:r>
-          </w:p>
-        </w:tc>
-        <w:tc>
-          <w:tcPr>
-            <w:tcW w:type="dxa" w:w="1049"/>
-            <w:shd w:val="clear" w:color="auto" w:fill="E7E9F5"/>
-            <w:vAlign w:val="center"/>
-          </w:tcPr>
-          <w:p>
-            <w:pPr>
-              <w:keepNext/>
-              <w:spacing w:after="20"/>
-              <w:jc w:val="center"/>
-            </w:pPr>
-            <w:r>
-              <w:drawing>
-                <wp:inline xmlns:a="http://schemas.openxmlformats.org/drawingml/2006/main" xmlns:pic="http://schemas.openxmlformats.org/drawingml/2006/picture">
-                  <wp:extent cx="360000" cy="360000"/>
-                  <wp:docPr id="8" name="Picture 8"/>
-                  <wp:cNvGraphicFramePr>
-                    <a:graphicFrameLocks noChangeAspect="1"/>
-                  </wp:cNvGraphicFramePr>
-                  <a:graphic>
-                    <a:graphicData uri="http://schemas.openxmlformats.org/drawingml/2006/picture">
-                      <pic:pic>
-                        <pic:nvPicPr>
-                          <pic:cNvPr id="0" name="face2.png"/>
-                          <pic:cNvPicPr/>
-                        </pic:nvPicPr>
-                        <pic:blipFill>
-                          <a:blip r:embed="rId12"/>
-                          <a:stretch>
-                            <a:fillRect/>
-                          </a:stretch>
-                        </pic:blipFill>
-                        <pic:spPr>
-                          <a:xfrm>
-                            <a:off x="0" y="0"/>
-                            <a:ext cx="360000" cy="360000"/>
-                          </a:xfrm>
-                          <a:prstGeom prst="rect"/>
-                        </pic:spPr>
-                      </pic:pic>
-                    </a:graphicData>
-                  </a:graphic>
-                </wp:inline>
-              </w:drawing>
-            </w:r>
-          </w:p>
-          <w:p>
-            <w:pPr>
-              <w:keepNext/>
-              <w:spacing w:after="0" w:before="0" w:line="240" w:lineRule="auto"/>
-              <w:jc w:val="center"/>
-            </w:pPr>
-            <w:r>
-              <w:rPr>
-                <w:rFonts w:ascii="BIZ UDPゴシック" w:hAnsi="BIZ UDPゴシック" w:eastAsia="BIZ UDPゴシック" w:cs="BIZ UDPゴシック"/>
-                <w:b/>
-                <w:bCs/>
-                <w:color w:val="0E1E45"/>
-                <w:sz w:val="15"/>
-                <w:szCs w:val="15"/>
-              </w:rPr>
-              <w:t xml:space="preserve">あまり そう</w:t>
-            </w:r>
-          </w:p>
-          <w:p>
-            <w:pPr>
-              <w:keepNext/>
-              <w:spacing w:after="0" w:before="0" w:line="240" w:lineRule="auto"/>
-              <w:jc w:val="center"/>
-            </w:pPr>
-            <w:r>
-              <w:rPr>
-                <w:rFonts w:ascii="BIZ UDPゴシック" w:hAnsi="BIZ UDPゴシック" w:eastAsia="BIZ UDPゴシック" w:cs="BIZ UDPゴシック"/>
-                <w:b/>
-                <w:bCs/>
-                <w:color w:val="0E1E45"/>
-                <w:sz w:val="15"/>
-                <w:szCs w:val="15"/>
-              </w:rPr>
-              <w:t xml:space="preserve">おもわない</w:t>
-            </w:r>
-          </w:p>
-        </w:tc>
-        <w:tc>
-          <w:tcPr>
-            <w:tcW w:type="dxa" w:w="1049"/>
-            <w:shd w:val="clear" w:color="auto" w:fill="E7E9F5"/>
-            <w:vAlign w:val="center"/>
-          </w:tcPr>
-          <w:p>
-            <w:pPr>
-              <w:keepNext/>
-              <w:spacing w:after="20"/>
-              <w:jc w:val="center"/>
-            </w:pPr>
-            <w:r>
-              <w:drawing>
-                <wp:inline xmlns:a="http://schemas.openxmlformats.org/drawingml/2006/main" xmlns:pic="http://schemas.openxmlformats.org/drawingml/2006/picture">
-                  <wp:extent cx="360000" cy="360000"/>
-                  <wp:docPr id="9" name="Picture 9"/>
-                  <wp:cNvGraphicFramePr>
-                    <a:graphicFrameLocks noChangeAspect="1"/>
-                  </wp:cNvGraphicFramePr>
-                  <a:graphic>
-                    <a:graphicData uri="http://schemas.openxmlformats.org/drawingml/2006/picture">
-                      <pic:pic>
-                        <pic:nvPicPr>
-                          <pic:cNvPr id="0" name="face1.png"/>
-                          <pic:cNvPicPr/>
-                        </pic:nvPicPr>
-                        <pic:blipFill>
-                          <a:blip r:embed="rId13"/>
-                          <a:stretch>
-                            <a:fillRect/>
-                          </a:stretch>
-                        </pic:blipFill>
-                        <pic:spPr>
-                          <a:xfrm>
-                            <a:off x="0" y="0"/>
-                            <a:ext cx="360000" cy="360000"/>
-                          </a:xfrm>
-                          <a:prstGeom prst="rect"/>
-                        </pic:spPr>
-                      </pic:pic>
-                    </a:graphicData>
-                  </a:graphic>
-                </wp:inline>
-              </w:drawing>
-            </w:r>
-          </w:p>
-          <w:p>
-            <w:pPr>
-              <w:keepNext/>
-              <w:spacing w:after="0" w:before="0" w:line="240" w:lineRule="auto"/>
-              <w:jc w:val="center"/>
-            </w:pPr>
-            <w:r>
-              <w:rPr>
-                <w:rFonts w:ascii="BIZ UDPゴシック" w:hAnsi="BIZ UDPゴシック" w:eastAsia="BIZ UDPゴシック" w:cs="BIZ UDPゴシック"/>
-                <w:b/>
-                <w:bCs/>
-                <w:color w:val="0E1E45"/>
-                <w:sz w:val="15"/>
-                <w:szCs w:val="15"/>
-              </w:rPr>
-              <w:t xml:space="preserve">そう</w:t>
-            </w:r>
-          </w:p>
-          <w:p>
-            <w:pPr>
-              <w:keepNext/>
-              <w:spacing w:after="0" w:before="0" w:line="240" w:lineRule="auto"/>
-              <w:jc w:val="center"/>
-            </w:pPr>
-            <w:r>
-              <w:rPr>
-                <w:rFonts w:ascii="BIZ UDPゴシック" w:hAnsi="BIZ UDPゴシック" w:eastAsia="BIZ UDPゴシック" w:cs="BIZ UDPゴシック"/>
-                <w:b/>
-                <w:bCs/>
-                <w:color w:val="0E1E45"/>
-                <w:sz w:val="15"/>
-                <w:szCs w:val="15"/>
-              </w:rPr>
-              <w:t xml:space="preserve">おもわない</w:t>
-            </w:r>
-          </w:p>
-        </w:tc>
-        <w:tc>
-          <w:tcPr>
-            <w:tcW w:type="dxa" w:w="1304"/>
-            <w:shd w:val="clear" w:color="auto" w:fill="E7E9F5"/>
-            <w:vAlign w:val="center"/>
-          </w:tcPr>
-          <w:p>
-            <w:pPr>
-              <w:keepNext/>
-              <w:spacing w:after="20"/>
-              <w:jc w:val="center"/>
-            </w:pPr>
-            <w:r>
-              <w:drawing>
-                <wp:inline xmlns:a="http://schemas.openxmlformats.org/drawingml/2006/main" xmlns:pic="http://schemas.openxmlformats.org/drawingml/2006/picture">
-                  <wp:extent cx="360000" cy="360000"/>
-                  <wp:docPr id="10" name="Picture 10"/>
-                  <wp:cNvGraphicFramePr>
-                    <a:graphicFrameLocks noChangeAspect="1"/>
-                  </wp:cNvGraphicFramePr>
-                  <a:graphic>
-                    <a:graphicData uri="http://schemas.openxmlformats.org/drawingml/2006/picture">
-                      <pic:pic>
-                        <pic:nvPicPr>
-                          <pic:cNvPr id="0" name="face_q.png"/>
-                          <pic:cNvPicPr/>
-                        </pic:nvPicPr>
-                        <pic:blipFill>
-                          <a:blip r:embed="rId14"/>
-                          <a:stretch>
-                            <a:fillRect/>
-                          </a:stretch>
-                        </pic:blipFill>
-                        <pic:spPr>
-                          <a:xfrm>
-                            <a:off x="0" y="0"/>
-                            <a:ext cx="360000" cy="360000"/>
-                          </a:xfrm>
-                          <a:prstGeom prst="rect"/>
-                        </pic:spPr>
-                      </pic:pic>
-                    </a:graphicData>
-                  </a:graphic>
-                </wp:inline>
-              </w:drawing>
-            </w:r>
-          </w:p>
-          <w:p>
-            <w:pPr>
-              <w:keepNext/>
-              <w:spacing w:after="0" w:before="0" w:line="240" w:lineRule="auto"/>
-              <w:jc w:val="center"/>
-            </w:pPr>
-            <w:r>
-              <w:rPr>
-                <w:rFonts w:ascii="BIZ UDPゴシック" w:hAnsi="BIZ UDPゴシック" w:eastAsia="BIZ UDPゴシック" w:cs="BIZ UDPゴシック"/>
-                <w:b/>
-                <w:bCs/>
-                <w:color w:val="5A6070"/>
-                <w:sz w:val="15"/>
-                <w:szCs w:val="15"/>
-              </w:rPr>
-              <w:t xml:space="preserve">わからない・</w:t>
-            </w:r>
-          </w:p>
-          <w:p>
-            <w:pPr>
-              <w:keepNext/>
-              <w:spacing w:after="0" w:before="0" w:line="240" w:lineRule="auto"/>
-              <w:jc w:val="center"/>
-            </w:pPr>
-            <w:r>
-              <w:rPr>
-                <w:rFonts w:ascii="BIZ UDPゴシック" w:hAnsi="BIZ UDPゴシック" w:eastAsia="BIZ UDPゴシック" w:cs="BIZ UDPゴシック"/>
-                <w:b/>
-                <w:bCs/>
-                <w:color w:val="5A6070"/>
-                <w:sz w:val="15"/>
-                <w:szCs w:val="15"/>
-              </w:rPr>
-              <w:t xml:space="preserve">つかわなかった</w:t>
-            </w:r>
-          </w:p>
-        </w:tc>
-      </w:tr>
-      <w:tr>
-        <w:trPr>
-          <w:trHeight w:val="737" w:hRule="atLeast"/>
-          <w:cantSplit/>
-        </w:trPr>
-        <w:tc>
-          <w:tcPr>
-            <w:tcW w:type="dxa" w:w="454"/>
-            <w:vAlign w:val="center"/>
-          </w:tcPr>
-          <w:p>
-            <w:pPr>
-              <w:keepNext/>
-              <w:spacing w:after="0" w:before="0"/>
-              <w:jc w:val="center"/>
-            </w:pPr>
-            <w:r>
-              <w:rPr>
-                <w:rFonts w:ascii="BIZ UDPゴシック" w:hAnsi="BIZ UDPゴシック" w:eastAsia="BIZ UDPゴシック" w:cs="BIZ UDPゴシック"/>
-                <w:b/>
-                <w:bCs/>
-                <w:color w:val="1F2330"/>
-                <w:sz w:val="22"/>
-                <w:szCs w:val="22"/>
-              </w:rPr>
-              <w:t xml:space="preserve">5</w:t>
-            </w:r>
-          </w:p>
-        </w:tc>
-        <w:tc>
-          <w:tcPr>
-            <w:tcW w:type="dxa" w:w="3912"/>
-            <w:vAlign w:val="center"/>
-          </w:tcPr>
-          <w:p>
-            <w:pPr>
-              <w:keepNext/>
-              <w:spacing w:after="0" w:before="0"/>
-            </w:pPr>
-            <w:r>
-              <w:rPr>
-                <w:rFonts w:ascii="BIZ UDPゴシック" w:hAnsi="BIZ UDPゴシック" w:eastAsia="BIZ UDPゴシック" w:cs="BIZ UDPゴシック"/>
-                <w:color w:val="1F2330"/>
-                <w:sz w:val="22"/>
-                <w:szCs w:val="22"/>
-              </w:rPr>
-              <w:t xml:space="preserve">1</w:t>
-            </w:r>
-            <w:r>
-              <w:ruby>
-                <w:rubyPr>
-                  <w:rubyAlign w:val="distributeSpace"/>
-                  <w:hps w:val="11"/>
-                  <w:hpsRaise w:val="20"/>
-                  <w:hpsBaseText w:val="22"/>
-                  <w:lid w:val="ja-JP"/>
-                </w:rubyPr>
-                <w:rt>
-                  <w:r>
-                    <w:rPr>
-                      <w:rFonts w:ascii="BIZ UDPゴシック" w:hAnsi="BIZ UDPゴシック" w:eastAsia="BIZ UDPゴシック" w:cs="BIZ UDPゴシック"/>
-                      <w:color w:val="1F2330"/>
-                      <w:sz w:val="11"/>
-                      <w:szCs w:val="11"/>
-                    </w:rPr>
-                    <w:t xml:space="preserve">かい</w:t>
-                  </w:r>
-                </w:rt>
-                <w:rubyBase>
-                  <w:r>
-                    <w:rPr>
-                      <w:rFonts w:ascii="BIZ UDPゴシック" w:hAnsi="BIZ UDPゴシック" w:eastAsia="BIZ UDPゴシック" w:cs="BIZ UDPゴシック"/>
-                      <w:color w:val="1F2330"/>
-                      <w:sz w:val="22"/>
-                      <w:szCs w:val="22"/>
-                    </w:rPr>
-                    <w:t xml:space="preserve">回</w:t>
-                  </w:r>
-                </w:rubyBase>
-              </w:ruby>
-            </w:r>
-            <w:r>
-              <w:rPr>
-                <w:rFonts w:ascii="BIZ UDPゴシック" w:hAnsi="BIZ UDPゴシック" w:eastAsia="BIZ UDPゴシック" w:cs="BIZ UDPゴシック"/>
-                <w:color w:val="1F2330"/>
-                <w:sz w:val="22"/>
-                <w:szCs w:val="22"/>
-              </w:rPr>
-              <w:t xml:space="preserve">の</w:t>
-            </w:r>
-            <w:r>
-              <w:ruby>
-                <w:rubyPr>
-                  <w:rubyAlign w:val="distributeSpace"/>
-                  <w:hps w:val="11"/>
-                  <w:hpsRaise w:val="20"/>
-                  <w:hpsBaseText w:val="22"/>
-                  <w:lid w:val="ja-JP"/>
-                </w:rubyPr>
-                <w:rt>
-                  <w:r>
-                    <w:rPr>
-                      <w:rFonts w:ascii="BIZ UDPゴシック" w:hAnsi="BIZ UDPゴシック" w:eastAsia="BIZ UDPゴシック" w:cs="BIZ UDPゴシック"/>
-                      <w:color w:val="1F2330"/>
-                      <w:sz w:val="11"/>
-                      <w:szCs w:val="11"/>
-                    </w:rPr>
-                    <w:t xml:space="preserve">れんしゅう</w:t>
-                  </w:r>
-                </w:rt>
-                <w:rubyBase>
-                  <w:r>
-                    <w:rPr>
-                      <w:rFonts w:ascii="BIZ UDPゴシック" w:hAnsi="BIZ UDPゴシック" w:eastAsia="BIZ UDPゴシック" w:cs="BIZ UDPゴシック"/>
-                      <w:color w:val="1F2330"/>
-                      <w:sz w:val="22"/>
-                      <w:szCs w:val="22"/>
-                    </w:rPr>
-                    <w:t xml:space="preserve">練習</w:t>
-                  </w:r>
-                </w:rubyBase>
-              </w:ruby>
-            </w:r>
-            <w:r>
-              <w:rPr>
-                <w:rFonts w:ascii="BIZ UDPゴシック" w:hAnsi="BIZ UDPゴシック" w:eastAsia="BIZ UDPゴシック" w:cs="BIZ UDPゴシック"/>
-                <w:color w:val="1F2330"/>
-                <w:sz w:val="22"/>
-                <w:szCs w:val="22"/>
-              </w:rPr>
-              <w:t xml:space="preserve">の</w:t>
-            </w:r>
-            <w:r>
-              <w:ruby>
-                <w:rubyPr>
-                  <w:rubyAlign w:val="distributeSpace"/>
-                  <w:hps w:val="11"/>
-                  <w:hpsRaise w:val="20"/>
-                  <w:hpsBaseText w:val="22"/>
-                  <w:lid w:val="ja-JP"/>
-                </w:rubyPr>
-                <w:rt>
-                  <w:r>
-                    <w:rPr>
-                      <w:rFonts w:ascii="BIZ UDPゴシック" w:hAnsi="BIZ UDPゴシック" w:eastAsia="BIZ UDPゴシック" w:cs="BIZ UDPゴシック"/>
-                      <w:color w:val="1F2330"/>
-                      <w:sz w:val="11"/>
-                      <w:szCs w:val="11"/>
-                    </w:rPr>
-                    <w:t xml:space="preserve">なが</w:t>
-                  </w:r>
-                </w:rt>
-                <w:rubyBase>
-                  <w:r>
-                    <w:rPr>
-                      <w:rFonts w:ascii="BIZ UDPゴシック" w:hAnsi="BIZ UDPゴシック" w:eastAsia="BIZ UDPゴシック" w:cs="BIZ UDPゴシック"/>
-                      <w:color w:val="1F2330"/>
-                      <w:sz w:val="22"/>
-                      <w:szCs w:val="22"/>
-                    </w:rPr>
-                    <w:t xml:space="preserve">長</w:t>
-                  </w:r>
-                </w:rubyBase>
-              </w:ruby>
-            </w:r>
-            <w:r>
-              <w:rPr>
-                <w:rFonts w:ascii="BIZ UDPゴシック" w:hAnsi="BIZ UDPゴシック" w:eastAsia="BIZ UDPゴシック" w:cs="BIZ UDPゴシック"/>
-                <w:color w:val="1F2330"/>
-                <w:sz w:val="22"/>
-                <w:szCs w:val="22"/>
-              </w:rPr>
-              <w:t xml:space="preserve">さは、ちょうどよかったですか。</w:t>
-            </w:r>
-          </w:p>
-        </w:tc>
-        <w:tc>
-          <w:tcPr>
-            <w:tcW w:type="dxa" w:w="1049"/>
+            <w:tcW w:type="dxa" w:w="879"/>
             <w:vAlign w:val="center"/>
           </w:tcPr>
           <w:p>
@@ -3600,7 +1123,7 @@
         </w:tc>
         <w:tc>
           <w:tcPr>
-            <w:tcW w:type="dxa" w:w="1049"/>
+            <w:tcW w:type="dxa" w:w="879"/>
             <w:vAlign w:val="center"/>
           </w:tcPr>
           <w:p>
@@ -3611,7 +1134,7 @@
         </w:tc>
         <w:tc>
           <w:tcPr>
-            <w:tcW w:type="dxa" w:w="1049"/>
+            <w:tcW w:type="dxa" w:w="879"/>
             <w:vAlign w:val="center"/>
           </w:tcPr>
           <w:p>
@@ -3622,7 +1145,7 @@
         </w:tc>
         <w:tc>
           <w:tcPr>
-            <w:tcW w:type="dxa" w:w="1049"/>
+            <w:tcW w:type="dxa" w:w="879"/>
             <w:vAlign w:val="center"/>
           </w:tcPr>
           <w:p>
@@ -3633,8 +1156,8 @@
         </w:tc>
         <w:tc>
           <w:tcPr>
-            <w:tcW w:type="dxa" w:w="1304"/>
-            <w:shd w:val="clear" w:color="auto" w:fill="F4F5FB"/>
+            <w:tcW w:type="dxa" w:w="1191"/>
+            <w:shd w:val="clear" w:color="auto" w:fill="F7F8FC"/>
             <w:vAlign w:val="center"/>
           </w:tcPr>
           <w:p>
@@ -3646,18 +1169,49 @@
       </w:tr>
       <w:tr>
         <w:trPr>
-          <w:trHeight w:val="737" w:hRule="atLeast"/>
+          <w:trHeight w:val="283" w:hRule="atLeast"/>
           <w:cantSplit/>
         </w:trPr>
         <w:tc>
           <w:tcPr>
-            <w:tcW w:type="dxa" w:w="454"/>
+            <w:tcW w:type="dxa" w:w="10206"/>
+            <w:gridSpan w:val="7"/>
+            <w:shd w:val="clear" w:color="auto" w:fill="F4F5FB"/>
             <w:vAlign w:val="center"/>
           </w:tcPr>
           <w:p>
             <w:pPr>
               <w:keepNext/>
-              <w:spacing w:after="0" w:before="0"/>
+              <w:spacing w:after="0" w:before="0" w:line="250" w:lineRule="exact"/>
+            </w:pPr>
+            <w:r>
+              <w:rPr>
+                <w:rFonts w:ascii="BIZ UDPゴシック" w:hAnsi="BIZ UDPゴシック" w:eastAsia="BIZ UDPゴシック" w:cs="BIZ UDPゴシック"/>
+                <w:b/>
+                <w:bCs/>
+                <w:color w:val="0E1E45"/>
+                <w:sz w:val="20"/>
+                <w:szCs w:val="20"/>
+              </w:rPr>
+              <w:t xml:space="preserve">Ⅱ　続けやすさ</w:t>
+            </w:r>
+          </w:p>
+        </w:tc>
+      </w:tr>
+      <w:tr>
+        <w:trPr>
+          <w:trHeight w:val="408" w:hRule="atLeast"/>
+          <w:cantSplit/>
+        </w:trPr>
+        <w:tc>
+          <w:tcPr>
+            <w:tcW w:type="dxa" w:w="397"/>
+            <w:vAlign w:val="center"/>
+          </w:tcPr>
+          <w:p>
+            <w:pPr>
+              <w:keepNext/>
+              <w:spacing w:after="0" w:before="0" w:line="250" w:lineRule="exact"/>
               <w:jc w:val="center"/>
             </w:pPr>
             <w:r>
@@ -3666,121 +1220,37 @@
                 <w:b/>
                 <w:bCs/>
                 <w:color w:val="1F2330"/>
-                <w:sz w:val="22"/>
-                <w:szCs w:val="22"/>
+                <w:sz w:val="20"/>
+                <w:szCs w:val="20"/>
               </w:rPr>
-              <w:t xml:space="preserve">6</w:t>
+              <w:t xml:space="preserve">5</w:t>
             </w:r>
           </w:p>
         </w:tc>
         <w:tc>
           <w:tcPr>
-            <w:tcW w:type="dxa" w:w="3912"/>
+            <w:tcW w:type="dxa" w:w="5102"/>
             <w:vAlign w:val="center"/>
           </w:tcPr>
           <w:p>
             <w:pPr>
               <w:keepNext/>
-              <w:spacing w:after="0" w:before="0"/>
+              <w:spacing w:after="0" w:before="0" w:line="262" w:lineRule="exact"/>
             </w:pPr>
             <w:r>
               <w:rPr>
                 <w:rFonts w:ascii="BIZ UDPゴシック" w:hAnsi="BIZ UDPゴシック" w:eastAsia="BIZ UDPゴシック" w:cs="BIZ UDPゴシック"/>
                 <w:color w:val="1F2330"/>
-                <w:sz w:val="22"/>
-                <w:szCs w:val="22"/>
+                <w:sz w:val="21"/>
+                <w:szCs w:val="21"/>
               </w:rPr>
-              <w:t xml:space="preserve">これからも</w:t>
-            </w:r>
-            <w:r>
-              <w:ruby>
-                <w:rubyPr>
-                  <w:rubyAlign w:val="distributeSpace"/>
-                  <w:hps w:val="11"/>
-                  <w:hpsRaise w:val="20"/>
-                  <w:hpsBaseText w:val="22"/>
-                  <w:lid w:val="ja-JP"/>
-                </w:rubyPr>
-                <w:rt>
-                  <w:r>
-                    <w:rPr>
-                      <w:rFonts w:ascii="BIZ UDPゴシック" w:hAnsi="BIZ UDPゴシック" w:eastAsia="BIZ UDPゴシック" w:cs="BIZ UDPゴシック"/>
-                      <w:color w:val="1F2330"/>
-                      <w:sz w:val="11"/>
-                      <w:szCs w:val="11"/>
-                    </w:rPr>
-                    <w:t xml:space="preserve">つか</w:t>
-                  </w:r>
-                </w:rt>
-                <w:rubyBase>
-                  <w:r>
-                    <w:rPr>
-                      <w:rFonts w:ascii="BIZ UDPゴシック" w:hAnsi="BIZ UDPゴシック" w:eastAsia="BIZ UDPゴシック" w:cs="BIZ UDPゴシック"/>
-                      <w:color w:val="1F2330"/>
-                      <w:sz w:val="22"/>
-                      <w:szCs w:val="22"/>
-                    </w:rPr>
-                    <w:t xml:space="preserve">使</w:t>
-                  </w:r>
-                </w:rubyBase>
-              </w:ruby>
-            </w:r>
-            <w:r>
-              <w:rPr>
-                <w:rFonts w:ascii="BIZ UDPゴシック" w:hAnsi="BIZ UDPゴシック" w:eastAsia="BIZ UDPゴシック" w:cs="BIZ UDPゴシック"/>
-                <w:color w:val="1F2330"/>
-                <w:sz w:val="22"/>
-                <w:szCs w:val="22"/>
-              </w:rPr>
-              <w:t xml:space="preserve">いたいと</w:t>
-            </w:r>
-            <w:r>
-              <w:ruby>
-                <w:rubyPr>
-                  <w:rubyAlign w:val="distributeSpace"/>
-                  <w:hps w:val="11"/>
-                  <w:hpsRaise w:val="20"/>
-                  <w:hpsBaseText w:val="22"/>
-                  <w:lid w:val="ja-JP"/>
-                </w:rubyPr>
-                <w:rt>
-                  <w:r>
-                    <w:rPr>
-                      <w:rFonts w:ascii="BIZ UDPゴシック" w:hAnsi="BIZ UDPゴシック" w:eastAsia="BIZ UDPゴシック" w:cs="BIZ UDPゴシック"/>
-                      <w:color w:val="1F2330"/>
-                      <w:sz w:val="11"/>
-                      <w:szCs w:val="11"/>
-                    </w:rPr>
-                    <w:t xml:space="preserve">おも</w:t>
-                  </w:r>
-                </w:rt>
-                <w:rubyBase>
-                  <w:r>
-                    <w:rPr>
-                      <w:rFonts w:ascii="BIZ UDPゴシック" w:hAnsi="BIZ UDPゴシック" w:eastAsia="BIZ UDPゴシック" w:cs="BIZ UDPゴシック"/>
-                      <w:color w:val="1F2330"/>
-                      <w:sz w:val="22"/>
-                      <w:szCs w:val="22"/>
-                    </w:rPr>
-                    <w:t xml:space="preserve">思</w:t>
-                  </w:r>
-                </w:rubyBase>
-              </w:ruby>
-            </w:r>
-            <w:r>
-              <w:rPr>
-                <w:rFonts w:ascii="BIZ UDPゴシック" w:hAnsi="BIZ UDPゴシック" w:eastAsia="BIZ UDPゴシック" w:cs="BIZ UDPゴシック"/>
-                <w:color w:val="1F2330"/>
-                <w:sz w:val="22"/>
-                <w:szCs w:val="22"/>
-              </w:rPr>
-              <w:t xml:space="preserve">いますか。</w:t>
+              <w:t xml:space="preserve">1回の練習の長さは、ちょうどよかったですか。</w:t>
             </w:r>
           </w:p>
         </w:tc>
         <w:tc>
           <w:tcPr>
-            <w:tcW w:type="dxa" w:w="1049"/>
+            <w:tcW w:type="dxa" w:w="879"/>
             <w:vAlign w:val="center"/>
           </w:tcPr>
           <w:p>
@@ -3791,7 +1261,7 @@
         </w:tc>
         <w:tc>
           <w:tcPr>
-            <w:tcW w:type="dxa" w:w="1049"/>
+            <w:tcW w:type="dxa" w:w="879"/>
             <w:vAlign w:val="center"/>
           </w:tcPr>
           <w:p>
@@ -3802,7 +1272,7 @@
         </w:tc>
         <w:tc>
           <w:tcPr>
-            <w:tcW w:type="dxa" w:w="1049"/>
+            <w:tcW w:type="dxa" w:w="879"/>
             <w:vAlign w:val="center"/>
           </w:tcPr>
           <w:p>
@@ -3813,7 +1283,7 @@
         </w:tc>
         <w:tc>
           <w:tcPr>
-            <w:tcW w:type="dxa" w:w="1049"/>
+            <w:tcW w:type="dxa" w:w="879"/>
             <w:vAlign w:val="center"/>
           </w:tcPr>
           <w:p>
@@ -3824,1360 +1294,8 @@
         </w:tc>
         <w:tc>
           <w:tcPr>
-            <w:tcW w:type="dxa" w:w="1304"/>
-            <w:shd w:val="clear" w:color="auto" w:fill="F4F5FB"/>
-            <w:vAlign w:val="center"/>
-          </w:tcPr>
-          <w:p>
-            <w:pPr>
-              <w:keepNext/>
-            </w:pPr>
-          </w:p>
-        </w:tc>
-      </w:tr>
-    </w:tbl>
-    <w:tbl>
-      <w:tblPr>
-        <w:tblW w:type="dxa" w:w="9865"/>
-        <w:jc w:val="center"/>
-        <w:tblBorders>
-          <w:top w:val="single" w:sz="6" w:space="0" w:color="9AA0B8"/>
-          <w:left w:val="single" w:sz="6" w:space="0" w:color="9AA0B8"/>
-          <w:bottom w:val="single" w:sz="6" w:space="0" w:color="9AA0B8"/>
-          <w:right w:val="single" w:sz="6" w:space="0" w:color="9AA0B8"/>
-          <w:insideH w:val="single" w:sz="6" w:space="0" w:color="9AA0B8"/>
-          <w:insideV w:val="single" w:sz="6" w:space="0" w:color="9AA0B8"/>
-        </w:tblBorders>
-        <w:tblLayout w:type="fixed"/>
-        <w:tblCellMar>
-          <w:top w:w="34" w:type="dxa"/>
-          <w:left w:w="56" w:type="dxa"/>
-          <w:bottom w:w="34" w:type="dxa"/>
-          <w:right w:w="56" w:type="dxa"/>
-        </w:tblCellMar>
-        <w:tblLook w:firstColumn="1" w:firstRow="1" w:lastColumn="0" w:lastRow="0" w:noHBand="0" w:noVBand="1" w:val="04A0"/>
-      </w:tblPr>
-      <w:tblGrid>
-        <w:gridCol w:w="453"/>
-        <w:gridCol w:w="3912"/>
-        <w:gridCol w:w="1048"/>
-        <w:gridCol w:w="1048"/>
-        <w:gridCol w:w="1048"/>
-        <w:gridCol w:w="1048"/>
-        <w:gridCol w:w="1304"/>
-      </w:tblGrid>
-      <w:tr>
-        <w:trPr>
-          <w:cantSplit/>
-        </w:trPr>
-        <w:tc>
-          <w:tcPr>
-            <w:tcW w:type="dxa" w:w="4366"/>
-            <w:gridSpan w:val="2"/>
-            <w:shd w:val="clear" w:color="auto" w:fill="E7E9F5"/>
-            <w:vAlign w:val="center"/>
-          </w:tcPr>
-          <w:p>
-            <w:pPr>
-              <w:keepNext/>
-            </w:pPr>
-          </w:p>
-        </w:tc>
-        <w:tc>
-          <w:tcPr>
-            <w:tcW w:type="dxa" w:w="1049"/>
-            <w:shd w:val="clear" w:color="auto" w:fill="E7E9F5"/>
-            <w:vAlign w:val="center"/>
-          </w:tcPr>
-          <w:p>
-            <w:pPr>
-              <w:keepNext/>
-              <w:spacing w:after="0" w:before="0" w:line="240" w:lineRule="auto"/>
-              <w:jc w:val="center"/>
-            </w:pPr>
-            <w:r>
-              <w:rPr>
-                <w:rFonts w:ascii="BIZ UDPゴシック" w:hAnsi="BIZ UDPゴシック" w:eastAsia="BIZ UDPゴシック" w:cs="BIZ UDPゴシック"/>
-                <w:b/>
-                <w:bCs/>
-                <w:color w:val="0E1E45"/>
-                <w:sz w:val="15"/>
-                <w:szCs w:val="15"/>
-              </w:rPr>
-              <w:t xml:space="preserve">とても</w:t>
-            </w:r>
-          </w:p>
-          <w:p>
-            <w:pPr>
-              <w:keepNext/>
-              <w:spacing w:after="0" w:before="0" w:line="240" w:lineRule="auto"/>
-              <w:jc w:val="center"/>
-            </w:pPr>
-            <w:r>
-              <w:rPr>
-                <w:rFonts w:ascii="BIZ UDPゴシック" w:hAnsi="BIZ UDPゴシック" w:eastAsia="BIZ UDPゴシック" w:cs="BIZ UDPゴシック"/>
-                <w:b/>
-                <w:bCs/>
-                <w:color w:val="0E1E45"/>
-                <w:sz w:val="15"/>
-                <w:szCs w:val="15"/>
-              </w:rPr>
-              <w:t xml:space="preserve">そう おもう</w:t>
-            </w:r>
-          </w:p>
-        </w:tc>
-        <w:tc>
-          <w:tcPr>
-            <w:tcW w:type="dxa" w:w="1049"/>
-            <w:shd w:val="clear" w:color="auto" w:fill="E7E9F5"/>
-            <w:vAlign w:val="center"/>
-          </w:tcPr>
-          <w:p>
-            <w:pPr>
-              <w:keepNext/>
-              <w:spacing w:after="0" w:before="0" w:line="240" w:lineRule="auto"/>
-              <w:jc w:val="center"/>
-            </w:pPr>
-            <w:r>
-              <w:rPr>
-                <w:rFonts w:ascii="BIZ UDPゴシック" w:hAnsi="BIZ UDPゴシック" w:eastAsia="BIZ UDPゴシック" w:cs="BIZ UDPゴシック"/>
-                <w:b/>
-                <w:bCs/>
-                <w:color w:val="0E1E45"/>
-                <w:sz w:val="15"/>
-                <w:szCs w:val="15"/>
-              </w:rPr>
-              <w:t xml:space="preserve">すこし</w:t>
-            </w:r>
-          </w:p>
-          <w:p>
-            <w:pPr>
-              <w:keepNext/>
-              <w:spacing w:after="0" w:before="0" w:line="240" w:lineRule="auto"/>
-              <w:jc w:val="center"/>
-            </w:pPr>
-            <w:r>
-              <w:rPr>
-                <w:rFonts w:ascii="BIZ UDPゴシック" w:hAnsi="BIZ UDPゴシック" w:eastAsia="BIZ UDPゴシック" w:cs="BIZ UDPゴシック"/>
-                <w:b/>
-                <w:bCs/>
-                <w:color w:val="0E1E45"/>
-                <w:sz w:val="15"/>
-                <w:szCs w:val="15"/>
-              </w:rPr>
-              <w:t xml:space="preserve">そう おもう</w:t>
-            </w:r>
-          </w:p>
-        </w:tc>
-        <w:tc>
-          <w:tcPr>
-            <w:tcW w:type="dxa" w:w="1049"/>
-            <w:shd w:val="clear" w:color="auto" w:fill="E7E9F5"/>
-            <w:vAlign w:val="center"/>
-          </w:tcPr>
-          <w:p>
-            <w:pPr>
-              <w:keepNext/>
-              <w:spacing w:after="0" w:before="0" w:line="240" w:lineRule="auto"/>
-              <w:jc w:val="center"/>
-            </w:pPr>
-            <w:r>
-              <w:rPr>
-                <w:rFonts w:ascii="BIZ UDPゴシック" w:hAnsi="BIZ UDPゴシック" w:eastAsia="BIZ UDPゴシック" w:cs="BIZ UDPゴシック"/>
-                <w:b/>
-                <w:bCs/>
-                <w:color w:val="0E1E45"/>
-                <w:sz w:val="15"/>
-                <w:szCs w:val="15"/>
-              </w:rPr>
-              <w:t xml:space="preserve">あまり そう</w:t>
-            </w:r>
-          </w:p>
-          <w:p>
-            <w:pPr>
-              <w:keepNext/>
-              <w:spacing w:after="0" w:before="0" w:line="240" w:lineRule="auto"/>
-              <w:jc w:val="center"/>
-            </w:pPr>
-            <w:r>
-              <w:rPr>
-                <w:rFonts w:ascii="BIZ UDPゴシック" w:hAnsi="BIZ UDPゴシック" w:eastAsia="BIZ UDPゴシック" w:cs="BIZ UDPゴシック"/>
-                <w:b/>
-                <w:bCs/>
-                <w:color w:val="0E1E45"/>
-                <w:sz w:val="15"/>
-                <w:szCs w:val="15"/>
-              </w:rPr>
-              <w:t xml:space="preserve">おもわない</w:t>
-            </w:r>
-          </w:p>
-        </w:tc>
-        <w:tc>
-          <w:tcPr>
-            <w:tcW w:type="dxa" w:w="1049"/>
-            <w:shd w:val="clear" w:color="auto" w:fill="E7E9F5"/>
-            <w:vAlign w:val="center"/>
-          </w:tcPr>
-          <w:p>
-            <w:pPr>
-              <w:keepNext/>
-              <w:spacing w:after="0" w:before="0" w:line="240" w:lineRule="auto"/>
-              <w:jc w:val="center"/>
-            </w:pPr>
-            <w:r>
-              <w:rPr>
-                <w:rFonts w:ascii="BIZ UDPゴシック" w:hAnsi="BIZ UDPゴシック" w:eastAsia="BIZ UDPゴシック" w:cs="BIZ UDPゴシック"/>
-                <w:b/>
-                <w:bCs/>
-                <w:color w:val="0E1E45"/>
-                <w:sz w:val="15"/>
-                <w:szCs w:val="15"/>
-              </w:rPr>
-              <w:t xml:space="preserve">そう</w:t>
-            </w:r>
-          </w:p>
-          <w:p>
-            <w:pPr>
-              <w:keepNext/>
-              <w:spacing w:after="0" w:before="0" w:line="240" w:lineRule="auto"/>
-              <w:jc w:val="center"/>
-            </w:pPr>
-            <w:r>
-              <w:rPr>
-                <w:rFonts w:ascii="BIZ UDPゴシック" w:hAnsi="BIZ UDPゴシック" w:eastAsia="BIZ UDPゴシック" w:cs="BIZ UDPゴシック"/>
-                <w:b/>
-                <w:bCs/>
-                <w:color w:val="0E1E45"/>
-                <w:sz w:val="15"/>
-                <w:szCs w:val="15"/>
-              </w:rPr>
-              <w:t xml:space="preserve">おもわない</w:t>
-            </w:r>
-          </w:p>
-        </w:tc>
-        <w:tc>
-          <w:tcPr>
-            <w:tcW w:type="dxa" w:w="1304"/>
-            <w:shd w:val="clear" w:color="auto" w:fill="E7E9F5"/>
-            <w:vAlign w:val="center"/>
-          </w:tcPr>
-          <w:p>
-            <w:pPr>
-              <w:keepNext/>
-              <w:spacing w:after="0" w:before="0" w:line="240" w:lineRule="auto"/>
-              <w:jc w:val="center"/>
-            </w:pPr>
-            <w:r>
-              <w:rPr>
-                <w:rFonts w:ascii="BIZ UDPゴシック" w:hAnsi="BIZ UDPゴシック" w:eastAsia="BIZ UDPゴシック" w:cs="BIZ UDPゴシック"/>
-                <w:b/>
-                <w:bCs/>
-                <w:color w:val="5A6070"/>
-                <w:sz w:val="15"/>
-                <w:szCs w:val="15"/>
-              </w:rPr>
-              <w:t xml:space="preserve">わからない・</w:t>
-            </w:r>
-          </w:p>
-          <w:p>
-            <w:pPr>
-              <w:keepNext/>
-              <w:spacing w:after="0" w:before="0" w:line="240" w:lineRule="auto"/>
-              <w:jc w:val="center"/>
-            </w:pPr>
-            <w:r>
-              <w:rPr>
-                <w:rFonts w:ascii="BIZ UDPゴシック" w:hAnsi="BIZ UDPゴシック" w:eastAsia="BIZ UDPゴシック" w:cs="BIZ UDPゴシック"/>
-                <w:b/>
-                <w:bCs/>
-                <w:color w:val="5A6070"/>
-                <w:sz w:val="15"/>
-                <w:szCs w:val="15"/>
-              </w:rPr>
-              <w:t xml:space="preserve">つかわなかった</w:t>
-            </w:r>
-          </w:p>
-        </w:tc>
-      </w:tr>
-      <w:tr>
-        <w:trPr>
-          <w:trHeight w:val="737" w:hRule="atLeast"/>
-          <w:cantSplit/>
-        </w:trPr>
-        <w:tc>
-          <w:tcPr>
-            <w:tcW w:type="dxa" w:w="454"/>
-            <w:vAlign w:val="center"/>
-          </w:tcPr>
-          <w:p>
-            <w:pPr>
-              <w:spacing w:after="0" w:before="0"/>
-              <w:jc w:val="center"/>
-            </w:pPr>
-            <w:r>
-              <w:rPr>
-                <w:rFonts w:ascii="BIZ UDPゴシック" w:hAnsi="BIZ UDPゴシック" w:eastAsia="BIZ UDPゴシック" w:cs="BIZ UDPゴシック"/>
-                <w:b/>
-                <w:bCs/>
-                <w:color w:val="1F2330"/>
-                <w:sz w:val="22"/>
-                <w:szCs w:val="22"/>
-              </w:rPr>
-              <w:t xml:space="preserve">7</w:t>
-            </w:r>
-          </w:p>
-        </w:tc>
-        <w:tc>
-          <w:tcPr>
-            <w:tcW w:type="dxa" w:w="3912"/>
-            <w:vAlign w:val="center"/>
-          </w:tcPr>
-          <w:p>
-            <w:pPr>
-              <w:spacing w:after="0" w:before="0"/>
-            </w:pPr>
-            <w:r>
-              <w:ruby>
-                <w:rubyPr>
-                  <w:rubyAlign w:val="distributeSpace"/>
-                  <w:hps w:val="11"/>
-                  <w:hpsRaise w:val="20"/>
-                  <w:hpsBaseText w:val="22"/>
-                  <w:lid w:val="ja-JP"/>
-                </w:rubyPr>
-                <w:rt>
-                  <w:r>
-                    <w:rPr>
-                      <w:rFonts w:ascii="BIZ UDPゴシック" w:hAnsi="BIZ UDPゴシック" w:eastAsia="BIZ UDPゴシック" w:cs="BIZ UDPゴシック"/>
-                      <w:color w:val="1F2330"/>
-                      <w:sz w:val="11"/>
-                      <w:szCs w:val="11"/>
-                    </w:rPr>
-                    <w:t xml:space="preserve">れんしゅう</w:t>
-                  </w:r>
-                </w:rt>
-                <w:rubyBase>
-                  <w:r>
-                    <w:rPr>
-                      <w:rFonts w:ascii="BIZ UDPゴシック" w:hAnsi="BIZ UDPゴシック" w:eastAsia="BIZ UDPゴシック" w:cs="BIZ UDPゴシック"/>
-                      <w:color w:val="1F2330"/>
-                      <w:sz w:val="22"/>
-                      <w:szCs w:val="22"/>
-                    </w:rPr>
-                    <w:t xml:space="preserve">練習</w:t>
-                  </w:r>
-                </w:rubyBase>
-              </w:ruby>
-            </w:r>
-            <w:r>
-              <w:rPr>
-                <w:rFonts w:ascii="BIZ UDPゴシック" w:hAnsi="BIZ UDPゴシック" w:eastAsia="BIZ UDPゴシック" w:cs="BIZ UDPゴシック"/>
-                <w:color w:val="1F2330"/>
-                <w:sz w:val="22"/>
-                <w:szCs w:val="22"/>
-              </w:rPr>
-              <w:t xml:space="preserve">することが、</w:t>
-            </w:r>
-            <w:r>
-              <w:ruby>
-                <w:rubyPr>
-                  <w:rubyAlign w:val="distributeSpace"/>
-                  <w:hps w:val="11"/>
-                  <w:hpsRaise w:val="20"/>
-                  <w:hpsBaseText w:val="22"/>
-                  <w:lid w:val="ja-JP"/>
-                </w:rubyPr>
-                <w:rt>
-                  <w:r>
-                    <w:rPr>
-                      <w:rFonts w:ascii="BIZ UDPゴシック" w:hAnsi="BIZ UDPゴシック" w:eastAsia="BIZ UDPゴシック" w:cs="BIZ UDPゴシック"/>
-                      <w:color w:val="1F2330"/>
-                      <w:sz w:val="11"/>
-                      <w:szCs w:val="11"/>
-                    </w:rPr>
-                    <w:t xml:space="preserve">ふたん</w:t>
-                  </w:r>
-                </w:rt>
-                <w:rubyBase>
-                  <w:r>
-                    <w:rPr>
-                      <w:rFonts w:ascii="BIZ UDPゴシック" w:hAnsi="BIZ UDPゴシック" w:eastAsia="BIZ UDPゴシック" w:cs="BIZ UDPゴシック"/>
-                      <w:color w:val="1F2330"/>
-                      <w:sz w:val="22"/>
-                      <w:szCs w:val="22"/>
-                    </w:rPr>
-                    <w:t xml:space="preserve">負担</w:t>
-                  </w:r>
-                </w:rubyBase>
-              </w:ruby>
-            </w:r>
-            <w:r>
-              <w:rPr>
-                <w:rFonts w:ascii="BIZ UDPゴシック" w:hAnsi="BIZ UDPゴシック" w:eastAsia="BIZ UDPゴシック" w:cs="BIZ UDPゴシック"/>
-                <w:color w:val="1F2330"/>
-                <w:sz w:val="22"/>
-                <w:szCs w:val="22"/>
-              </w:rPr>
-              <w:t xml:space="preserve">に（たいへんだと）</w:t>
-            </w:r>
-            <w:r>
-              <w:ruby>
-                <w:rubyPr>
-                  <w:rubyAlign w:val="distributeSpace"/>
-                  <w:hps w:val="11"/>
-                  <w:hpsRaise w:val="20"/>
-                  <w:hpsBaseText w:val="22"/>
-                  <w:lid w:val="ja-JP"/>
-                </w:rubyPr>
-                <w:rt>
-                  <w:r>
-                    <w:rPr>
-                      <w:rFonts w:ascii="BIZ UDPゴシック" w:hAnsi="BIZ UDPゴシック" w:eastAsia="BIZ UDPゴシック" w:cs="BIZ UDPゴシック"/>
-                      <w:color w:val="1F2330"/>
-                      <w:sz w:val="11"/>
-                      <w:szCs w:val="11"/>
-                    </w:rPr>
-                    <w:t xml:space="preserve">かん</w:t>
-                  </w:r>
-                </w:rt>
-                <w:rubyBase>
-                  <w:r>
-                    <w:rPr>
-                      <w:rFonts w:ascii="BIZ UDPゴシック" w:hAnsi="BIZ UDPゴシック" w:eastAsia="BIZ UDPゴシック" w:cs="BIZ UDPゴシック"/>
-                      <w:color w:val="1F2330"/>
-                      <w:sz w:val="22"/>
-                      <w:szCs w:val="22"/>
-                    </w:rPr>
-                    <w:t xml:space="preserve">感</w:t>
-                  </w:r>
-                </w:rubyBase>
-              </w:ruby>
-            </w:r>
-            <w:r>
-              <w:rPr>
-                <w:rFonts w:ascii="BIZ UDPゴシック" w:hAnsi="BIZ UDPゴシック" w:eastAsia="BIZ UDPゴシック" w:cs="BIZ UDPゴシック"/>
-                <w:color w:val="1F2330"/>
-                <w:sz w:val="22"/>
-                <w:szCs w:val="22"/>
-              </w:rPr>
-              <w:t xml:space="preserve">じましたか。</w:t>
-            </w:r>
-          </w:p>
-        </w:tc>
-        <w:tc>
-          <w:tcPr>
-            <w:tcW w:type="dxa" w:w="1049"/>
-            <w:vAlign w:val="center"/>
-          </w:tcPr>
-          <w:p/>
-        </w:tc>
-        <w:tc>
-          <w:tcPr>
-            <w:tcW w:type="dxa" w:w="1049"/>
-            <w:vAlign w:val="center"/>
-          </w:tcPr>
-          <w:p/>
-        </w:tc>
-        <w:tc>
-          <w:tcPr>
-            <w:tcW w:type="dxa" w:w="1049"/>
-            <w:vAlign w:val="center"/>
-          </w:tcPr>
-          <w:p/>
-        </w:tc>
-        <w:tc>
-          <w:tcPr>
-            <w:tcW w:type="dxa" w:w="1049"/>
-            <w:vAlign w:val="center"/>
-          </w:tcPr>
-          <w:p/>
-        </w:tc>
-        <w:tc>
-          <w:tcPr>
-            <w:tcW w:type="dxa" w:w="1304"/>
-            <w:shd w:val="clear" w:color="auto" w:fill="F4F5FB"/>
-            <w:vAlign w:val="center"/>
-          </w:tcPr>
-          <w:p/>
-        </w:tc>
-      </w:tr>
-    </w:tbl>
-    <w:p>
-      <w:pPr>
-        <w:spacing w:after="0" w:line="160" w:lineRule="exact"/>
-      </w:pPr>
-    </w:p>
-    <w:tbl>
-      <w:tblPr>
-        <w:tblW w:type="dxa" w:w="9865"/>
-        <w:jc w:val="center"/>
-        <w:tblBorders>
-          <w:top w:val="single" w:sz="6" w:space="0" w:color="9AA0B8"/>
-          <w:left w:val="single" w:sz="6" w:space="0" w:color="9AA0B8"/>
-          <w:bottom w:val="single" w:sz="6" w:space="0" w:color="9AA0B8"/>
-          <w:right w:val="single" w:sz="6" w:space="0" w:color="9AA0B8"/>
-          <w:insideH w:val="single" w:sz="6" w:space="0" w:color="9AA0B8"/>
-          <w:insideV w:val="single" w:sz="6" w:space="0" w:color="9AA0B8"/>
-        </w:tblBorders>
-        <w:tblLayout w:type="fixed"/>
-        <w:tblCellMar>
-          <w:top w:w="34" w:type="dxa"/>
-          <w:left w:w="56" w:type="dxa"/>
-          <w:bottom w:w="34" w:type="dxa"/>
-          <w:right w:w="56" w:type="dxa"/>
-        </w:tblCellMar>
-        <w:tblLook w:firstColumn="1" w:firstRow="1" w:lastColumn="0" w:lastRow="0" w:noHBand="0" w:noVBand="1" w:val="04A0"/>
-      </w:tblPr>
-      <w:tblGrid>
-        <w:gridCol w:w="453"/>
-        <w:gridCol w:w="3912"/>
-        <w:gridCol w:w="1048"/>
-        <w:gridCol w:w="1048"/>
-        <w:gridCol w:w="1048"/>
-        <w:gridCol w:w="1048"/>
-        <w:gridCol w:w="1304"/>
-      </w:tblGrid>
-      <w:tr>
-        <w:trPr>
-          <w:cantSplit/>
-        </w:trPr>
-        <w:tc>
-          <w:tcPr>
-            <w:tcW w:type="dxa" w:w="4366"/>
-            <w:gridSpan w:val="2"/>
-            <w:shd w:val="clear" w:color="auto" w:fill="E7E9F5"/>
-            <w:vAlign w:val="center"/>
-          </w:tcPr>
-          <w:p>
-            <w:pPr>
-              <w:keepNext/>
-              <w:spacing w:after="0" w:before="0"/>
-            </w:pPr>
-            <w:r>
-              <w:rPr>
-                <w:rFonts w:ascii="BIZ UDPゴシック" w:hAnsi="BIZ UDPゴシック" w:eastAsia="BIZ UDPゴシック" w:cs="BIZ UDPゴシック"/>
-                <w:b/>
-                <w:bCs/>
-                <w:color w:val="0E1E45"/>
-                <w:sz w:val="25"/>
-                <w:szCs w:val="25"/>
-              </w:rPr>
-              <w:t xml:space="preserve">Ⅲ　</w:t>
-            </w:r>
-            <w:r>
-              <w:ruby>
-                <w:rubyPr>
-                  <w:rubyAlign w:val="distributeSpace"/>
-                  <w:hps w:val="12"/>
-                  <w:hpsRaise w:val="23"/>
-                  <w:hpsBaseText w:val="25"/>
-                  <w:lid w:val="ja-JP"/>
-                </w:rubyPr>
-                <w:rt>
-                  <w:r>
-                    <w:rPr>
-                      <w:rFonts w:ascii="BIZ UDPゴシック" w:hAnsi="BIZ UDPゴシック" w:eastAsia="BIZ UDPゴシック" w:cs="BIZ UDPゴシック"/>
-                      <w:color w:val="0E1E45"/>
-                      <w:sz w:val="12"/>
-                      <w:szCs w:val="12"/>
-                    </w:rPr>
-                    <w:t xml:space="preserve">やく</w:t>
-                  </w:r>
-                </w:rt>
-                <w:rubyBase>
-                  <w:r>
-                    <w:rPr>
-                      <w:rFonts w:ascii="BIZ UDPゴシック" w:hAnsi="BIZ UDPゴシック" w:eastAsia="BIZ UDPゴシック" w:cs="BIZ UDPゴシック"/>
-                      <w:b/>
-                      <w:bCs/>
-                      <w:color w:val="0E1E45"/>
-                      <w:sz w:val="25"/>
-                      <w:szCs w:val="25"/>
-                    </w:rPr>
-                    <w:t xml:space="preserve">役</w:t>
-                  </w:r>
-                </w:rubyBase>
-              </w:ruby>
-            </w:r>
-            <w:r>
-              <w:rPr>
-                <w:rFonts w:ascii="BIZ UDPゴシック" w:hAnsi="BIZ UDPゴシック" w:eastAsia="BIZ UDPゴシック" w:cs="BIZ UDPゴシック"/>
-                <w:b/>
-                <w:bCs/>
-                <w:color w:val="0E1E45"/>
-                <w:sz w:val="25"/>
-                <w:szCs w:val="25"/>
-              </w:rPr>
-              <w:t xml:space="preserve">に</w:t>
-            </w:r>
-            <w:r>
-              <w:ruby>
-                <w:rubyPr>
-                  <w:rubyAlign w:val="distributeSpace"/>
-                  <w:hps w:val="12"/>
-                  <w:hpsRaise w:val="23"/>
-                  <w:hpsBaseText w:val="25"/>
-                  <w:lid w:val="ja-JP"/>
-                </w:rubyPr>
-                <w:rt>
-                  <w:r>
-                    <w:rPr>
-                      <w:rFonts w:ascii="BIZ UDPゴシック" w:hAnsi="BIZ UDPゴシック" w:eastAsia="BIZ UDPゴシック" w:cs="BIZ UDPゴシック"/>
-                      <w:color w:val="0E1E45"/>
-                      <w:sz w:val="12"/>
-                      <w:szCs w:val="12"/>
-                    </w:rPr>
-                    <w:t xml:space="preserve">た</w:t>
-                  </w:r>
-                </w:rt>
-                <w:rubyBase>
-                  <w:r>
-                    <w:rPr>
-                      <w:rFonts w:ascii="BIZ UDPゴシック" w:hAnsi="BIZ UDPゴシック" w:eastAsia="BIZ UDPゴシック" w:cs="BIZ UDPゴシック"/>
-                      <w:b/>
-                      <w:bCs/>
-                      <w:color w:val="0E1E45"/>
-                      <w:sz w:val="25"/>
-                      <w:szCs w:val="25"/>
-                    </w:rPr>
-                    <w:t xml:space="preserve">立</w:t>
-                  </w:r>
-                </w:rubyBase>
-              </w:ruby>
-            </w:r>
-            <w:r>
-              <w:rPr>
-                <w:rFonts w:ascii="BIZ UDPゴシック" w:hAnsi="BIZ UDPゴシック" w:eastAsia="BIZ UDPゴシック" w:cs="BIZ UDPゴシック"/>
-                <w:b/>
-                <w:bCs/>
-                <w:color w:val="0E1E45"/>
-                <w:sz w:val="25"/>
-                <w:szCs w:val="25"/>
-              </w:rPr>
-              <w:t xml:space="preserve">ったか</w:t>
-            </w:r>
-          </w:p>
-        </w:tc>
-        <w:tc>
-          <w:tcPr>
-            <w:tcW w:type="dxa" w:w="1049"/>
-            <w:shd w:val="clear" w:color="auto" w:fill="E7E9F5"/>
-            <w:vAlign w:val="center"/>
-          </w:tcPr>
-          <w:p>
-            <w:pPr>
-              <w:keepNext/>
-              <w:spacing w:after="20"/>
-              <w:jc w:val="center"/>
-            </w:pPr>
-            <w:r>
-              <w:drawing>
-                <wp:inline xmlns:a="http://schemas.openxmlformats.org/drawingml/2006/main" xmlns:pic="http://schemas.openxmlformats.org/drawingml/2006/picture">
-                  <wp:extent cx="360000" cy="360000"/>
-                  <wp:docPr id="11" name="Picture 11"/>
-                  <wp:cNvGraphicFramePr>
-                    <a:graphicFrameLocks noChangeAspect="1"/>
-                  </wp:cNvGraphicFramePr>
-                  <a:graphic>
-                    <a:graphicData uri="http://schemas.openxmlformats.org/drawingml/2006/picture">
-                      <pic:pic>
-                        <pic:nvPicPr>
-                          <pic:cNvPr id="0" name="face4.png"/>
-                          <pic:cNvPicPr/>
-                        </pic:nvPicPr>
-                        <pic:blipFill>
-                          <a:blip r:embed="rId10"/>
-                          <a:stretch>
-                            <a:fillRect/>
-                          </a:stretch>
-                        </pic:blipFill>
-                        <pic:spPr>
-                          <a:xfrm>
-                            <a:off x="0" y="0"/>
-                            <a:ext cx="360000" cy="360000"/>
-                          </a:xfrm>
-                          <a:prstGeom prst="rect"/>
-                        </pic:spPr>
-                      </pic:pic>
-                    </a:graphicData>
-                  </a:graphic>
-                </wp:inline>
-              </w:drawing>
-            </w:r>
-          </w:p>
-          <w:p>
-            <w:pPr>
-              <w:keepNext/>
-              <w:spacing w:after="0" w:before="0" w:line="240" w:lineRule="auto"/>
-              <w:jc w:val="center"/>
-            </w:pPr>
-            <w:r>
-              <w:rPr>
-                <w:rFonts w:ascii="BIZ UDPゴシック" w:hAnsi="BIZ UDPゴシック" w:eastAsia="BIZ UDPゴシック" w:cs="BIZ UDPゴシック"/>
-                <w:b/>
-                <w:bCs/>
-                <w:color w:val="0E1E45"/>
-                <w:sz w:val="15"/>
-                <w:szCs w:val="15"/>
-              </w:rPr>
-              <w:t xml:space="preserve">とても</w:t>
-            </w:r>
-          </w:p>
-          <w:p>
-            <w:pPr>
-              <w:keepNext/>
-              <w:spacing w:after="0" w:before="0" w:line="240" w:lineRule="auto"/>
-              <w:jc w:val="center"/>
-            </w:pPr>
-            <w:r>
-              <w:rPr>
-                <w:rFonts w:ascii="BIZ UDPゴシック" w:hAnsi="BIZ UDPゴシック" w:eastAsia="BIZ UDPゴシック" w:cs="BIZ UDPゴシック"/>
-                <w:b/>
-                <w:bCs/>
-                <w:color w:val="0E1E45"/>
-                <w:sz w:val="15"/>
-                <w:szCs w:val="15"/>
-              </w:rPr>
-              <w:t xml:space="preserve">そう おもう</w:t>
-            </w:r>
-          </w:p>
-        </w:tc>
-        <w:tc>
-          <w:tcPr>
-            <w:tcW w:type="dxa" w:w="1049"/>
-            <w:shd w:val="clear" w:color="auto" w:fill="E7E9F5"/>
-            <w:vAlign w:val="center"/>
-          </w:tcPr>
-          <w:p>
-            <w:pPr>
-              <w:keepNext/>
-              <w:spacing w:after="20"/>
-              <w:jc w:val="center"/>
-            </w:pPr>
-            <w:r>
-              <w:drawing>
-                <wp:inline xmlns:a="http://schemas.openxmlformats.org/drawingml/2006/main" xmlns:pic="http://schemas.openxmlformats.org/drawingml/2006/picture">
-                  <wp:extent cx="360000" cy="360000"/>
-                  <wp:docPr id="12" name="Picture 12"/>
-                  <wp:cNvGraphicFramePr>
-                    <a:graphicFrameLocks noChangeAspect="1"/>
-                  </wp:cNvGraphicFramePr>
-                  <a:graphic>
-                    <a:graphicData uri="http://schemas.openxmlformats.org/drawingml/2006/picture">
-                      <pic:pic>
-                        <pic:nvPicPr>
-                          <pic:cNvPr id="0" name="face3.png"/>
-                          <pic:cNvPicPr/>
-                        </pic:nvPicPr>
-                        <pic:blipFill>
-                          <a:blip r:embed="rId11"/>
-                          <a:stretch>
-                            <a:fillRect/>
-                          </a:stretch>
-                        </pic:blipFill>
-                        <pic:spPr>
-                          <a:xfrm>
-                            <a:off x="0" y="0"/>
-                            <a:ext cx="360000" cy="360000"/>
-                          </a:xfrm>
-                          <a:prstGeom prst="rect"/>
-                        </pic:spPr>
-                      </pic:pic>
-                    </a:graphicData>
-                  </a:graphic>
-                </wp:inline>
-              </w:drawing>
-            </w:r>
-          </w:p>
-          <w:p>
-            <w:pPr>
-              <w:keepNext/>
-              <w:spacing w:after="0" w:before="0" w:line="240" w:lineRule="auto"/>
-              <w:jc w:val="center"/>
-            </w:pPr>
-            <w:r>
-              <w:rPr>
-                <w:rFonts w:ascii="BIZ UDPゴシック" w:hAnsi="BIZ UDPゴシック" w:eastAsia="BIZ UDPゴシック" w:cs="BIZ UDPゴシック"/>
-                <w:b/>
-                <w:bCs/>
-                <w:color w:val="0E1E45"/>
-                <w:sz w:val="15"/>
-                <w:szCs w:val="15"/>
-              </w:rPr>
-              <w:t xml:space="preserve">すこし</w:t>
-            </w:r>
-          </w:p>
-          <w:p>
-            <w:pPr>
-              <w:keepNext/>
-              <w:spacing w:after="0" w:before="0" w:line="240" w:lineRule="auto"/>
-              <w:jc w:val="center"/>
-            </w:pPr>
-            <w:r>
-              <w:rPr>
-                <w:rFonts w:ascii="BIZ UDPゴシック" w:hAnsi="BIZ UDPゴシック" w:eastAsia="BIZ UDPゴシック" w:cs="BIZ UDPゴシック"/>
-                <w:b/>
-                <w:bCs/>
-                <w:color w:val="0E1E45"/>
-                <w:sz w:val="15"/>
-                <w:szCs w:val="15"/>
-              </w:rPr>
-              <w:t xml:space="preserve">そう おもう</w:t>
-            </w:r>
-          </w:p>
-        </w:tc>
-        <w:tc>
-          <w:tcPr>
-            <w:tcW w:type="dxa" w:w="1049"/>
-            <w:shd w:val="clear" w:color="auto" w:fill="E7E9F5"/>
-            <w:vAlign w:val="center"/>
-          </w:tcPr>
-          <w:p>
-            <w:pPr>
-              <w:keepNext/>
-              <w:spacing w:after="20"/>
-              <w:jc w:val="center"/>
-            </w:pPr>
-            <w:r>
-              <w:drawing>
-                <wp:inline xmlns:a="http://schemas.openxmlformats.org/drawingml/2006/main" xmlns:pic="http://schemas.openxmlformats.org/drawingml/2006/picture">
-                  <wp:extent cx="360000" cy="360000"/>
-                  <wp:docPr id="13" name="Picture 13"/>
-                  <wp:cNvGraphicFramePr>
-                    <a:graphicFrameLocks noChangeAspect="1"/>
-                  </wp:cNvGraphicFramePr>
-                  <a:graphic>
-                    <a:graphicData uri="http://schemas.openxmlformats.org/drawingml/2006/picture">
-                      <pic:pic>
-                        <pic:nvPicPr>
-                          <pic:cNvPr id="0" name="face2.png"/>
-                          <pic:cNvPicPr/>
-                        </pic:nvPicPr>
-                        <pic:blipFill>
-                          <a:blip r:embed="rId12"/>
-                          <a:stretch>
-                            <a:fillRect/>
-                          </a:stretch>
-                        </pic:blipFill>
-                        <pic:spPr>
-                          <a:xfrm>
-                            <a:off x="0" y="0"/>
-                            <a:ext cx="360000" cy="360000"/>
-                          </a:xfrm>
-                          <a:prstGeom prst="rect"/>
-                        </pic:spPr>
-                      </pic:pic>
-                    </a:graphicData>
-                  </a:graphic>
-                </wp:inline>
-              </w:drawing>
-            </w:r>
-          </w:p>
-          <w:p>
-            <w:pPr>
-              <w:keepNext/>
-              <w:spacing w:after="0" w:before="0" w:line="240" w:lineRule="auto"/>
-              <w:jc w:val="center"/>
-            </w:pPr>
-            <w:r>
-              <w:rPr>
-                <w:rFonts w:ascii="BIZ UDPゴシック" w:hAnsi="BIZ UDPゴシック" w:eastAsia="BIZ UDPゴシック" w:cs="BIZ UDPゴシック"/>
-                <w:b/>
-                <w:bCs/>
-                <w:color w:val="0E1E45"/>
-                <w:sz w:val="15"/>
-                <w:szCs w:val="15"/>
-              </w:rPr>
-              <w:t xml:space="preserve">あまり そう</w:t>
-            </w:r>
-          </w:p>
-          <w:p>
-            <w:pPr>
-              <w:keepNext/>
-              <w:spacing w:after="0" w:before="0" w:line="240" w:lineRule="auto"/>
-              <w:jc w:val="center"/>
-            </w:pPr>
-            <w:r>
-              <w:rPr>
-                <w:rFonts w:ascii="BIZ UDPゴシック" w:hAnsi="BIZ UDPゴシック" w:eastAsia="BIZ UDPゴシック" w:cs="BIZ UDPゴシック"/>
-                <w:b/>
-                <w:bCs/>
-                <w:color w:val="0E1E45"/>
-                <w:sz w:val="15"/>
-                <w:szCs w:val="15"/>
-              </w:rPr>
-              <w:t xml:space="preserve">おもわない</w:t>
-            </w:r>
-          </w:p>
-        </w:tc>
-        <w:tc>
-          <w:tcPr>
-            <w:tcW w:type="dxa" w:w="1049"/>
-            <w:shd w:val="clear" w:color="auto" w:fill="E7E9F5"/>
-            <w:vAlign w:val="center"/>
-          </w:tcPr>
-          <w:p>
-            <w:pPr>
-              <w:keepNext/>
-              <w:spacing w:after="20"/>
-              <w:jc w:val="center"/>
-            </w:pPr>
-            <w:r>
-              <w:drawing>
-                <wp:inline xmlns:a="http://schemas.openxmlformats.org/drawingml/2006/main" xmlns:pic="http://schemas.openxmlformats.org/drawingml/2006/picture">
-                  <wp:extent cx="360000" cy="360000"/>
-                  <wp:docPr id="14" name="Picture 14"/>
-                  <wp:cNvGraphicFramePr>
-                    <a:graphicFrameLocks noChangeAspect="1"/>
-                  </wp:cNvGraphicFramePr>
-                  <a:graphic>
-                    <a:graphicData uri="http://schemas.openxmlformats.org/drawingml/2006/picture">
-                      <pic:pic>
-                        <pic:nvPicPr>
-                          <pic:cNvPr id="0" name="face1.png"/>
-                          <pic:cNvPicPr/>
-                        </pic:nvPicPr>
-                        <pic:blipFill>
-                          <a:blip r:embed="rId13"/>
-                          <a:stretch>
-                            <a:fillRect/>
-                          </a:stretch>
-                        </pic:blipFill>
-                        <pic:spPr>
-                          <a:xfrm>
-                            <a:off x="0" y="0"/>
-                            <a:ext cx="360000" cy="360000"/>
-                          </a:xfrm>
-                          <a:prstGeom prst="rect"/>
-                        </pic:spPr>
-                      </pic:pic>
-                    </a:graphicData>
-                  </a:graphic>
-                </wp:inline>
-              </w:drawing>
-            </w:r>
-          </w:p>
-          <w:p>
-            <w:pPr>
-              <w:keepNext/>
-              <w:spacing w:after="0" w:before="0" w:line="240" w:lineRule="auto"/>
-              <w:jc w:val="center"/>
-            </w:pPr>
-            <w:r>
-              <w:rPr>
-                <w:rFonts w:ascii="BIZ UDPゴシック" w:hAnsi="BIZ UDPゴシック" w:eastAsia="BIZ UDPゴシック" w:cs="BIZ UDPゴシック"/>
-                <w:b/>
-                <w:bCs/>
-                <w:color w:val="0E1E45"/>
-                <w:sz w:val="15"/>
-                <w:szCs w:val="15"/>
-              </w:rPr>
-              <w:t xml:space="preserve">そう</w:t>
-            </w:r>
-          </w:p>
-          <w:p>
-            <w:pPr>
-              <w:keepNext/>
-              <w:spacing w:after="0" w:before="0" w:line="240" w:lineRule="auto"/>
-              <w:jc w:val="center"/>
-            </w:pPr>
-            <w:r>
-              <w:rPr>
-                <w:rFonts w:ascii="BIZ UDPゴシック" w:hAnsi="BIZ UDPゴシック" w:eastAsia="BIZ UDPゴシック" w:cs="BIZ UDPゴシック"/>
-                <w:b/>
-                <w:bCs/>
-                <w:color w:val="0E1E45"/>
-                <w:sz w:val="15"/>
-                <w:szCs w:val="15"/>
-              </w:rPr>
-              <w:t xml:space="preserve">おもわない</w:t>
-            </w:r>
-          </w:p>
-        </w:tc>
-        <w:tc>
-          <w:tcPr>
-            <w:tcW w:type="dxa" w:w="1304"/>
-            <w:shd w:val="clear" w:color="auto" w:fill="E7E9F5"/>
-            <w:vAlign w:val="center"/>
-          </w:tcPr>
-          <w:p>
-            <w:pPr>
-              <w:keepNext/>
-              <w:spacing w:after="20"/>
-              <w:jc w:val="center"/>
-            </w:pPr>
-            <w:r>
-              <w:drawing>
-                <wp:inline xmlns:a="http://schemas.openxmlformats.org/drawingml/2006/main" xmlns:pic="http://schemas.openxmlformats.org/drawingml/2006/picture">
-                  <wp:extent cx="360000" cy="360000"/>
-                  <wp:docPr id="15" name="Picture 15"/>
-                  <wp:cNvGraphicFramePr>
-                    <a:graphicFrameLocks noChangeAspect="1"/>
-                  </wp:cNvGraphicFramePr>
-                  <a:graphic>
-                    <a:graphicData uri="http://schemas.openxmlformats.org/drawingml/2006/picture">
-                      <pic:pic>
-                        <pic:nvPicPr>
-                          <pic:cNvPr id="0" name="face_q.png"/>
-                          <pic:cNvPicPr/>
-                        </pic:nvPicPr>
-                        <pic:blipFill>
-                          <a:blip r:embed="rId14"/>
-                          <a:stretch>
-                            <a:fillRect/>
-                          </a:stretch>
-                        </pic:blipFill>
-                        <pic:spPr>
-                          <a:xfrm>
-                            <a:off x="0" y="0"/>
-                            <a:ext cx="360000" cy="360000"/>
-                          </a:xfrm>
-                          <a:prstGeom prst="rect"/>
-                        </pic:spPr>
-                      </pic:pic>
-                    </a:graphicData>
-                  </a:graphic>
-                </wp:inline>
-              </w:drawing>
-            </w:r>
-          </w:p>
-          <w:p>
-            <w:pPr>
-              <w:keepNext/>
-              <w:spacing w:after="0" w:before="0" w:line="240" w:lineRule="auto"/>
-              <w:jc w:val="center"/>
-            </w:pPr>
-            <w:r>
-              <w:rPr>
-                <w:rFonts w:ascii="BIZ UDPゴシック" w:hAnsi="BIZ UDPゴシック" w:eastAsia="BIZ UDPゴシック" w:cs="BIZ UDPゴシック"/>
-                <w:b/>
-                <w:bCs/>
-                <w:color w:val="5A6070"/>
-                <w:sz w:val="15"/>
-                <w:szCs w:val="15"/>
-              </w:rPr>
-              <w:t xml:space="preserve">わからない・</w:t>
-            </w:r>
-          </w:p>
-          <w:p>
-            <w:pPr>
-              <w:keepNext/>
-              <w:spacing w:after="0" w:before="0" w:line="240" w:lineRule="auto"/>
-              <w:jc w:val="center"/>
-            </w:pPr>
-            <w:r>
-              <w:rPr>
-                <w:rFonts w:ascii="BIZ UDPゴシック" w:hAnsi="BIZ UDPゴシック" w:eastAsia="BIZ UDPゴシック" w:cs="BIZ UDPゴシック"/>
-                <w:b/>
-                <w:bCs/>
-                <w:color w:val="5A6070"/>
-                <w:sz w:val="15"/>
-                <w:szCs w:val="15"/>
-              </w:rPr>
-              <w:t xml:space="preserve">つかわなかった</w:t>
-            </w:r>
-          </w:p>
-        </w:tc>
-      </w:tr>
-      <w:tr>
-        <w:trPr>
-          <w:trHeight w:val="737" w:hRule="atLeast"/>
-          <w:cantSplit/>
-        </w:trPr>
-        <w:tc>
-          <w:tcPr>
-            <w:tcW w:type="dxa" w:w="454"/>
-            <w:vAlign w:val="center"/>
-          </w:tcPr>
-          <w:p>
-            <w:pPr>
-              <w:keepNext/>
-              <w:spacing w:after="0" w:before="0"/>
-              <w:jc w:val="center"/>
-            </w:pPr>
-            <w:r>
-              <w:rPr>
-                <w:rFonts w:ascii="BIZ UDPゴシック" w:hAnsi="BIZ UDPゴシック" w:eastAsia="BIZ UDPゴシック" w:cs="BIZ UDPゴシック"/>
-                <w:b/>
-                <w:bCs/>
-                <w:color w:val="1F2330"/>
-                <w:sz w:val="22"/>
-                <w:szCs w:val="22"/>
-              </w:rPr>
-              <w:t xml:space="preserve">8</w:t>
-            </w:r>
-          </w:p>
-        </w:tc>
-        <w:tc>
-          <w:tcPr>
-            <w:tcW w:type="dxa" w:w="3912"/>
-            <w:vAlign w:val="center"/>
-          </w:tcPr>
-          <w:p>
-            <w:pPr>
-              <w:keepNext/>
-              <w:spacing w:after="0" w:before="0"/>
-            </w:pPr>
-            <w:r>
-              <w:ruby>
-                <w:rubyPr>
-                  <w:rubyAlign w:val="distributeSpace"/>
-                  <w:hps w:val="11"/>
-                  <w:hpsRaise w:val="20"/>
-                  <w:hpsBaseText w:val="22"/>
-                  <w:lid w:val="ja-JP"/>
-                </w:rubyPr>
-                <w:rt>
-                  <w:r>
-                    <w:rPr>
-                      <w:rFonts w:ascii="BIZ UDPゴシック" w:hAnsi="BIZ UDPゴシック" w:eastAsia="BIZ UDPゴシック" w:cs="BIZ UDPゴシック"/>
-                      <w:color w:val="1F2330"/>
-                      <w:sz w:val="11"/>
-                      <w:szCs w:val="11"/>
-                    </w:rPr>
-                    <w:t xml:space="preserve">じぶん</w:t>
-                  </w:r>
-                </w:rt>
-                <w:rubyBase>
-                  <w:r>
-                    <w:rPr>
-                      <w:rFonts w:ascii="BIZ UDPゴシック" w:hAnsi="BIZ UDPゴシック" w:eastAsia="BIZ UDPゴシック" w:cs="BIZ UDPゴシック"/>
-                      <w:color w:val="1F2330"/>
-                      <w:sz w:val="22"/>
-                      <w:szCs w:val="22"/>
-                    </w:rPr>
-                    <w:t xml:space="preserve">自分</w:t>
-                  </w:r>
-                </w:rubyBase>
-              </w:ruby>
-            </w:r>
-            <w:r>
-              <w:rPr>
-                <w:rFonts w:ascii="BIZ UDPゴシック" w:hAnsi="BIZ UDPゴシック" w:eastAsia="BIZ UDPゴシック" w:cs="BIZ UDPゴシック"/>
-                <w:color w:val="1F2330"/>
-                <w:sz w:val="22"/>
-                <w:szCs w:val="22"/>
-              </w:rPr>
-              <w:t xml:space="preserve">の</w:t>
-            </w:r>
-            <w:r>
-              <w:ruby>
-                <w:rubyPr>
-                  <w:rubyAlign w:val="distributeSpace"/>
-                  <w:hps w:val="11"/>
-                  <w:hpsRaise w:val="20"/>
-                  <w:hpsBaseText w:val="22"/>
-                  <w:lid w:val="ja-JP"/>
-                </w:rubyPr>
-                <w:rt>
-                  <w:r>
-                    <w:rPr>
-                      <w:rFonts w:ascii="BIZ UDPゴシック" w:hAnsi="BIZ UDPゴシック" w:eastAsia="BIZ UDPゴシック" w:cs="BIZ UDPゴシック"/>
-                      <w:color w:val="1F2330"/>
-                      <w:sz w:val="11"/>
-                      <w:szCs w:val="11"/>
-                    </w:rPr>
-                    <w:t xml:space="preserve">はつおん</w:t>
-                  </w:r>
-                </w:rt>
-                <w:rubyBase>
-                  <w:r>
-                    <w:rPr>
-                      <w:rFonts w:ascii="BIZ UDPゴシック" w:hAnsi="BIZ UDPゴシック" w:eastAsia="BIZ UDPゴシック" w:cs="BIZ UDPゴシック"/>
-                      <w:color w:val="1F2330"/>
-                      <w:sz w:val="22"/>
-                      <w:szCs w:val="22"/>
-                    </w:rPr>
-                    <w:t xml:space="preserve">発音</w:t>
-                  </w:r>
-                </w:rubyBase>
-              </w:ruby>
-            </w:r>
-            <w:r>
-              <w:rPr>
-                <w:rFonts w:ascii="BIZ UDPゴシック" w:hAnsi="BIZ UDPゴシック" w:eastAsia="BIZ UDPゴシック" w:cs="BIZ UDPゴシック"/>
-                <w:color w:val="1F2330"/>
-                <w:sz w:val="22"/>
-                <w:szCs w:val="22"/>
-              </w:rPr>
-              <w:t xml:space="preserve">が、</w:t>
-            </w:r>
-            <w:r>
-              <w:ruby>
-                <w:rubyPr>
-                  <w:rubyAlign w:val="distributeSpace"/>
-                  <w:hps w:val="11"/>
-                  <w:hpsRaise w:val="20"/>
-                  <w:hpsBaseText w:val="22"/>
-                  <w:lid w:val="ja-JP"/>
-                </w:rubyPr>
-                <w:rt>
-                  <w:r>
-                    <w:rPr>
-                      <w:rFonts w:ascii="BIZ UDPゴシック" w:hAnsi="BIZ UDPゴシック" w:eastAsia="BIZ UDPゴシック" w:cs="BIZ UDPゴシック"/>
-                      <w:color w:val="1F2330"/>
-                      <w:sz w:val="11"/>
-                      <w:szCs w:val="11"/>
-                    </w:rPr>
-                    <w:t xml:space="preserve">まえ</w:t>
-                  </w:r>
-                </w:rt>
-                <w:rubyBase>
-                  <w:r>
-                    <w:rPr>
-                      <w:rFonts w:ascii="BIZ UDPゴシック" w:hAnsi="BIZ UDPゴシック" w:eastAsia="BIZ UDPゴシック" w:cs="BIZ UDPゴシック"/>
-                      <w:color w:val="1F2330"/>
-                      <w:sz w:val="22"/>
-                      <w:szCs w:val="22"/>
-                    </w:rPr>
-                    <w:t xml:space="preserve">前</w:t>
-                  </w:r>
-                </w:rubyBase>
-              </w:ruby>
-            </w:r>
-            <w:r>
-              <w:rPr>
-                <w:rFonts w:ascii="BIZ UDPゴシック" w:hAnsi="BIZ UDPゴシック" w:eastAsia="BIZ UDPゴシック" w:cs="BIZ UDPゴシック"/>
-                <w:color w:val="1F2330"/>
-                <w:sz w:val="22"/>
-                <w:szCs w:val="22"/>
-              </w:rPr>
-              <w:t xml:space="preserve">より</w:t>
-            </w:r>
-            <w:r>
-              <w:ruby>
-                <w:rubyPr>
-                  <w:rubyAlign w:val="distributeSpace"/>
-                  <w:hps w:val="11"/>
-                  <w:hpsRaise w:val="20"/>
-                  <w:hpsBaseText w:val="22"/>
-                  <w:lid w:val="ja-JP"/>
-                </w:rubyPr>
-                <w:rt>
-                  <w:r>
-                    <w:rPr>
-                      <w:rFonts w:ascii="BIZ UDPゴシック" w:hAnsi="BIZ UDPゴシック" w:eastAsia="BIZ UDPゴシック" w:cs="BIZ UDPゴシック"/>
-                      <w:color w:val="1F2330"/>
-                      <w:sz w:val="11"/>
-                      <w:szCs w:val="11"/>
-                    </w:rPr>
-                    <w:t xml:space="preserve">よ</w:t>
-                  </w:r>
-                </w:rt>
-                <w:rubyBase>
-                  <w:r>
-                    <w:rPr>
-                      <w:rFonts w:ascii="BIZ UDPゴシック" w:hAnsi="BIZ UDPゴシック" w:eastAsia="BIZ UDPゴシック" w:cs="BIZ UDPゴシック"/>
-                      <w:color w:val="1F2330"/>
-                      <w:sz w:val="22"/>
-                      <w:szCs w:val="22"/>
-                    </w:rPr>
-                    <w:t xml:space="preserve">良</w:t>
-                  </w:r>
-                </w:rubyBase>
-              </w:ruby>
-            </w:r>
-            <w:r>
-              <w:rPr>
-                <w:rFonts w:ascii="BIZ UDPゴシック" w:hAnsi="BIZ UDPゴシック" w:eastAsia="BIZ UDPゴシック" w:cs="BIZ UDPゴシック"/>
-                <w:color w:val="1F2330"/>
-                <w:sz w:val="22"/>
-                <w:szCs w:val="22"/>
-              </w:rPr>
-              <w:t xml:space="preserve">くなったと</w:t>
-            </w:r>
-            <w:r>
-              <w:ruby>
-                <w:rubyPr>
-                  <w:rubyAlign w:val="distributeSpace"/>
-                  <w:hps w:val="11"/>
-                  <w:hpsRaise w:val="20"/>
-                  <w:hpsBaseText w:val="22"/>
-                  <w:lid w:val="ja-JP"/>
-                </w:rubyPr>
-                <w:rt>
-                  <w:r>
-                    <w:rPr>
-                      <w:rFonts w:ascii="BIZ UDPゴシック" w:hAnsi="BIZ UDPゴシック" w:eastAsia="BIZ UDPゴシック" w:cs="BIZ UDPゴシック"/>
-                      <w:color w:val="1F2330"/>
-                      <w:sz w:val="11"/>
-                      <w:szCs w:val="11"/>
-                    </w:rPr>
-                    <w:t xml:space="preserve">おも</w:t>
-                  </w:r>
-                </w:rt>
-                <w:rubyBase>
-                  <w:r>
-                    <w:rPr>
-                      <w:rFonts w:ascii="BIZ UDPゴシック" w:hAnsi="BIZ UDPゴシック" w:eastAsia="BIZ UDPゴシック" w:cs="BIZ UDPゴシック"/>
-                      <w:color w:val="1F2330"/>
-                      <w:sz w:val="22"/>
-                      <w:szCs w:val="22"/>
-                    </w:rPr>
-                    <w:t xml:space="preserve">思</w:t>
-                  </w:r>
-                </w:rubyBase>
-              </w:ruby>
-            </w:r>
-            <w:r>
-              <w:rPr>
-                <w:rFonts w:ascii="BIZ UDPゴシック" w:hAnsi="BIZ UDPゴシック" w:eastAsia="BIZ UDPゴシック" w:cs="BIZ UDPゴシック"/>
-                <w:color w:val="1F2330"/>
-                <w:sz w:val="22"/>
-                <w:szCs w:val="22"/>
-              </w:rPr>
-              <w:t xml:space="preserve">いますか。</w:t>
-            </w:r>
-          </w:p>
-        </w:tc>
-        <w:tc>
-          <w:tcPr>
-            <w:tcW w:type="dxa" w:w="1049"/>
-            <w:vAlign w:val="center"/>
-          </w:tcPr>
-          <w:p>
-            <w:pPr>
-              <w:keepNext/>
-            </w:pPr>
-          </w:p>
-        </w:tc>
-        <w:tc>
-          <w:tcPr>
-            <w:tcW w:type="dxa" w:w="1049"/>
-            <w:vAlign w:val="center"/>
-          </w:tcPr>
-          <w:p>
-            <w:pPr>
-              <w:keepNext/>
-            </w:pPr>
-          </w:p>
-        </w:tc>
-        <w:tc>
-          <w:tcPr>
-            <w:tcW w:type="dxa" w:w="1049"/>
-            <w:vAlign w:val="center"/>
-          </w:tcPr>
-          <w:p>
-            <w:pPr>
-              <w:keepNext/>
-            </w:pPr>
-          </w:p>
-        </w:tc>
-        <w:tc>
-          <w:tcPr>
-            <w:tcW w:type="dxa" w:w="1049"/>
-            <w:vAlign w:val="center"/>
-          </w:tcPr>
-          <w:p>
-            <w:pPr>
-              <w:keepNext/>
-            </w:pPr>
-          </w:p>
-        </w:tc>
-        <w:tc>
-          <w:tcPr>
-            <w:tcW w:type="dxa" w:w="1304"/>
-            <w:shd w:val="clear" w:color="auto" w:fill="F4F5FB"/>
+            <w:tcW w:type="dxa" w:w="1191"/>
+            <w:shd w:val="clear" w:color="auto" w:fill="F7F8FC"/>
             <w:vAlign w:val="center"/>
           </w:tcPr>
           <w:p>
@@ -5189,18 +1307,18 @@
       </w:tr>
       <w:tr>
         <w:trPr>
-          <w:trHeight w:val="737" w:hRule="atLeast"/>
+          <w:trHeight w:val="408" w:hRule="atLeast"/>
           <w:cantSplit/>
         </w:trPr>
         <w:tc>
           <w:tcPr>
-            <w:tcW w:type="dxa" w:w="454"/>
+            <w:tcW w:type="dxa" w:w="397"/>
             <w:vAlign w:val="center"/>
           </w:tcPr>
           <w:p>
             <w:pPr>
               <w:keepNext/>
-              <w:spacing w:after="0" w:before="0"/>
+              <w:spacing w:after="0" w:before="0" w:line="250" w:lineRule="exact"/>
               <w:jc w:val="center"/>
             </w:pPr>
             <w:r>
@@ -5209,238 +1327,37 @@
                 <w:b/>
                 <w:bCs/>
                 <w:color w:val="1F2330"/>
-                <w:sz w:val="22"/>
-                <w:szCs w:val="22"/>
+                <w:sz w:val="20"/>
+                <w:szCs w:val="20"/>
               </w:rPr>
-              <w:t xml:space="preserve">9</w:t>
+              <w:t xml:space="preserve">6</w:t>
             </w:r>
           </w:p>
         </w:tc>
         <w:tc>
           <w:tcPr>
-            <w:tcW w:type="dxa" w:w="3912"/>
+            <w:tcW w:type="dxa" w:w="5102"/>
             <w:vAlign w:val="center"/>
           </w:tcPr>
           <w:p>
             <w:pPr>
               <w:keepNext/>
-              <w:spacing w:after="0" w:before="0"/>
+              <w:spacing w:after="0" w:before="0" w:line="262" w:lineRule="exact"/>
             </w:pPr>
-            <w:r>
-              <w:ruby>
-                <w:rubyPr>
-                  <w:rubyAlign w:val="distributeSpace"/>
-                  <w:hps w:val="11"/>
-                  <w:hpsRaise w:val="20"/>
-                  <w:hpsBaseText w:val="22"/>
-                  <w:lid w:val="ja-JP"/>
-                </w:rubyPr>
-                <w:rt>
-                  <w:r>
-                    <w:rPr>
-                      <w:rFonts w:ascii="BIZ UDPゴシック" w:hAnsi="BIZ UDPゴシック" w:eastAsia="BIZ UDPゴシック" w:cs="BIZ UDPゴシック"/>
-                      <w:color w:val="1F2330"/>
-                      <w:sz w:val="11"/>
-                      <w:szCs w:val="11"/>
-                    </w:rPr>
-                    <w:t xml:space="preserve">じぶん</w:t>
-                  </w:r>
-                </w:rt>
-                <w:rubyBase>
-                  <w:r>
-                    <w:rPr>
-                      <w:rFonts w:ascii="BIZ UDPゴシック" w:hAnsi="BIZ UDPゴシック" w:eastAsia="BIZ UDPゴシック" w:cs="BIZ UDPゴシック"/>
-                      <w:color w:val="1F2330"/>
-                      <w:sz w:val="22"/>
-                      <w:szCs w:val="22"/>
-                    </w:rPr>
-                    <w:t xml:space="preserve">自分</w:t>
-                  </w:r>
-                </w:rubyBase>
-              </w:ruby>
-            </w:r>
             <w:r>
               <w:rPr>
                 <w:rFonts w:ascii="BIZ UDPゴシック" w:hAnsi="BIZ UDPゴシック" w:eastAsia="BIZ UDPゴシック" w:cs="BIZ UDPゴシック"/>
                 <w:color w:val="1F2330"/>
-                <w:sz w:val="22"/>
-                <w:szCs w:val="22"/>
+                <w:sz w:val="21"/>
+                <w:szCs w:val="21"/>
               </w:rPr>
-              <w:t xml:space="preserve">の</w:t>
-            </w:r>
-            <w:r>
-              <w:ruby>
-                <w:rubyPr>
-                  <w:rubyAlign w:val="distributeSpace"/>
-                  <w:hps w:val="11"/>
-                  <w:hpsRaise w:val="20"/>
-                  <w:hpsBaseText w:val="22"/>
-                  <w:lid w:val="ja-JP"/>
-                </w:rubyPr>
-                <w:rt>
-                  <w:r>
-                    <w:rPr>
-                      <w:rFonts w:ascii="BIZ UDPゴシック" w:hAnsi="BIZ UDPゴシック" w:eastAsia="BIZ UDPゴシック" w:cs="BIZ UDPゴシック"/>
-                      <w:color w:val="1F2330"/>
-                      <w:sz w:val="11"/>
-                      <w:szCs w:val="11"/>
-                    </w:rPr>
-                    <w:t xml:space="preserve">はつおん</w:t>
-                  </w:r>
-                </w:rt>
-                <w:rubyBase>
-                  <w:r>
-                    <w:rPr>
-                      <w:rFonts w:ascii="BIZ UDPゴシック" w:hAnsi="BIZ UDPゴシック" w:eastAsia="BIZ UDPゴシック" w:cs="BIZ UDPゴシック"/>
-                      <w:color w:val="1F2330"/>
-                      <w:sz w:val="22"/>
-                      <w:szCs w:val="22"/>
-                    </w:rPr>
-                    <w:t xml:space="preserve">発音</w:t>
-                  </w:r>
-                </w:rubyBase>
-              </w:ruby>
-            </w:r>
-            <w:r>
-              <w:rPr>
-                <w:rFonts w:ascii="BIZ UDPゴシック" w:hAnsi="BIZ UDPゴシック" w:eastAsia="BIZ UDPゴシック" w:cs="BIZ UDPゴシック"/>
-                <w:color w:val="1F2330"/>
-                <w:sz w:val="22"/>
-                <w:szCs w:val="22"/>
-              </w:rPr>
-              <w:t xml:space="preserve">の、どこがお</w:t>
-            </w:r>
-            <w:r>
-              <w:ruby>
-                <w:rubyPr>
-                  <w:rubyAlign w:val="distributeSpace"/>
-                  <w:hps w:val="11"/>
-                  <w:hpsRaise w:val="20"/>
-                  <w:hpsBaseText w:val="22"/>
-                  <w:lid w:val="ja-JP"/>
-                </w:rubyPr>
-                <w:rt>
-                  <w:r>
-                    <w:rPr>
-                      <w:rFonts w:ascii="BIZ UDPゴシック" w:hAnsi="BIZ UDPゴシック" w:eastAsia="BIZ UDPゴシック" w:cs="BIZ UDPゴシック"/>
-                      <w:color w:val="1F2330"/>
-                      <w:sz w:val="11"/>
-                      <w:szCs w:val="11"/>
-                    </w:rPr>
-                    <w:t xml:space="preserve">てほん</w:t>
-                  </w:r>
-                </w:rt>
-                <w:rubyBase>
-                  <w:r>
-                    <w:rPr>
-                      <w:rFonts w:ascii="BIZ UDPゴシック" w:hAnsi="BIZ UDPゴシック" w:eastAsia="BIZ UDPゴシック" w:cs="BIZ UDPゴシック"/>
-                      <w:color w:val="1F2330"/>
-                      <w:sz w:val="22"/>
-                      <w:szCs w:val="22"/>
-                    </w:rPr>
-                    <w:t xml:space="preserve">手本</w:t>
-                  </w:r>
-                </w:rubyBase>
-              </w:ruby>
-            </w:r>
-            <w:r>
-              <w:rPr>
-                <w:rFonts w:ascii="BIZ UDPゴシック" w:hAnsi="BIZ UDPゴシック" w:eastAsia="BIZ UDPゴシック" w:cs="BIZ UDPゴシック"/>
-                <w:color w:val="1F2330"/>
-                <w:sz w:val="22"/>
-                <w:szCs w:val="22"/>
-              </w:rPr>
-              <w:t xml:space="preserve">と</w:t>
-            </w:r>
-            <w:r>
-              <w:ruby>
-                <w:rubyPr>
-                  <w:rubyAlign w:val="distributeSpace"/>
-                  <w:hps w:val="11"/>
-                  <w:hpsRaise w:val="20"/>
-                  <w:hpsBaseText w:val="22"/>
-                  <w:lid w:val="ja-JP"/>
-                </w:rubyPr>
-                <w:rt>
-                  <w:r>
-                    <w:rPr>
-                      <w:rFonts w:ascii="BIZ UDPゴシック" w:hAnsi="BIZ UDPゴシック" w:eastAsia="BIZ UDPゴシック" w:cs="BIZ UDPゴシック"/>
-                      <w:color w:val="1F2330"/>
-                      <w:sz w:val="11"/>
-                      <w:szCs w:val="11"/>
-                    </w:rPr>
-                    <w:t xml:space="preserve">ちが</w:t>
-                  </w:r>
-                </w:rt>
-                <w:rubyBase>
-                  <w:r>
-                    <w:rPr>
-                      <w:rFonts w:ascii="BIZ UDPゴシック" w:hAnsi="BIZ UDPゴシック" w:eastAsia="BIZ UDPゴシック" w:cs="BIZ UDPゴシック"/>
-                      <w:color w:val="1F2330"/>
-                      <w:sz w:val="22"/>
-                      <w:szCs w:val="22"/>
-                    </w:rPr>
-                    <w:t xml:space="preserve">違</w:t>
-                  </w:r>
-                </w:rubyBase>
-              </w:ruby>
-            </w:r>
-            <w:r>
-              <w:rPr>
-                <w:rFonts w:ascii="BIZ UDPゴシック" w:hAnsi="BIZ UDPゴシック" w:eastAsia="BIZ UDPゴシック" w:cs="BIZ UDPゴシック"/>
-                <w:color w:val="1F2330"/>
-                <w:sz w:val="22"/>
-                <w:szCs w:val="22"/>
-              </w:rPr>
-              <w:t xml:space="preserve">うのか</w:t>
-            </w:r>
-            <w:r>
-              <w:ruby>
-                <w:rubyPr>
-                  <w:rubyAlign w:val="distributeSpace"/>
-                  <w:hps w:val="11"/>
-                  <w:hpsRaise w:val="20"/>
-                  <w:hpsBaseText w:val="22"/>
-                  <w:lid w:val="ja-JP"/>
-                </w:rubyPr>
-                <w:rt>
-                  <w:r>
-                    <w:rPr>
-                      <w:rFonts w:ascii="BIZ UDPゴシック" w:hAnsi="BIZ UDPゴシック" w:eastAsia="BIZ UDPゴシック" w:cs="BIZ UDPゴシック"/>
-                      <w:color w:val="1F2330"/>
-                      <w:sz w:val="11"/>
-                      <w:szCs w:val="11"/>
-                    </w:rPr>
-                    <w:t xml:space="preserve">わ</w:t>
-                  </w:r>
-                </w:rt>
-                <w:rubyBase>
-                  <w:r>
-                    <w:rPr>
-                      <w:rFonts w:ascii="BIZ UDPゴシック" w:hAnsi="BIZ UDPゴシック" w:eastAsia="BIZ UDPゴシック" w:cs="BIZ UDPゴシック"/>
-                      <w:color w:val="1F2330"/>
-                      <w:sz w:val="22"/>
-                      <w:szCs w:val="22"/>
-                    </w:rPr>
-                    <w:t xml:space="preserve">分</w:t>
-                  </w:r>
-                </w:rubyBase>
-              </w:ruby>
-            </w:r>
-            <w:r>
-              <w:rPr>
-                <w:rFonts w:ascii="BIZ UDPゴシック" w:hAnsi="BIZ UDPゴシック" w:eastAsia="BIZ UDPゴシック" w:cs="BIZ UDPゴシック"/>
-                <w:color w:val="1F2330"/>
-                <w:sz w:val="22"/>
-                <w:szCs w:val="22"/>
-              </w:rPr>
-              <w:t xml:space="preserve">かりましたか。</w:t>
+              <w:t xml:space="preserve">これからも使いたいと思いますか。</w:t>
             </w:r>
           </w:p>
         </w:tc>
         <w:tc>
           <w:tcPr>
-            <w:tcW w:type="dxa" w:w="1049"/>
+            <w:tcW w:type="dxa" w:w="879"/>
             <w:vAlign w:val="center"/>
           </w:tcPr>
           <w:p>
@@ -5451,7 +1368,7 @@
         </w:tc>
         <w:tc>
           <w:tcPr>
-            <w:tcW w:type="dxa" w:w="1049"/>
+            <w:tcW w:type="dxa" w:w="879"/>
             <w:vAlign w:val="center"/>
           </w:tcPr>
           <w:p>
@@ -5462,7 +1379,7 @@
         </w:tc>
         <w:tc>
           <w:tcPr>
-            <w:tcW w:type="dxa" w:w="1049"/>
+            <w:tcW w:type="dxa" w:w="879"/>
             <w:vAlign w:val="center"/>
           </w:tcPr>
           <w:p>
@@ -5473,7 +1390,7 @@
         </w:tc>
         <w:tc>
           <w:tcPr>
-            <w:tcW w:type="dxa" w:w="1049"/>
+            <w:tcW w:type="dxa" w:w="879"/>
             <w:vAlign w:val="center"/>
           </w:tcPr>
           <w:p>
@@ -5484,8 +1401,8 @@
         </w:tc>
         <w:tc>
           <w:tcPr>
-            <w:tcW w:type="dxa" w:w="1304"/>
-            <w:shd w:val="clear" w:color="auto" w:fill="F4F5FB"/>
+            <w:tcW w:type="dxa" w:w="1191"/>
+            <w:shd w:val="clear" w:color="auto" w:fill="F7F8FC"/>
             <w:vAlign w:val="center"/>
           </w:tcPr>
           <w:p>
@@ -5497,18 +1414,18 @@
       </w:tr>
       <w:tr>
         <w:trPr>
-          <w:trHeight w:val="737" w:hRule="atLeast"/>
+          <w:trHeight w:val="408" w:hRule="atLeast"/>
           <w:cantSplit/>
         </w:trPr>
         <w:tc>
           <w:tcPr>
-            <w:tcW w:type="dxa" w:w="454"/>
+            <w:tcW w:type="dxa" w:w="397"/>
             <w:vAlign w:val="center"/>
           </w:tcPr>
           <w:p>
             <w:pPr>
               <w:keepNext/>
-              <w:spacing w:after="0" w:before="0"/>
+              <w:spacing w:after="0" w:before="0" w:line="250" w:lineRule="exact"/>
               <w:jc w:val="center"/>
             </w:pPr>
             <w:r>
@@ -5517,39 +1434,39 @@
                 <w:b/>
                 <w:bCs/>
                 <w:color w:val="1F2330"/>
-                <w:sz w:val="22"/>
-                <w:szCs w:val="22"/>
+                <w:sz w:val="20"/>
+                <w:szCs w:val="20"/>
               </w:rPr>
-              <w:t xml:space="preserve">10</w:t>
+              <w:t xml:space="preserve">7</w:t>
             </w:r>
           </w:p>
         </w:tc>
         <w:tc>
           <w:tcPr>
-            <w:tcW w:type="dxa" w:w="3912"/>
+            <w:tcW w:type="dxa" w:w="5102"/>
             <w:vAlign w:val="center"/>
           </w:tcPr>
           <w:p>
             <w:pPr>
               <w:keepNext/>
-              <w:spacing w:after="0" w:before="0"/>
+              <w:spacing w:after="0" w:before="0" w:line="382" w:lineRule="exact"/>
             </w:pPr>
             <w:r>
               <w:rPr>
                 <w:rFonts w:ascii="BIZ UDPゴシック" w:hAnsi="BIZ UDPゴシック" w:eastAsia="BIZ UDPゴシック" w:cs="BIZ UDPゴシック"/>
                 <w:color w:val="1F2330"/>
-                <w:sz w:val="22"/>
-                <w:szCs w:val="22"/>
+                <w:sz w:val="21"/>
+                <w:szCs w:val="21"/>
               </w:rPr>
-              <w:t xml:space="preserve">「つぎは、ここだけ」の</w:t>
+              <w:t xml:space="preserve">練習を</w:t>
             </w:r>
             <w:r>
               <w:ruby>
                 <w:rubyPr>
-                  <w:rubyAlign w:val="distributeSpace"/>
-                  <w:hps w:val="11"/>
-                  <w:hpsRaise w:val="20"/>
-                  <w:hpsBaseText w:val="22"/>
+                  <w:rubyAlign w:val="center"/>
+                  <w:hps w:val="10"/>
+                  <w:hpsRaise w:val="19"/>
+                  <w:hpsBaseText w:val="21"/>
                   <w:lid w:val="ja-JP"/>
                 </w:rubyPr>
                 <w:rt>
@@ -5557,10 +1474,10 @@
                     <w:rPr>
                       <w:rFonts w:ascii="BIZ UDPゴシック" w:hAnsi="BIZ UDPゴシック" w:eastAsia="BIZ UDPゴシック" w:cs="BIZ UDPゴシック"/>
                       <w:color w:val="1F2330"/>
-                      <w:sz w:val="11"/>
-                      <w:szCs w:val="11"/>
+                      <w:sz w:val="10"/>
+                      <w:szCs w:val="10"/>
                     </w:rPr>
-                    <w:t xml:space="preserve">ひょうじ</w:t>
+                    <w:t xml:space="preserve">ふたん</w:t>
                   </w:r>
                 </w:rt>
                 <w:rubyBase>
@@ -5568,10 +1485,10 @@
                     <w:rPr>
                       <w:rFonts w:ascii="BIZ UDPゴシック" w:hAnsi="BIZ UDPゴシック" w:eastAsia="BIZ UDPゴシック" w:cs="BIZ UDPゴシック"/>
                       <w:color w:val="1F2330"/>
-                      <w:sz w:val="22"/>
-                      <w:szCs w:val="22"/>
+                      <w:sz w:val="21"/>
+                      <w:szCs w:val="21"/>
                     </w:rPr>
-                    <w:t xml:space="preserve">表示</w:t>
+                    <w:t xml:space="preserve">負担</w:t>
                   </w:r>
                 </w:rubyBase>
               </w:ruby>
@@ -5580,145 +1497,105 @@
               <w:rPr>
                 <w:rFonts w:ascii="BIZ UDPゴシック" w:hAnsi="BIZ UDPゴシック" w:eastAsia="BIZ UDPゴシック" w:cs="BIZ UDPゴシック"/>
                 <w:color w:val="1F2330"/>
-                <w:sz w:val="22"/>
-                <w:szCs w:val="22"/>
+                <w:sz w:val="21"/>
+                <w:szCs w:val="21"/>
               </w:rPr>
-              <w:t xml:space="preserve">は、</w:t>
-            </w:r>
-            <w:r>
-              <w:ruby>
-                <w:rubyPr>
-                  <w:rubyAlign w:val="distributeSpace"/>
-                  <w:hps w:val="11"/>
-                  <w:hpsRaise w:val="20"/>
-                  <w:hpsBaseText w:val="22"/>
-                  <w:lid w:val="ja-JP"/>
-                </w:rubyPr>
-                <w:rt>
-                  <w:r>
-                    <w:rPr>
-                      <w:rFonts w:ascii="BIZ UDPゴシック" w:hAnsi="BIZ UDPゴシック" w:eastAsia="BIZ UDPゴシック" w:cs="BIZ UDPゴシック"/>
-                      <w:color w:val="1F2330"/>
-                      <w:sz w:val="11"/>
-                      <w:szCs w:val="11"/>
-                    </w:rPr>
-                    <w:t xml:space="preserve">やく</w:t>
-                  </w:r>
-                </w:rt>
-                <w:rubyBase>
-                  <w:r>
-                    <w:rPr>
-                      <w:rFonts w:ascii="BIZ UDPゴシック" w:hAnsi="BIZ UDPゴシック" w:eastAsia="BIZ UDPゴシック" w:cs="BIZ UDPゴシック"/>
-                      <w:color w:val="1F2330"/>
-                      <w:sz w:val="22"/>
-                      <w:szCs w:val="22"/>
-                    </w:rPr>
-                    <w:t xml:space="preserve">役</w:t>
-                  </w:r>
-                </w:rubyBase>
-              </w:ruby>
-            </w:r>
-            <w:r>
-              <w:rPr>
-                <w:rFonts w:ascii="BIZ UDPゴシック" w:hAnsi="BIZ UDPゴシック" w:eastAsia="BIZ UDPゴシック" w:cs="BIZ UDPゴシック"/>
-                <w:color w:val="1F2330"/>
-                <w:sz w:val="22"/>
-                <w:szCs w:val="22"/>
-              </w:rPr>
-              <w:t xml:space="preserve">に</w:t>
-            </w:r>
-            <w:r>
-              <w:ruby>
-                <w:rubyPr>
-                  <w:rubyAlign w:val="distributeSpace"/>
-                  <w:hps w:val="11"/>
-                  <w:hpsRaise w:val="20"/>
-                  <w:hpsBaseText w:val="22"/>
-                  <w:lid w:val="ja-JP"/>
-                </w:rubyPr>
-                <w:rt>
-                  <w:r>
-                    <w:rPr>
-                      <w:rFonts w:ascii="BIZ UDPゴシック" w:hAnsi="BIZ UDPゴシック" w:eastAsia="BIZ UDPゴシック" w:cs="BIZ UDPゴシック"/>
-                      <w:color w:val="1F2330"/>
-                      <w:sz w:val="11"/>
-                      <w:szCs w:val="11"/>
-                    </w:rPr>
-                    <w:t xml:space="preserve">た</w:t>
-                  </w:r>
-                </w:rt>
-                <w:rubyBase>
-                  <w:r>
-                    <w:rPr>
-                      <w:rFonts w:ascii="BIZ UDPゴシック" w:hAnsi="BIZ UDPゴシック" w:eastAsia="BIZ UDPゴシック" w:cs="BIZ UDPゴシック"/>
-                      <w:color w:val="1F2330"/>
-                      <w:sz w:val="22"/>
-                      <w:szCs w:val="22"/>
-                    </w:rPr>
-                    <w:t xml:space="preserve">立</w:t>
-                  </w:r>
-                </w:rubyBase>
-              </w:ruby>
-            </w:r>
-            <w:r>
-              <w:rPr>
-                <w:rFonts w:ascii="BIZ UDPゴシック" w:hAnsi="BIZ UDPゴシック" w:eastAsia="BIZ UDPゴシック" w:cs="BIZ UDPゴシック"/>
-                <w:color w:val="1F2330"/>
-                <w:sz w:val="22"/>
-                <w:szCs w:val="22"/>
-              </w:rPr>
-              <w:t xml:space="preserve">ちましたか。</w:t>
+              <w:t xml:space="preserve">に感じましたか。</w:t>
             </w:r>
           </w:p>
         </w:tc>
         <w:tc>
           <w:tcPr>
-            <w:tcW w:type="dxa" w:w="1049"/>
+            <w:tcW w:type="dxa" w:w="879"/>
             <w:vAlign w:val="center"/>
           </w:tcPr>
           <w:p>
             <w:pPr>
               <w:keepNext/>
+              <w:spacing w:after="0" w:before="0" w:line="188" w:lineRule="exact"/>
+              <w:jc w:val="center"/>
             </w:pPr>
+            <w:r>
+              <w:rPr>
+                <w:rFonts w:ascii="BIZ UDPゴシック" w:hAnsi="BIZ UDPゴシック" w:eastAsia="BIZ UDPゴシック" w:cs="BIZ UDPゴシック"/>
+                <w:color w:val="666666"/>
+                <w:sz w:val="15"/>
+                <w:szCs w:val="15"/>
+              </w:rPr>
+              <w:t xml:space="preserve">とても</w:t>
+            </w:r>
           </w:p>
         </w:tc>
         <w:tc>
           <w:tcPr>
-            <w:tcW w:type="dxa" w:w="1049"/>
+            <w:tcW w:type="dxa" w:w="879"/>
             <w:vAlign w:val="center"/>
           </w:tcPr>
           <w:p>
             <w:pPr>
               <w:keepNext/>
+              <w:spacing w:after="0" w:before="0" w:line="188" w:lineRule="exact"/>
+              <w:jc w:val="center"/>
             </w:pPr>
+            <w:r>
+              <w:rPr>
+                <w:rFonts w:ascii="BIZ UDPゴシック" w:hAnsi="BIZ UDPゴシック" w:eastAsia="BIZ UDPゴシック" w:cs="BIZ UDPゴシック"/>
+                <w:color w:val="666666"/>
+                <w:sz w:val="15"/>
+                <w:szCs w:val="15"/>
+              </w:rPr>
+              <w:t xml:space="preserve">すこし</w:t>
+            </w:r>
           </w:p>
         </w:tc>
         <w:tc>
           <w:tcPr>
-            <w:tcW w:type="dxa" w:w="1049"/>
+            <w:tcW w:type="dxa" w:w="879"/>
             <w:vAlign w:val="center"/>
           </w:tcPr>
           <w:p>
             <w:pPr>
               <w:keepNext/>
+              <w:spacing w:after="0" w:before="0" w:line="188" w:lineRule="exact"/>
+              <w:jc w:val="center"/>
             </w:pPr>
+            <w:r>
+              <w:rPr>
+                <w:rFonts w:ascii="BIZ UDPゴシック" w:hAnsi="BIZ UDPゴシック" w:eastAsia="BIZ UDPゴシック" w:cs="BIZ UDPゴシック"/>
+                <w:color w:val="666666"/>
+                <w:sz w:val="15"/>
+                <w:szCs w:val="15"/>
+              </w:rPr>
+              <w:t xml:space="preserve">あまり</w:t>
+            </w:r>
           </w:p>
         </w:tc>
         <w:tc>
           <w:tcPr>
-            <w:tcW w:type="dxa" w:w="1049"/>
+            <w:tcW w:type="dxa" w:w="879"/>
             <w:vAlign w:val="center"/>
           </w:tcPr>
           <w:p>
             <w:pPr>
               <w:keepNext/>
+              <w:spacing w:after="0" w:before="0" w:line="188" w:lineRule="exact"/>
+              <w:jc w:val="center"/>
             </w:pPr>
+            <w:r>
+              <w:rPr>
+                <w:rFonts w:ascii="BIZ UDPゴシック" w:hAnsi="BIZ UDPゴシック" w:eastAsia="BIZ UDPゴシック" w:cs="BIZ UDPゴシック"/>
+                <w:color w:val="666666"/>
+                <w:sz w:val="15"/>
+                <w:szCs w:val="15"/>
+              </w:rPr>
+              <w:t xml:space="preserve">思わない</w:t>
+            </w:r>
           </w:p>
         </w:tc>
         <w:tc>
           <w:tcPr>
-            <w:tcW w:type="dxa" w:w="1304"/>
-            <w:shd w:val="clear" w:color="auto" w:fill="F4F5FB"/>
+            <w:tcW w:type="dxa" w:w="1191"/>
+            <w:shd w:val="clear" w:color="auto" w:fill="F7F8FC"/>
             <w:vAlign w:val="center"/>
           </w:tcPr>
           <w:p>
@@ -5730,17 +1607,49 @@
       </w:tr>
       <w:tr>
         <w:trPr>
-          <w:trHeight w:val="737" w:hRule="atLeast"/>
+          <w:trHeight w:val="283" w:hRule="atLeast"/>
           <w:cantSplit/>
         </w:trPr>
         <w:tc>
           <w:tcPr>
-            <w:tcW w:type="dxa" w:w="454"/>
+            <w:tcW w:type="dxa" w:w="10206"/>
+            <w:gridSpan w:val="7"/>
+            <w:shd w:val="clear" w:color="auto" w:fill="F4F5FB"/>
             <w:vAlign w:val="center"/>
           </w:tcPr>
           <w:p>
             <w:pPr>
-              <w:spacing w:after="0" w:before="0"/>
+              <w:keepNext/>
+              <w:spacing w:after="0" w:before="0" w:line="250" w:lineRule="exact"/>
+            </w:pPr>
+            <w:r>
+              <w:rPr>
+                <w:rFonts w:ascii="BIZ UDPゴシック" w:hAnsi="BIZ UDPゴシック" w:eastAsia="BIZ UDPゴシック" w:cs="BIZ UDPゴシック"/>
+                <w:b/>
+                <w:bCs/>
+                <w:color w:val="0E1E45"/>
+                <w:sz w:val="20"/>
+                <w:szCs w:val="20"/>
+              </w:rPr>
+              <w:t xml:space="preserve">Ⅲ　役に立ったか</w:t>
+            </w:r>
+          </w:p>
+        </w:tc>
+      </w:tr>
+      <w:tr>
+        <w:trPr>
+          <w:trHeight w:val="408" w:hRule="atLeast"/>
+          <w:cantSplit/>
+        </w:trPr>
+        <w:tc>
+          <w:tcPr>
+            <w:tcW w:type="dxa" w:w="397"/>
+            <w:vAlign w:val="center"/>
+          </w:tcPr>
+          <w:p>
+            <w:pPr>
+              <w:keepNext/>
+              <w:spacing w:after="0" w:before="0" w:line="250" w:lineRule="exact"/>
               <w:jc w:val="center"/>
             </w:pPr>
             <w:r>
@@ -5749,1054 +1658,37 @@
                 <w:b/>
                 <w:bCs/>
                 <w:color w:val="1F2330"/>
-                <w:sz w:val="22"/>
-                <w:szCs w:val="22"/>
+                <w:sz w:val="20"/>
+                <w:szCs w:val="20"/>
               </w:rPr>
-              <w:t xml:space="preserve">11</w:t>
+              <w:t xml:space="preserve">8</w:t>
             </w:r>
           </w:p>
         </w:tc>
         <w:tc>
           <w:tcPr>
-            <w:tcW w:type="dxa" w:w="3912"/>
+            <w:tcW w:type="dxa" w:w="5102"/>
             <w:vAlign w:val="center"/>
           </w:tcPr>
           <w:p>
             <w:pPr>
-              <w:spacing w:after="0" w:before="0"/>
+              <w:keepNext/>
+              <w:spacing w:after="0" w:before="0" w:line="262" w:lineRule="exact"/>
             </w:pPr>
-            <w:r>
-              <w:ruby>
-                <w:rubyPr>
-                  <w:rubyAlign w:val="distributeSpace"/>
-                  <w:hps w:val="11"/>
-                  <w:hpsRaise w:val="20"/>
-                  <w:hpsBaseText w:val="22"/>
-                  <w:lid w:val="ja-JP"/>
-                </w:rubyPr>
-                <w:rt>
-                  <w:r>
-                    <w:rPr>
-                      <w:rFonts w:ascii="BIZ UDPゴシック" w:hAnsi="BIZ UDPゴシック" w:eastAsia="BIZ UDPゴシック" w:cs="BIZ UDPゴシック"/>
-                      <w:color w:val="1F2330"/>
-                      <w:sz w:val="11"/>
-                      <w:szCs w:val="11"/>
-                    </w:rPr>
-                    <w:t xml:space="preserve">てんすう</w:t>
-                  </w:r>
-                </w:rt>
-                <w:rubyBase>
-                  <w:r>
-                    <w:rPr>
-                      <w:rFonts w:ascii="BIZ UDPゴシック" w:hAnsi="BIZ UDPゴシック" w:eastAsia="BIZ UDPゴシック" w:cs="BIZ UDPゴシック"/>
-                      <w:color w:val="1F2330"/>
-                      <w:sz w:val="22"/>
-                      <w:szCs w:val="22"/>
-                    </w:rPr>
-                    <w:t xml:space="preserve">点数</w:t>
-                  </w:r>
-                </w:rubyBase>
-              </w:ruby>
-            </w:r>
             <w:r>
               <w:rPr>
                 <w:rFonts w:ascii="BIZ UDPゴシック" w:hAnsi="BIZ UDPゴシック" w:eastAsia="BIZ UDPゴシック" w:cs="BIZ UDPゴシック"/>
                 <w:color w:val="1F2330"/>
-                <w:sz w:val="22"/>
-                <w:szCs w:val="22"/>
+                <w:sz w:val="21"/>
+                <w:szCs w:val="21"/>
               </w:rPr>
-              <w:t xml:space="preserve">が</w:t>
-            </w:r>
-            <w:r>
-              <w:ruby>
-                <w:rubyPr>
-                  <w:rubyAlign w:val="distributeSpace"/>
-                  <w:hps w:val="11"/>
-                  <w:hpsRaise w:val="20"/>
-                  <w:hpsBaseText w:val="22"/>
-                  <w:lid w:val="ja-JP"/>
-                </w:rubyPr>
-                <w:rt>
-                  <w:r>
-                    <w:rPr>
-                      <w:rFonts w:ascii="BIZ UDPゴシック" w:hAnsi="BIZ UDPゴシック" w:eastAsia="BIZ UDPゴシック" w:cs="BIZ UDPゴシック"/>
-                      <w:color w:val="1F2330"/>
-                      <w:sz w:val="11"/>
-                      <w:szCs w:val="11"/>
-                    </w:rPr>
-                    <w:t xml:space="preserve">で</w:t>
-                  </w:r>
-                </w:rt>
-                <w:rubyBase>
-                  <w:r>
-                    <w:rPr>
-                      <w:rFonts w:ascii="BIZ UDPゴシック" w:hAnsi="BIZ UDPゴシック" w:eastAsia="BIZ UDPゴシック" w:cs="BIZ UDPゴシック"/>
-                      <w:color w:val="1F2330"/>
-                      <w:sz w:val="22"/>
-                      <w:szCs w:val="22"/>
-                    </w:rPr>
-                    <w:t xml:space="preserve">出</w:t>
-                  </w:r>
-                </w:rubyBase>
-              </w:ruby>
-            </w:r>
-            <w:r>
-              <w:rPr>
-                <w:rFonts w:ascii="BIZ UDPゴシック" w:hAnsi="BIZ UDPゴシック" w:eastAsia="BIZ UDPゴシック" w:cs="BIZ UDPゴシック"/>
-                <w:color w:val="1F2330"/>
-                <w:sz w:val="22"/>
-                <w:szCs w:val="22"/>
-              </w:rPr>
-              <w:t xml:space="preserve">ることは、</w:t>
-            </w:r>
-            <w:r>
-              <w:ruby>
-                <w:rubyPr>
-                  <w:rubyAlign w:val="distributeSpace"/>
-                  <w:hps w:val="11"/>
-                  <w:hpsRaise w:val="20"/>
-                  <w:hpsBaseText w:val="22"/>
-                  <w:lid w:val="ja-JP"/>
-                </w:rubyPr>
-                <w:rt>
-                  <w:r>
-                    <w:rPr>
-                      <w:rFonts w:ascii="BIZ UDPゴシック" w:hAnsi="BIZ UDPゴシック" w:eastAsia="BIZ UDPゴシック" w:cs="BIZ UDPゴシック"/>
-                      <w:color w:val="1F2330"/>
-                      <w:sz w:val="11"/>
-                      <w:szCs w:val="11"/>
-                    </w:rPr>
-                    <w:t xml:space="preserve">れんしゅう</w:t>
-                  </w:r>
-                </w:rt>
-                <w:rubyBase>
-                  <w:r>
-                    <w:rPr>
-                      <w:rFonts w:ascii="BIZ UDPゴシック" w:hAnsi="BIZ UDPゴシック" w:eastAsia="BIZ UDPゴシック" w:cs="BIZ UDPゴシック"/>
-                      <w:color w:val="1F2330"/>
-                      <w:sz w:val="22"/>
-                      <w:szCs w:val="22"/>
-                    </w:rPr>
-                    <w:t xml:space="preserve">練習</w:t>
-                  </w:r>
-                </w:rubyBase>
-              </w:ruby>
-            </w:r>
-            <w:r>
-              <w:rPr>
-                <w:rFonts w:ascii="BIZ UDPゴシック" w:hAnsi="BIZ UDPゴシック" w:eastAsia="BIZ UDPゴシック" w:cs="BIZ UDPゴシック"/>
-                <w:color w:val="1F2330"/>
-                <w:sz w:val="22"/>
-                <w:szCs w:val="22"/>
-              </w:rPr>
-              <w:t xml:space="preserve">の</w:t>
-            </w:r>
-            <w:r>
-              <w:ruby>
-                <w:rubyPr>
-                  <w:rubyAlign w:val="distributeSpace"/>
-                  <w:hps w:val="11"/>
-                  <w:hpsRaise w:val="20"/>
-                  <w:hpsBaseText w:val="22"/>
-                  <w:lid w:val="ja-JP"/>
-                </w:rubyPr>
-                <w:rt>
-                  <w:r>
-                    <w:rPr>
-                      <w:rFonts w:ascii="BIZ UDPゴシック" w:hAnsi="BIZ UDPゴシック" w:eastAsia="BIZ UDPゴシック" w:cs="BIZ UDPゴシック"/>
-                      <w:color w:val="1F2330"/>
-                      <w:sz w:val="11"/>
-                      <w:szCs w:val="11"/>
-                    </w:rPr>
-                    <w:t xml:space="preserve">はげ</w:t>
-                  </w:r>
-                </w:rt>
-                <w:rubyBase>
-                  <w:r>
-                    <w:rPr>
-                      <w:rFonts w:ascii="BIZ UDPゴシック" w:hAnsi="BIZ UDPゴシック" w:eastAsia="BIZ UDPゴシック" w:cs="BIZ UDPゴシック"/>
-                      <w:color w:val="1F2330"/>
-                      <w:sz w:val="22"/>
-                      <w:szCs w:val="22"/>
-                    </w:rPr>
-                    <w:t xml:space="preserve">励</w:t>
-                  </w:r>
-                </w:rubyBase>
-              </w:ruby>
-            </w:r>
-            <w:r>
-              <w:rPr>
-                <w:rFonts w:ascii="BIZ UDPゴシック" w:hAnsi="BIZ UDPゴシック" w:eastAsia="BIZ UDPゴシック" w:cs="BIZ UDPゴシック"/>
-                <w:color w:val="1F2330"/>
-                <w:sz w:val="22"/>
-                <w:szCs w:val="22"/>
-              </w:rPr>
-              <w:t xml:space="preserve">みになりましたか。</w:t>
+              <w:t xml:space="preserve">自分の発音が、前より良くなったと思いますか。</w:t>
             </w:r>
           </w:p>
         </w:tc>
         <w:tc>
           <w:tcPr>
-            <w:tcW w:type="dxa" w:w="1049"/>
-            <w:vAlign w:val="center"/>
-          </w:tcPr>
-          <w:p/>
-        </w:tc>
-        <w:tc>
-          <w:tcPr>
-            <w:tcW w:type="dxa" w:w="1049"/>
-            <w:vAlign w:val="center"/>
-          </w:tcPr>
-          <w:p/>
-        </w:tc>
-        <w:tc>
-          <w:tcPr>
-            <w:tcW w:type="dxa" w:w="1049"/>
-            <w:vAlign w:val="center"/>
-          </w:tcPr>
-          <w:p/>
-        </w:tc>
-        <w:tc>
-          <w:tcPr>
-            <w:tcW w:type="dxa" w:w="1049"/>
-            <w:vAlign w:val="center"/>
-          </w:tcPr>
-          <w:p/>
-        </w:tc>
-        <w:tc>
-          <w:tcPr>
-            <w:tcW w:type="dxa" w:w="1304"/>
-            <w:shd w:val="clear" w:color="auto" w:fill="F4F5FB"/>
-            <w:vAlign w:val="center"/>
-          </w:tcPr>
-          <w:p/>
-        </w:tc>
-      </w:tr>
-    </w:tbl>
-    <w:p>
-      <w:pPr>
-        <w:spacing w:after="0" w:line="160" w:lineRule="exact"/>
-      </w:pPr>
-    </w:p>
-    <w:tbl>
-      <w:tblPr>
-        <w:tblW w:type="dxa" w:w="9865"/>
-        <w:jc w:val="center"/>
-        <w:tblBorders>
-          <w:top w:val="single" w:sz="6" w:space="0" w:color="9AA0B8"/>
-          <w:left w:val="single" w:sz="6" w:space="0" w:color="9AA0B8"/>
-          <w:bottom w:val="single" w:sz="6" w:space="0" w:color="9AA0B8"/>
-          <w:right w:val="single" w:sz="6" w:space="0" w:color="9AA0B8"/>
-          <w:insideH w:val="single" w:sz="6" w:space="0" w:color="9AA0B8"/>
-          <w:insideV w:val="single" w:sz="6" w:space="0" w:color="9AA0B8"/>
-        </w:tblBorders>
-        <w:tblLayout w:type="fixed"/>
-        <w:tblCellMar>
-          <w:top w:w="34" w:type="dxa"/>
-          <w:left w:w="56" w:type="dxa"/>
-          <w:bottom w:w="34" w:type="dxa"/>
-          <w:right w:w="56" w:type="dxa"/>
-        </w:tblCellMar>
-        <w:tblLook w:firstColumn="1" w:firstRow="1" w:lastColumn="0" w:lastRow="0" w:noHBand="0" w:noVBand="1" w:val="04A0"/>
-      </w:tblPr>
-      <w:tblGrid>
-        <w:gridCol w:w="453"/>
-        <w:gridCol w:w="3912"/>
-        <w:gridCol w:w="1048"/>
-        <w:gridCol w:w="1048"/>
-        <w:gridCol w:w="1048"/>
-        <w:gridCol w:w="1048"/>
-        <w:gridCol w:w="1304"/>
-      </w:tblGrid>
-      <w:tr>
-        <w:trPr>
-          <w:cantSplit/>
-        </w:trPr>
-        <w:tc>
-          <w:tcPr>
-            <w:tcW w:type="dxa" w:w="4366"/>
-            <w:gridSpan w:val="2"/>
-            <w:shd w:val="clear" w:color="auto" w:fill="E7E9F5"/>
-            <w:vAlign w:val="center"/>
-          </w:tcPr>
-          <w:p>
-            <w:pPr>
-              <w:keepNext/>
-              <w:spacing w:after="0" w:before="0"/>
-            </w:pPr>
-            <w:r>
-              <w:rPr>
-                <w:rFonts w:ascii="BIZ UDPゴシック" w:hAnsi="BIZ UDPゴシック" w:eastAsia="BIZ UDPゴシック" w:cs="BIZ UDPゴシック"/>
-                <w:b/>
-                <w:bCs/>
-                <w:color w:val="0E1E45"/>
-                <w:sz w:val="25"/>
-                <w:szCs w:val="25"/>
-              </w:rPr>
-              <w:t xml:space="preserve">Ⅳ　</w:t>
-            </w:r>
-            <w:r>
-              <w:ruby>
-                <w:rubyPr>
-                  <w:rubyAlign w:val="distributeSpace"/>
-                  <w:hps w:val="12"/>
-                  <w:hpsRaise w:val="23"/>
-                  <w:hpsBaseText w:val="25"/>
-                  <w:lid w:val="ja-JP"/>
-                </w:rubyPr>
-                <w:rt>
-                  <w:r>
-                    <w:rPr>
-                      <w:rFonts w:ascii="BIZ UDPゴシック" w:hAnsi="BIZ UDPゴシック" w:eastAsia="BIZ UDPゴシック" w:cs="BIZ UDPゴシック"/>
-                      <w:color w:val="0E1E45"/>
-                      <w:sz w:val="12"/>
-                      <w:szCs w:val="12"/>
-                    </w:rPr>
-                    <w:t xml:space="preserve">み</w:t>
-                  </w:r>
-                </w:rt>
-                <w:rubyBase>
-                  <w:r>
-                    <w:rPr>
-                      <w:rFonts w:ascii="BIZ UDPゴシック" w:hAnsi="BIZ UDPゴシック" w:eastAsia="BIZ UDPゴシック" w:cs="BIZ UDPゴシック"/>
-                      <w:b/>
-                      <w:bCs/>
-                      <w:color w:val="0E1E45"/>
-                      <w:sz w:val="25"/>
-                      <w:szCs w:val="25"/>
-                    </w:rPr>
-                    <w:t xml:space="preserve">見</w:t>
-                  </w:r>
-                </w:rubyBase>
-              </w:ruby>
-            </w:r>
-            <w:r>
-              <w:rPr>
-                <w:rFonts w:ascii="BIZ UDPゴシック" w:hAnsi="BIZ UDPゴシック" w:eastAsia="BIZ UDPゴシック" w:cs="BIZ UDPゴシック"/>
-                <w:b/>
-                <w:bCs/>
-                <w:color w:val="0E1E45"/>
-                <w:sz w:val="25"/>
-                <w:szCs w:val="25"/>
-              </w:rPr>
-              <w:t xml:space="preserve">て</w:t>
-            </w:r>
-            <w:r>
-              <w:ruby>
-                <w:rubyPr>
-                  <w:rubyAlign w:val="distributeSpace"/>
-                  <w:hps w:val="12"/>
-                  <w:hpsRaise w:val="23"/>
-                  <w:hpsBaseText w:val="25"/>
-                  <w:lid w:val="ja-JP"/>
-                </w:rubyPr>
-                <w:rt>
-                  <w:r>
-                    <w:rPr>
-                      <w:rFonts w:ascii="BIZ UDPゴシック" w:hAnsi="BIZ UDPゴシック" w:eastAsia="BIZ UDPゴシック" w:cs="BIZ UDPゴシック"/>
-                      <w:color w:val="0E1E45"/>
-                      <w:sz w:val="12"/>
-                      <w:szCs w:val="12"/>
-                    </w:rPr>
-                    <w:t xml:space="preserve">わ</w:t>
-                  </w:r>
-                </w:rt>
-                <w:rubyBase>
-                  <w:r>
-                    <w:rPr>
-                      <w:rFonts w:ascii="BIZ UDPゴシック" w:hAnsi="BIZ UDPゴシック" w:eastAsia="BIZ UDPゴシック" w:cs="BIZ UDPゴシック"/>
-                      <w:b/>
-                      <w:bCs/>
-                      <w:color w:val="0E1E45"/>
-                      <w:sz w:val="25"/>
-                      <w:szCs w:val="25"/>
-                    </w:rPr>
-                    <w:t xml:space="preserve">分</w:t>
-                  </w:r>
-                </w:rubyBase>
-              </w:ruby>
-            </w:r>
-            <w:r>
-              <w:rPr>
-                <w:rFonts w:ascii="BIZ UDPゴシック" w:hAnsi="BIZ UDPゴシック" w:eastAsia="BIZ UDPゴシック" w:cs="BIZ UDPゴシック"/>
-                <w:b/>
-                <w:bCs/>
-                <w:color w:val="0E1E45"/>
-                <w:sz w:val="25"/>
-                <w:szCs w:val="25"/>
-              </w:rPr>
-              <w:t xml:space="preserve">かる</w:t>
-            </w:r>
-            <w:r>
-              <w:ruby>
-                <w:rubyPr>
-                  <w:rubyAlign w:val="distributeSpace"/>
-                  <w:hps w:val="12"/>
-                  <w:hpsRaise w:val="23"/>
-                  <w:hpsBaseText w:val="25"/>
-                  <w:lid w:val="ja-JP"/>
-                </w:rubyPr>
-                <w:rt>
-                  <w:r>
-                    <w:rPr>
-                      <w:rFonts w:ascii="BIZ UDPゴシック" w:hAnsi="BIZ UDPゴシック" w:eastAsia="BIZ UDPゴシック" w:cs="BIZ UDPゴシック"/>
-                      <w:color w:val="0E1E45"/>
-                      <w:sz w:val="12"/>
-                      <w:szCs w:val="12"/>
-                    </w:rPr>
-                    <w:t xml:space="preserve">くふう</w:t>
-                  </w:r>
-                </w:rt>
-                <w:rubyBase>
-                  <w:r>
-                    <w:rPr>
-                      <w:rFonts w:ascii="BIZ UDPゴシック" w:hAnsi="BIZ UDPゴシック" w:eastAsia="BIZ UDPゴシック" w:cs="BIZ UDPゴシック"/>
-                      <w:b/>
-                      <w:bCs/>
-                      <w:color w:val="0E1E45"/>
-                      <w:sz w:val="25"/>
-                      <w:szCs w:val="25"/>
-                    </w:rPr>
-                    <w:t xml:space="preserve">工夫</w:t>
-                  </w:r>
-                </w:rubyBase>
-              </w:ruby>
-            </w:r>
-          </w:p>
-        </w:tc>
-        <w:tc>
-          <w:tcPr>
-            <w:tcW w:type="dxa" w:w="1049"/>
-            <w:shd w:val="clear" w:color="auto" w:fill="E7E9F5"/>
-            <w:vAlign w:val="center"/>
-          </w:tcPr>
-          <w:p>
-            <w:pPr>
-              <w:keepNext/>
-              <w:spacing w:after="20"/>
-              <w:jc w:val="center"/>
-            </w:pPr>
-            <w:r>
-              <w:drawing>
-                <wp:inline xmlns:a="http://schemas.openxmlformats.org/drawingml/2006/main" xmlns:pic="http://schemas.openxmlformats.org/drawingml/2006/picture">
-                  <wp:extent cx="360000" cy="360000"/>
-                  <wp:docPr id="16" name="Picture 16"/>
-                  <wp:cNvGraphicFramePr>
-                    <a:graphicFrameLocks noChangeAspect="1"/>
-                  </wp:cNvGraphicFramePr>
-                  <a:graphic>
-                    <a:graphicData uri="http://schemas.openxmlformats.org/drawingml/2006/picture">
-                      <pic:pic>
-                        <pic:nvPicPr>
-                          <pic:cNvPr id="0" name="face4.png"/>
-                          <pic:cNvPicPr/>
-                        </pic:nvPicPr>
-                        <pic:blipFill>
-                          <a:blip r:embed="rId10"/>
-                          <a:stretch>
-                            <a:fillRect/>
-                          </a:stretch>
-                        </pic:blipFill>
-                        <pic:spPr>
-                          <a:xfrm>
-                            <a:off x="0" y="0"/>
-                            <a:ext cx="360000" cy="360000"/>
-                          </a:xfrm>
-                          <a:prstGeom prst="rect"/>
-                        </pic:spPr>
-                      </pic:pic>
-                    </a:graphicData>
-                  </a:graphic>
-                </wp:inline>
-              </w:drawing>
-            </w:r>
-          </w:p>
-          <w:p>
-            <w:pPr>
-              <w:keepNext/>
-              <w:spacing w:after="0" w:before="0" w:line="240" w:lineRule="auto"/>
-              <w:jc w:val="center"/>
-            </w:pPr>
-            <w:r>
-              <w:rPr>
-                <w:rFonts w:ascii="BIZ UDPゴシック" w:hAnsi="BIZ UDPゴシック" w:eastAsia="BIZ UDPゴシック" w:cs="BIZ UDPゴシック"/>
-                <w:b/>
-                <w:bCs/>
-                <w:color w:val="0E1E45"/>
-                <w:sz w:val="15"/>
-                <w:szCs w:val="15"/>
-              </w:rPr>
-              <w:t xml:space="preserve">とても</w:t>
-            </w:r>
-          </w:p>
-          <w:p>
-            <w:pPr>
-              <w:keepNext/>
-              <w:spacing w:after="0" w:before="0" w:line="240" w:lineRule="auto"/>
-              <w:jc w:val="center"/>
-            </w:pPr>
-            <w:r>
-              <w:rPr>
-                <w:rFonts w:ascii="BIZ UDPゴシック" w:hAnsi="BIZ UDPゴシック" w:eastAsia="BIZ UDPゴシック" w:cs="BIZ UDPゴシック"/>
-                <w:b/>
-                <w:bCs/>
-                <w:color w:val="0E1E45"/>
-                <w:sz w:val="15"/>
-                <w:szCs w:val="15"/>
-              </w:rPr>
-              <w:t xml:space="preserve">そう おもう</w:t>
-            </w:r>
-          </w:p>
-        </w:tc>
-        <w:tc>
-          <w:tcPr>
-            <w:tcW w:type="dxa" w:w="1049"/>
-            <w:shd w:val="clear" w:color="auto" w:fill="E7E9F5"/>
-            <w:vAlign w:val="center"/>
-          </w:tcPr>
-          <w:p>
-            <w:pPr>
-              <w:keepNext/>
-              <w:spacing w:after="20"/>
-              <w:jc w:val="center"/>
-            </w:pPr>
-            <w:r>
-              <w:drawing>
-                <wp:inline xmlns:a="http://schemas.openxmlformats.org/drawingml/2006/main" xmlns:pic="http://schemas.openxmlformats.org/drawingml/2006/picture">
-                  <wp:extent cx="360000" cy="360000"/>
-                  <wp:docPr id="17" name="Picture 17"/>
-                  <wp:cNvGraphicFramePr>
-                    <a:graphicFrameLocks noChangeAspect="1"/>
-                  </wp:cNvGraphicFramePr>
-                  <a:graphic>
-                    <a:graphicData uri="http://schemas.openxmlformats.org/drawingml/2006/picture">
-                      <pic:pic>
-                        <pic:nvPicPr>
-                          <pic:cNvPr id="0" name="face3.png"/>
-                          <pic:cNvPicPr/>
-                        </pic:nvPicPr>
-                        <pic:blipFill>
-                          <a:blip r:embed="rId11"/>
-                          <a:stretch>
-                            <a:fillRect/>
-                          </a:stretch>
-                        </pic:blipFill>
-                        <pic:spPr>
-                          <a:xfrm>
-                            <a:off x="0" y="0"/>
-                            <a:ext cx="360000" cy="360000"/>
-                          </a:xfrm>
-                          <a:prstGeom prst="rect"/>
-                        </pic:spPr>
-                      </pic:pic>
-                    </a:graphicData>
-                  </a:graphic>
-                </wp:inline>
-              </w:drawing>
-            </w:r>
-          </w:p>
-          <w:p>
-            <w:pPr>
-              <w:keepNext/>
-              <w:spacing w:after="0" w:before="0" w:line="240" w:lineRule="auto"/>
-              <w:jc w:val="center"/>
-            </w:pPr>
-            <w:r>
-              <w:rPr>
-                <w:rFonts w:ascii="BIZ UDPゴシック" w:hAnsi="BIZ UDPゴシック" w:eastAsia="BIZ UDPゴシック" w:cs="BIZ UDPゴシック"/>
-                <w:b/>
-                <w:bCs/>
-                <w:color w:val="0E1E45"/>
-                <w:sz w:val="15"/>
-                <w:szCs w:val="15"/>
-              </w:rPr>
-              <w:t xml:space="preserve">すこし</w:t>
-            </w:r>
-          </w:p>
-          <w:p>
-            <w:pPr>
-              <w:keepNext/>
-              <w:spacing w:after="0" w:before="0" w:line="240" w:lineRule="auto"/>
-              <w:jc w:val="center"/>
-            </w:pPr>
-            <w:r>
-              <w:rPr>
-                <w:rFonts w:ascii="BIZ UDPゴシック" w:hAnsi="BIZ UDPゴシック" w:eastAsia="BIZ UDPゴシック" w:cs="BIZ UDPゴシック"/>
-                <w:b/>
-                <w:bCs/>
-                <w:color w:val="0E1E45"/>
-                <w:sz w:val="15"/>
-                <w:szCs w:val="15"/>
-              </w:rPr>
-              <w:t xml:space="preserve">そう おもう</w:t>
-            </w:r>
-          </w:p>
-        </w:tc>
-        <w:tc>
-          <w:tcPr>
-            <w:tcW w:type="dxa" w:w="1049"/>
-            <w:shd w:val="clear" w:color="auto" w:fill="E7E9F5"/>
-            <w:vAlign w:val="center"/>
-          </w:tcPr>
-          <w:p>
-            <w:pPr>
-              <w:keepNext/>
-              <w:spacing w:after="20"/>
-              <w:jc w:val="center"/>
-            </w:pPr>
-            <w:r>
-              <w:drawing>
-                <wp:inline xmlns:a="http://schemas.openxmlformats.org/drawingml/2006/main" xmlns:pic="http://schemas.openxmlformats.org/drawingml/2006/picture">
-                  <wp:extent cx="360000" cy="360000"/>
-                  <wp:docPr id="18" name="Picture 18"/>
-                  <wp:cNvGraphicFramePr>
-                    <a:graphicFrameLocks noChangeAspect="1"/>
-                  </wp:cNvGraphicFramePr>
-                  <a:graphic>
-                    <a:graphicData uri="http://schemas.openxmlformats.org/drawingml/2006/picture">
-                      <pic:pic>
-                        <pic:nvPicPr>
-                          <pic:cNvPr id="0" name="face2.png"/>
-                          <pic:cNvPicPr/>
-                        </pic:nvPicPr>
-                        <pic:blipFill>
-                          <a:blip r:embed="rId12"/>
-                          <a:stretch>
-                            <a:fillRect/>
-                          </a:stretch>
-                        </pic:blipFill>
-                        <pic:spPr>
-                          <a:xfrm>
-                            <a:off x="0" y="0"/>
-                            <a:ext cx="360000" cy="360000"/>
-                          </a:xfrm>
-                          <a:prstGeom prst="rect"/>
-                        </pic:spPr>
-                      </pic:pic>
-                    </a:graphicData>
-                  </a:graphic>
-                </wp:inline>
-              </w:drawing>
-            </w:r>
-          </w:p>
-          <w:p>
-            <w:pPr>
-              <w:keepNext/>
-              <w:spacing w:after="0" w:before="0" w:line="240" w:lineRule="auto"/>
-              <w:jc w:val="center"/>
-            </w:pPr>
-            <w:r>
-              <w:rPr>
-                <w:rFonts w:ascii="BIZ UDPゴシック" w:hAnsi="BIZ UDPゴシック" w:eastAsia="BIZ UDPゴシック" w:cs="BIZ UDPゴシック"/>
-                <w:b/>
-                <w:bCs/>
-                <w:color w:val="0E1E45"/>
-                <w:sz w:val="15"/>
-                <w:szCs w:val="15"/>
-              </w:rPr>
-              <w:t xml:space="preserve">あまり そう</w:t>
-            </w:r>
-          </w:p>
-          <w:p>
-            <w:pPr>
-              <w:keepNext/>
-              <w:spacing w:after="0" w:before="0" w:line="240" w:lineRule="auto"/>
-              <w:jc w:val="center"/>
-            </w:pPr>
-            <w:r>
-              <w:rPr>
-                <w:rFonts w:ascii="BIZ UDPゴシック" w:hAnsi="BIZ UDPゴシック" w:eastAsia="BIZ UDPゴシック" w:cs="BIZ UDPゴシック"/>
-                <w:b/>
-                <w:bCs/>
-                <w:color w:val="0E1E45"/>
-                <w:sz w:val="15"/>
-                <w:szCs w:val="15"/>
-              </w:rPr>
-              <w:t xml:space="preserve">おもわない</w:t>
-            </w:r>
-          </w:p>
-        </w:tc>
-        <w:tc>
-          <w:tcPr>
-            <w:tcW w:type="dxa" w:w="1049"/>
-            <w:shd w:val="clear" w:color="auto" w:fill="E7E9F5"/>
-            <w:vAlign w:val="center"/>
-          </w:tcPr>
-          <w:p>
-            <w:pPr>
-              <w:keepNext/>
-              <w:spacing w:after="20"/>
-              <w:jc w:val="center"/>
-            </w:pPr>
-            <w:r>
-              <w:drawing>
-                <wp:inline xmlns:a="http://schemas.openxmlformats.org/drawingml/2006/main" xmlns:pic="http://schemas.openxmlformats.org/drawingml/2006/picture">
-                  <wp:extent cx="360000" cy="360000"/>
-                  <wp:docPr id="19" name="Picture 19"/>
-                  <wp:cNvGraphicFramePr>
-                    <a:graphicFrameLocks noChangeAspect="1"/>
-                  </wp:cNvGraphicFramePr>
-                  <a:graphic>
-                    <a:graphicData uri="http://schemas.openxmlformats.org/drawingml/2006/picture">
-                      <pic:pic>
-                        <pic:nvPicPr>
-                          <pic:cNvPr id="0" name="face1.png"/>
-                          <pic:cNvPicPr/>
-                        </pic:nvPicPr>
-                        <pic:blipFill>
-                          <a:blip r:embed="rId13"/>
-                          <a:stretch>
-                            <a:fillRect/>
-                          </a:stretch>
-                        </pic:blipFill>
-                        <pic:spPr>
-                          <a:xfrm>
-                            <a:off x="0" y="0"/>
-                            <a:ext cx="360000" cy="360000"/>
-                          </a:xfrm>
-                          <a:prstGeom prst="rect"/>
-                        </pic:spPr>
-                      </pic:pic>
-                    </a:graphicData>
-                  </a:graphic>
-                </wp:inline>
-              </w:drawing>
-            </w:r>
-          </w:p>
-          <w:p>
-            <w:pPr>
-              <w:keepNext/>
-              <w:spacing w:after="0" w:before="0" w:line="240" w:lineRule="auto"/>
-              <w:jc w:val="center"/>
-            </w:pPr>
-            <w:r>
-              <w:rPr>
-                <w:rFonts w:ascii="BIZ UDPゴシック" w:hAnsi="BIZ UDPゴシック" w:eastAsia="BIZ UDPゴシック" w:cs="BIZ UDPゴシック"/>
-                <w:b/>
-                <w:bCs/>
-                <w:color w:val="0E1E45"/>
-                <w:sz w:val="15"/>
-                <w:szCs w:val="15"/>
-              </w:rPr>
-              <w:t xml:space="preserve">そう</w:t>
-            </w:r>
-          </w:p>
-          <w:p>
-            <w:pPr>
-              <w:keepNext/>
-              <w:spacing w:after="0" w:before="0" w:line="240" w:lineRule="auto"/>
-              <w:jc w:val="center"/>
-            </w:pPr>
-            <w:r>
-              <w:rPr>
-                <w:rFonts w:ascii="BIZ UDPゴシック" w:hAnsi="BIZ UDPゴシック" w:eastAsia="BIZ UDPゴシック" w:cs="BIZ UDPゴシック"/>
-                <w:b/>
-                <w:bCs/>
-                <w:color w:val="0E1E45"/>
-                <w:sz w:val="15"/>
-                <w:szCs w:val="15"/>
-              </w:rPr>
-              <w:t xml:space="preserve">おもわない</w:t>
-            </w:r>
-          </w:p>
-        </w:tc>
-        <w:tc>
-          <w:tcPr>
-            <w:tcW w:type="dxa" w:w="1304"/>
-            <w:shd w:val="clear" w:color="auto" w:fill="E7E9F5"/>
-            <w:vAlign w:val="center"/>
-          </w:tcPr>
-          <w:p>
-            <w:pPr>
-              <w:keepNext/>
-              <w:spacing w:after="20"/>
-              <w:jc w:val="center"/>
-            </w:pPr>
-            <w:r>
-              <w:drawing>
-                <wp:inline xmlns:a="http://schemas.openxmlformats.org/drawingml/2006/main" xmlns:pic="http://schemas.openxmlformats.org/drawingml/2006/picture">
-                  <wp:extent cx="360000" cy="360000"/>
-                  <wp:docPr id="20" name="Picture 20"/>
-                  <wp:cNvGraphicFramePr>
-                    <a:graphicFrameLocks noChangeAspect="1"/>
-                  </wp:cNvGraphicFramePr>
-                  <a:graphic>
-                    <a:graphicData uri="http://schemas.openxmlformats.org/drawingml/2006/picture">
-                      <pic:pic>
-                        <pic:nvPicPr>
-                          <pic:cNvPr id="0" name="face_q.png"/>
-                          <pic:cNvPicPr/>
-                        </pic:nvPicPr>
-                        <pic:blipFill>
-                          <a:blip r:embed="rId14"/>
-                          <a:stretch>
-                            <a:fillRect/>
-                          </a:stretch>
-                        </pic:blipFill>
-                        <pic:spPr>
-                          <a:xfrm>
-                            <a:off x="0" y="0"/>
-                            <a:ext cx="360000" cy="360000"/>
-                          </a:xfrm>
-                          <a:prstGeom prst="rect"/>
-                        </pic:spPr>
-                      </pic:pic>
-                    </a:graphicData>
-                  </a:graphic>
-                </wp:inline>
-              </w:drawing>
-            </w:r>
-          </w:p>
-          <w:p>
-            <w:pPr>
-              <w:keepNext/>
-              <w:spacing w:after="0" w:before="0" w:line="240" w:lineRule="auto"/>
-              <w:jc w:val="center"/>
-            </w:pPr>
-            <w:r>
-              <w:rPr>
-                <w:rFonts w:ascii="BIZ UDPゴシック" w:hAnsi="BIZ UDPゴシック" w:eastAsia="BIZ UDPゴシック" w:cs="BIZ UDPゴシック"/>
-                <w:b/>
-                <w:bCs/>
-                <w:color w:val="5A6070"/>
-                <w:sz w:val="15"/>
-                <w:szCs w:val="15"/>
-              </w:rPr>
-              <w:t xml:space="preserve">わからない・</w:t>
-            </w:r>
-          </w:p>
-          <w:p>
-            <w:pPr>
-              <w:keepNext/>
-              <w:spacing w:after="0" w:before="0" w:line="240" w:lineRule="auto"/>
-              <w:jc w:val="center"/>
-            </w:pPr>
-            <w:r>
-              <w:rPr>
-                <w:rFonts w:ascii="BIZ UDPゴシック" w:hAnsi="BIZ UDPゴシック" w:eastAsia="BIZ UDPゴシック" w:cs="BIZ UDPゴシック"/>
-                <w:b/>
-                <w:bCs/>
-                <w:color w:val="5A6070"/>
-                <w:sz w:val="15"/>
-                <w:szCs w:val="15"/>
-              </w:rPr>
-              <w:t xml:space="preserve">つかわなかった</w:t>
-            </w:r>
-          </w:p>
-        </w:tc>
-      </w:tr>
-      <w:tr>
-        <w:trPr>
-          <w:trHeight w:val="737" w:hRule="atLeast"/>
-          <w:cantSplit/>
-        </w:trPr>
-        <w:tc>
-          <w:tcPr>
-            <w:tcW w:type="dxa" w:w="454"/>
-            <w:vAlign w:val="center"/>
-          </w:tcPr>
-          <w:p>
-            <w:pPr>
-              <w:keepNext/>
-              <w:spacing w:after="0" w:before="0"/>
-              <w:jc w:val="center"/>
-            </w:pPr>
-            <w:r>
-              <w:rPr>
-                <w:rFonts w:ascii="BIZ UDPゴシック" w:hAnsi="BIZ UDPゴシック" w:eastAsia="BIZ UDPゴシック" w:cs="BIZ UDPゴシック"/>
-                <w:b/>
-                <w:bCs/>
-                <w:color w:val="1F2330"/>
-                <w:sz w:val="22"/>
-                <w:szCs w:val="22"/>
-              </w:rPr>
-              <w:t xml:space="preserve">12</w:t>
-            </w:r>
-          </w:p>
-        </w:tc>
-        <w:tc>
-          <w:tcPr>
-            <w:tcW w:type="dxa" w:w="3912"/>
-            <w:vAlign w:val="center"/>
-          </w:tcPr>
-          <w:p>
-            <w:pPr>
-              <w:keepNext/>
-              <w:spacing w:after="0" w:before="0"/>
-            </w:pPr>
-            <w:r>
-              <w:ruby>
-                <w:rubyPr>
-                  <w:rubyAlign w:val="distributeSpace"/>
-                  <w:hps w:val="11"/>
-                  <w:hpsRaise w:val="20"/>
-                  <w:hpsBaseText w:val="22"/>
-                  <w:lid w:val="ja-JP"/>
-                </w:rubyPr>
-                <w:rt>
-                  <w:r>
-                    <w:rPr>
-                      <w:rFonts w:ascii="BIZ UDPゴシック" w:hAnsi="BIZ UDPゴシック" w:eastAsia="BIZ UDPゴシック" w:cs="BIZ UDPゴシック"/>
-                      <w:color w:val="1F2330"/>
-                      <w:sz w:val="11"/>
-                      <w:szCs w:val="11"/>
-                    </w:rPr>
-                    <w:t xml:space="preserve">ろくおん</w:t>
-                  </w:r>
-                </w:rt>
-                <w:rubyBase>
-                  <w:r>
-                    <w:rPr>
-                      <w:rFonts w:ascii="BIZ UDPゴシック" w:hAnsi="BIZ UDPゴシック" w:eastAsia="BIZ UDPゴシック" w:cs="BIZ UDPゴシック"/>
-                      <w:color w:val="1F2330"/>
-                      <w:sz w:val="22"/>
-                      <w:szCs w:val="22"/>
-                    </w:rPr>
-                    <w:t xml:space="preserve">録音</w:t>
-                  </w:r>
-                </w:rubyBase>
-              </w:ruby>
-            </w:r>
-            <w:r>
-              <w:rPr>
-                <w:rFonts w:ascii="BIZ UDPゴシック" w:hAnsi="BIZ UDPゴシック" w:eastAsia="BIZ UDPゴシック" w:cs="BIZ UDPゴシック"/>
-                <w:color w:val="1F2330"/>
-                <w:sz w:val="22"/>
-                <w:szCs w:val="22"/>
-              </w:rPr>
-              <w:t xml:space="preserve">のタイミングを</w:t>
-            </w:r>
-            <w:r>
-              <w:ruby>
-                <w:rubyPr>
-                  <w:rubyAlign w:val="distributeSpace"/>
-                  <w:hps w:val="11"/>
-                  <w:hpsRaise w:val="20"/>
-                  <w:hpsBaseText w:val="22"/>
-                  <w:lid w:val="ja-JP"/>
-                </w:rubyPr>
-                <w:rt>
-                  <w:r>
-                    <w:rPr>
-                      <w:rFonts w:ascii="BIZ UDPゴシック" w:hAnsi="BIZ UDPゴシック" w:eastAsia="BIZ UDPゴシック" w:cs="BIZ UDPゴシック"/>
-                      <w:color w:val="1F2330"/>
-                      <w:sz w:val="11"/>
-                      <w:szCs w:val="11"/>
-                    </w:rPr>
-                    <w:t xml:space="preserve">し</w:t>
-                  </w:r>
-                </w:rt>
-                <w:rubyBase>
-                  <w:r>
-                    <w:rPr>
-                      <w:rFonts w:ascii="BIZ UDPゴシック" w:hAnsi="BIZ UDPゴシック" w:eastAsia="BIZ UDPゴシック" w:cs="BIZ UDPゴシック"/>
-                      <w:color w:val="1F2330"/>
-                      <w:sz w:val="22"/>
-                      <w:szCs w:val="22"/>
-                    </w:rPr>
-                    <w:t xml:space="preserve">知</w:t>
-                  </w:r>
-                </w:rubyBase>
-              </w:ruby>
-            </w:r>
-            <w:r>
-              <w:rPr>
-                <w:rFonts w:ascii="BIZ UDPゴシック" w:hAnsi="BIZ UDPゴシック" w:eastAsia="BIZ UDPゴシック" w:cs="BIZ UDPゴシック"/>
-                <w:color w:val="1F2330"/>
-                <w:sz w:val="22"/>
-                <w:szCs w:val="22"/>
-              </w:rPr>
-              <w:t xml:space="preserve">らせる</w:t>
-            </w:r>
-            <w:r>
-              <w:ruby>
-                <w:rubyPr>
-                  <w:rubyAlign w:val="distributeSpace"/>
-                  <w:hps w:val="11"/>
-                  <w:hpsRaise w:val="20"/>
-                  <w:hpsBaseText w:val="22"/>
-                  <w:lid w:val="ja-JP"/>
-                </w:rubyPr>
-                <w:rt>
-                  <w:r>
-                    <w:rPr>
-                      <w:rFonts w:ascii="BIZ UDPゴシック" w:hAnsi="BIZ UDPゴシック" w:eastAsia="BIZ UDPゴシック" w:cs="BIZ UDPゴシック"/>
-                      <w:color w:val="1F2330"/>
-                      <w:sz w:val="11"/>
-                      <w:szCs w:val="11"/>
-                    </w:rPr>
-                    <w:t xml:space="preserve">ひょうじ</w:t>
-                  </w:r>
-                </w:rt>
-                <w:rubyBase>
-                  <w:r>
-                    <w:rPr>
-                      <w:rFonts w:ascii="BIZ UDPゴシック" w:hAnsi="BIZ UDPゴシック" w:eastAsia="BIZ UDPゴシック" w:cs="BIZ UDPゴシック"/>
-                      <w:color w:val="1F2330"/>
-                      <w:sz w:val="22"/>
-                      <w:szCs w:val="22"/>
-                    </w:rPr>
-                    <w:t xml:space="preserve">表示</w:t>
-                  </w:r>
-                </w:rubyBase>
-              </w:ruby>
-            </w:r>
-            <w:r>
-              <w:rPr>
-                <w:rFonts w:ascii="BIZ UDPゴシック" w:hAnsi="BIZ UDPゴシック" w:eastAsia="BIZ UDPゴシック" w:cs="BIZ UDPゴシック"/>
-                <w:color w:val="1F2330"/>
-                <w:sz w:val="22"/>
-                <w:szCs w:val="22"/>
-              </w:rPr>
-              <w:t xml:space="preserve">（「3・2・1」のカウントダウン）は、</w:t>
-            </w:r>
-            <w:r>
-              <w:ruby>
-                <w:rubyPr>
-                  <w:rubyAlign w:val="distributeSpace"/>
-                  <w:hps w:val="11"/>
-                  <w:hpsRaise w:val="20"/>
-                  <w:hpsBaseText w:val="22"/>
-                  <w:lid w:val="ja-JP"/>
-                </w:rubyPr>
-                <w:rt>
-                  <w:r>
-                    <w:rPr>
-                      <w:rFonts w:ascii="BIZ UDPゴシック" w:hAnsi="BIZ UDPゴシック" w:eastAsia="BIZ UDPゴシック" w:cs="BIZ UDPゴシック"/>
-                      <w:color w:val="1F2330"/>
-                      <w:sz w:val="11"/>
-                      <w:szCs w:val="11"/>
-                    </w:rPr>
-                    <w:t xml:space="preserve">わ</w:t>
-                  </w:r>
-                </w:rt>
-                <w:rubyBase>
-                  <w:r>
-                    <w:rPr>
-                      <w:rFonts w:ascii="BIZ UDPゴシック" w:hAnsi="BIZ UDPゴシック" w:eastAsia="BIZ UDPゴシック" w:cs="BIZ UDPゴシック"/>
-                      <w:color w:val="1F2330"/>
-                      <w:sz w:val="22"/>
-                      <w:szCs w:val="22"/>
-                    </w:rPr>
-                    <w:t xml:space="preserve">分</w:t>
-                  </w:r>
-                </w:rubyBase>
-              </w:ruby>
-            </w:r>
-            <w:r>
-              <w:rPr>
-                <w:rFonts w:ascii="BIZ UDPゴシック" w:hAnsi="BIZ UDPゴシック" w:eastAsia="BIZ UDPゴシック" w:cs="BIZ UDPゴシック"/>
-                <w:color w:val="1F2330"/>
-                <w:sz w:val="22"/>
-                <w:szCs w:val="22"/>
-              </w:rPr>
-              <w:t xml:space="preserve">かりやすかったですか。</w:t>
-            </w:r>
-          </w:p>
-        </w:tc>
-        <w:tc>
-          <w:tcPr>
-            <w:tcW w:type="dxa" w:w="1049"/>
+            <w:tcW w:type="dxa" w:w="879"/>
             <w:vAlign w:val="center"/>
           </w:tcPr>
           <w:p>
@@ -6807,7 +1699,7 @@
         </w:tc>
         <w:tc>
           <w:tcPr>
-            <w:tcW w:type="dxa" w:w="1049"/>
+            <w:tcW w:type="dxa" w:w="879"/>
             <w:vAlign w:val="center"/>
           </w:tcPr>
           <w:p>
@@ -6818,7 +1710,7 @@
         </w:tc>
         <w:tc>
           <w:tcPr>
-            <w:tcW w:type="dxa" w:w="1049"/>
+            <w:tcW w:type="dxa" w:w="879"/>
             <w:vAlign w:val="center"/>
           </w:tcPr>
           <w:p>
@@ -6829,7 +1721,7 @@
         </w:tc>
         <w:tc>
           <w:tcPr>
-            <w:tcW w:type="dxa" w:w="1049"/>
+            <w:tcW w:type="dxa" w:w="879"/>
             <w:vAlign w:val="center"/>
           </w:tcPr>
           <w:p>
@@ -6840,8 +1732,8 @@
         </w:tc>
         <w:tc>
           <w:tcPr>
-            <w:tcW w:type="dxa" w:w="1304"/>
-            <w:shd w:val="clear" w:color="auto" w:fill="F4F5FB"/>
+            <w:tcW w:type="dxa" w:w="1191"/>
+            <w:shd w:val="clear" w:color="auto" w:fill="F7F8FC"/>
             <w:vAlign w:val="center"/>
           </w:tcPr>
           <w:p>
@@ -6853,18 +1745,18 @@
       </w:tr>
       <w:tr>
         <w:trPr>
-          <w:trHeight w:val="737" w:hRule="atLeast"/>
+          <w:trHeight w:val="408" w:hRule="atLeast"/>
           <w:cantSplit/>
         </w:trPr>
         <w:tc>
           <w:tcPr>
-            <w:tcW w:type="dxa" w:w="454"/>
+            <w:tcW w:type="dxa" w:w="397"/>
             <w:vAlign w:val="center"/>
           </w:tcPr>
           <w:p>
             <w:pPr>
               <w:keepNext/>
-              <w:spacing w:after="0" w:before="0"/>
+              <w:spacing w:after="0" w:before="0" w:line="250" w:lineRule="exact"/>
               <w:jc w:val="center"/>
             </w:pPr>
             <w:r>
@@ -6873,289 +1765,37 @@
                 <w:b/>
                 <w:bCs/>
                 <w:color w:val="1F2330"/>
-                <w:sz w:val="22"/>
-                <w:szCs w:val="22"/>
+                <w:sz w:val="20"/>
+                <w:szCs w:val="20"/>
               </w:rPr>
-              <w:t xml:space="preserve">13</w:t>
+              <w:t xml:space="preserve">9</w:t>
             </w:r>
           </w:p>
         </w:tc>
         <w:tc>
           <w:tcPr>
-            <w:tcW w:type="dxa" w:w="3912"/>
+            <w:tcW w:type="dxa" w:w="5102"/>
             <w:vAlign w:val="center"/>
           </w:tcPr>
           <w:p>
             <w:pPr>
               <w:keepNext/>
-              <w:spacing w:after="0" w:before="0"/>
+              <w:spacing w:after="0" w:before="0" w:line="262" w:lineRule="exact"/>
             </w:pPr>
             <w:r>
               <w:rPr>
                 <w:rFonts w:ascii="BIZ UDPゴシック" w:hAnsi="BIZ UDPゴシック" w:eastAsia="BIZ UDPゴシック" w:cs="BIZ UDPゴシック"/>
                 <w:color w:val="1F2330"/>
-                <w:sz w:val="22"/>
-                <w:szCs w:val="22"/>
+                <w:sz w:val="21"/>
+                <w:szCs w:val="21"/>
               </w:rPr>
-              <w:t xml:space="preserve">お</w:t>
-            </w:r>
-            <w:r>
-              <w:ruby>
-                <w:rubyPr>
-                  <w:rubyAlign w:val="distributeSpace"/>
-                  <w:hps w:val="11"/>
-                  <w:hpsRaise w:val="20"/>
-                  <w:hpsBaseText w:val="22"/>
-                  <w:lid w:val="ja-JP"/>
-                </w:rubyPr>
-                <w:rt>
-                  <w:r>
-                    <w:rPr>
-                      <w:rFonts w:ascii="BIZ UDPゴシック" w:hAnsi="BIZ UDPゴシック" w:eastAsia="BIZ UDPゴシック" w:cs="BIZ UDPゴシック"/>
-                      <w:color w:val="1F2330"/>
-                      <w:sz w:val="11"/>
-                      <w:szCs w:val="11"/>
-                    </w:rPr>
-                    <w:t xml:space="preserve">てほん</w:t>
-                  </w:r>
-                </w:rt>
-                <w:rubyBase>
-                  <w:r>
-                    <w:rPr>
-                      <w:rFonts w:ascii="BIZ UDPゴシック" w:hAnsi="BIZ UDPゴシック" w:eastAsia="BIZ UDPゴシック" w:cs="BIZ UDPゴシック"/>
-                      <w:color w:val="1F2330"/>
-                      <w:sz w:val="22"/>
-                      <w:szCs w:val="22"/>
-                    </w:rPr>
-                    <w:t xml:space="preserve">手本</w:t>
-                  </w:r>
-                </w:rubyBase>
-              </w:ruby>
-            </w:r>
-            <w:r>
-              <w:rPr>
-                <w:rFonts w:ascii="BIZ UDPゴシック" w:hAnsi="BIZ UDPゴシック" w:eastAsia="BIZ UDPゴシック" w:cs="BIZ UDPゴシック"/>
-                <w:color w:val="1F2330"/>
-                <w:sz w:val="22"/>
-                <w:szCs w:val="22"/>
-              </w:rPr>
-              <w:t xml:space="preserve">の</w:t>
-            </w:r>
-            <w:r>
-              <w:ruby>
-                <w:rubyPr>
-                  <w:rubyAlign w:val="distributeSpace"/>
-                  <w:hps w:val="11"/>
-                  <w:hpsRaise w:val="20"/>
-                  <w:hpsBaseText w:val="22"/>
-                  <w:lid w:val="ja-JP"/>
-                </w:rubyPr>
-                <w:rt>
-                  <w:r>
-                    <w:rPr>
-                      <w:rFonts w:ascii="BIZ UDPゴシック" w:hAnsi="BIZ UDPゴシック" w:eastAsia="BIZ UDPゴシック" w:cs="BIZ UDPゴシック"/>
-                      <w:color w:val="1F2330"/>
-                      <w:sz w:val="11"/>
-                      <w:szCs w:val="11"/>
-                    </w:rPr>
-                    <w:t xml:space="preserve">くち</w:t>
-                  </w:r>
-                </w:rt>
-                <w:rubyBase>
-                  <w:r>
-                    <w:rPr>
-                      <w:rFonts w:ascii="BIZ UDPゴシック" w:hAnsi="BIZ UDPゴシック" w:eastAsia="BIZ UDPゴシック" w:cs="BIZ UDPゴシック"/>
-                      <w:color w:val="1F2330"/>
-                      <w:sz w:val="22"/>
-                      <w:szCs w:val="22"/>
-                    </w:rPr>
-                    <w:t xml:space="preserve">口</w:t>
-                  </w:r>
-                </w:rubyBase>
-              </w:ruby>
-            </w:r>
-            <w:r>
-              <w:rPr>
-                <w:rFonts w:ascii="BIZ UDPゴシック" w:hAnsi="BIZ UDPゴシック" w:eastAsia="BIZ UDPゴシック" w:cs="BIZ UDPゴシック"/>
-                <w:color w:val="1F2330"/>
-                <w:sz w:val="22"/>
-                <w:szCs w:val="22"/>
-              </w:rPr>
-              <w:t xml:space="preserve">の</w:t>
-            </w:r>
-            <w:r>
-              <w:ruby>
-                <w:rubyPr>
-                  <w:rubyAlign w:val="distributeSpace"/>
-                  <w:hps w:val="11"/>
-                  <w:hpsRaise w:val="20"/>
-                  <w:hpsBaseText w:val="22"/>
-                  <w:lid w:val="ja-JP"/>
-                </w:rubyPr>
-                <w:rt>
-                  <w:r>
-                    <w:rPr>
-                      <w:rFonts w:ascii="BIZ UDPゴシック" w:hAnsi="BIZ UDPゴシック" w:eastAsia="BIZ UDPゴシック" w:cs="BIZ UDPゴシック"/>
-                      <w:color w:val="1F2330"/>
-                      <w:sz w:val="11"/>
-                      <w:szCs w:val="11"/>
-                    </w:rPr>
-                    <w:t xml:space="preserve">かたち</w:t>
-                  </w:r>
-                </w:rt>
-                <w:rubyBase>
-                  <w:r>
-                    <w:rPr>
-                      <w:rFonts w:ascii="BIZ UDPゴシック" w:hAnsi="BIZ UDPゴシック" w:eastAsia="BIZ UDPゴシック" w:cs="BIZ UDPゴシック"/>
-                      <w:color w:val="1F2330"/>
-                      <w:sz w:val="22"/>
-                      <w:szCs w:val="22"/>
-                    </w:rPr>
-                    <w:t xml:space="preserve">形</w:t>
-                  </w:r>
-                </w:rubyBase>
-              </w:ruby>
-            </w:r>
-            <w:r>
-              <w:rPr>
-                <w:rFonts w:ascii="BIZ UDPゴシック" w:hAnsi="BIZ UDPゴシック" w:eastAsia="BIZ UDPゴシック" w:cs="BIZ UDPゴシック"/>
-                <w:color w:val="1F2330"/>
-                <w:sz w:val="22"/>
-                <w:szCs w:val="22"/>
-              </w:rPr>
-              <w:t xml:space="preserve">（</w:t>
-            </w:r>
-            <w:r>
-              <w:ruby>
-                <w:rubyPr>
-                  <w:rubyAlign w:val="distributeSpace"/>
-                  <w:hps w:val="11"/>
-                  <w:hpsRaise w:val="20"/>
-                  <w:hpsBaseText w:val="22"/>
-                  <w:lid w:val="ja-JP"/>
-                </w:rubyPr>
-                <w:rt>
-                  <w:r>
-                    <w:rPr>
-                      <w:rFonts w:ascii="BIZ UDPゴシック" w:hAnsi="BIZ UDPゴシック" w:eastAsia="BIZ UDPゴシック" w:cs="BIZ UDPゴシック"/>
-                      <w:color w:val="1F2330"/>
-                      <w:sz w:val="11"/>
-                      <w:szCs w:val="11"/>
-                    </w:rPr>
-                    <w:t xml:space="preserve">くち</w:t>
-                  </w:r>
-                </w:rt>
-                <w:rubyBase>
-                  <w:r>
-                    <w:rPr>
-                      <w:rFonts w:ascii="BIZ UDPゴシック" w:hAnsi="BIZ UDPゴシック" w:eastAsia="BIZ UDPゴシック" w:cs="BIZ UDPゴシック"/>
-                      <w:color w:val="1F2330"/>
-                      <w:sz w:val="22"/>
-                      <w:szCs w:val="22"/>
-                    </w:rPr>
-                    <w:t xml:space="preserve">口</w:t>
-                  </w:r>
-                </w:rubyBase>
-              </w:ruby>
-            </w:r>
-            <w:r>
-              <w:rPr>
-                <w:rFonts w:ascii="BIZ UDPゴシック" w:hAnsi="BIZ UDPゴシック" w:eastAsia="BIZ UDPゴシック" w:cs="BIZ UDPゴシック"/>
-                <w:color w:val="1F2330"/>
-                <w:sz w:val="22"/>
-                <w:szCs w:val="22"/>
-              </w:rPr>
-              <w:t xml:space="preserve">の</w:t>
-            </w:r>
-            <w:r>
-              <w:ruby>
-                <w:rubyPr>
-                  <w:rubyAlign w:val="distributeSpace"/>
-                  <w:hps w:val="11"/>
-                  <w:hpsRaise w:val="20"/>
-                  <w:hpsBaseText w:val="22"/>
-                  <w:lid w:val="ja-JP"/>
-                </w:rubyPr>
-                <w:rt>
-                  <w:r>
-                    <w:rPr>
-                      <w:rFonts w:ascii="BIZ UDPゴシック" w:hAnsi="BIZ UDPゴシック" w:eastAsia="BIZ UDPゴシック" w:cs="BIZ UDPゴシック"/>
-                      <w:color w:val="1F2330"/>
-                      <w:sz w:val="11"/>
-                      <w:szCs w:val="11"/>
-                    </w:rPr>
-                    <w:t xml:space="preserve">どうが</w:t>
-                  </w:r>
-                </w:rt>
-                <w:rubyBase>
-                  <w:r>
-                    <w:rPr>
-                      <w:rFonts w:ascii="BIZ UDPゴシック" w:hAnsi="BIZ UDPゴシック" w:eastAsia="BIZ UDPゴシック" w:cs="BIZ UDPゴシック"/>
-                      <w:color w:val="1F2330"/>
-                      <w:sz w:val="22"/>
-                      <w:szCs w:val="22"/>
-                    </w:rPr>
-                    <w:t xml:space="preserve">動画</w:t>
-                  </w:r>
-                </w:rubyBase>
-              </w:ruby>
-            </w:r>
-            <w:r>
-              <w:rPr>
-                <w:rFonts w:ascii="BIZ UDPゴシック" w:hAnsi="BIZ UDPゴシック" w:eastAsia="BIZ UDPゴシック" w:cs="BIZ UDPゴシック"/>
-                <w:color w:val="1F2330"/>
-                <w:sz w:val="22"/>
-                <w:szCs w:val="22"/>
-              </w:rPr>
-              <w:t xml:space="preserve">）は、</w:t>
-            </w:r>
-            <w:r>
-              <w:ruby>
-                <w:rubyPr>
-                  <w:rubyAlign w:val="distributeSpace"/>
-                  <w:hps w:val="11"/>
-                  <w:hpsRaise w:val="20"/>
-                  <w:hpsBaseText w:val="22"/>
-                  <w:lid w:val="ja-JP"/>
-                </w:rubyPr>
-                <w:rt>
-                  <w:r>
-                    <w:rPr>
-                      <w:rFonts w:ascii="BIZ UDPゴシック" w:hAnsi="BIZ UDPゴシック" w:eastAsia="BIZ UDPゴシック" w:cs="BIZ UDPゴシック"/>
-                      <w:color w:val="1F2330"/>
-                      <w:sz w:val="11"/>
-                      <w:szCs w:val="11"/>
-                    </w:rPr>
-                    <w:t xml:space="preserve">さんこう</w:t>
-                  </w:r>
-                </w:rt>
-                <w:rubyBase>
-                  <w:r>
-                    <w:rPr>
-                      <w:rFonts w:ascii="BIZ UDPゴシック" w:hAnsi="BIZ UDPゴシック" w:eastAsia="BIZ UDPゴシック" w:cs="BIZ UDPゴシック"/>
-                      <w:color w:val="1F2330"/>
-                      <w:sz w:val="22"/>
-                      <w:szCs w:val="22"/>
-                    </w:rPr>
-                    <w:t xml:space="preserve">参考</w:t>
-                  </w:r>
-                </w:rubyBase>
-              </w:ruby>
-            </w:r>
-            <w:r>
-              <w:rPr>
-                <w:rFonts w:ascii="BIZ UDPゴシック" w:hAnsi="BIZ UDPゴシック" w:eastAsia="BIZ UDPゴシック" w:cs="BIZ UDPゴシック"/>
-                <w:color w:val="1F2330"/>
-                <w:sz w:val="22"/>
-                <w:szCs w:val="22"/>
-              </w:rPr>
-              <w:t xml:space="preserve">になりましたか。</w:t>
+              <w:t xml:space="preserve">自分の発音のどこがお手本と違うか、分かりましたか。</w:t>
             </w:r>
           </w:p>
         </w:tc>
         <w:tc>
           <w:tcPr>
-            <w:tcW w:type="dxa" w:w="1049"/>
+            <w:tcW w:type="dxa" w:w="879"/>
             <w:vAlign w:val="center"/>
           </w:tcPr>
           <w:p>
@@ -7166,7 +1806,7 @@
         </w:tc>
         <w:tc>
           <w:tcPr>
-            <w:tcW w:type="dxa" w:w="1049"/>
+            <w:tcW w:type="dxa" w:w="879"/>
             <w:vAlign w:val="center"/>
           </w:tcPr>
           <w:p>
@@ -7177,7 +1817,7 @@
         </w:tc>
         <w:tc>
           <w:tcPr>
-            <w:tcW w:type="dxa" w:w="1049"/>
+            <w:tcW w:type="dxa" w:w="879"/>
             <w:vAlign w:val="center"/>
           </w:tcPr>
           <w:p>
@@ -7188,7 +1828,7 @@
         </w:tc>
         <w:tc>
           <w:tcPr>
-            <w:tcW w:type="dxa" w:w="1049"/>
+            <w:tcW w:type="dxa" w:w="879"/>
             <w:vAlign w:val="center"/>
           </w:tcPr>
           <w:p>
@@ -7199,8 +1839,8 @@
         </w:tc>
         <w:tc>
           <w:tcPr>
-            <w:tcW w:type="dxa" w:w="1304"/>
-            <w:shd w:val="clear" w:color="auto" w:fill="F4F5FB"/>
+            <w:tcW w:type="dxa" w:w="1191"/>
+            <w:shd w:val="clear" w:color="auto" w:fill="F7F8FC"/>
             <w:vAlign w:val="center"/>
           </w:tcPr>
           <w:p>
@@ -7212,18 +1852,18 @@
       </w:tr>
       <w:tr>
         <w:trPr>
-          <w:trHeight w:val="737" w:hRule="atLeast"/>
+          <w:trHeight w:val="408" w:hRule="atLeast"/>
           <w:cantSplit/>
         </w:trPr>
         <w:tc>
           <w:tcPr>
-            <w:tcW w:type="dxa" w:w="454"/>
+            <w:tcW w:type="dxa" w:w="397"/>
             <w:vAlign w:val="center"/>
           </w:tcPr>
           <w:p>
             <w:pPr>
               <w:keepNext/>
-              <w:spacing w:after="0" w:before="0"/>
+              <w:spacing w:after="0" w:before="0" w:line="250" w:lineRule="exact"/>
               <w:jc w:val="center"/>
             </w:pPr>
             <w:r>
@@ -7232,154 +1872,37 @@
                 <w:b/>
                 <w:bCs/>
                 <w:color w:val="1F2330"/>
-                <w:sz w:val="22"/>
-                <w:szCs w:val="22"/>
+                <w:sz w:val="20"/>
+                <w:szCs w:val="20"/>
               </w:rPr>
-              <w:t xml:space="preserve">14</w:t>
+              <w:t xml:space="preserve">10</w:t>
             </w:r>
           </w:p>
         </w:tc>
         <w:tc>
           <w:tcPr>
-            <w:tcW w:type="dxa" w:w="3912"/>
+            <w:tcW w:type="dxa" w:w="5102"/>
             <w:vAlign w:val="center"/>
           </w:tcPr>
           <w:p>
             <w:pPr>
               <w:keepNext/>
-              <w:spacing w:after="0" w:before="0"/>
+              <w:spacing w:after="0" w:before="0" w:line="262" w:lineRule="exact"/>
             </w:pPr>
-            <w:r>
-              <w:ruby>
-                <w:rubyPr>
-                  <w:rubyAlign w:val="distributeSpace"/>
-                  <w:hps w:val="11"/>
-                  <w:hpsRaise w:val="20"/>
-                  <w:hpsBaseText w:val="22"/>
-                  <w:lid w:val="ja-JP"/>
-                </w:rubyPr>
-                <w:rt>
-                  <w:r>
-                    <w:rPr>
-                      <w:rFonts w:ascii="BIZ UDPゴシック" w:hAnsi="BIZ UDPゴシック" w:eastAsia="BIZ UDPゴシック" w:cs="BIZ UDPゴシック"/>
-                      <w:color w:val="1F2330"/>
-                      <w:sz w:val="11"/>
-                      <w:szCs w:val="11"/>
-                    </w:rPr>
-                    <w:t xml:space="preserve">おと</w:t>
-                  </w:r>
-                </w:rt>
-                <w:rubyBase>
-                  <w:r>
-                    <w:rPr>
-                      <w:rFonts w:ascii="BIZ UDPゴシック" w:hAnsi="BIZ UDPゴシック" w:eastAsia="BIZ UDPゴシック" w:cs="BIZ UDPゴシック"/>
-                      <w:color w:val="1F2330"/>
-                      <w:sz w:val="22"/>
-                      <w:szCs w:val="22"/>
-                    </w:rPr>
-                    <w:t xml:space="preserve">音</w:t>
-                  </w:r>
-                </w:rubyBase>
-              </w:ruby>
-            </w:r>
             <w:r>
               <w:rPr>
                 <w:rFonts w:ascii="BIZ UDPゴシック" w:hAnsi="BIZ UDPゴシック" w:eastAsia="BIZ UDPゴシック" w:cs="BIZ UDPゴシック"/>
                 <w:color w:val="1F2330"/>
-                <w:sz w:val="22"/>
-                <w:szCs w:val="22"/>
+                <w:sz w:val="21"/>
+                <w:szCs w:val="21"/>
               </w:rPr>
-              <w:t xml:space="preserve">の</w:t>
-            </w:r>
-            <w:r>
-              <w:ruby>
-                <w:rubyPr>
-                  <w:rubyAlign w:val="distributeSpace"/>
-                  <w:hps w:val="11"/>
-                  <w:hpsRaise w:val="20"/>
-                  <w:hpsBaseText w:val="22"/>
-                  <w:lid w:val="ja-JP"/>
-                </w:rubyPr>
-                <w:rt>
-                  <w:r>
-                    <w:rPr>
-                      <w:rFonts w:ascii="BIZ UDPゴシック" w:hAnsi="BIZ UDPゴシック" w:eastAsia="BIZ UDPゴシック" w:cs="BIZ UDPゴシック"/>
-                      <w:color w:val="1F2330"/>
-                      <w:sz w:val="11"/>
-                      <w:szCs w:val="11"/>
-                    </w:rPr>
-                    <w:t xml:space="preserve">たか</w:t>
-                  </w:r>
-                </w:rt>
-                <w:rubyBase>
-                  <w:r>
-                    <w:rPr>
-                      <w:rFonts w:ascii="BIZ UDPゴシック" w:hAnsi="BIZ UDPゴシック" w:eastAsia="BIZ UDPゴシック" w:cs="BIZ UDPゴシック"/>
-                      <w:color w:val="1F2330"/>
-                      <w:sz w:val="22"/>
-                      <w:szCs w:val="22"/>
-                    </w:rPr>
-                    <w:t xml:space="preserve">高</w:t>
-                  </w:r>
-                </w:rubyBase>
-              </w:ruby>
-            </w:r>
-            <w:r>
-              <w:rPr>
-                <w:rFonts w:ascii="BIZ UDPゴシック" w:hAnsi="BIZ UDPゴシック" w:eastAsia="BIZ UDPゴシック" w:cs="BIZ UDPゴシック"/>
-                <w:color w:val="1F2330"/>
-                <w:sz w:val="22"/>
-                <w:szCs w:val="22"/>
-              </w:rPr>
-              <w:t xml:space="preserve">さのグラフは、</w:t>
-            </w:r>
-            <w:r>
-              <w:ruby>
-                <w:rubyPr>
-                  <w:rubyAlign w:val="distributeSpace"/>
-                  <w:hps w:val="11"/>
-                  <w:hpsRaise w:val="20"/>
-                  <w:hpsBaseText w:val="22"/>
-                  <w:lid w:val="ja-JP"/>
-                </w:rubyPr>
-                <w:rt>
-                  <w:r>
-                    <w:rPr>
-                      <w:rFonts w:ascii="BIZ UDPゴシック" w:hAnsi="BIZ UDPゴシック" w:eastAsia="BIZ UDPゴシック" w:cs="BIZ UDPゴシック"/>
-                      <w:color w:val="1F2330"/>
-                      <w:sz w:val="11"/>
-                      <w:szCs w:val="11"/>
-                    </w:rPr>
-                    <w:t xml:space="preserve">わ</w:t>
-                  </w:r>
-                </w:rt>
-                <w:rubyBase>
-                  <w:r>
-                    <w:rPr>
-                      <w:rFonts w:ascii="BIZ UDPゴシック" w:hAnsi="BIZ UDPゴシック" w:eastAsia="BIZ UDPゴシック" w:cs="BIZ UDPゴシック"/>
-                      <w:color w:val="1F2330"/>
-                      <w:sz w:val="22"/>
-                      <w:szCs w:val="22"/>
-                    </w:rPr>
-                    <w:t xml:space="preserve">分</w:t>
-                  </w:r>
-                </w:rubyBase>
-              </w:ruby>
-            </w:r>
-            <w:r>
-              <w:rPr>
-                <w:rFonts w:ascii="BIZ UDPゴシック" w:hAnsi="BIZ UDPゴシック" w:eastAsia="BIZ UDPゴシック" w:cs="BIZ UDPゴシック"/>
-                <w:color w:val="1F2330"/>
-                <w:sz w:val="22"/>
-                <w:szCs w:val="22"/>
-              </w:rPr>
-              <w:t xml:space="preserve">かりやすかったですか。</w:t>
+              <w:t xml:space="preserve">「つぎは、ここだけ」の表示は、役に立ちましたか。</w:t>
             </w:r>
           </w:p>
         </w:tc>
         <w:tc>
           <w:tcPr>
-            <w:tcW w:type="dxa" w:w="1049"/>
+            <w:tcW w:type="dxa" w:w="879"/>
             <w:vAlign w:val="center"/>
           </w:tcPr>
           <w:p>
@@ -7390,7 +1913,7 @@
         </w:tc>
         <w:tc>
           <w:tcPr>
-            <w:tcW w:type="dxa" w:w="1049"/>
+            <w:tcW w:type="dxa" w:w="879"/>
             <w:vAlign w:val="center"/>
           </w:tcPr>
           <w:p>
@@ -7401,7 +1924,7 @@
         </w:tc>
         <w:tc>
           <w:tcPr>
-            <w:tcW w:type="dxa" w:w="1049"/>
+            <w:tcW w:type="dxa" w:w="879"/>
             <w:vAlign w:val="center"/>
           </w:tcPr>
           <w:p>
@@ -7412,7 +1935,7 @@
         </w:tc>
         <w:tc>
           <w:tcPr>
-            <w:tcW w:type="dxa" w:w="1049"/>
+            <w:tcW w:type="dxa" w:w="879"/>
             <w:vAlign w:val="center"/>
           </w:tcPr>
           <w:p>
@@ -7423,8 +1946,8 @@
         </w:tc>
         <w:tc>
           <w:tcPr>
-            <w:tcW w:type="dxa" w:w="1304"/>
-            <w:shd w:val="clear" w:color="auto" w:fill="F4F5FB"/>
+            <w:tcW w:type="dxa" w:w="1191"/>
+            <w:shd w:val="clear" w:color="auto" w:fill="F7F8FC"/>
             <w:vAlign w:val="center"/>
           </w:tcPr>
           <w:p>
@@ -7436,17 +1959,18 @@
       </w:tr>
       <w:tr>
         <w:trPr>
-          <w:trHeight w:val="737" w:hRule="atLeast"/>
+          <w:trHeight w:val="408" w:hRule="atLeast"/>
           <w:cantSplit/>
         </w:trPr>
         <w:tc>
           <w:tcPr>
-            <w:tcW w:type="dxa" w:w="454"/>
+            <w:tcW w:type="dxa" w:w="397"/>
             <w:vAlign w:val="center"/>
           </w:tcPr>
           <w:p>
             <w:pPr>
-              <w:spacing w:after="0" w:before="0"/>
+              <w:keepNext/>
+              <w:spacing w:after="0" w:before="0" w:line="250" w:lineRule="exact"/>
               <w:jc w:val="center"/>
             </w:pPr>
             <w:r>
@@ -7455,29 +1979,39 @@
                 <w:b/>
                 <w:bCs/>
                 <w:color w:val="1F2330"/>
-                <w:sz w:val="22"/>
-                <w:szCs w:val="22"/>
+                <w:sz w:val="20"/>
+                <w:szCs w:val="20"/>
               </w:rPr>
-              <w:t xml:space="preserve">15</w:t>
+              <w:t xml:space="preserve">11</w:t>
             </w:r>
           </w:p>
         </w:tc>
         <w:tc>
           <w:tcPr>
-            <w:tcW w:type="dxa" w:w="3912"/>
+            <w:tcW w:type="dxa" w:w="5102"/>
             <w:vAlign w:val="center"/>
           </w:tcPr>
           <w:p>
             <w:pPr>
-              <w:spacing w:after="0" w:before="0"/>
+              <w:keepNext/>
+              <w:spacing w:after="0" w:before="0" w:line="382" w:lineRule="exact"/>
             </w:pPr>
+            <w:r>
+              <w:rPr>
+                <w:rFonts w:ascii="BIZ UDPゴシック" w:hAnsi="BIZ UDPゴシック" w:eastAsia="BIZ UDPゴシック" w:cs="BIZ UDPゴシック"/>
+                <w:color w:val="1F2330"/>
+                <w:sz w:val="21"/>
+                <w:szCs w:val="21"/>
+              </w:rPr>
+              <w:t xml:space="preserve">点数が出ることは、練習の</w:t>
+            </w:r>
             <w:r>
               <w:ruby>
                 <w:rubyPr>
-                  <w:rubyAlign w:val="distributeSpace"/>
-                  <w:hps w:val="11"/>
-                  <w:hpsRaise w:val="20"/>
-                  <w:hpsBaseText w:val="22"/>
+                  <w:rubyAlign w:val="center"/>
+                  <w:hps w:val="10"/>
+                  <w:hpsRaise w:val="19"/>
+                  <w:hpsBaseText w:val="21"/>
                   <w:lid w:val="ja-JP"/>
                 </w:rubyPr>
                 <w:rt>
@@ -7485,10 +2019,10 @@
                     <w:rPr>
                       <w:rFonts w:ascii="BIZ UDPゴシック" w:hAnsi="BIZ UDPゴシック" w:eastAsia="BIZ UDPゴシック" w:cs="BIZ UDPゴシック"/>
                       <w:color w:val="1F2330"/>
-                      <w:sz w:val="11"/>
-                      <w:szCs w:val="11"/>
+                      <w:sz w:val="10"/>
+                      <w:szCs w:val="10"/>
                     </w:rPr>
-                    <w:t xml:space="preserve">おと</w:t>
+                    <w:t xml:space="preserve">はげ</w:t>
                   </w:r>
                 </w:rt>
                 <w:rubyBase>
@@ -7496,10 +2030,10 @@
                     <w:rPr>
                       <w:rFonts w:ascii="BIZ UDPゴシック" w:hAnsi="BIZ UDPゴシック" w:eastAsia="BIZ UDPゴシック" w:cs="BIZ UDPゴシック"/>
                       <w:color w:val="1F2330"/>
-                      <w:sz w:val="22"/>
-                      <w:szCs w:val="22"/>
+                      <w:sz w:val="21"/>
+                      <w:szCs w:val="21"/>
                     </w:rPr>
-                    <w:t xml:space="preserve">音</w:t>
+                    <w:t xml:space="preserve">励</w:t>
                   </w:r>
                 </w:rubyBase>
               </w:ruby>
@@ -7508,213 +2042,502 @@
               <w:rPr>
                 <w:rFonts w:ascii="BIZ UDPゴシック" w:hAnsi="BIZ UDPゴシック" w:eastAsia="BIZ UDPゴシック" w:cs="BIZ UDPゴシック"/>
                 <w:color w:val="1F2330"/>
-                <w:sz w:val="22"/>
-                <w:szCs w:val="22"/>
+                <w:sz w:val="21"/>
+                <w:szCs w:val="21"/>
               </w:rPr>
-              <w:t xml:space="preserve">が</w:t>
-            </w:r>
-            <w:r>
-              <w:ruby>
-                <w:rubyPr>
-                  <w:rubyAlign w:val="distributeSpace"/>
-                  <w:hps w:val="11"/>
-                  <w:hpsRaise w:val="20"/>
-                  <w:hpsBaseText w:val="22"/>
-                  <w:lid w:val="ja-JP"/>
-                </w:rubyPr>
-                <w:rt>
-                  <w:r>
-                    <w:rPr>
-                      <w:rFonts w:ascii="BIZ UDPゴシック" w:hAnsi="BIZ UDPゴシック" w:eastAsia="BIZ UDPゴシック" w:cs="BIZ UDPゴシック"/>
-                      <w:color w:val="1F2330"/>
-                      <w:sz w:val="11"/>
-                      <w:szCs w:val="11"/>
-                    </w:rPr>
-                    <w:t xml:space="preserve">き</w:t>
-                  </w:r>
-                </w:rt>
-                <w:rubyBase>
-                  <w:r>
-                    <w:rPr>
-                      <w:rFonts w:ascii="BIZ UDPゴシック" w:hAnsi="BIZ UDPゴシック" w:eastAsia="BIZ UDPゴシック" w:cs="BIZ UDPゴシック"/>
-                      <w:color w:val="1F2330"/>
-                      <w:sz w:val="22"/>
-                      <w:szCs w:val="22"/>
-                    </w:rPr>
-                    <w:t xml:space="preserve">聞</w:t>
-                  </w:r>
-                </w:rubyBase>
-              </w:ruby>
-            </w:r>
-            <w:r>
-              <w:rPr>
-                <w:rFonts w:ascii="BIZ UDPゴシック" w:hAnsi="BIZ UDPゴシック" w:eastAsia="BIZ UDPゴシック" w:cs="BIZ UDPゴシック"/>
-                <w:color w:val="1F2330"/>
-                <w:sz w:val="22"/>
-                <w:szCs w:val="22"/>
-              </w:rPr>
-              <w:t xml:space="preserve">こえなくても、</w:t>
-            </w:r>
-            <w:r>
-              <w:ruby>
-                <w:rubyPr>
-                  <w:rubyAlign w:val="distributeSpace"/>
-                  <w:hps w:val="11"/>
-                  <w:hpsRaise w:val="20"/>
-                  <w:hpsBaseText w:val="22"/>
-                  <w:lid w:val="ja-JP"/>
-                </w:rubyPr>
-                <w:rt>
-                  <w:r>
-                    <w:rPr>
-                      <w:rFonts w:ascii="BIZ UDPゴシック" w:hAnsi="BIZ UDPゴシック" w:eastAsia="BIZ UDPゴシック" w:cs="BIZ UDPゴシック"/>
-                      <w:color w:val="1F2330"/>
-                      <w:sz w:val="11"/>
-                      <w:szCs w:val="11"/>
-                    </w:rPr>
-                    <w:t xml:space="preserve">けっか</w:t>
-                  </w:r>
-                </w:rt>
-                <w:rubyBase>
-                  <w:r>
-                    <w:rPr>
-                      <w:rFonts w:ascii="BIZ UDPゴシック" w:hAnsi="BIZ UDPゴシック" w:eastAsia="BIZ UDPゴシック" w:cs="BIZ UDPゴシック"/>
-                      <w:color w:val="1F2330"/>
-                      <w:sz w:val="22"/>
-                      <w:szCs w:val="22"/>
-                    </w:rPr>
-                    <w:t xml:space="preserve">結果</w:t>
-                  </w:r>
-                </w:rubyBase>
-              </w:ruby>
-            </w:r>
-            <w:r>
-              <w:rPr>
-                <w:rFonts w:ascii="BIZ UDPゴシック" w:hAnsi="BIZ UDPゴシック" w:eastAsia="BIZ UDPゴシック" w:cs="BIZ UDPゴシック"/>
-                <w:color w:val="1F2330"/>
-                <w:sz w:val="22"/>
-                <w:szCs w:val="22"/>
-              </w:rPr>
-              <w:t xml:space="preserve">の</w:t>
-            </w:r>
-            <w:r>
-              <w:ruby>
-                <w:rubyPr>
-                  <w:rubyAlign w:val="distributeSpace"/>
-                  <w:hps w:val="11"/>
-                  <w:hpsRaise w:val="20"/>
-                  <w:hpsBaseText w:val="22"/>
-                  <w:lid w:val="ja-JP"/>
-                </w:rubyPr>
-                <w:rt>
-                  <w:r>
-                    <w:rPr>
-                      <w:rFonts w:ascii="BIZ UDPゴシック" w:hAnsi="BIZ UDPゴシック" w:eastAsia="BIZ UDPゴシック" w:cs="BIZ UDPゴシック"/>
-                      <w:color w:val="1F2330"/>
-                      <w:sz w:val="11"/>
-                      <w:szCs w:val="11"/>
-                    </w:rPr>
-                    <w:t xml:space="preserve">いみ</w:t>
-                  </w:r>
-                </w:rt>
-                <w:rubyBase>
-                  <w:r>
-                    <w:rPr>
-                      <w:rFonts w:ascii="BIZ UDPゴシック" w:hAnsi="BIZ UDPゴシック" w:eastAsia="BIZ UDPゴシック" w:cs="BIZ UDPゴシック"/>
-                      <w:color w:val="1F2330"/>
-                      <w:sz w:val="22"/>
-                      <w:szCs w:val="22"/>
-                    </w:rPr>
-                    <w:t xml:space="preserve">意味</w:t>
-                  </w:r>
-                </w:rubyBase>
-              </w:ruby>
-            </w:r>
-            <w:r>
-              <w:rPr>
-                <w:rFonts w:ascii="BIZ UDPゴシック" w:hAnsi="BIZ UDPゴシック" w:eastAsia="BIZ UDPゴシック" w:cs="BIZ UDPゴシック"/>
-                <w:color w:val="1F2330"/>
-                <w:sz w:val="22"/>
-                <w:szCs w:val="22"/>
-              </w:rPr>
-              <w:t xml:space="preserve">が</w:t>
-            </w:r>
-            <w:r>
-              <w:ruby>
-                <w:rubyPr>
-                  <w:rubyAlign w:val="distributeSpace"/>
-                  <w:hps w:val="11"/>
-                  <w:hpsRaise w:val="20"/>
-                  <w:hpsBaseText w:val="22"/>
-                  <w:lid w:val="ja-JP"/>
-                </w:rubyPr>
-                <w:rt>
-                  <w:r>
-                    <w:rPr>
-                      <w:rFonts w:ascii="BIZ UDPゴシック" w:hAnsi="BIZ UDPゴシック" w:eastAsia="BIZ UDPゴシック" w:cs="BIZ UDPゴシック"/>
-                      <w:color w:val="1F2330"/>
-                      <w:sz w:val="11"/>
-                      <w:szCs w:val="11"/>
-                    </w:rPr>
-                    <w:t xml:space="preserve">わ</w:t>
-                  </w:r>
-                </w:rt>
-                <w:rubyBase>
-                  <w:r>
-                    <w:rPr>
-                      <w:rFonts w:ascii="BIZ UDPゴシック" w:hAnsi="BIZ UDPゴシック" w:eastAsia="BIZ UDPゴシック" w:cs="BIZ UDPゴシック"/>
-                      <w:color w:val="1F2330"/>
-                      <w:sz w:val="22"/>
-                      <w:szCs w:val="22"/>
-                    </w:rPr>
-                    <w:t xml:space="preserve">分</w:t>
-                  </w:r>
-                </w:rubyBase>
-              </w:ruby>
-            </w:r>
-            <w:r>
-              <w:rPr>
-                <w:rFonts w:ascii="BIZ UDPゴシック" w:hAnsi="BIZ UDPゴシック" w:eastAsia="BIZ UDPゴシック" w:cs="BIZ UDPゴシック"/>
-                <w:color w:val="1F2330"/>
-                <w:sz w:val="22"/>
-                <w:szCs w:val="22"/>
-              </w:rPr>
-              <w:t xml:space="preserve">かりましたか。</w:t>
+              <w:t xml:space="preserve">みになりましたか。</w:t>
             </w:r>
           </w:p>
         </w:tc>
         <w:tc>
           <w:tcPr>
-            <w:tcW w:type="dxa" w:w="1049"/>
+            <w:tcW w:type="dxa" w:w="879"/>
+            <w:vAlign w:val="center"/>
+          </w:tcPr>
+          <w:p>
+            <w:pPr>
+              <w:keepNext/>
+            </w:pPr>
+          </w:p>
+        </w:tc>
+        <w:tc>
+          <w:tcPr>
+            <w:tcW w:type="dxa" w:w="879"/>
+            <w:vAlign w:val="center"/>
+          </w:tcPr>
+          <w:p>
+            <w:pPr>
+              <w:keepNext/>
+            </w:pPr>
+          </w:p>
+        </w:tc>
+        <w:tc>
+          <w:tcPr>
+            <w:tcW w:type="dxa" w:w="879"/>
+            <w:vAlign w:val="center"/>
+          </w:tcPr>
+          <w:p>
+            <w:pPr>
+              <w:keepNext/>
+            </w:pPr>
+          </w:p>
+        </w:tc>
+        <w:tc>
+          <w:tcPr>
+            <w:tcW w:type="dxa" w:w="879"/>
+            <w:vAlign w:val="center"/>
+          </w:tcPr>
+          <w:p>
+            <w:pPr>
+              <w:keepNext/>
+            </w:pPr>
+          </w:p>
+        </w:tc>
+        <w:tc>
+          <w:tcPr>
+            <w:tcW w:type="dxa" w:w="1191"/>
+            <w:shd w:val="clear" w:color="auto" w:fill="F7F8FC"/>
+            <w:vAlign w:val="center"/>
+          </w:tcPr>
+          <w:p>
+            <w:pPr>
+              <w:keepNext/>
+            </w:pPr>
+          </w:p>
+        </w:tc>
+      </w:tr>
+      <w:tr>
+        <w:trPr>
+          <w:trHeight w:val="283" w:hRule="atLeast"/>
+          <w:cantSplit/>
+        </w:trPr>
+        <w:tc>
+          <w:tcPr>
+            <w:tcW w:type="dxa" w:w="10206"/>
+            <w:gridSpan w:val="7"/>
+            <w:shd w:val="clear" w:color="auto" w:fill="F4F5FB"/>
+            <w:vAlign w:val="center"/>
+          </w:tcPr>
+          <w:p>
+            <w:pPr>
+              <w:keepNext/>
+              <w:spacing w:after="0" w:before="0" w:line="250" w:lineRule="exact"/>
+            </w:pPr>
+            <w:r>
+              <w:rPr>
+                <w:rFonts w:ascii="BIZ UDPゴシック" w:hAnsi="BIZ UDPゴシック" w:eastAsia="BIZ UDPゴシック" w:cs="BIZ UDPゴシック"/>
+                <w:b/>
+                <w:bCs/>
+                <w:color w:val="0E1E45"/>
+                <w:sz w:val="20"/>
+                <w:szCs w:val="20"/>
+              </w:rPr>
+              <w:t xml:space="preserve">Ⅳ　見て分かる工夫</w:t>
+            </w:r>
+          </w:p>
+        </w:tc>
+      </w:tr>
+      <w:tr>
+        <w:trPr>
+          <w:trHeight w:val="408" w:hRule="atLeast"/>
+          <w:cantSplit/>
+        </w:trPr>
+        <w:tc>
+          <w:tcPr>
+            <w:tcW w:type="dxa" w:w="397"/>
+            <w:vAlign w:val="center"/>
+          </w:tcPr>
+          <w:p>
+            <w:pPr>
+              <w:keepNext/>
+              <w:spacing w:after="0" w:before="0" w:line="250" w:lineRule="exact"/>
+              <w:jc w:val="center"/>
+            </w:pPr>
+            <w:r>
+              <w:rPr>
+                <w:rFonts w:ascii="BIZ UDPゴシック" w:hAnsi="BIZ UDPゴシック" w:eastAsia="BIZ UDPゴシック" w:cs="BIZ UDPゴシック"/>
+                <w:b/>
+                <w:bCs/>
+                <w:color w:val="1F2330"/>
+                <w:sz w:val="20"/>
+                <w:szCs w:val="20"/>
+              </w:rPr>
+              <w:t xml:space="preserve">12</w:t>
+            </w:r>
+          </w:p>
+        </w:tc>
+        <w:tc>
+          <w:tcPr>
+            <w:tcW w:type="dxa" w:w="5102"/>
+            <w:vAlign w:val="center"/>
+          </w:tcPr>
+          <w:p>
+            <w:pPr>
+              <w:keepNext/>
+              <w:spacing w:after="0" w:before="0" w:line="262" w:lineRule="exact"/>
+            </w:pPr>
+            <w:r>
+              <w:rPr>
+                <w:rFonts w:ascii="BIZ UDPゴシック" w:hAnsi="BIZ UDPゴシック" w:eastAsia="BIZ UDPゴシック" w:cs="BIZ UDPゴシック"/>
+                <w:color w:val="1F2330"/>
+                <w:sz w:val="21"/>
+                <w:szCs w:val="21"/>
+              </w:rPr>
+              <w:t xml:space="preserve">録音前の「3・2・1」のカウントダウンは、分かりやすかったですか。</w:t>
+            </w:r>
+          </w:p>
+        </w:tc>
+        <w:tc>
+          <w:tcPr>
+            <w:tcW w:type="dxa" w:w="879"/>
+            <w:vAlign w:val="center"/>
+          </w:tcPr>
+          <w:p>
+            <w:pPr>
+              <w:keepNext/>
+            </w:pPr>
+          </w:p>
+        </w:tc>
+        <w:tc>
+          <w:tcPr>
+            <w:tcW w:type="dxa" w:w="879"/>
+            <w:vAlign w:val="center"/>
+          </w:tcPr>
+          <w:p>
+            <w:pPr>
+              <w:keepNext/>
+            </w:pPr>
+          </w:p>
+        </w:tc>
+        <w:tc>
+          <w:tcPr>
+            <w:tcW w:type="dxa" w:w="879"/>
+            <w:vAlign w:val="center"/>
+          </w:tcPr>
+          <w:p>
+            <w:pPr>
+              <w:keepNext/>
+            </w:pPr>
+          </w:p>
+        </w:tc>
+        <w:tc>
+          <w:tcPr>
+            <w:tcW w:type="dxa" w:w="879"/>
+            <w:vAlign w:val="center"/>
+          </w:tcPr>
+          <w:p>
+            <w:pPr>
+              <w:keepNext/>
+            </w:pPr>
+          </w:p>
+        </w:tc>
+        <w:tc>
+          <w:tcPr>
+            <w:tcW w:type="dxa" w:w="1191"/>
+            <w:shd w:val="clear" w:color="auto" w:fill="F7F8FC"/>
+            <w:vAlign w:val="center"/>
+          </w:tcPr>
+          <w:p>
+            <w:pPr>
+              <w:keepNext/>
+            </w:pPr>
+          </w:p>
+        </w:tc>
+      </w:tr>
+      <w:tr>
+        <w:trPr>
+          <w:trHeight w:val="408" w:hRule="atLeast"/>
+          <w:cantSplit/>
+        </w:trPr>
+        <w:tc>
+          <w:tcPr>
+            <w:tcW w:type="dxa" w:w="397"/>
+            <w:vAlign w:val="center"/>
+          </w:tcPr>
+          <w:p>
+            <w:pPr>
+              <w:keepNext/>
+              <w:spacing w:after="0" w:before="0" w:line="250" w:lineRule="exact"/>
+              <w:jc w:val="center"/>
+            </w:pPr>
+            <w:r>
+              <w:rPr>
+                <w:rFonts w:ascii="BIZ UDPゴシック" w:hAnsi="BIZ UDPゴシック" w:eastAsia="BIZ UDPゴシック" w:cs="BIZ UDPゴシック"/>
+                <w:b/>
+                <w:bCs/>
+                <w:color w:val="1F2330"/>
+                <w:sz w:val="20"/>
+                <w:szCs w:val="20"/>
+              </w:rPr>
+              <w:t xml:space="preserve">13</w:t>
+            </w:r>
+          </w:p>
+        </w:tc>
+        <w:tc>
+          <w:tcPr>
+            <w:tcW w:type="dxa" w:w="5102"/>
+            <w:vAlign w:val="center"/>
+          </w:tcPr>
+          <w:p>
+            <w:pPr>
+              <w:keepNext/>
+              <w:spacing w:after="0" w:before="0" w:line="262" w:lineRule="exact"/>
+            </w:pPr>
+            <w:r>
+              <w:rPr>
+                <w:rFonts w:ascii="BIZ UDPゴシック" w:hAnsi="BIZ UDPゴシック" w:eastAsia="BIZ UDPゴシック" w:cs="BIZ UDPゴシック"/>
+                <w:color w:val="1F2330"/>
+                <w:sz w:val="21"/>
+                <w:szCs w:val="21"/>
+              </w:rPr>
+              <w:t xml:space="preserve">お手本の口の動き（動画）は、参考になりましたか。</w:t>
+            </w:r>
+          </w:p>
+        </w:tc>
+        <w:tc>
+          <w:tcPr>
+            <w:tcW w:type="dxa" w:w="879"/>
+            <w:vAlign w:val="center"/>
+          </w:tcPr>
+          <w:p>
+            <w:pPr>
+              <w:keepNext/>
+            </w:pPr>
+          </w:p>
+        </w:tc>
+        <w:tc>
+          <w:tcPr>
+            <w:tcW w:type="dxa" w:w="879"/>
+            <w:vAlign w:val="center"/>
+          </w:tcPr>
+          <w:p>
+            <w:pPr>
+              <w:keepNext/>
+            </w:pPr>
+          </w:p>
+        </w:tc>
+        <w:tc>
+          <w:tcPr>
+            <w:tcW w:type="dxa" w:w="879"/>
+            <w:vAlign w:val="center"/>
+          </w:tcPr>
+          <w:p>
+            <w:pPr>
+              <w:keepNext/>
+            </w:pPr>
+          </w:p>
+        </w:tc>
+        <w:tc>
+          <w:tcPr>
+            <w:tcW w:type="dxa" w:w="879"/>
+            <w:vAlign w:val="center"/>
+          </w:tcPr>
+          <w:p>
+            <w:pPr>
+              <w:keepNext/>
+            </w:pPr>
+          </w:p>
+        </w:tc>
+        <w:tc>
+          <w:tcPr>
+            <w:tcW w:type="dxa" w:w="1191"/>
+            <w:shd w:val="clear" w:color="auto" w:fill="F7F8FC"/>
+            <w:vAlign w:val="center"/>
+          </w:tcPr>
+          <w:p>
+            <w:pPr>
+              <w:keepNext/>
+            </w:pPr>
+          </w:p>
+        </w:tc>
+      </w:tr>
+      <w:tr>
+        <w:trPr>
+          <w:trHeight w:val="408" w:hRule="atLeast"/>
+          <w:cantSplit/>
+        </w:trPr>
+        <w:tc>
+          <w:tcPr>
+            <w:tcW w:type="dxa" w:w="397"/>
+            <w:vAlign w:val="center"/>
+          </w:tcPr>
+          <w:p>
+            <w:pPr>
+              <w:keepNext/>
+              <w:spacing w:after="0" w:before="0" w:line="250" w:lineRule="exact"/>
+              <w:jc w:val="center"/>
+            </w:pPr>
+            <w:r>
+              <w:rPr>
+                <w:rFonts w:ascii="BIZ UDPゴシック" w:hAnsi="BIZ UDPゴシック" w:eastAsia="BIZ UDPゴシック" w:cs="BIZ UDPゴシック"/>
+                <w:b/>
+                <w:bCs/>
+                <w:color w:val="1F2330"/>
+                <w:sz w:val="20"/>
+                <w:szCs w:val="20"/>
+              </w:rPr>
+              <w:t xml:space="preserve">14</w:t>
+            </w:r>
+          </w:p>
+        </w:tc>
+        <w:tc>
+          <w:tcPr>
+            <w:tcW w:type="dxa" w:w="5102"/>
+            <w:vAlign w:val="center"/>
+          </w:tcPr>
+          <w:p>
+            <w:pPr>
+              <w:keepNext/>
+              <w:spacing w:after="0" w:before="0" w:line="262" w:lineRule="exact"/>
+            </w:pPr>
+            <w:r>
+              <w:rPr>
+                <w:rFonts w:ascii="BIZ UDPゴシック" w:hAnsi="BIZ UDPゴシック" w:eastAsia="BIZ UDPゴシック" w:cs="BIZ UDPゴシック"/>
+                <w:color w:val="1F2330"/>
+                <w:sz w:val="21"/>
+                <w:szCs w:val="21"/>
+              </w:rPr>
+              <w:t xml:space="preserve">音の高さのグラフは、分かりやすかったですか。</w:t>
+            </w:r>
+          </w:p>
+        </w:tc>
+        <w:tc>
+          <w:tcPr>
+            <w:tcW w:type="dxa" w:w="879"/>
+            <w:vAlign w:val="center"/>
+          </w:tcPr>
+          <w:p>
+            <w:pPr>
+              <w:keepNext/>
+            </w:pPr>
+          </w:p>
+        </w:tc>
+        <w:tc>
+          <w:tcPr>
+            <w:tcW w:type="dxa" w:w="879"/>
+            <w:vAlign w:val="center"/>
+          </w:tcPr>
+          <w:p>
+            <w:pPr>
+              <w:keepNext/>
+            </w:pPr>
+          </w:p>
+        </w:tc>
+        <w:tc>
+          <w:tcPr>
+            <w:tcW w:type="dxa" w:w="879"/>
+            <w:vAlign w:val="center"/>
+          </w:tcPr>
+          <w:p>
+            <w:pPr>
+              <w:keepNext/>
+            </w:pPr>
+          </w:p>
+        </w:tc>
+        <w:tc>
+          <w:tcPr>
+            <w:tcW w:type="dxa" w:w="879"/>
+            <w:vAlign w:val="center"/>
+          </w:tcPr>
+          <w:p>
+            <w:pPr>
+              <w:keepNext/>
+            </w:pPr>
+          </w:p>
+        </w:tc>
+        <w:tc>
+          <w:tcPr>
+            <w:tcW w:type="dxa" w:w="1191"/>
+            <w:shd w:val="clear" w:color="auto" w:fill="F7F8FC"/>
+            <w:vAlign w:val="center"/>
+          </w:tcPr>
+          <w:p>
+            <w:pPr>
+              <w:keepNext/>
+            </w:pPr>
+          </w:p>
+        </w:tc>
+      </w:tr>
+      <w:tr>
+        <w:trPr>
+          <w:trHeight w:val="408" w:hRule="atLeast"/>
+          <w:cantSplit/>
+        </w:trPr>
+        <w:tc>
+          <w:tcPr>
+            <w:tcW w:type="dxa" w:w="397"/>
+            <w:vAlign w:val="center"/>
+          </w:tcPr>
+          <w:p>
+            <w:pPr>
+              <w:spacing w:after="0" w:before="0" w:line="250" w:lineRule="exact"/>
+              <w:jc w:val="center"/>
+            </w:pPr>
+            <w:r>
+              <w:rPr>
+                <w:rFonts w:ascii="BIZ UDPゴシック" w:hAnsi="BIZ UDPゴシック" w:eastAsia="BIZ UDPゴシック" w:cs="BIZ UDPゴシック"/>
+                <w:b/>
+                <w:bCs/>
+                <w:color w:val="1F2330"/>
+                <w:sz w:val="20"/>
+                <w:szCs w:val="20"/>
+              </w:rPr>
+              <w:t xml:space="preserve">15</w:t>
+            </w:r>
+          </w:p>
+        </w:tc>
+        <w:tc>
+          <w:tcPr>
+            <w:tcW w:type="dxa" w:w="5102"/>
+            <w:vAlign w:val="center"/>
+          </w:tcPr>
+          <w:p>
+            <w:pPr>
+              <w:spacing w:after="0" w:before="0" w:line="262" w:lineRule="exact"/>
+            </w:pPr>
+            <w:r>
+              <w:rPr>
+                <w:rFonts w:ascii="BIZ UDPゴシック" w:hAnsi="BIZ UDPゴシック" w:eastAsia="BIZ UDPゴシック" w:cs="BIZ UDPゴシック"/>
+                <w:color w:val="1F2330"/>
+                <w:sz w:val="21"/>
+                <w:szCs w:val="21"/>
+              </w:rPr>
+              <w:t xml:space="preserve">音が聞こえにくくても、結果の意味が分かりましたか。</w:t>
+            </w:r>
+          </w:p>
+        </w:tc>
+        <w:tc>
+          <w:tcPr>
+            <w:tcW w:type="dxa" w:w="879"/>
             <w:vAlign w:val="center"/>
           </w:tcPr>
           <w:p/>
         </w:tc>
         <w:tc>
           <w:tcPr>
-            <w:tcW w:type="dxa" w:w="1049"/>
+            <w:tcW w:type="dxa" w:w="879"/>
             <w:vAlign w:val="center"/>
           </w:tcPr>
           <w:p/>
         </w:tc>
         <w:tc>
           <w:tcPr>
-            <w:tcW w:type="dxa" w:w="1049"/>
+            <w:tcW w:type="dxa" w:w="879"/>
             <w:vAlign w:val="center"/>
           </w:tcPr>
           <w:p/>
         </w:tc>
         <w:tc>
           <w:tcPr>
-            <w:tcW w:type="dxa" w:w="1049"/>
+            <w:tcW w:type="dxa" w:w="879"/>
             <w:vAlign w:val="center"/>
           </w:tcPr>
           <w:p/>
         </w:tc>
         <w:tc>
           <w:tcPr>
-            <w:tcW w:type="dxa" w:w="1304"/>
-            <w:shd w:val="clear" w:color="auto" w:fill="F4F5FB"/>
+            <w:tcW w:type="dxa" w:w="1191"/>
+            <w:shd w:val="clear" w:color="auto" w:fill="F7F8FC"/>
             <w:vAlign w:val="center"/>
           </w:tcPr>
           <w:p/>
@@ -7723,19 +2546,8 @@
     </w:tbl>
     <w:p>
       <w:pPr>
-        <w:spacing w:after="0" w:line="160" w:lineRule="exact"/>
-      </w:pPr>
-    </w:p>
-    <w:p>
-      <w:pPr>
-        <w:pStyle w:val="Heading1"/>
         <w:keepNext/>
-        <w:pBdr>
-          <w:left w:val="single" w:sz="36" w:space="6" w:color="0E1E45"/>
-          <w:bottom w:val="single" w:sz="4" w:space="2" w:color="B9BED6"/>
-        </w:pBdr>
-        <w:spacing w:before="120" w:after="80" w:line="269" w:lineRule="auto"/>
-        <w:ind w:left="142"/>
+        <w:spacing w:before="160" w:after="40" w:line="262" w:lineRule="exact"/>
       </w:pPr>
       <w:r>
         <w:rPr>
@@ -7743,108 +2555,16 @@
           <w:b/>
           <w:bCs/>
           <w:color w:val="0E1E45"/>
-          <w:sz w:val="25"/>
-          <w:szCs w:val="25"/>
+          <w:sz w:val="21"/>
+          <w:szCs w:val="21"/>
         </w:rPr>
-        <w:t xml:space="preserve">Ⅴ　</w:t>
-      </w:r>
-      <w:r>
-        <w:ruby>
-          <w:rubyPr>
-            <w:rubyAlign w:val="distributeSpace"/>
-            <w:hps w:val="12"/>
-            <w:hpsRaise w:val="23"/>
-            <w:hpsBaseText w:val="25"/>
-            <w:lid w:val="ja-JP"/>
-          </w:rubyPr>
-          <w:rt>
-            <w:r>
-              <w:rPr>
-                <w:rFonts w:ascii="BIZ UDPゴシック" w:hAnsi="BIZ UDPゴシック" w:eastAsia="BIZ UDPゴシック" w:cs="BIZ UDPゴシック"/>
-                <w:color w:val="0E1E45"/>
-                <w:sz w:val="12"/>
-                <w:szCs w:val="12"/>
-              </w:rPr>
-              <w:t xml:space="preserve">じゆう</w:t>
-            </w:r>
-          </w:rt>
-          <w:rubyBase>
-            <w:r>
-              <w:rPr>
-                <w:rFonts w:ascii="BIZ UDPゴシック" w:hAnsi="BIZ UDPゴシック" w:eastAsia="BIZ UDPゴシック" w:cs="BIZ UDPゴシック"/>
-                <w:b/>
-                <w:bCs/>
-                <w:color w:val="0E1E45"/>
-                <w:sz w:val="25"/>
-                <w:szCs w:val="25"/>
-              </w:rPr>
-              <w:t xml:space="preserve">自由</w:t>
-            </w:r>
-          </w:rubyBase>
-        </w:ruby>
-      </w:r>
-      <w:r>
-        <w:rPr>
-          <w:rFonts w:ascii="BIZ UDPゴシック" w:hAnsi="BIZ UDPゴシック" w:eastAsia="BIZ UDPゴシック" w:cs="BIZ UDPゴシック"/>
-          <w:b/>
-          <w:bCs/>
-          <w:color w:val="0E1E45"/>
-          <w:sz w:val="25"/>
-          <w:szCs w:val="25"/>
-        </w:rPr>
-        <w:t xml:space="preserve">に</w:t>
-      </w:r>
-      <w:r>
-        <w:ruby>
-          <w:rubyPr>
-            <w:rubyAlign w:val="distributeSpace"/>
-            <w:hps w:val="12"/>
-            <w:hpsRaise w:val="23"/>
-            <w:hpsBaseText w:val="25"/>
-            <w:lid w:val="ja-JP"/>
-          </w:rubyPr>
-          <w:rt>
-            <w:r>
-              <w:rPr>
-                <w:rFonts w:ascii="BIZ UDPゴシック" w:hAnsi="BIZ UDPゴシック" w:eastAsia="BIZ UDPゴシック" w:cs="BIZ UDPゴシック"/>
-                <w:color w:val="0E1E45"/>
-                <w:sz w:val="12"/>
-                <w:szCs w:val="12"/>
-              </w:rPr>
-              <w:t xml:space="preserve">か</w:t>
-            </w:r>
-          </w:rt>
-          <w:rubyBase>
-            <w:r>
-              <w:rPr>
-                <w:rFonts w:ascii="BIZ UDPゴシック" w:hAnsi="BIZ UDPゴシック" w:eastAsia="BIZ UDPゴシック" w:cs="BIZ UDPゴシック"/>
-                <w:b/>
-                <w:bCs/>
-                <w:color w:val="0E1E45"/>
-                <w:sz w:val="25"/>
-                <w:szCs w:val="25"/>
-              </w:rPr>
-              <w:t xml:space="preserve">書</w:t>
-            </w:r>
-          </w:rubyBase>
-        </w:ruby>
-      </w:r>
-      <w:r>
-        <w:rPr>
-          <w:rFonts w:ascii="BIZ UDPゴシック" w:hAnsi="BIZ UDPゴシック" w:eastAsia="BIZ UDPゴシック" w:cs="BIZ UDPゴシック"/>
-          <w:b/>
-          <w:bCs/>
-          <w:color w:val="0E1E45"/>
-          <w:sz w:val="25"/>
-          <w:szCs w:val="25"/>
-        </w:rPr>
-        <w:t xml:space="preserve">いてください</w:t>
+        <w:t xml:space="preserve">Ⅴ　自由に書いてください</w:t>
       </w:r>
     </w:p>
     <w:p>
       <w:pPr>
         <w:keepNext/>
-        <w:spacing w:before="80" w:after="60"/>
+        <w:spacing w:before="40" w:after="20" w:line="262" w:lineRule="exact"/>
       </w:pPr>
       <w:r>
         <w:rPr>
@@ -7852,141 +2572,24 @@
           <w:b/>
           <w:bCs/>
           <w:color w:val="1F2330"/>
-          <w:sz w:val="22"/>
-          <w:szCs w:val="22"/>
+          <w:sz w:val="21"/>
+          <w:szCs w:val="21"/>
         </w:rPr>
         <w:t xml:space="preserve">16．</w:t>
-      </w:r>
-      <w:r>
-        <w:ruby>
-          <w:rubyPr>
-            <w:rubyAlign w:val="distributeSpace"/>
-            <w:hps w:val="11"/>
-            <w:hpsRaise w:val="20"/>
-            <w:hpsBaseText w:val="22"/>
-            <w:lid w:val="ja-JP"/>
-          </w:rubyPr>
-          <w:rt>
-            <w:r>
-              <w:rPr>
-                <w:rFonts w:ascii="BIZ UDPゴシック" w:hAnsi="BIZ UDPゴシック" w:eastAsia="BIZ UDPゴシック" w:cs="BIZ UDPゴシック"/>
-                <w:color w:val="1F2330"/>
-                <w:sz w:val="11"/>
-                <w:szCs w:val="11"/>
-              </w:rPr>
-              <w:t xml:space="preserve">つか</w:t>
-            </w:r>
-          </w:rt>
-          <w:rubyBase>
-            <w:r>
-              <w:rPr>
-                <w:rFonts w:ascii="BIZ UDPゴシック" w:hAnsi="BIZ UDPゴシック" w:eastAsia="BIZ UDPゴシック" w:cs="BIZ UDPゴシック"/>
-                <w:color w:val="1F2330"/>
-                <w:sz w:val="22"/>
-                <w:szCs w:val="22"/>
-              </w:rPr>
-              <w:t xml:space="preserve">使</w:t>
-            </w:r>
-          </w:rubyBase>
-        </w:ruby>
       </w:r>
       <w:r>
         <w:rPr>
           <w:rFonts w:ascii="BIZ UDPゴシック" w:hAnsi="BIZ UDPゴシック" w:eastAsia="BIZ UDPゴシック" w:cs="BIZ UDPゴシック"/>
           <w:color w:val="1F2330"/>
-          <w:sz w:val="22"/>
-          <w:szCs w:val="22"/>
+          <w:sz w:val="21"/>
+          <w:szCs w:val="21"/>
         </w:rPr>
-        <w:t xml:space="preserve">いやすかったところ、</w:t>
-      </w:r>
-      <w:r>
-        <w:ruby>
-          <w:rubyPr>
-            <w:rubyAlign w:val="distributeSpace"/>
-            <w:hps w:val="11"/>
-            <w:hpsRaise w:val="20"/>
-            <w:hpsBaseText w:val="22"/>
-            <w:lid w:val="ja-JP"/>
-          </w:rubyPr>
-          <w:rt>
-            <w:r>
-              <w:rPr>
-                <w:rFonts w:ascii="BIZ UDPゴシック" w:hAnsi="BIZ UDPゴシック" w:eastAsia="BIZ UDPゴシック" w:cs="BIZ UDPゴシック"/>
-                <w:color w:val="1F2330"/>
-                <w:sz w:val="11"/>
-                <w:szCs w:val="11"/>
-              </w:rPr>
-              <w:t xml:space="preserve">よ</w:t>
-            </w:r>
-          </w:rt>
-          <w:rubyBase>
-            <w:r>
-              <w:rPr>
-                <w:rFonts w:ascii="BIZ UDPゴシック" w:hAnsi="BIZ UDPゴシック" w:eastAsia="BIZ UDPゴシック" w:cs="BIZ UDPゴシック"/>
-                <w:color w:val="1F2330"/>
-                <w:sz w:val="22"/>
-                <w:szCs w:val="22"/>
-              </w:rPr>
-              <w:t xml:space="preserve">良</w:t>
-            </w:r>
-          </w:rubyBase>
-        </w:ruby>
-      </w:r>
-      <w:r>
-        <w:rPr>
-          <w:rFonts w:ascii="BIZ UDPゴシック" w:hAnsi="BIZ UDPゴシック" w:eastAsia="BIZ UDPゴシック" w:cs="BIZ UDPゴシック"/>
-          <w:color w:val="1F2330"/>
-          <w:sz w:val="22"/>
-          <w:szCs w:val="22"/>
-        </w:rPr>
-        <w:t xml:space="preserve">かったところを</w:t>
-      </w:r>
-      <w:r>
-        <w:ruby>
-          <w:rubyPr>
-            <w:rubyAlign w:val="distributeSpace"/>
-            <w:hps w:val="11"/>
-            <w:hpsRaise w:val="20"/>
-            <w:hpsBaseText w:val="22"/>
-            <w:lid w:val="ja-JP"/>
-          </w:rubyPr>
-          <w:rt>
-            <w:r>
-              <w:rPr>
-                <w:rFonts w:ascii="BIZ UDPゴシック" w:hAnsi="BIZ UDPゴシック" w:eastAsia="BIZ UDPゴシック" w:cs="BIZ UDPゴシック"/>
-                <w:color w:val="1F2330"/>
-                <w:sz w:val="11"/>
-                <w:szCs w:val="11"/>
-              </w:rPr>
-              <w:t xml:space="preserve">か</w:t>
-            </w:r>
-          </w:rt>
-          <w:rubyBase>
-            <w:r>
-              <w:rPr>
-                <w:rFonts w:ascii="BIZ UDPゴシック" w:hAnsi="BIZ UDPゴシック" w:eastAsia="BIZ UDPゴシック" w:cs="BIZ UDPゴシック"/>
-                <w:color w:val="1F2330"/>
-                <w:sz w:val="22"/>
-                <w:szCs w:val="22"/>
-              </w:rPr>
-              <w:t xml:space="preserve">書</w:t>
-            </w:r>
-          </w:rubyBase>
-        </w:ruby>
-      </w:r>
-      <w:r>
-        <w:rPr>
-          <w:rFonts w:ascii="BIZ UDPゴシック" w:hAnsi="BIZ UDPゴシック" w:eastAsia="BIZ UDPゴシック" w:cs="BIZ UDPゴシック"/>
-          <w:color w:val="1F2330"/>
-          <w:sz w:val="22"/>
-          <w:szCs w:val="22"/>
-        </w:rPr>
-        <w:t xml:space="preserve">いてください。</w:t>
+        <w:t xml:space="preserve">使いやすかったところ、良かったところを書いてください。</w:t>
       </w:r>
     </w:p>
     <w:tbl>
       <w:tblPr>
-        <w:tblW w:type="dxa" w:w="9865"/>
+        <w:tblW w:type="dxa" w:w="10206"/>
         <w:jc w:val="center"/>
         <w:tblBorders>
           <w:top w:val="single" w:sz="6" w:space="0" w:color="9AA0B8"/>
@@ -8006,16 +2609,16 @@
         <w:tblLook w:firstColumn="1" w:firstRow="1" w:lastColumn="0" w:lastRow="0" w:noHBand="0" w:noVBand="1" w:val="04A0"/>
       </w:tblPr>
       <w:tblGrid>
-        <w:gridCol w:w="9865"/>
+        <w:gridCol w:w="10206"/>
       </w:tblGrid>
       <w:tr>
         <w:trPr>
-          <w:trHeight w:val="510" w:hRule="exact"/>
+          <w:trHeight w:val="408" w:hRule="exact"/>
           <w:cantSplit/>
         </w:trPr>
         <w:tc>
           <w:tcPr>
-            <w:tcW w:type="dxa" w:w="9865"/>
+            <w:tcW w:type="dxa" w:w="10205"/>
             <w:vAlign w:val="center"/>
           </w:tcPr>
           <w:p>
@@ -8027,46 +2630,12 @@
       </w:tr>
       <w:tr>
         <w:trPr>
-          <w:trHeight w:val="510" w:hRule="exact"/>
+          <w:trHeight w:val="408" w:hRule="exact"/>
           <w:cantSplit/>
         </w:trPr>
         <w:tc>
           <w:tcPr>
-            <w:tcW w:type="dxa" w:w="9865"/>
-            <w:vAlign w:val="center"/>
-          </w:tcPr>
-          <w:p>
-            <w:pPr>
-              <w:keepNext/>
-            </w:pPr>
-          </w:p>
-        </w:tc>
-      </w:tr>
-      <w:tr>
-        <w:trPr>
-          <w:trHeight w:val="510" w:hRule="exact"/>
-          <w:cantSplit/>
-        </w:trPr>
-        <w:tc>
-          <w:tcPr>
-            <w:tcW w:type="dxa" w:w="9865"/>
-            <w:vAlign w:val="center"/>
-          </w:tcPr>
-          <w:p>
-            <w:pPr>
-              <w:keepNext/>
-            </w:pPr>
-          </w:p>
-        </w:tc>
-      </w:tr>
-      <w:tr>
-        <w:trPr>
-          <w:trHeight w:val="510" w:hRule="exact"/>
-          <w:cantSplit/>
-        </w:trPr>
-        <w:tc>
-          <w:tcPr>
-            <w:tcW w:type="dxa" w:w="9865"/>
+            <w:tcW w:type="dxa" w:w="10205"/>
             <w:vAlign w:val="center"/>
           </w:tcPr>
           <w:p/>
@@ -8076,7 +2645,7 @@
     <w:p>
       <w:pPr>
         <w:keepNext/>
-        <w:spacing w:before="80" w:after="60"/>
+        <w:spacing w:before="40" w:after="20" w:line="262" w:lineRule="exact"/>
       </w:pPr>
       <w:r>
         <w:rPr>
@@ -8084,141 +2653,24 @@
           <w:b/>
           <w:bCs/>
           <w:color w:val="1F2330"/>
-          <w:sz w:val="22"/>
-          <w:szCs w:val="22"/>
+          <w:sz w:val="21"/>
+          <w:szCs w:val="21"/>
         </w:rPr>
         <w:t xml:space="preserve">17．</w:t>
-      </w:r>
-      <w:r>
-        <w:ruby>
-          <w:rubyPr>
-            <w:rubyAlign w:val="distributeSpace"/>
-            <w:hps w:val="11"/>
-            <w:hpsRaise w:val="20"/>
-            <w:hpsBaseText w:val="22"/>
-            <w:lid w:val="ja-JP"/>
-          </w:rubyPr>
-          <w:rt>
-            <w:r>
-              <w:rPr>
-                <w:rFonts w:ascii="BIZ UDPゴシック" w:hAnsi="BIZ UDPゴシック" w:eastAsia="BIZ UDPゴシック" w:cs="BIZ UDPゴシック"/>
-                <w:color w:val="1F2330"/>
-                <w:sz w:val="11"/>
-                <w:szCs w:val="11"/>
-              </w:rPr>
-              <w:t xml:space="preserve">つか</w:t>
-            </w:r>
-          </w:rt>
-          <w:rubyBase>
-            <w:r>
-              <w:rPr>
-                <w:rFonts w:ascii="BIZ UDPゴシック" w:hAnsi="BIZ UDPゴシック" w:eastAsia="BIZ UDPゴシック" w:cs="BIZ UDPゴシック"/>
-                <w:color w:val="1F2330"/>
-                <w:sz w:val="22"/>
-                <w:szCs w:val="22"/>
-              </w:rPr>
-              <w:t xml:space="preserve">使</w:t>
-            </w:r>
-          </w:rubyBase>
-        </w:ruby>
       </w:r>
       <w:r>
         <w:rPr>
           <w:rFonts w:ascii="BIZ UDPゴシック" w:hAnsi="BIZ UDPゴシック" w:eastAsia="BIZ UDPゴシック" w:cs="BIZ UDPゴシック"/>
           <w:color w:val="1F2330"/>
-          <w:sz w:val="22"/>
-          <w:szCs w:val="22"/>
+          <w:sz w:val="21"/>
+          <w:szCs w:val="21"/>
         </w:rPr>
-        <w:t xml:space="preserve">いにくかったところ、</w:t>
-      </w:r>
-      <w:r>
-        <w:ruby>
-          <w:rubyPr>
-            <w:rubyAlign w:val="distributeSpace"/>
-            <w:hps w:val="11"/>
-            <w:hpsRaise w:val="20"/>
-            <w:hpsBaseText w:val="22"/>
-            <w:lid w:val="ja-JP"/>
-          </w:rubyPr>
-          <w:rt>
-            <w:r>
-              <w:rPr>
-                <w:rFonts w:ascii="BIZ UDPゴシック" w:hAnsi="BIZ UDPゴシック" w:eastAsia="BIZ UDPゴシック" w:cs="BIZ UDPゴシック"/>
-                <w:color w:val="1F2330"/>
-                <w:sz w:val="11"/>
-                <w:szCs w:val="11"/>
-              </w:rPr>
-              <w:t xml:space="preserve">こま</w:t>
-            </w:r>
-          </w:rt>
-          <w:rubyBase>
-            <w:r>
-              <w:rPr>
-                <w:rFonts w:ascii="BIZ UDPゴシック" w:hAnsi="BIZ UDPゴシック" w:eastAsia="BIZ UDPゴシック" w:cs="BIZ UDPゴシック"/>
-                <w:color w:val="1F2330"/>
-                <w:sz w:val="22"/>
-                <w:szCs w:val="22"/>
-              </w:rPr>
-              <w:t xml:space="preserve">困</w:t>
-            </w:r>
-          </w:rubyBase>
-        </w:ruby>
-      </w:r>
-      <w:r>
-        <w:rPr>
-          <w:rFonts w:ascii="BIZ UDPゴシック" w:hAnsi="BIZ UDPゴシック" w:eastAsia="BIZ UDPゴシック" w:cs="BIZ UDPゴシック"/>
-          <w:color w:val="1F2330"/>
-          <w:sz w:val="22"/>
-          <w:szCs w:val="22"/>
-        </w:rPr>
-        <w:t xml:space="preserve">ったところを</w:t>
-      </w:r>
-      <w:r>
-        <w:ruby>
-          <w:rubyPr>
-            <w:rubyAlign w:val="distributeSpace"/>
-            <w:hps w:val="11"/>
-            <w:hpsRaise w:val="20"/>
-            <w:hpsBaseText w:val="22"/>
-            <w:lid w:val="ja-JP"/>
-          </w:rubyPr>
-          <w:rt>
-            <w:r>
-              <w:rPr>
-                <w:rFonts w:ascii="BIZ UDPゴシック" w:hAnsi="BIZ UDPゴシック" w:eastAsia="BIZ UDPゴシック" w:cs="BIZ UDPゴシック"/>
-                <w:color w:val="1F2330"/>
-                <w:sz w:val="11"/>
-                <w:szCs w:val="11"/>
-              </w:rPr>
-              <w:t xml:space="preserve">か</w:t>
-            </w:r>
-          </w:rt>
-          <w:rubyBase>
-            <w:r>
-              <w:rPr>
-                <w:rFonts w:ascii="BIZ UDPゴシック" w:hAnsi="BIZ UDPゴシック" w:eastAsia="BIZ UDPゴシック" w:cs="BIZ UDPゴシック"/>
-                <w:color w:val="1F2330"/>
-                <w:sz w:val="22"/>
-                <w:szCs w:val="22"/>
-              </w:rPr>
-              <w:t xml:space="preserve">書</w:t>
-            </w:r>
-          </w:rubyBase>
-        </w:ruby>
-      </w:r>
-      <w:r>
-        <w:rPr>
-          <w:rFonts w:ascii="BIZ UDPゴシック" w:hAnsi="BIZ UDPゴシック" w:eastAsia="BIZ UDPゴシック" w:cs="BIZ UDPゴシック"/>
-          <w:color w:val="1F2330"/>
-          <w:sz w:val="22"/>
-          <w:szCs w:val="22"/>
-        </w:rPr>
-        <w:t xml:space="preserve">いてください。</w:t>
+        <w:t xml:space="preserve">使いにくかったところ、困ったところを書いてください。</w:t>
       </w:r>
     </w:p>
     <w:tbl>
       <w:tblPr>
-        <w:tblW w:type="dxa" w:w="9865"/>
+        <w:tblW w:type="dxa" w:w="10206"/>
         <w:jc w:val="center"/>
         <w:tblBorders>
           <w:top w:val="single" w:sz="6" w:space="0" w:color="9AA0B8"/>
@@ -8238,16 +2690,16 @@
         <w:tblLook w:firstColumn="1" w:firstRow="1" w:lastColumn="0" w:lastRow="0" w:noHBand="0" w:noVBand="1" w:val="04A0"/>
       </w:tblPr>
       <w:tblGrid>
-        <w:gridCol w:w="9865"/>
+        <w:gridCol w:w="10206"/>
       </w:tblGrid>
       <w:tr>
         <w:trPr>
-          <w:trHeight w:val="510" w:hRule="exact"/>
+          <w:trHeight w:val="408" w:hRule="exact"/>
           <w:cantSplit/>
         </w:trPr>
         <w:tc>
           <w:tcPr>
-            <w:tcW w:type="dxa" w:w="9865"/>
+            <w:tcW w:type="dxa" w:w="10205"/>
             <w:vAlign w:val="center"/>
           </w:tcPr>
           <w:p>
@@ -8259,46 +2711,12 @@
       </w:tr>
       <w:tr>
         <w:trPr>
-          <w:trHeight w:val="510" w:hRule="exact"/>
+          <w:trHeight w:val="408" w:hRule="exact"/>
           <w:cantSplit/>
         </w:trPr>
         <w:tc>
           <w:tcPr>
-            <w:tcW w:type="dxa" w:w="9865"/>
-            <w:vAlign w:val="center"/>
-          </w:tcPr>
-          <w:p>
-            <w:pPr>
-              <w:keepNext/>
-            </w:pPr>
-          </w:p>
-        </w:tc>
-      </w:tr>
-      <w:tr>
-        <w:trPr>
-          <w:trHeight w:val="510" w:hRule="exact"/>
-          <w:cantSplit/>
-        </w:trPr>
-        <w:tc>
-          <w:tcPr>
-            <w:tcW w:type="dxa" w:w="9865"/>
-            <w:vAlign w:val="center"/>
-          </w:tcPr>
-          <w:p>
-            <w:pPr>
-              <w:keepNext/>
-            </w:pPr>
-          </w:p>
-        </w:tc>
-      </w:tr>
-      <w:tr>
-        <w:trPr>
-          <w:trHeight w:val="510" w:hRule="exact"/>
-          <w:cantSplit/>
-        </w:trPr>
-        <w:tc>
-          <w:tcPr>
-            <w:tcW w:type="dxa" w:w="9865"/>
+            <w:tcW w:type="dxa" w:w="10205"/>
             <w:vAlign w:val="center"/>
           </w:tcPr>
           <w:p/>
@@ -8308,7 +2726,7 @@
     <w:p>
       <w:pPr>
         <w:keepNext/>
-        <w:spacing w:before="80" w:after="60"/>
+        <w:spacing w:before="40" w:after="20" w:line="262" w:lineRule="exact"/>
       </w:pPr>
       <w:r>
         <w:rPr>
@@ -8316,8 +2734,8 @@
           <w:b/>
           <w:bCs/>
           <w:color w:val="1F2330"/>
-          <w:sz w:val="22"/>
-          <w:szCs w:val="22"/>
+          <w:sz w:val="21"/>
+          <w:szCs w:val="21"/>
         </w:rPr>
         <w:t xml:space="preserve">18．</w:t>
       </w:r>
@@ -8325,141 +2743,15 @@
         <w:rPr>
           <w:rFonts w:ascii="BIZ UDPゴシック" w:hAnsi="BIZ UDPゴシック" w:eastAsia="BIZ UDPゴシック" w:cs="BIZ UDPゴシック"/>
           <w:color w:val="1F2330"/>
-          <w:sz w:val="22"/>
-          <w:szCs w:val="22"/>
+          <w:sz w:val="21"/>
+          <w:szCs w:val="21"/>
         </w:rPr>
-        <w:t xml:space="preserve">こんな</w:t>
-      </w:r>
-      <w:r>
-        <w:ruby>
-          <w:rubyPr>
-            <w:rubyAlign w:val="distributeSpace"/>
-            <w:hps w:val="11"/>
-            <w:hpsRaise w:val="20"/>
-            <w:hpsBaseText w:val="22"/>
-            <w:lid w:val="ja-JP"/>
-          </w:rubyPr>
-          <w:rt>
-            <w:r>
-              <w:rPr>
-                <w:rFonts w:ascii="BIZ UDPゴシック" w:hAnsi="BIZ UDPゴシック" w:eastAsia="BIZ UDPゴシック" w:cs="BIZ UDPゴシック"/>
-                <w:color w:val="1F2330"/>
-                <w:sz w:val="11"/>
-                <w:szCs w:val="11"/>
-              </w:rPr>
-              <w:t xml:space="preserve">きのう</w:t>
-            </w:r>
-          </w:rt>
-          <w:rubyBase>
-            <w:r>
-              <w:rPr>
-                <w:rFonts w:ascii="BIZ UDPゴシック" w:hAnsi="BIZ UDPゴシック" w:eastAsia="BIZ UDPゴシック" w:cs="BIZ UDPゴシック"/>
-                <w:color w:val="1F2330"/>
-                <w:sz w:val="22"/>
-                <w:szCs w:val="22"/>
-              </w:rPr>
-              <w:t xml:space="preserve">機能</w:t>
-            </w:r>
-          </w:rubyBase>
-        </w:ruby>
-      </w:r>
-      <w:r>
-        <w:rPr>
-          <w:rFonts w:ascii="BIZ UDPゴシック" w:hAnsi="BIZ UDPゴシック" w:eastAsia="BIZ UDPゴシック" w:cs="BIZ UDPゴシック"/>
-          <w:color w:val="1F2330"/>
-          <w:sz w:val="22"/>
-          <w:szCs w:val="22"/>
-        </w:rPr>
-        <w:t xml:space="preserve">があったらいいな、と</w:t>
-      </w:r>
-      <w:r>
-        <w:ruby>
-          <w:rubyPr>
-            <w:rubyAlign w:val="distributeSpace"/>
-            <w:hps w:val="11"/>
-            <w:hpsRaise w:val="20"/>
-            <w:hpsBaseText w:val="22"/>
-            <w:lid w:val="ja-JP"/>
-          </w:rubyPr>
-          <w:rt>
-            <w:r>
-              <w:rPr>
-                <w:rFonts w:ascii="BIZ UDPゴシック" w:hAnsi="BIZ UDPゴシック" w:eastAsia="BIZ UDPゴシック" w:cs="BIZ UDPゴシック"/>
-                <w:color w:val="1F2330"/>
-                <w:sz w:val="11"/>
-                <w:szCs w:val="11"/>
-              </w:rPr>
-              <w:t xml:space="preserve">おも</w:t>
-            </w:r>
-          </w:rt>
-          <w:rubyBase>
-            <w:r>
-              <w:rPr>
-                <w:rFonts w:ascii="BIZ UDPゴシック" w:hAnsi="BIZ UDPゴシック" w:eastAsia="BIZ UDPゴシック" w:cs="BIZ UDPゴシック"/>
-                <w:color w:val="1F2330"/>
-                <w:sz w:val="22"/>
-                <w:szCs w:val="22"/>
-              </w:rPr>
-              <w:t xml:space="preserve">思</w:t>
-            </w:r>
-          </w:rubyBase>
-        </w:ruby>
-      </w:r>
-      <w:r>
-        <w:rPr>
-          <w:rFonts w:ascii="BIZ UDPゴシック" w:hAnsi="BIZ UDPゴシック" w:eastAsia="BIZ UDPゴシック" w:cs="BIZ UDPゴシック"/>
-          <w:color w:val="1F2330"/>
-          <w:sz w:val="22"/>
-          <w:szCs w:val="22"/>
-        </w:rPr>
-        <w:t xml:space="preserve">うことを</w:t>
-      </w:r>
-      <w:r>
-        <w:ruby>
-          <w:rubyPr>
-            <w:rubyAlign w:val="distributeSpace"/>
-            <w:hps w:val="11"/>
-            <w:hpsRaise w:val="20"/>
-            <w:hpsBaseText w:val="22"/>
-            <w:lid w:val="ja-JP"/>
-          </w:rubyPr>
-          <w:rt>
-            <w:r>
-              <w:rPr>
-                <w:rFonts w:ascii="BIZ UDPゴシック" w:hAnsi="BIZ UDPゴシック" w:eastAsia="BIZ UDPゴシック" w:cs="BIZ UDPゴシック"/>
-                <w:color w:val="1F2330"/>
-                <w:sz w:val="11"/>
-                <w:szCs w:val="11"/>
-              </w:rPr>
-              <w:t xml:space="preserve">か</w:t>
-            </w:r>
-          </w:rt>
-          <w:rubyBase>
-            <w:r>
-              <w:rPr>
-                <w:rFonts w:ascii="BIZ UDPゴシック" w:hAnsi="BIZ UDPゴシック" w:eastAsia="BIZ UDPゴシック" w:cs="BIZ UDPゴシック"/>
-                <w:color w:val="1F2330"/>
-                <w:sz w:val="22"/>
-                <w:szCs w:val="22"/>
-              </w:rPr>
-              <w:t xml:space="preserve">書</w:t>
-            </w:r>
-          </w:rubyBase>
-        </w:ruby>
-      </w:r>
-      <w:r>
-        <w:rPr>
-          <w:rFonts w:ascii="BIZ UDPゴシック" w:hAnsi="BIZ UDPゴシック" w:eastAsia="BIZ UDPゴシック" w:cs="BIZ UDPゴシック"/>
-          <w:color w:val="1F2330"/>
-          <w:sz w:val="22"/>
-          <w:szCs w:val="22"/>
-        </w:rPr>
-        <w:t xml:space="preserve">いてください。</w:t>
+        <w:t xml:space="preserve">あったらいいと思う機能があれば書いてください。</w:t>
       </w:r>
     </w:p>
     <w:tbl>
       <w:tblPr>
-        <w:tblW w:type="dxa" w:w="9865"/>
+        <w:tblW w:type="dxa" w:w="10206"/>
         <w:jc w:val="center"/>
         <w:tblBorders>
           <w:top w:val="single" w:sz="6" w:space="0" w:color="9AA0B8"/>
@@ -8479,16 +2771,16 @@
         <w:tblLook w:firstColumn="1" w:firstRow="1" w:lastColumn="0" w:lastRow="0" w:noHBand="0" w:noVBand="1" w:val="04A0"/>
       </w:tblPr>
       <w:tblGrid>
-        <w:gridCol w:w="9865"/>
+        <w:gridCol w:w="10206"/>
       </w:tblGrid>
       <w:tr>
         <w:trPr>
-          <w:trHeight w:val="510" w:hRule="exact"/>
+          <w:trHeight w:val="408" w:hRule="exact"/>
           <w:cantSplit/>
         </w:trPr>
         <w:tc>
           <w:tcPr>
-            <w:tcW w:type="dxa" w:w="9865"/>
+            <w:tcW w:type="dxa" w:w="10205"/>
             <w:vAlign w:val="center"/>
           </w:tcPr>
           <w:p>
@@ -8500,46 +2792,12 @@
       </w:tr>
       <w:tr>
         <w:trPr>
-          <w:trHeight w:val="510" w:hRule="exact"/>
+          <w:trHeight w:val="408" w:hRule="exact"/>
           <w:cantSplit/>
         </w:trPr>
         <w:tc>
           <w:tcPr>
-            <w:tcW w:type="dxa" w:w="9865"/>
-            <w:vAlign w:val="center"/>
-          </w:tcPr>
-          <w:p>
-            <w:pPr>
-              <w:keepNext/>
-            </w:pPr>
-          </w:p>
-        </w:tc>
-      </w:tr>
-      <w:tr>
-        <w:trPr>
-          <w:trHeight w:val="510" w:hRule="exact"/>
-          <w:cantSplit/>
-        </w:trPr>
-        <w:tc>
-          <w:tcPr>
-            <w:tcW w:type="dxa" w:w="9865"/>
-            <w:vAlign w:val="center"/>
-          </w:tcPr>
-          <w:p>
-            <w:pPr>
-              <w:keepNext/>
-            </w:pPr>
-          </w:p>
-        </w:tc>
-      </w:tr>
-      <w:tr>
-        <w:trPr>
-          <w:trHeight w:val="510" w:hRule="exact"/>
-          <w:cantSplit/>
-        </w:trPr>
-        <w:tc>
-          <w:tcPr>
-            <w:tcW w:type="dxa" w:w="9865"/>
+            <w:tcW w:type="dxa" w:w="10205"/>
             <w:vAlign w:val="center"/>
           </w:tcPr>
           <w:p/>
@@ -8548,162 +2806,23 @@
     </w:tbl>
     <w:p>
       <w:pPr>
-        <w:spacing w:after="0" w:line="200" w:lineRule="exact"/>
-      </w:pPr>
-    </w:p>
-    <w:p>
-      <w:pPr>
-        <w:spacing w:before="0" w:after="40"/>
+        <w:spacing w:before="100" w:after="40" w:line="250" w:lineRule="exact"/>
         <w:jc w:val="center"/>
       </w:pPr>
       <w:r>
         <w:rPr>
           <w:rFonts w:ascii="BIZ UDPゴシック" w:hAnsi="BIZ UDPゴシック" w:eastAsia="BIZ UDPゴシック" w:cs="BIZ UDPゴシック"/>
-          <w:b/>
-          <w:bCs/>
-          <w:color w:val="0E1E45"/>
-          <w:sz w:val="26"/>
-          <w:szCs w:val="26"/>
+          <w:color w:val="5A6070"/>
+          <w:sz w:val="20"/>
+          <w:szCs w:val="20"/>
         </w:rPr>
-        <w:t xml:space="preserve">これで おわりです。ありがとうございました。</w:t>
-      </w:r>
-    </w:p>
-    <w:p>
-      <w:pPr>
-        <w:spacing w:before="0" w:after="40"/>
-        <w:jc w:val="center"/>
-      </w:pPr>
-      <w:r>
-        <w:ruby>
-          <w:rubyPr>
-            <w:rubyAlign w:val="distributeSpace"/>
-            <w:hps w:val="10"/>
-            <w:hpsRaise w:val="19"/>
-            <w:hpsBaseText w:val="21"/>
-            <w:lid w:val="ja-JP"/>
-          </w:rubyPr>
-          <w:rt>
-            <w:r>
-              <w:rPr>
-                <w:rFonts w:ascii="BIZ UDPゴシック" w:hAnsi="BIZ UDPゴシック" w:eastAsia="BIZ UDPゴシック" w:cs="BIZ UDPゴシック"/>
-                <w:color w:val="5A6070"/>
-                <w:sz w:val="10"/>
-                <w:szCs w:val="10"/>
-              </w:rPr>
-              <w:t xml:space="preserve">か</w:t>
-            </w:r>
-          </w:rt>
-          <w:rubyBase>
-            <w:r>
-              <w:rPr>
-                <w:rFonts w:ascii="BIZ UDPゴシック" w:hAnsi="BIZ UDPゴシック" w:eastAsia="BIZ UDPゴシック" w:cs="BIZ UDPゴシック"/>
-                <w:color w:val="5A6070"/>
-                <w:sz w:val="21"/>
-                <w:szCs w:val="21"/>
-              </w:rPr>
-              <w:t xml:space="preserve">書</w:t>
-            </w:r>
-          </w:rubyBase>
-        </w:ruby>
-      </w:r>
-      <w:r>
-        <w:rPr>
-          <w:rFonts w:ascii="BIZ UDPゴシック" w:hAnsi="BIZ UDPゴシック" w:eastAsia="BIZ UDPゴシック" w:cs="BIZ UDPゴシック"/>
-          <w:color w:val="5A6070"/>
-          <w:sz w:val="21"/>
-          <w:szCs w:val="21"/>
-        </w:rPr>
-        <w:t xml:space="preserve">きおわったら、</w:t>
-      </w:r>
-      <w:r>
-        <w:ruby>
-          <w:rubyPr>
-            <w:rubyAlign w:val="distributeSpace"/>
-            <w:hps w:val="10"/>
-            <w:hpsRaise w:val="19"/>
-            <w:hpsBaseText w:val="21"/>
-            <w:lid w:val="ja-JP"/>
-          </w:rubyPr>
-          <w:rt>
-            <w:r>
-              <w:rPr>
-                <w:rFonts w:ascii="BIZ UDPゴシック" w:hAnsi="BIZ UDPゴシック" w:eastAsia="BIZ UDPゴシック" w:cs="BIZ UDPゴシック"/>
-                <w:color w:val="5A6070"/>
-                <w:sz w:val="10"/>
-                <w:szCs w:val="10"/>
-              </w:rPr>
-              <w:t xml:space="preserve">たんとう</w:t>
-            </w:r>
-          </w:rt>
-          <w:rubyBase>
-            <w:r>
-              <w:rPr>
-                <w:rFonts w:ascii="BIZ UDPゴシック" w:hAnsi="BIZ UDPゴシック" w:eastAsia="BIZ UDPゴシック" w:cs="BIZ UDPゴシック"/>
-                <w:color w:val="5A6070"/>
-                <w:sz w:val="21"/>
-                <w:szCs w:val="21"/>
-              </w:rPr>
-              <w:t xml:space="preserve">担当</w:t>
-            </w:r>
-          </w:rubyBase>
-        </w:ruby>
-      </w:r>
-      <w:r>
-        <w:rPr>
-          <w:rFonts w:ascii="BIZ UDPゴシック" w:hAnsi="BIZ UDPゴシック" w:eastAsia="BIZ UDPゴシック" w:cs="BIZ UDPゴシック"/>
-          <w:color w:val="5A6070"/>
-          <w:sz w:val="21"/>
-          <w:szCs w:val="21"/>
-        </w:rPr>
-        <w:t xml:space="preserve">の</w:t>
-      </w:r>
-      <w:r>
-        <w:ruby>
-          <w:rubyPr>
-            <w:rubyAlign w:val="distributeSpace"/>
-            <w:hps w:val="10"/>
-            <w:hpsRaise w:val="19"/>
-            <w:hpsBaseText w:val="21"/>
-            <w:lid w:val="ja-JP"/>
-          </w:rubyPr>
-          <w:rt>
-            <w:r>
-              <w:rPr>
-                <w:rFonts w:ascii="BIZ UDPゴシック" w:hAnsi="BIZ UDPゴシック" w:eastAsia="BIZ UDPゴシック" w:cs="BIZ UDPゴシック"/>
-                <w:color w:val="5A6070"/>
-                <w:sz w:val="10"/>
-                <w:szCs w:val="10"/>
-              </w:rPr>
-              <w:t xml:space="preserve">せんせい</w:t>
-            </w:r>
-          </w:rt>
-          <w:rubyBase>
-            <w:r>
-              <w:rPr>
-                <w:rFonts w:ascii="BIZ UDPゴシック" w:hAnsi="BIZ UDPゴシック" w:eastAsia="BIZ UDPゴシック" w:cs="BIZ UDPゴシック"/>
-                <w:color w:val="5A6070"/>
-                <w:sz w:val="21"/>
-                <w:szCs w:val="21"/>
-              </w:rPr>
-              <w:t xml:space="preserve">先生</w:t>
-            </w:r>
-          </w:rubyBase>
-        </w:ruby>
-      </w:r>
-      <w:r>
-        <w:rPr>
-          <w:rFonts w:ascii="BIZ UDPゴシック" w:hAnsi="BIZ UDPゴシック" w:eastAsia="BIZ UDPゴシック" w:cs="BIZ UDPゴシック"/>
-          <w:color w:val="5A6070"/>
-          <w:sz w:val="21"/>
-          <w:szCs w:val="21"/>
-        </w:rPr>
-        <w:t xml:space="preserve">にわたしてください。</w:t>
+        <w:t xml:space="preserve">ご協力ありがとうございました。書き終わったら、担当の先生に提出してください。</w:t>
       </w:r>
     </w:p>
     <w:sectPr>
       <w:footerReference w:type="default" r:id="rId9"/>
       <w:pgSz w:w="11906" w:h="16838"/>
-      <w:pgMar w:top="907" w:right="1020" w:bottom="850" w:left="1020" w:header="720" w:footer="397" w:gutter="0"/>
+      <w:pgMar w:top="624" w:right="850" w:bottom="567" w:left="850" w:header="340" w:footer="340" w:gutter="0"/>
       <w:cols w:space="720"/>
       <w:docGrid w:linePitch="360"/>
     </w:sectPr>
@@ -8716,52 +2835,17 @@
   <w:p>
     <w:pPr>
       <w:pStyle w:val="Footer"/>
+      <w:spacing w:line="188" w:lineRule="exact"/>
       <w:jc w:val="center"/>
     </w:pPr>
     <w:r>
       <w:rPr>
         <w:rFonts w:ascii="BIZ UDPゴシック" w:hAnsi="BIZ UDPゴシック" w:eastAsia="BIZ UDPゴシック" w:cs="BIZ UDPゴシック"/>
         <w:color w:val="5A6070"/>
-        <w:sz w:val="16"/>
-        <w:szCs w:val="16"/>
-      </w:rPr>
-      <w:t xml:space="preserve">SP-PS 研究　生徒用アンケート　第1版（2026年10月8日作成）　　</w:t>
-    </w:r>
-    <w:r>
-      <w:rPr>
-        <w:rFonts w:ascii="BIZ UDPゴシック" w:hAnsi="BIZ UDPゴシック" w:eastAsia="BIZ UDPゴシック" w:cs="BIZ UDPゴシック"/>
-        <w:color w:val="5A6070"/>
-        <w:sz w:val="16"/>
-        <w:szCs w:val="16"/>
-      </w:rPr>
-      <w:fldChar w:fldCharType="begin"/>
-    </w:r>
-    <w:r>
-      <w:rPr>
-        <w:rFonts w:ascii="BIZ UDPゴシック" w:hAnsi="BIZ UDPゴシック" w:eastAsia="BIZ UDPゴシック" w:cs="BIZ UDPゴシック"/>
-        <w:color w:val="5A6070"/>
-        <w:sz w:val="16"/>
-        <w:szCs w:val="16"/>
-      </w:rPr>
-      <w:instrText xml:space="preserve"> PAGE </w:instrText>
-    </w:r>
-    <w:r>
-      <w:rPr>
-        <w:rFonts w:ascii="BIZ UDPゴシック" w:hAnsi="BIZ UDPゴシック" w:eastAsia="BIZ UDPゴシック" w:cs="BIZ UDPゴシック"/>
-        <w:color w:val="5A6070"/>
-        <w:sz w:val="16"/>
-        <w:szCs w:val="16"/>
-      </w:rPr>
-      <w:fldChar w:fldCharType="end"/>
-    </w:r>
-    <w:r>
-      <w:rPr>
-        <w:rFonts w:ascii="BIZ UDPゴシック" w:hAnsi="BIZ UDPゴシック" w:eastAsia="BIZ UDPゴシック" w:cs="BIZ UDPゴシック"/>
-        <w:color w:val="5A6070"/>
-        <w:sz w:val="16"/>
-        <w:szCs w:val="16"/>
-      </w:rPr>
-      <w:t xml:space="preserve"> ページ</w:t>
+        <w:sz w:val="15"/>
+        <w:szCs w:val="15"/>
+      </w:rPr>
+      <w:t xml:space="preserve">SP-PS 研究　生徒用アンケート（倫理審査資料 第1版をもとに作成）　2026年10月9日作成</w:t>
     </w:r>
   </w:p>
 </w:ftr>
@@ -9131,11 +3215,11 @@
     <w:qFormat/>
     <w:rsid w:val="00FC693F"/>
     <w:pPr>
-      <w:spacing w:before="0" w:after="40" w:line="269" w:lineRule="auto"/>
+      <w:spacing w:before="0" w:after="40" w:line="300" w:lineRule="auto"/>
     </w:pPr>
     <w:rPr>
       <w:rFonts w:ascii="BIZ UDPゴシック" w:hAnsi="BIZ UDPゴシック" w:eastAsia="BIZ UDPゴシック" w:cs="BIZ UDPゴシック"/>
-      <w:sz w:val="22"/>
+      <w:sz w:val="21"/>
       <w:lang w:val="ja-JP" w:eastAsia="ja-JP"/>
     </w:rPr>
   </w:style>

--- a/docs/同意書とアンケート/03_生徒用_アンケート.docx
+++ b/docs/同意書とアンケート/03_生徒用_アンケート.docx
@@ -44,7 +44,7 @@
             </w:pPr>
             <w:r>
               <w:rPr>
-                <w:rFonts w:ascii="BIZ UDPゴシック" w:hAnsi="BIZ UDPゴシック" w:eastAsia="BIZ UDPゴシック" w:cs="BIZ UDPゴシック"/>
+                <w:rFonts w:ascii="BIZ UDゴシック" w:hAnsi="BIZ UDゴシック" w:eastAsia="BIZ UDゴシック" w:cs="BIZ UDゴシック"/>
                 <w:b/>
                 <w:bCs/>
                 <w:color w:val="0E1E45"/>
@@ -60,7 +60,7 @@
             </w:pPr>
             <w:r>
               <w:rPr>
-                <w:rFonts w:ascii="BIZ UDPゴシック" w:hAnsi="BIZ UDPゴシック" w:eastAsia="BIZ UDPゴシック" w:cs="BIZ UDPゴシック"/>
+                <w:rFonts w:ascii="BIZ UDゴシック" w:hAnsi="BIZ UDゴシック" w:eastAsia="BIZ UDゴシック" w:cs="BIZ UDゴシック"/>
                 <w:color w:val="5A6070"/>
                 <w:sz w:val="20"/>
                 <w:szCs w:val="20"/>
@@ -88,7 +88,7 @@
             </w:pPr>
             <w:r>
               <w:rPr>
-                <w:rFonts w:ascii="BIZ UDPゴシック" w:hAnsi="BIZ UDPゴシック" w:eastAsia="BIZ UDPゴシック" w:cs="BIZ UDPゴシック"/>
+                <w:rFonts w:ascii="BIZ UDゴシック" w:hAnsi="BIZ UDゴシック" w:eastAsia="BIZ UDゴシック" w:cs="BIZ UDゴシック"/>
                 <w:b/>
                 <w:bCs/>
                 <w:color w:val="1F2330"/>
@@ -148,7 +148,7 @@
             </w:pPr>
             <w:r>
               <w:rPr>
-                <w:rFonts w:ascii="BIZ UDPゴシック" w:hAnsi="BIZ UDPゴシック" w:eastAsia="BIZ UDPゴシック" w:cs="BIZ UDPゴシック"/>
+                <w:rFonts w:ascii="BIZ UDゴシック" w:hAnsi="BIZ UDゴシック" w:eastAsia="BIZ UDゴシック" w:cs="BIZ UDゴシック"/>
                 <w:b/>
                 <w:bCs/>
                 <w:color w:val="1F2330"/>
@@ -176,7 +176,7 @@
             </w:pPr>
             <w:r>
               <w:rPr>
-                <w:rFonts w:ascii="BIZ UDPゴシック" w:hAnsi="BIZ UDPゴシック" w:eastAsia="BIZ UDPゴシック" w:cs="BIZ UDPゴシック"/>
+                <w:rFonts w:ascii="BIZ UDゴシック" w:hAnsi="BIZ UDゴシック" w:eastAsia="BIZ UDゴシック" w:cs="BIZ UDゴシック"/>
                 <w:color w:val="1F2330"/>
                 <w:sz w:val="20"/>
                 <w:szCs w:val="20"/>
@@ -193,7 +193,7 @@
       </w:pPr>
       <w:r>
         <w:rPr>
-          <w:rFonts w:ascii="BIZ UDPゴシック" w:hAnsi="BIZ UDPゴシック" w:eastAsia="BIZ UDPゴシック" w:cs="BIZ UDPゴシック"/>
+          <w:rFonts w:ascii="BIZ UDゴシック" w:hAnsi="BIZ UDゴシック" w:eastAsia="BIZ UDゴシック" w:cs="BIZ UDゴシック"/>
           <w:color w:val="1F2330"/>
           <w:sz w:val="20"/>
           <w:szCs w:val="20"/>
@@ -207,7 +207,7 @@
       </w:pPr>
       <w:r>
         <w:rPr>
-          <w:rFonts w:ascii="BIZ UDPゴシック" w:hAnsi="BIZ UDPゴシック" w:eastAsia="BIZ UDPゴシック" w:cs="BIZ UDPゴシック"/>
+          <w:rFonts w:ascii="BIZ UDゴシック" w:hAnsi="BIZ UDゴシック" w:eastAsia="BIZ UDゴシック" w:cs="BIZ UDゴシック"/>
           <w:b/>
           <w:bCs/>
           <w:color w:val="1F2330"/>
@@ -218,7 +218,7 @@
       </w:r>
       <w:r>
         <w:rPr>
-          <w:rFonts w:ascii="BIZ UDPゴシック" w:hAnsi="BIZ UDPゴシック" w:eastAsia="BIZ UDPゴシック" w:cs="BIZ UDPゴシック"/>
+          <w:rFonts w:ascii="BIZ UDゴシック" w:hAnsi="BIZ UDゴシック" w:eastAsia="BIZ UDゴシック" w:cs="BIZ UDゴシック"/>
           <w:color w:val="1F2330"/>
           <w:sz w:val="20"/>
           <w:szCs w:val="20"/>
@@ -249,12 +249,12 @@
       </w:tblPr>
       <w:tblGrid>
         <w:gridCol w:w="396"/>
-        <w:gridCol w:w="5103"/>
-        <w:gridCol w:w="878"/>
-        <w:gridCol w:w="878"/>
-        <w:gridCol w:w="878"/>
-        <w:gridCol w:w="878"/>
-        <w:gridCol w:w="1190"/>
+        <w:gridCol w:w="5528"/>
+        <w:gridCol w:w="793"/>
+        <w:gridCol w:w="793"/>
+        <w:gridCol w:w="793"/>
+        <w:gridCol w:w="793"/>
+        <w:gridCol w:w="1105"/>
       </w:tblGrid>
       <w:tr>
         <w:trPr>
@@ -263,20 +263,19 @@
         </w:trPr>
         <w:tc>
           <w:tcPr>
-            <w:tcW w:type="dxa" w:w="5499"/>
+            <w:tcW w:type="dxa" w:w="5925"/>
             <w:gridSpan w:val="2"/>
             <w:shd w:val="clear" w:color="auto" w:fill="E7E9F5"/>
             <w:vAlign w:val="center"/>
           </w:tcPr>
           <w:p>
             <w:pPr>
-              <w:keepNext/>
               <w:spacing w:after="0" w:before="0" w:line="262" w:lineRule="exact"/>
               <w:jc w:val="center"/>
             </w:pPr>
             <w:r>
               <w:rPr>
-                <w:rFonts w:ascii="BIZ UDPゴシック" w:hAnsi="BIZ UDPゴシック" w:eastAsia="BIZ UDPゴシック" w:cs="BIZ UDPゴシック"/>
+                <w:rFonts w:ascii="BIZ UDゴシック" w:hAnsi="BIZ UDゴシック" w:eastAsia="BIZ UDゴシック" w:cs="BIZ UDゴシック"/>
                 <w:b/>
                 <w:bCs/>
                 <w:color w:val="0E1E45"/>
@@ -289,20 +288,19 @@
         </w:tc>
         <w:tc>
           <w:tcPr>
-            <w:tcW w:type="dxa" w:w="879"/>
+            <w:tcW w:type="dxa" w:w="794"/>
             <w:shd w:val="clear" w:color="auto" w:fill="E7E9F5"/>
             <w:vAlign w:val="center"/>
           </w:tcPr>
           <w:p>
             <w:pPr>
-              <w:keepNext/>
-              <w:spacing w:after="20"/>
+              <w:spacing w:after="20" w:line="240" w:lineRule="auto"/>
               <w:jc w:val="center"/>
             </w:pPr>
             <w:r>
               <w:drawing>
                 <wp:inline xmlns:a="http://schemas.openxmlformats.org/drawingml/2006/main" xmlns:pic="http://schemas.openxmlformats.org/drawingml/2006/picture">
-                  <wp:extent cx="288000" cy="288000"/>
+                  <wp:extent cx="251999" cy="251999"/>
                   <wp:docPr id="1" name="Picture 1"/>
                   <wp:cNvGraphicFramePr>
                     <a:graphicFrameLocks noChangeAspect="1"/>
@@ -323,7 +321,7 @@
                         <pic:spPr>
                           <a:xfrm>
                             <a:off x="0" y="0"/>
-                            <a:ext cx="288000" cy="288000"/>
+                            <a:ext cx="251999" cy="251999"/>
                           </a:xfrm>
                           <a:prstGeom prst="rect"/>
                         </pic:spPr>
@@ -336,13 +334,12 @@
           </w:p>
           <w:p>
             <w:pPr>
-              <w:keepNext/>
               <w:spacing w:after="0" w:before="0" w:line="188" w:lineRule="exact"/>
               <w:jc w:val="center"/>
             </w:pPr>
             <w:r>
               <w:rPr>
-                <w:rFonts w:ascii="BIZ UDPゴシック" w:hAnsi="BIZ UDPゴシック" w:eastAsia="BIZ UDPゴシック" w:cs="BIZ UDPゴシック"/>
+                <w:rFonts w:ascii="BIZ UDゴシック" w:hAnsi="BIZ UDゴシック" w:eastAsia="BIZ UDゴシック" w:cs="BIZ UDゴシック"/>
                 <w:b/>
                 <w:bCs/>
                 <w:color w:val="0E1E45"/>
@@ -354,13 +351,12 @@
           </w:p>
           <w:p>
             <w:pPr>
-              <w:keepNext/>
               <w:spacing w:after="0" w:before="0" w:line="188" w:lineRule="exact"/>
               <w:jc w:val="center"/>
             </w:pPr>
             <w:r>
               <w:rPr>
-                <w:rFonts w:ascii="BIZ UDPゴシック" w:hAnsi="BIZ UDPゴシック" w:eastAsia="BIZ UDPゴシック" w:cs="BIZ UDPゴシック"/>
+                <w:rFonts w:ascii="BIZ UDゴシック" w:hAnsi="BIZ UDゴシック" w:eastAsia="BIZ UDゴシック" w:cs="BIZ UDゴシック"/>
                 <w:b/>
                 <w:bCs/>
                 <w:color w:val="0E1E45"/>
@@ -373,20 +369,19 @@
         </w:tc>
         <w:tc>
           <w:tcPr>
-            <w:tcW w:type="dxa" w:w="879"/>
+            <w:tcW w:type="dxa" w:w="794"/>
             <w:shd w:val="clear" w:color="auto" w:fill="E7E9F5"/>
             <w:vAlign w:val="center"/>
           </w:tcPr>
           <w:p>
             <w:pPr>
-              <w:keepNext/>
-              <w:spacing w:after="20"/>
+              <w:spacing w:after="20" w:line="240" w:lineRule="auto"/>
               <w:jc w:val="center"/>
             </w:pPr>
             <w:r>
               <w:drawing>
                 <wp:inline xmlns:a="http://schemas.openxmlformats.org/drawingml/2006/main" xmlns:pic="http://schemas.openxmlformats.org/drawingml/2006/picture">
-                  <wp:extent cx="288000" cy="288000"/>
+                  <wp:extent cx="251999" cy="251999"/>
                   <wp:docPr id="2" name="Picture 2"/>
                   <wp:cNvGraphicFramePr>
                     <a:graphicFrameLocks noChangeAspect="1"/>
@@ -407,7 +402,7 @@
                         <pic:spPr>
                           <a:xfrm>
                             <a:off x="0" y="0"/>
-                            <a:ext cx="288000" cy="288000"/>
+                            <a:ext cx="251999" cy="251999"/>
                           </a:xfrm>
                           <a:prstGeom prst="rect"/>
                         </pic:spPr>
@@ -420,13 +415,12 @@
           </w:p>
           <w:p>
             <w:pPr>
-              <w:keepNext/>
               <w:spacing w:after="0" w:before="0" w:line="188" w:lineRule="exact"/>
               <w:jc w:val="center"/>
             </w:pPr>
             <w:r>
               <w:rPr>
-                <w:rFonts w:ascii="BIZ UDPゴシック" w:hAnsi="BIZ UDPゴシック" w:eastAsia="BIZ UDPゴシック" w:cs="BIZ UDPゴシック"/>
+                <w:rFonts w:ascii="BIZ UDゴシック" w:hAnsi="BIZ UDゴシック" w:eastAsia="BIZ UDゴシック" w:cs="BIZ UDゴシック"/>
                 <w:b/>
                 <w:bCs/>
                 <w:color w:val="0E1E45"/>
@@ -438,13 +432,12 @@
           </w:p>
           <w:p>
             <w:pPr>
-              <w:keepNext/>
               <w:spacing w:after="0" w:before="0" w:line="188" w:lineRule="exact"/>
               <w:jc w:val="center"/>
             </w:pPr>
             <w:r>
               <w:rPr>
-                <w:rFonts w:ascii="BIZ UDPゴシック" w:hAnsi="BIZ UDPゴシック" w:eastAsia="BIZ UDPゴシック" w:cs="BIZ UDPゴシック"/>
+                <w:rFonts w:ascii="BIZ UDゴシック" w:hAnsi="BIZ UDゴシック" w:eastAsia="BIZ UDゴシック" w:cs="BIZ UDゴシック"/>
                 <w:b/>
                 <w:bCs/>
                 <w:color w:val="0E1E45"/>
@@ -457,20 +450,19 @@
         </w:tc>
         <w:tc>
           <w:tcPr>
-            <w:tcW w:type="dxa" w:w="879"/>
+            <w:tcW w:type="dxa" w:w="794"/>
             <w:shd w:val="clear" w:color="auto" w:fill="E7E9F5"/>
             <w:vAlign w:val="center"/>
           </w:tcPr>
           <w:p>
             <w:pPr>
-              <w:keepNext/>
-              <w:spacing w:after="20"/>
+              <w:spacing w:after="20" w:line="240" w:lineRule="auto"/>
               <w:jc w:val="center"/>
             </w:pPr>
             <w:r>
               <w:drawing>
                 <wp:inline xmlns:a="http://schemas.openxmlformats.org/drawingml/2006/main" xmlns:pic="http://schemas.openxmlformats.org/drawingml/2006/picture">
-                  <wp:extent cx="288000" cy="288000"/>
+                  <wp:extent cx="251999" cy="251999"/>
                   <wp:docPr id="3" name="Picture 3"/>
                   <wp:cNvGraphicFramePr>
                     <a:graphicFrameLocks noChangeAspect="1"/>
@@ -491,7 +483,7 @@
                         <pic:spPr>
                           <a:xfrm>
                             <a:off x="0" y="0"/>
-                            <a:ext cx="288000" cy="288000"/>
+                            <a:ext cx="251999" cy="251999"/>
                           </a:xfrm>
                           <a:prstGeom prst="rect"/>
                         </pic:spPr>
@@ -504,31 +496,29 @@
           </w:p>
           <w:p>
             <w:pPr>
-              <w:keepNext/>
               <w:spacing w:after="0" w:before="0" w:line="188" w:lineRule="exact"/>
               <w:jc w:val="center"/>
             </w:pPr>
             <w:r>
               <w:rPr>
-                <w:rFonts w:ascii="BIZ UDPゴシック" w:hAnsi="BIZ UDPゴシック" w:eastAsia="BIZ UDPゴシック" w:cs="BIZ UDPゴシック"/>
+                <w:rFonts w:ascii="BIZ UDゴシック" w:hAnsi="BIZ UDゴシック" w:eastAsia="BIZ UDゴシック" w:cs="BIZ UDゴシック"/>
                 <w:b/>
                 <w:bCs/>
                 <w:color w:val="0E1E45"/>
                 <w:sz w:val="15"/>
                 <w:szCs w:val="15"/>
               </w:rPr>
-              <w:t xml:space="preserve">あまりそう</w:t>
+              <w:t xml:space="preserve">あまり</w:t>
             </w:r>
           </w:p>
           <w:p>
             <w:pPr>
-              <w:keepNext/>
               <w:spacing w:after="0" w:before="0" w:line="188" w:lineRule="exact"/>
               <w:jc w:val="center"/>
             </w:pPr>
             <w:r>
               <w:rPr>
-                <w:rFonts w:ascii="BIZ UDPゴシック" w:hAnsi="BIZ UDPゴシック" w:eastAsia="BIZ UDPゴシック" w:cs="BIZ UDPゴシック"/>
+                <w:rFonts w:ascii="BIZ UDゴシック" w:hAnsi="BIZ UDゴシック" w:eastAsia="BIZ UDゴシック" w:cs="BIZ UDゴシック"/>
                 <w:b/>
                 <w:bCs/>
                 <w:color w:val="0E1E45"/>
@@ -541,20 +531,19 @@
         </w:tc>
         <w:tc>
           <w:tcPr>
-            <w:tcW w:type="dxa" w:w="879"/>
+            <w:tcW w:type="dxa" w:w="794"/>
             <w:shd w:val="clear" w:color="auto" w:fill="E7E9F5"/>
             <w:vAlign w:val="center"/>
           </w:tcPr>
           <w:p>
             <w:pPr>
-              <w:keepNext/>
-              <w:spacing w:after="20"/>
+              <w:spacing w:after="20" w:line="240" w:lineRule="auto"/>
               <w:jc w:val="center"/>
             </w:pPr>
             <w:r>
               <w:drawing>
                 <wp:inline xmlns:a="http://schemas.openxmlformats.org/drawingml/2006/main" xmlns:pic="http://schemas.openxmlformats.org/drawingml/2006/picture">
-                  <wp:extent cx="288000" cy="288000"/>
+                  <wp:extent cx="251999" cy="251999"/>
                   <wp:docPr id="4" name="Picture 4"/>
                   <wp:cNvGraphicFramePr>
                     <a:graphicFrameLocks noChangeAspect="1"/>
@@ -575,7 +564,7 @@
                         <pic:spPr>
                           <a:xfrm>
                             <a:off x="0" y="0"/>
-                            <a:ext cx="288000" cy="288000"/>
+                            <a:ext cx="251999" cy="251999"/>
                           </a:xfrm>
                           <a:prstGeom prst="rect"/>
                         </pic:spPr>
@@ -588,13 +577,12 @@
           </w:p>
           <w:p>
             <w:pPr>
-              <w:keepNext/>
               <w:spacing w:after="0" w:before="0" w:line="188" w:lineRule="exact"/>
               <w:jc w:val="center"/>
             </w:pPr>
             <w:r>
               <w:rPr>
-                <w:rFonts w:ascii="BIZ UDPゴシック" w:hAnsi="BIZ UDPゴシック" w:eastAsia="BIZ UDPゴシック" w:cs="BIZ UDPゴシック"/>
+                <w:rFonts w:ascii="BIZ UDゴシック" w:hAnsi="BIZ UDゴシック" w:eastAsia="BIZ UDゴシック" w:cs="BIZ UDゴシック"/>
                 <w:b/>
                 <w:bCs/>
                 <w:color w:val="0E1E45"/>
@@ -606,13 +594,12 @@
           </w:p>
           <w:p>
             <w:pPr>
-              <w:keepNext/>
               <w:spacing w:after="0" w:before="0" w:line="188" w:lineRule="exact"/>
               <w:jc w:val="center"/>
             </w:pPr>
             <w:r>
               <w:rPr>
-                <w:rFonts w:ascii="BIZ UDPゴシック" w:hAnsi="BIZ UDPゴシック" w:eastAsia="BIZ UDPゴシック" w:cs="BIZ UDPゴシック"/>
+                <w:rFonts w:ascii="BIZ UDゴシック" w:hAnsi="BIZ UDゴシック" w:eastAsia="BIZ UDゴシック" w:cs="BIZ UDゴシック"/>
                 <w:b/>
                 <w:bCs/>
                 <w:color w:val="0E1E45"/>
@@ -625,20 +612,19 @@
         </w:tc>
         <w:tc>
           <w:tcPr>
-            <w:tcW w:type="dxa" w:w="1191"/>
+            <w:tcW w:type="dxa" w:w="1106"/>
             <w:shd w:val="clear" w:color="auto" w:fill="E7E9F5"/>
             <w:vAlign w:val="center"/>
           </w:tcPr>
           <w:p>
             <w:pPr>
-              <w:keepNext/>
-              <w:spacing w:after="20"/>
+              <w:spacing w:after="20" w:line="240" w:lineRule="auto"/>
               <w:jc w:val="center"/>
             </w:pPr>
             <w:r>
               <w:drawing>
                 <wp:inline xmlns:a="http://schemas.openxmlformats.org/drawingml/2006/main" xmlns:pic="http://schemas.openxmlformats.org/drawingml/2006/picture">
-                  <wp:extent cx="288000" cy="288000"/>
+                  <wp:extent cx="251999" cy="251999"/>
                   <wp:docPr id="5" name="Picture 5"/>
                   <wp:cNvGraphicFramePr>
                     <a:graphicFrameLocks noChangeAspect="1"/>
@@ -659,7 +645,7 @@
                         <pic:spPr>
                           <a:xfrm>
                             <a:off x="0" y="0"/>
-                            <a:ext cx="288000" cy="288000"/>
+                            <a:ext cx="251999" cy="251999"/>
                           </a:xfrm>
                           <a:prstGeom prst="rect"/>
                         </pic:spPr>
@@ -672,13 +658,12 @@
           </w:p>
           <w:p>
             <w:pPr>
-              <w:keepNext/>
               <w:spacing w:after="0" w:before="0" w:line="188" w:lineRule="exact"/>
               <w:jc w:val="center"/>
             </w:pPr>
             <w:r>
               <w:rPr>
-                <w:rFonts w:ascii="BIZ UDPゴシック" w:hAnsi="BIZ UDPゴシック" w:eastAsia="BIZ UDPゴシック" w:cs="BIZ UDPゴシック"/>
+                <w:rFonts w:ascii="BIZ UDゴシック" w:hAnsi="BIZ UDゴシック" w:eastAsia="BIZ UDゴシック" w:cs="BIZ UDゴシック"/>
                 <w:b/>
                 <w:bCs/>
                 <w:color w:val="5A6070"/>
@@ -690,13 +675,12 @@
           </w:p>
           <w:p>
             <w:pPr>
-              <w:keepNext/>
               <w:spacing w:after="0" w:before="0" w:line="188" w:lineRule="exact"/>
               <w:jc w:val="center"/>
             </w:pPr>
             <w:r>
               <w:rPr>
-                <w:rFonts w:ascii="BIZ UDPゴシック" w:hAnsi="BIZ UDPゴシック" w:eastAsia="BIZ UDPゴシック" w:cs="BIZ UDPゴシック"/>
+                <w:rFonts w:ascii="BIZ UDゴシック" w:hAnsi="BIZ UDゴシック" w:eastAsia="BIZ UDゴシック" w:cs="BIZ UDゴシック"/>
                 <w:b/>
                 <w:bCs/>
                 <w:color w:val="5A6070"/>
@@ -710,24 +694,23 @@
       </w:tr>
       <w:tr>
         <w:trPr>
-          <w:trHeight w:val="283" w:hRule="atLeast"/>
+          <w:trHeight w:val="255" w:hRule="atLeast"/>
           <w:cantSplit/>
         </w:trPr>
         <w:tc>
           <w:tcPr>
-            <w:tcW w:type="dxa" w:w="10206"/>
+            <w:tcW w:type="dxa" w:w="10207"/>
             <w:gridSpan w:val="7"/>
             <w:shd w:val="clear" w:color="auto" w:fill="F4F5FB"/>
             <w:vAlign w:val="center"/>
           </w:tcPr>
           <w:p>
             <w:pPr>
-              <w:keepNext/>
               <w:spacing w:after="0" w:before="0" w:line="250" w:lineRule="exact"/>
             </w:pPr>
             <w:r>
               <w:rPr>
-                <w:rFonts w:ascii="BIZ UDPゴシック" w:hAnsi="BIZ UDPゴシック" w:eastAsia="BIZ UDPゴシック" w:cs="BIZ UDPゴシック"/>
+                <w:rFonts w:ascii="BIZ UDゴシック" w:hAnsi="BIZ UDゴシック" w:eastAsia="BIZ UDゴシック" w:cs="BIZ UDゴシック"/>
                 <w:b/>
                 <w:bCs/>
                 <w:color w:val="0E1E45"/>
@@ -741,7 +724,7 @@
       </w:tr>
       <w:tr>
         <w:trPr>
-          <w:trHeight w:val="408" w:hRule="atLeast"/>
+          <w:trHeight w:val="351" w:hRule="atLeast"/>
           <w:cantSplit/>
         </w:trPr>
         <w:tc>
@@ -751,13 +734,12 @@
           </w:tcPr>
           <w:p>
             <w:pPr>
-              <w:keepNext/>
               <w:spacing w:after="0" w:before="0" w:line="250" w:lineRule="exact"/>
               <w:jc w:val="center"/>
             </w:pPr>
             <w:r>
               <w:rPr>
-                <w:rFonts w:ascii="BIZ UDPゴシック" w:hAnsi="BIZ UDPゴシック" w:eastAsia="BIZ UDPゴシック" w:cs="BIZ UDPゴシック"/>
+                <w:rFonts w:ascii="BIZ UDゴシック" w:hAnsi="BIZ UDゴシック" w:eastAsia="BIZ UDゴシック" w:cs="BIZ UDゴシック"/>
                 <w:b/>
                 <w:bCs/>
                 <w:color w:val="1F2330"/>
@@ -770,17 +752,16 @@
         </w:tc>
         <w:tc>
           <w:tcPr>
-            <w:tcW w:type="dxa" w:w="5102"/>
+            <w:tcW w:type="dxa" w:w="5528"/>
             <w:vAlign w:val="center"/>
           </w:tcPr>
           <w:p>
             <w:pPr>
-              <w:keepNext/>
               <w:spacing w:after="0" w:before="0" w:line="262" w:lineRule="exact"/>
             </w:pPr>
             <w:r>
               <w:rPr>
-                <w:rFonts w:ascii="BIZ UDPゴシック" w:hAnsi="BIZ UDPゴシック" w:eastAsia="BIZ UDPゴシック" w:cs="BIZ UDPゴシック"/>
+                <w:rFonts w:ascii="BIZ UDゴシック" w:hAnsi="BIZ UDゴシック" w:eastAsia="BIZ UDゴシック" w:cs="BIZ UDゴシック"/>
                 <w:color w:val="1F2330"/>
                 <w:sz w:val="21"/>
                 <w:szCs w:val="21"/>
@@ -791,64 +772,44 @@
         </w:tc>
         <w:tc>
           <w:tcPr>
-            <w:tcW w:type="dxa" w:w="879"/>
+            <w:tcW w:type="dxa" w:w="794"/>
             <w:vAlign w:val="center"/>
           </w:tcPr>
-          <w:p>
-            <w:pPr>
-              <w:keepNext/>
-            </w:pPr>
-          </w:p>
+          <w:p/>
         </w:tc>
         <w:tc>
           <w:tcPr>
-            <w:tcW w:type="dxa" w:w="879"/>
+            <w:tcW w:type="dxa" w:w="794"/>
             <w:vAlign w:val="center"/>
           </w:tcPr>
-          <w:p>
-            <w:pPr>
-              <w:keepNext/>
-            </w:pPr>
-          </w:p>
+          <w:p/>
         </w:tc>
         <w:tc>
           <w:tcPr>
-            <w:tcW w:type="dxa" w:w="879"/>
+            <w:tcW w:type="dxa" w:w="794"/>
             <w:vAlign w:val="center"/>
           </w:tcPr>
-          <w:p>
-            <w:pPr>
-              <w:keepNext/>
-            </w:pPr>
-          </w:p>
+          <w:p/>
         </w:tc>
         <w:tc>
           <w:tcPr>
-            <w:tcW w:type="dxa" w:w="879"/>
+            <w:tcW w:type="dxa" w:w="794"/>
             <w:vAlign w:val="center"/>
           </w:tcPr>
-          <w:p>
-            <w:pPr>
-              <w:keepNext/>
-            </w:pPr>
-          </w:p>
+          <w:p/>
         </w:tc>
         <w:tc>
           <w:tcPr>
-            <w:tcW w:type="dxa" w:w="1191"/>
+            <w:tcW w:type="dxa" w:w="1106"/>
             <w:shd w:val="clear" w:color="auto" w:fill="F7F8FC"/>
             <w:vAlign w:val="center"/>
           </w:tcPr>
-          <w:p>
-            <w:pPr>
-              <w:keepNext/>
-            </w:pPr>
-          </w:p>
+          <w:p/>
         </w:tc>
       </w:tr>
       <w:tr>
         <w:trPr>
-          <w:trHeight w:val="408" w:hRule="atLeast"/>
+          <w:trHeight w:val="351" w:hRule="atLeast"/>
           <w:cantSplit/>
         </w:trPr>
         <w:tc>
@@ -858,13 +819,12 @@
           </w:tcPr>
           <w:p>
             <w:pPr>
-              <w:keepNext/>
               <w:spacing w:after="0" w:before="0" w:line="250" w:lineRule="exact"/>
               <w:jc w:val="center"/>
             </w:pPr>
             <w:r>
               <w:rPr>
-                <w:rFonts w:ascii="BIZ UDPゴシック" w:hAnsi="BIZ UDPゴシック" w:eastAsia="BIZ UDPゴシック" w:cs="BIZ UDPゴシック"/>
+                <w:rFonts w:ascii="BIZ UDゴシック" w:hAnsi="BIZ UDゴシック" w:eastAsia="BIZ UDゴシック" w:cs="BIZ UDゴシック"/>
                 <w:b/>
                 <w:bCs/>
                 <w:color w:val="1F2330"/>
@@ -877,17 +837,16 @@
         </w:tc>
         <w:tc>
           <w:tcPr>
-            <w:tcW w:type="dxa" w:w="5102"/>
+            <w:tcW w:type="dxa" w:w="5528"/>
             <w:vAlign w:val="center"/>
           </w:tcPr>
           <w:p>
             <w:pPr>
-              <w:keepNext/>
               <w:spacing w:after="0" w:before="0" w:line="262" w:lineRule="exact"/>
             </w:pPr>
             <w:r>
               <w:rPr>
-                <w:rFonts w:ascii="BIZ UDPゴシック" w:hAnsi="BIZ UDPゴシック" w:eastAsia="BIZ UDPゴシック" w:cs="BIZ UDPゴシック"/>
+                <w:rFonts w:ascii="BIZ UDゴシック" w:hAnsi="BIZ UDゴシック" w:eastAsia="BIZ UDゴシック" w:cs="BIZ UDゴシック"/>
                 <w:color w:val="1F2330"/>
                 <w:sz w:val="21"/>
                 <w:szCs w:val="21"/>
@@ -898,64 +857,44 @@
         </w:tc>
         <w:tc>
           <w:tcPr>
-            <w:tcW w:type="dxa" w:w="879"/>
+            <w:tcW w:type="dxa" w:w="794"/>
             <w:vAlign w:val="center"/>
           </w:tcPr>
-          <w:p>
-            <w:pPr>
-              <w:keepNext/>
-            </w:pPr>
-          </w:p>
+          <w:p/>
         </w:tc>
         <w:tc>
           <w:tcPr>
-            <w:tcW w:type="dxa" w:w="879"/>
+            <w:tcW w:type="dxa" w:w="794"/>
             <w:vAlign w:val="center"/>
           </w:tcPr>
-          <w:p>
-            <w:pPr>
-              <w:keepNext/>
-            </w:pPr>
-          </w:p>
+          <w:p/>
         </w:tc>
         <w:tc>
           <w:tcPr>
-            <w:tcW w:type="dxa" w:w="879"/>
+            <w:tcW w:type="dxa" w:w="794"/>
             <w:vAlign w:val="center"/>
           </w:tcPr>
-          <w:p>
-            <w:pPr>
-              <w:keepNext/>
-            </w:pPr>
-          </w:p>
+          <w:p/>
         </w:tc>
         <w:tc>
           <w:tcPr>
-            <w:tcW w:type="dxa" w:w="879"/>
+            <w:tcW w:type="dxa" w:w="794"/>
             <w:vAlign w:val="center"/>
           </w:tcPr>
-          <w:p>
-            <w:pPr>
-              <w:keepNext/>
-            </w:pPr>
-          </w:p>
+          <w:p/>
         </w:tc>
         <w:tc>
           <w:tcPr>
-            <w:tcW w:type="dxa" w:w="1191"/>
+            <w:tcW w:type="dxa" w:w="1106"/>
             <w:shd w:val="clear" w:color="auto" w:fill="F7F8FC"/>
             <w:vAlign w:val="center"/>
           </w:tcPr>
-          <w:p>
-            <w:pPr>
-              <w:keepNext/>
-            </w:pPr>
-          </w:p>
+          <w:p/>
         </w:tc>
       </w:tr>
       <w:tr>
         <w:trPr>
-          <w:trHeight w:val="408" w:hRule="atLeast"/>
+          <w:trHeight w:val="351" w:hRule="atLeast"/>
           <w:cantSplit/>
         </w:trPr>
         <w:tc>
@@ -965,13 +904,12 @@
           </w:tcPr>
           <w:p>
             <w:pPr>
-              <w:keepNext/>
               <w:spacing w:after="0" w:before="0" w:line="250" w:lineRule="exact"/>
               <w:jc w:val="center"/>
             </w:pPr>
             <w:r>
               <w:rPr>
-                <w:rFonts w:ascii="BIZ UDPゴシック" w:hAnsi="BIZ UDPゴシック" w:eastAsia="BIZ UDPゴシック" w:cs="BIZ UDPゴシック"/>
+                <w:rFonts w:ascii="BIZ UDゴシック" w:hAnsi="BIZ UDゴシック" w:eastAsia="BIZ UDゴシック" w:cs="BIZ UDゴシック"/>
                 <w:b/>
                 <w:bCs/>
                 <w:color w:val="1F2330"/>
@@ -984,17 +922,16 @@
         </w:tc>
         <w:tc>
           <w:tcPr>
-            <w:tcW w:type="dxa" w:w="5102"/>
+            <w:tcW w:type="dxa" w:w="5528"/>
             <w:vAlign w:val="center"/>
           </w:tcPr>
           <w:p>
             <w:pPr>
-              <w:keepNext/>
               <w:spacing w:after="0" w:before="0" w:line="262" w:lineRule="exact"/>
             </w:pPr>
             <w:r>
               <w:rPr>
-                <w:rFonts w:ascii="BIZ UDPゴシック" w:hAnsi="BIZ UDPゴシック" w:eastAsia="BIZ UDPゴシック" w:cs="BIZ UDPゴシック"/>
+                <w:rFonts w:ascii="BIZ UDゴシック" w:hAnsi="BIZ UDゴシック" w:eastAsia="BIZ UDゴシック" w:cs="BIZ UDゴシック"/>
                 <w:color w:val="1F2330"/>
                 <w:sz w:val="21"/>
                 <w:szCs w:val="21"/>
@@ -1005,64 +942,44 @@
         </w:tc>
         <w:tc>
           <w:tcPr>
-            <w:tcW w:type="dxa" w:w="879"/>
+            <w:tcW w:type="dxa" w:w="794"/>
             <w:vAlign w:val="center"/>
           </w:tcPr>
-          <w:p>
-            <w:pPr>
-              <w:keepNext/>
-            </w:pPr>
-          </w:p>
+          <w:p/>
         </w:tc>
         <w:tc>
           <w:tcPr>
-            <w:tcW w:type="dxa" w:w="879"/>
+            <w:tcW w:type="dxa" w:w="794"/>
             <w:vAlign w:val="center"/>
           </w:tcPr>
-          <w:p>
-            <w:pPr>
-              <w:keepNext/>
-            </w:pPr>
-          </w:p>
+          <w:p/>
         </w:tc>
         <w:tc>
           <w:tcPr>
-            <w:tcW w:type="dxa" w:w="879"/>
+            <w:tcW w:type="dxa" w:w="794"/>
             <w:vAlign w:val="center"/>
           </w:tcPr>
-          <w:p>
-            <w:pPr>
-              <w:keepNext/>
-            </w:pPr>
-          </w:p>
+          <w:p/>
         </w:tc>
         <w:tc>
           <w:tcPr>
-            <w:tcW w:type="dxa" w:w="879"/>
+            <w:tcW w:type="dxa" w:w="794"/>
             <w:vAlign w:val="center"/>
           </w:tcPr>
-          <w:p>
-            <w:pPr>
-              <w:keepNext/>
-            </w:pPr>
-          </w:p>
+          <w:p/>
         </w:tc>
         <w:tc>
           <w:tcPr>
-            <w:tcW w:type="dxa" w:w="1191"/>
+            <w:tcW w:type="dxa" w:w="1106"/>
             <w:shd w:val="clear" w:color="auto" w:fill="F7F8FC"/>
             <w:vAlign w:val="center"/>
           </w:tcPr>
-          <w:p>
-            <w:pPr>
-              <w:keepNext/>
-            </w:pPr>
-          </w:p>
+          <w:p/>
         </w:tc>
       </w:tr>
       <w:tr>
         <w:trPr>
-          <w:trHeight w:val="408" w:hRule="atLeast"/>
+          <w:trHeight w:val="351" w:hRule="atLeast"/>
           <w:cantSplit/>
         </w:trPr>
         <w:tc>
@@ -1072,13 +989,12 @@
           </w:tcPr>
           <w:p>
             <w:pPr>
-              <w:keepNext/>
               <w:spacing w:after="0" w:before="0" w:line="250" w:lineRule="exact"/>
               <w:jc w:val="center"/>
             </w:pPr>
             <w:r>
               <w:rPr>
-                <w:rFonts w:ascii="BIZ UDPゴシック" w:hAnsi="BIZ UDPゴシック" w:eastAsia="BIZ UDPゴシック" w:cs="BIZ UDPゴシック"/>
+                <w:rFonts w:ascii="BIZ UDゴシック" w:hAnsi="BIZ UDゴシック" w:eastAsia="BIZ UDゴシック" w:cs="BIZ UDゴシック"/>
                 <w:b/>
                 <w:bCs/>
                 <w:color w:val="1F2330"/>
@@ -1091,17 +1007,16 @@
         </w:tc>
         <w:tc>
           <w:tcPr>
-            <w:tcW w:type="dxa" w:w="5102"/>
+            <w:tcW w:type="dxa" w:w="5528"/>
             <w:vAlign w:val="center"/>
           </w:tcPr>
           <w:p>
             <w:pPr>
-              <w:keepNext/>
               <w:spacing w:after="0" w:before="0" w:line="262" w:lineRule="exact"/>
             </w:pPr>
             <w:r>
               <w:rPr>
-                <w:rFonts w:ascii="BIZ UDPゴシック" w:hAnsi="BIZ UDPゴシック" w:eastAsia="BIZ UDPゴシック" w:cs="BIZ UDPゴシック"/>
+                <w:rFonts w:ascii="BIZ UDゴシック" w:hAnsi="BIZ UDゴシック" w:eastAsia="BIZ UDゴシック" w:cs="BIZ UDゴシック"/>
                 <w:color w:val="1F2330"/>
                 <w:sz w:val="21"/>
                 <w:szCs w:val="21"/>
@@ -1112,81 +1027,60 @@
         </w:tc>
         <w:tc>
           <w:tcPr>
-            <w:tcW w:type="dxa" w:w="879"/>
+            <w:tcW w:type="dxa" w:w="794"/>
             <w:vAlign w:val="center"/>
           </w:tcPr>
-          <w:p>
-            <w:pPr>
-              <w:keepNext/>
-            </w:pPr>
-          </w:p>
+          <w:p/>
         </w:tc>
         <w:tc>
           <w:tcPr>
-            <w:tcW w:type="dxa" w:w="879"/>
+            <w:tcW w:type="dxa" w:w="794"/>
             <w:vAlign w:val="center"/>
           </w:tcPr>
-          <w:p>
-            <w:pPr>
-              <w:keepNext/>
-            </w:pPr>
-          </w:p>
+          <w:p/>
         </w:tc>
         <w:tc>
           <w:tcPr>
-            <w:tcW w:type="dxa" w:w="879"/>
+            <w:tcW w:type="dxa" w:w="794"/>
             <w:vAlign w:val="center"/>
           </w:tcPr>
-          <w:p>
-            <w:pPr>
-              <w:keepNext/>
-            </w:pPr>
-          </w:p>
+          <w:p/>
         </w:tc>
         <w:tc>
           <w:tcPr>
-            <w:tcW w:type="dxa" w:w="879"/>
+            <w:tcW w:type="dxa" w:w="794"/>
             <w:vAlign w:val="center"/>
           </w:tcPr>
-          <w:p>
-            <w:pPr>
-              <w:keepNext/>
-            </w:pPr>
-          </w:p>
+          <w:p/>
         </w:tc>
         <w:tc>
           <w:tcPr>
-            <w:tcW w:type="dxa" w:w="1191"/>
+            <w:tcW w:type="dxa" w:w="1106"/>
             <w:shd w:val="clear" w:color="auto" w:fill="F7F8FC"/>
             <w:vAlign w:val="center"/>
           </w:tcPr>
-          <w:p>
-            <w:pPr>
-              <w:keepNext/>
-            </w:pPr>
-          </w:p>
+          <w:p/>
         </w:tc>
       </w:tr>
       <w:tr>
         <w:trPr>
-          <w:trHeight w:val="283" w:hRule="atLeast"/>
+          <w:trHeight w:val="255" w:hRule="atLeast"/>
           <w:cantSplit/>
         </w:trPr>
         <w:tc>
           <w:tcPr>
-            <w:tcW w:type="dxa" w:w="10206"/>
+            <w:tcW w:type="dxa" w:w="10207"/>
             <w:gridSpan w:val="7"/>
             <w:shd w:val="clear" w:color="auto" w:fill="F4F5FB"/>
             <w:vAlign w:val="center"/>
           </w:tcPr>
           <w:p>
             <w:pPr>
-              <w:keepNext/>
               <w:spacing w:after="0" w:before="0" w:line="250" w:lineRule="exact"/>
             </w:pPr>
             <w:r>
               <w:rPr>
-                <w:rFonts w:ascii="BIZ UDPゴシック" w:hAnsi="BIZ UDPゴシック" w:eastAsia="BIZ UDPゴシック" w:cs="BIZ UDPゴシック"/>
+                <w:rFonts w:ascii="BIZ UDゴシック" w:hAnsi="BIZ UDゴシック" w:eastAsia="BIZ UDゴシック" w:cs="BIZ UDゴシック"/>
                 <w:b/>
                 <w:bCs/>
                 <w:color w:val="0E1E45"/>
@@ -1200,7 +1094,7 @@
       </w:tr>
       <w:tr>
         <w:trPr>
-          <w:trHeight w:val="408" w:hRule="atLeast"/>
+          <w:trHeight w:val="351" w:hRule="atLeast"/>
           <w:cantSplit/>
         </w:trPr>
         <w:tc>
@@ -1210,13 +1104,12 @@
           </w:tcPr>
           <w:p>
             <w:pPr>
-              <w:keepNext/>
               <w:spacing w:after="0" w:before="0" w:line="250" w:lineRule="exact"/>
               <w:jc w:val="center"/>
             </w:pPr>
             <w:r>
               <w:rPr>
-                <w:rFonts w:ascii="BIZ UDPゴシック" w:hAnsi="BIZ UDPゴシック" w:eastAsia="BIZ UDPゴシック" w:cs="BIZ UDPゴシック"/>
+                <w:rFonts w:ascii="BIZ UDゴシック" w:hAnsi="BIZ UDゴシック" w:eastAsia="BIZ UDゴシック" w:cs="BIZ UDゴシック"/>
                 <w:b/>
                 <w:bCs/>
                 <w:color w:val="1F2330"/>
@@ -1229,17 +1122,16 @@
         </w:tc>
         <w:tc>
           <w:tcPr>
-            <w:tcW w:type="dxa" w:w="5102"/>
+            <w:tcW w:type="dxa" w:w="5528"/>
             <w:vAlign w:val="center"/>
           </w:tcPr>
           <w:p>
             <w:pPr>
-              <w:keepNext/>
               <w:spacing w:after="0" w:before="0" w:line="262" w:lineRule="exact"/>
             </w:pPr>
             <w:r>
               <w:rPr>
-                <w:rFonts w:ascii="BIZ UDPゴシック" w:hAnsi="BIZ UDPゴシック" w:eastAsia="BIZ UDPゴシック" w:cs="BIZ UDPゴシック"/>
+                <w:rFonts w:ascii="BIZ UDゴシック" w:hAnsi="BIZ UDゴシック" w:eastAsia="BIZ UDゴシック" w:cs="BIZ UDゴシック"/>
                 <w:color w:val="1F2330"/>
                 <w:sz w:val="21"/>
                 <w:szCs w:val="21"/>
@@ -1250,64 +1142,44 @@
         </w:tc>
         <w:tc>
           <w:tcPr>
-            <w:tcW w:type="dxa" w:w="879"/>
+            <w:tcW w:type="dxa" w:w="794"/>
             <w:vAlign w:val="center"/>
           </w:tcPr>
-          <w:p>
-            <w:pPr>
-              <w:keepNext/>
-            </w:pPr>
-          </w:p>
+          <w:p/>
         </w:tc>
         <w:tc>
           <w:tcPr>
-            <w:tcW w:type="dxa" w:w="879"/>
+            <w:tcW w:type="dxa" w:w="794"/>
             <w:vAlign w:val="center"/>
           </w:tcPr>
-          <w:p>
-            <w:pPr>
-              <w:keepNext/>
-            </w:pPr>
-          </w:p>
+          <w:p/>
         </w:tc>
         <w:tc>
           <w:tcPr>
-            <w:tcW w:type="dxa" w:w="879"/>
+            <w:tcW w:type="dxa" w:w="794"/>
             <w:vAlign w:val="center"/>
           </w:tcPr>
-          <w:p>
-            <w:pPr>
-              <w:keepNext/>
-            </w:pPr>
-          </w:p>
+          <w:p/>
         </w:tc>
         <w:tc>
           <w:tcPr>
-            <w:tcW w:type="dxa" w:w="879"/>
+            <w:tcW w:type="dxa" w:w="794"/>
             <w:vAlign w:val="center"/>
           </w:tcPr>
-          <w:p>
-            <w:pPr>
-              <w:keepNext/>
-            </w:pPr>
-          </w:p>
+          <w:p/>
         </w:tc>
         <w:tc>
           <w:tcPr>
-            <w:tcW w:type="dxa" w:w="1191"/>
+            <w:tcW w:type="dxa" w:w="1106"/>
             <w:shd w:val="clear" w:color="auto" w:fill="F7F8FC"/>
             <w:vAlign w:val="center"/>
           </w:tcPr>
-          <w:p>
-            <w:pPr>
-              <w:keepNext/>
-            </w:pPr>
-          </w:p>
+          <w:p/>
         </w:tc>
       </w:tr>
       <w:tr>
         <w:trPr>
-          <w:trHeight w:val="408" w:hRule="atLeast"/>
+          <w:trHeight w:val="351" w:hRule="atLeast"/>
           <w:cantSplit/>
         </w:trPr>
         <w:tc>
@@ -1317,13 +1189,12 @@
           </w:tcPr>
           <w:p>
             <w:pPr>
-              <w:keepNext/>
               <w:spacing w:after="0" w:before="0" w:line="250" w:lineRule="exact"/>
               <w:jc w:val="center"/>
             </w:pPr>
             <w:r>
               <w:rPr>
-                <w:rFonts w:ascii="BIZ UDPゴシック" w:hAnsi="BIZ UDPゴシック" w:eastAsia="BIZ UDPゴシック" w:cs="BIZ UDPゴシック"/>
+                <w:rFonts w:ascii="BIZ UDゴシック" w:hAnsi="BIZ UDゴシック" w:eastAsia="BIZ UDゴシック" w:cs="BIZ UDゴシック"/>
                 <w:b/>
                 <w:bCs/>
                 <w:color w:val="1F2330"/>
@@ -1336,17 +1207,16 @@
         </w:tc>
         <w:tc>
           <w:tcPr>
-            <w:tcW w:type="dxa" w:w="5102"/>
+            <w:tcW w:type="dxa" w:w="5528"/>
             <w:vAlign w:val="center"/>
           </w:tcPr>
           <w:p>
             <w:pPr>
-              <w:keepNext/>
               <w:spacing w:after="0" w:before="0" w:line="262" w:lineRule="exact"/>
             </w:pPr>
             <w:r>
               <w:rPr>
-                <w:rFonts w:ascii="BIZ UDPゴシック" w:hAnsi="BIZ UDPゴシック" w:eastAsia="BIZ UDPゴシック" w:cs="BIZ UDPゴシック"/>
+                <w:rFonts w:ascii="BIZ UDゴシック" w:hAnsi="BIZ UDゴシック" w:eastAsia="BIZ UDゴシック" w:cs="BIZ UDゴシック"/>
                 <w:color w:val="1F2330"/>
                 <w:sz w:val="21"/>
                 <w:szCs w:val="21"/>
@@ -1357,64 +1227,44 @@
         </w:tc>
         <w:tc>
           <w:tcPr>
-            <w:tcW w:type="dxa" w:w="879"/>
+            <w:tcW w:type="dxa" w:w="794"/>
             <w:vAlign w:val="center"/>
           </w:tcPr>
-          <w:p>
-            <w:pPr>
-              <w:keepNext/>
-            </w:pPr>
-          </w:p>
+          <w:p/>
         </w:tc>
         <w:tc>
           <w:tcPr>
-            <w:tcW w:type="dxa" w:w="879"/>
+            <w:tcW w:type="dxa" w:w="794"/>
             <w:vAlign w:val="center"/>
           </w:tcPr>
-          <w:p>
-            <w:pPr>
-              <w:keepNext/>
-            </w:pPr>
-          </w:p>
+          <w:p/>
         </w:tc>
         <w:tc>
           <w:tcPr>
-            <w:tcW w:type="dxa" w:w="879"/>
+            <w:tcW w:type="dxa" w:w="794"/>
             <w:vAlign w:val="center"/>
           </w:tcPr>
-          <w:p>
-            <w:pPr>
-              <w:keepNext/>
-            </w:pPr>
-          </w:p>
+          <w:p/>
         </w:tc>
         <w:tc>
           <w:tcPr>
-            <w:tcW w:type="dxa" w:w="879"/>
+            <w:tcW w:type="dxa" w:w="794"/>
             <w:vAlign w:val="center"/>
           </w:tcPr>
-          <w:p>
-            <w:pPr>
-              <w:keepNext/>
-            </w:pPr>
-          </w:p>
+          <w:p/>
         </w:tc>
         <w:tc>
           <w:tcPr>
-            <w:tcW w:type="dxa" w:w="1191"/>
+            <w:tcW w:type="dxa" w:w="1106"/>
             <w:shd w:val="clear" w:color="auto" w:fill="F7F8FC"/>
             <w:vAlign w:val="center"/>
           </w:tcPr>
-          <w:p>
-            <w:pPr>
-              <w:keepNext/>
-            </w:pPr>
-          </w:p>
+          <w:p/>
         </w:tc>
       </w:tr>
       <w:tr>
         <w:trPr>
-          <w:trHeight w:val="408" w:hRule="atLeast"/>
+          <w:trHeight w:val="351" w:hRule="atLeast"/>
           <w:cantSplit/>
         </w:trPr>
         <w:tc>
@@ -1424,13 +1274,12 @@
           </w:tcPr>
           <w:p>
             <w:pPr>
-              <w:keepNext/>
               <w:spacing w:after="0" w:before="0" w:line="250" w:lineRule="exact"/>
               <w:jc w:val="center"/>
             </w:pPr>
             <w:r>
               <w:rPr>
-                <w:rFonts w:ascii="BIZ UDPゴシック" w:hAnsi="BIZ UDPゴシック" w:eastAsia="BIZ UDPゴシック" w:cs="BIZ UDPゴシック"/>
+                <w:rFonts w:ascii="BIZ UDゴシック" w:hAnsi="BIZ UDゴシック" w:eastAsia="BIZ UDゴシック" w:cs="BIZ UDゴシック"/>
                 <w:b/>
                 <w:bCs/>
                 <w:color w:val="1F2330"/>
@@ -1443,17 +1292,16 @@
         </w:tc>
         <w:tc>
           <w:tcPr>
-            <w:tcW w:type="dxa" w:w="5102"/>
+            <w:tcW w:type="dxa" w:w="5528"/>
             <w:vAlign w:val="center"/>
           </w:tcPr>
           <w:p>
             <w:pPr>
-              <w:keepNext/>
               <w:spacing w:after="0" w:before="0" w:line="382" w:lineRule="exact"/>
             </w:pPr>
             <w:r>
               <w:rPr>
-                <w:rFonts w:ascii="BIZ UDPゴシック" w:hAnsi="BIZ UDPゴシック" w:eastAsia="BIZ UDPゴシック" w:cs="BIZ UDPゴシック"/>
+                <w:rFonts w:ascii="BIZ UDゴシック" w:hAnsi="BIZ UDゴシック" w:eastAsia="BIZ UDゴシック" w:cs="BIZ UDゴシック"/>
                 <w:color w:val="1F2330"/>
                 <w:sz w:val="21"/>
                 <w:szCs w:val="21"/>
@@ -1472,7 +1320,7 @@
                 <w:rt>
                   <w:r>
                     <w:rPr>
-                      <w:rFonts w:ascii="BIZ UDPゴシック" w:hAnsi="BIZ UDPゴシック" w:eastAsia="BIZ UDPゴシック" w:cs="BIZ UDPゴシック"/>
+                      <w:rFonts w:ascii="BIZ UDゴシック" w:hAnsi="BIZ UDゴシック" w:eastAsia="BIZ UDゴシック" w:cs="BIZ UDゴシック"/>
                       <w:color w:val="1F2330"/>
                       <w:sz w:val="10"/>
                       <w:szCs w:val="10"/>
@@ -1483,7 +1331,7 @@
                 <w:rubyBase>
                   <w:r>
                     <w:rPr>
-                      <w:rFonts w:ascii="BIZ UDPゴシック" w:hAnsi="BIZ UDPゴシック" w:eastAsia="BIZ UDPゴシック" w:cs="BIZ UDPゴシック"/>
+                      <w:rFonts w:ascii="BIZ UDゴシック" w:hAnsi="BIZ UDゴシック" w:eastAsia="BIZ UDゴシック" w:cs="BIZ UDゴシック"/>
                       <w:color w:val="1F2330"/>
                       <w:sz w:val="21"/>
                       <w:szCs w:val="21"/>
@@ -1495,7 +1343,7 @@
             </w:r>
             <w:r>
               <w:rPr>
-                <w:rFonts w:ascii="BIZ UDPゴシック" w:hAnsi="BIZ UDPゴシック" w:eastAsia="BIZ UDPゴシック" w:cs="BIZ UDPゴシック"/>
+                <w:rFonts w:ascii="BIZ UDゴシック" w:hAnsi="BIZ UDゴシック" w:eastAsia="BIZ UDゴシック" w:cs="BIZ UDゴシック"/>
                 <w:color w:val="1F2330"/>
                 <w:sz w:val="21"/>
                 <w:szCs w:val="21"/>
@@ -1506,18 +1354,17 @@
         </w:tc>
         <w:tc>
           <w:tcPr>
-            <w:tcW w:type="dxa" w:w="879"/>
+            <w:tcW w:type="dxa" w:w="794"/>
             <w:vAlign w:val="center"/>
           </w:tcPr>
           <w:p>
             <w:pPr>
-              <w:keepNext/>
               <w:spacing w:after="0" w:before="0" w:line="188" w:lineRule="exact"/>
               <w:jc w:val="center"/>
             </w:pPr>
             <w:r>
               <w:rPr>
-                <w:rFonts w:ascii="BIZ UDPゴシック" w:hAnsi="BIZ UDPゴシック" w:eastAsia="BIZ UDPゴシック" w:cs="BIZ UDPゴシック"/>
+                <w:rFonts w:ascii="BIZ UDゴシック" w:hAnsi="BIZ UDゴシック" w:eastAsia="BIZ UDゴシック" w:cs="BIZ UDゴシック"/>
                 <w:color w:val="666666"/>
                 <w:sz w:val="15"/>
                 <w:szCs w:val="15"/>
@@ -1528,18 +1375,17 @@
         </w:tc>
         <w:tc>
           <w:tcPr>
-            <w:tcW w:type="dxa" w:w="879"/>
+            <w:tcW w:type="dxa" w:w="794"/>
             <w:vAlign w:val="center"/>
           </w:tcPr>
           <w:p>
             <w:pPr>
-              <w:keepNext/>
               <w:spacing w:after="0" w:before="0" w:line="188" w:lineRule="exact"/>
               <w:jc w:val="center"/>
             </w:pPr>
             <w:r>
               <w:rPr>
-                <w:rFonts w:ascii="BIZ UDPゴシック" w:hAnsi="BIZ UDPゴシック" w:eastAsia="BIZ UDPゴシック" w:cs="BIZ UDPゴシック"/>
+                <w:rFonts w:ascii="BIZ UDゴシック" w:hAnsi="BIZ UDゴシック" w:eastAsia="BIZ UDゴシック" w:cs="BIZ UDゴシック"/>
                 <w:color w:val="666666"/>
                 <w:sz w:val="15"/>
                 <w:szCs w:val="15"/>
@@ -1550,18 +1396,17 @@
         </w:tc>
         <w:tc>
           <w:tcPr>
-            <w:tcW w:type="dxa" w:w="879"/>
+            <w:tcW w:type="dxa" w:w="794"/>
             <w:vAlign w:val="center"/>
           </w:tcPr>
           <w:p>
             <w:pPr>
-              <w:keepNext/>
               <w:spacing w:after="0" w:before="0" w:line="188" w:lineRule="exact"/>
               <w:jc w:val="center"/>
             </w:pPr>
             <w:r>
               <w:rPr>
-                <w:rFonts w:ascii="BIZ UDPゴシック" w:hAnsi="BIZ UDPゴシック" w:eastAsia="BIZ UDPゴシック" w:cs="BIZ UDPゴシック"/>
+                <w:rFonts w:ascii="BIZ UDゴシック" w:hAnsi="BIZ UDゴシック" w:eastAsia="BIZ UDゴシック" w:cs="BIZ UDゴシック"/>
                 <w:color w:val="666666"/>
                 <w:sz w:val="15"/>
                 <w:szCs w:val="15"/>
@@ -1572,18 +1417,17 @@
         </w:tc>
         <w:tc>
           <w:tcPr>
-            <w:tcW w:type="dxa" w:w="879"/>
+            <w:tcW w:type="dxa" w:w="794"/>
             <w:vAlign w:val="center"/>
           </w:tcPr>
           <w:p>
             <w:pPr>
-              <w:keepNext/>
               <w:spacing w:after="0" w:before="0" w:line="188" w:lineRule="exact"/>
               <w:jc w:val="center"/>
             </w:pPr>
             <w:r>
               <w:rPr>
-                <w:rFonts w:ascii="BIZ UDPゴシック" w:hAnsi="BIZ UDPゴシック" w:eastAsia="BIZ UDPゴシック" w:cs="BIZ UDPゴシック"/>
+                <w:rFonts w:ascii="BIZ UDゴシック" w:hAnsi="BIZ UDゴシック" w:eastAsia="BIZ UDゴシック" w:cs="BIZ UDゴシック"/>
                 <w:color w:val="666666"/>
                 <w:sz w:val="15"/>
                 <w:szCs w:val="15"/>
@@ -1594,37 +1438,32 @@
         </w:tc>
         <w:tc>
           <w:tcPr>
-            <w:tcW w:type="dxa" w:w="1191"/>
+            <w:tcW w:type="dxa" w:w="1106"/>
             <w:shd w:val="clear" w:color="auto" w:fill="F7F8FC"/>
             <w:vAlign w:val="center"/>
           </w:tcPr>
-          <w:p>
-            <w:pPr>
-              <w:keepNext/>
-            </w:pPr>
-          </w:p>
+          <w:p/>
         </w:tc>
       </w:tr>
       <w:tr>
         <w:trPr>
-          <w:trHeight w:val="283" w:hRule="atLeast"/>
+          <w:trHeight w:val="255" w:hRule="atLeast"/>
           <w:cantSplit/>
         </w:trPr>
         <w:tc>
           <w:tcPr>
-            <w:tcW w:type="dxa" w:w="10206"/>
+            <w:tcW w:type="dxa" w:w="10207"/>
             <w:gridSpan w:val="7"/>
             <w:shd w:val="clear" w:color="auto" w:fill="F4F5FB"/>
             <w:vAlign w:val="center"/>
           </w:tcPr>
           <w:p>
             <w:pPr>
-              <w:keepNext/>
               <w:spacing w:after="0" w:before="0" w:line="250" w:lineRule="exact"/>
             </w:pPr>
             <w:r>
               <w:rPr>
-                <w:rFonts w:ascii="BIZ UDPゴシック" w:hAnsi="BIZ UDPゴシック" w:eastAsia="BIZ UDPゴシック" w:cs="BIZ UDPゴシック"/>
+                <w:rFonts w:ascii="BIZ UDゴシック" w:hAnsi="BIZ UDゴシック" w:eastAsia="BIZ UDゴシック" w:cs="BIZ UDゴシック"/>
                 <w:b/>
                 <w:bCs/>
                 <w:color w:val="0E1E45"/>
@@ -1638,7 +1477,7 @@
       </w:tr>
       <w:tr>
         <w:trPr>
-          <w:trHeight w:val="408" w:hRule="atLeast"/>
+          <w:trHeight w:val="351" w:hRule="atLeast"/>
           <w:cantSplit/>
         </w:trPr>
         <w:tc>
@@ -1648,13 +1487,12 @@
           </w:tcPr>
           <w:p>
             <w:pPr>
-              <w:keepNext/>
               <w:spacing w:after="0" w:before="0" w:line="250" w:lineRule="exact"/>
               <w:jc w:val="center"/>
             </w:pPr>
             <w:r>
               <w:rPr>
-                <w:rFonts w:ascii="BIZ UDPゴシック" w:hAnsi="BIZ UDPゴシック" w:eastAsia="BIZ UDPゴシック" w:cs="BIZ UDPゴシック"/>
+                <w:rFonts w:ascii="BIZ UDゴシック" w:hAnsi="BIZ UDゴシック" w:eastAsia="BIZ UDゴシック" w:cs="BIZ UDゴシック"/>
                 <w:b/>
                 <w:bCs/>
                 <w:color w:val="1F2330"/>
@@ -1667,17 +1505,16 @@
         </w:tc>
         <w:tc>
           <w:tcPr>
-            <w:tcW w:type="dxa" w:w="5102"/>
+            <w:tcW w:type="dxa" w:w="5528"/>
             <w:vAlign w:val="center"/>
           </w:tcPr>
           <w:p>
             <w:pPr>
-              <w:keepNext/>
               <w:spacing w:after="0" w:before="0" w:line="262" w:lineRule="exact"/>
             </w:pPr>
             <w:r>
               <w:rPr>
-                <w:rFonts w:ascii="BIZ UDPゴシック" w:hAnsi="BIZ UDPゴシック" w:eastAsia="BIZ UDPゴシック" w:cs="BIZ UDPゴシック"/>
+                <w:rFonts w:ascii="BIZ UDゴシック" w:hAnsi="BIZ UDゴシック" w:eastAsia="BIZ UDゴシック" w:cs="BIZ UDゴシック"/>
                 <w:color w:val="1F2330"/>
                 <w:sz w:val="21"/>
                 <w:szCs w:val="21"/>
@@ -1688,64 +1525,44 @@
         </w:tc>
         <w:tc>
           <w:tcPr>
-            <w:tcW w:type="dxa" w:w="879"/>
+            <w:tcW w:type="dxa" w:w="794"/>
             <w:vAlign w:val="center"/>
           </w:tcPr>
-          <w:p>
-            <w:pPr>
-              <w:keepNext/>
-            </w:pPr>
-          </w:p>
+          <w:p/>
         </w:tc>
         <w:tc>
           <w:tcPr>
-            <w:tcW w:type="dxa" w:w="879"/>
+            <w:tcW w:type="dxa" w:w="794"/>
             <w:vAlign w:val="center"/>
           </w:tcPr>
-          <w:p>
-            <w:pPr>
-              <w:keepNext/>
-            </w:pPr>
-          </w:p>
+          <w:p/>
         </w:tc>
         <w:tc>
           <w:tcPr>
-            <w:tcW w:type="dxa" w:w="879"/>
+            <w:tcW w:type="dxa" w:w="794"/>
             <w:vAlign w:val="center"/>
           </w:tcPr>
-          <w:p>
-            <w:pPr>
-              <w:keepNext/>
-            </w:pPr>
-          </w:p>
+          <w:p/>
         </w:tc>
         <w:tc>
           <w:tcPr>
-            <w:tcW w:type="dxa" w:w="879"/>
+            <w:tcW w:type="dxa" w:w="794"/>
             <w:vAlign w:val="center"/>
           </w:tcPr>
-          <w:p>
-            <w:pPr>
-              <w:keepNext/>
-            </w:pPr>
-          </w:p>
+          <w:p/>
         </w:tc>
         <w:tc>
           <w:tcPr>
-            <w:tcW w:type="dxa" w:w="1191"/>
+            <w:tcW w:type="dxa" w:w="1106"/>
             <w:shd w:val="clear" w:color="auto" w:fill="F7F8FC"/>
             <w:vAlign w:val="center"/>
           </w:tcPr>
-          <w:p>
-            <w:pPr>
-              <w:keepNext/>
-            </w:pPr>
-          </w:p>
+          <w:p/>
         </w:tc>
       </w:tr>
       <w:tr>
         <w:trPr>
-          <w:trHeight w:val="408" w:hRule="atLeast"/>
+          <w:trHeight w:val="351" w:hRule="atLeast"/>
           <w:cantSplit/>
         </w:trPr>
         <w:tc>
@@ -1755,13 +1572,12 @@
           </w:tcPr>
           <w:p>
             <w:pPr>
-              <w:keepNext/>
               <w:spacing w:after="0" w:before="0" w:line="250" w:lineRule="exact"/>
               <w:jc w:val="center"/>
             </w:pPr>
             <w:r>
               <w:rPr>
-                <w:rFonts w:ascii="BIZ UDPゴシック" w:hAnsi="BIZ UDPゴシック" w:eastAsia="BIZ UDPゴシック" w:cs="BIZ UDPゴシック"/>
+                <w:rFonts w:ascii="BIZ UDゴシック" w:hAnsi="BIZ UDゴシック" w:eastAsia="BIZ UDゴシック" w:cs="BIZ UDゴシック"/>
                 <w:b/>
                 <w:bCs/>
                 <w:color w:val="1F2330"/>
@@ -1774,85 +1590,64 @@
         </w:tc>
         <w:tc>
           <w:tcPr>
-            <w:tcW w:type="dxa" w:w="5102"/>
+            <w:tcW w:type="dxa" w:w="5528"/>
             <w:vAlign w:val="center"/>
           </w:tcPr>
           <w:p>
             <w:pPr>
-              <w:keepNext/>
               <w:spacing w:after="0" w:before="0" w:line="262" w:lineRule="exact"/>
             </w:pPr>
             <w:r>
               <w:rPr>
-                <w:rFonts w:ascii="BIZ UDPゴシック" w:hAnsi="BIZ UDPゴシック" w:eastAsia="BIZ UDPゴシック" w:cs="BIZ UDPゴシック"/>
+                <w:rFonts w:ascii="BIZ UDゴシック" w:hAnsi="BIZ UDゴシック" w:eastAsia="BIZ UDゴシック" w:cs="BIZ UDゴシック"/>
                 <w:color w:val="1F2330"/>
                 <w:sz w:val="21"/>
                 <w:szCs w:val="21"/>
               </w:rPr>
-              <w:t xml:space="preserve">自分の発音のどこがお手本と違うか、分かりましたか。</w:t>
+              <w:t xml:space="preserve">発音のどこがお手本と違うか、分かりましたか。</w:t>
             </w:r>
           </w:p>
         </w:tc>
         <w:tc>
           <w:tcPr>
-            <w:tcW w:type="dxa" w:w="879"/>
+            <w:tcW w:type="dxa" w:w="794"/>
             <w:vAlign w:val="center"/>
           </w:tcPr>
-          <w:p>
-            <w:pPr>
-              <w:keepNext/>
-            </w:pPr>
-          </w:p>
+          <w:p/>
         </w:tc>
         <w:tc>
           <w:tcPr>
-            <w:tcW w:type="dxa" w:w="879"/>
+            <w:tcW w:type="dxa" w:w="794"/>
             <w:vAlign w:val="center"/>
           </w:tcPr>
-          <w:p>
-            <w:pPr>
-              <w:keepNext/>
-            </w:pPr>
-          </w:p>
+          <w:p/>
         </w:tc>
         <w:tc>
           <w:tcPr>
-            <w:tcW w:type="dxa" w:w="879"/>
+            <w:tcW w:type="dxa" w:w="794"/>
             <w:vAlign w:val="center"/>
           </w:tcPr>
-          <w:p>
-            <w:pPr>
-              <w:keepNext/>
-            </w:pPr>
-          </w:p>
+          <w:p/>
         </w:tc>
         <w:tc>
           <w:tcPr>
-            <w:tcW w:type="dxa" w:w="879"/>
+            <w:tcW w:type="dxa" w:w="794"/>
             <w:vAlign w:val="center"/>
           </w:tcPr>
-          <w:p>
-            <w:pPr>
-              <w:keepNext/>
-            </w:pPr>
-          </w:p>
+          <w:p/>
         </w:tc>
         <w:tc>
           <w:tcPr>
-            <w:tcW w:type="dxa" w:w="1191"/>
+            <w:tcW w:type="dxa" w:w="1106"/>
             <w:shd w:val="clear" w:color="auto" w:fill="F7F8FC"/>
             <w:vAlign w:val="center"/>
           </w:tcPr>
-          <w:p>
-            <w:pPr>
-              <w:keepNext/>
-            </w:pPr>
-          </w:p>
+          <w:p/>
         </w:tc>
       </w:tr>
       <w:tr>
         <w:trPr>
-          <w:trHeight w:val="408" w:hRule="atLeast"/>
+          <w:trHeight w:val="351" w:hRule="atLeast"/>
           <w:cantSplit/>
         </w:trPr>
         <w:tc>
@@ -1862,13 +1657,12 @@
           </w:tcPr>
           <w:p>
             <w:pPr>
-              <w:keepNext/>
               <w:spacing w:after="0" w:before="0" w:line="250" w:lineRule="exact"/>
               <w:jc w:val="center"/>
             </w:pPr>
             <w:r>
               <w:rPr>
-                <w:rFonts w:ascii="BIZ UDPゴシック" w:hAnsi="BIZ UDPゴシック" w:eastAsia="BIZ UDPゴシック" w:cs="BIZ UDPゴシック"/>
+                <w:rFonts w:ascii="BIZ UDゴシック" w:hAnsi="BIZ UDゴシック" w:eastAsia="BIZ UDゴシック" w:cs="BIZ UDゴシック"/>
                 <w:b/>
                 <w:bCs/>
                 <w:color w:val="1F2330"/>
@@ -1881,17 +1675,16 @@
         </w:tc>
         <w:tc>
           <w:tcPr>
-            <w:tcW w:type="dxa" w:w="5102"/>
+            <w:tcW w:type="dxa" w:w="5528"/>
             <w:vAlign w:val="center"/>
           </w:tcPr>
           <w:p>
             <w:pPr>
-              <w:keepNext/>
               <w:spacing w:after="0" w:before="0" w:line="262" w:lineRule="exact"/>
             </w:pPr>
             <w:r>
               <w:rPr>
-                <w:rFonts w:ascii="BIZ UDPゴシック" w:hAnsi="BIZ UDPゴシック" w:eastAsia="BIZ UDPゴシック" w:cs="BIZ UDPゴシック"/>
+                <w:rFonts w:ascii="BIZ UDゴシック" w:hAnsi="BIZ UDゴシック" w:eastAsia="BIZ UDゴシック" w:cs="BIZ UDゴシック"/>
                 <w:color w:val="1F2330"/>
                 <w:sz w:val="21"/>
                 <w:szCs w:val="21"/>
@@ -1902,64 +1695,44 @@
         </w:tc>
         <w:tc>
           <w:tcPr>
-            <w:tcW w:type="dxa" w:w="879"/>
+            <w:tcW w:type="dxa" w:w="794"/>
             <w:vAlign w:val="center"/>
           </w:tcPr>
-          <w:p>
-            <w:pPr>
-              <w:keepNext/>
-            </w:pPr>
-          </w:p>
+          <w:p/>
         </w:tc>
         <w:tc>
           <w:tcPr>
-            <w:tcW w:type="dxa" w:w="879"/>
+            <w:tcW w:type="dxa" w:w="794"/>
             <w:vAlign w:val="center"/>
           </w:tcPr>
-          <w:p>
-            <w:pPr>
-              <w:keepNext/>
-            </w:pPr>
-          </w:p>
+          <w:p/>
         </w:tc>
         <w:tc>
           <w:tcPr>
-            <w:tcW w:type="dxa" w:w="879"/>
+            <w:tcW w:type="dxa" w:w="794"/>
             <w:vAlign w:val="center"/>
           </w:tcPr>
-          <w:p>
-            <w:pPr>
-              <w:keepNext/>
-            </w:pPr>
-          </w:p>
+          <w:p/>
         </w:tc>
         <w:tc>
           <w:tcPr>
-            <w:tcW w:type="dxa" w:w="879"/>
+            <w:tcW w:type="dxa" w:w="794"/>
             <w:vAlign w:val="center"/>
           </w:tcPr>
-          <w:p>
-            <w:pPr>
-              <w:keepNext/>
-            </w:pPr>
-          </w:p>
+          <w:p/>
         </w:tc>
         <w:tc>
           <w:tcPr>
-            <w:tcW w:type="dxa" w:w="1191"/>
+            <w:tcW w:type="dxa" w:w="1106"/>
             <w:shd w:val="clear" w:color="auto" w:fill="F7F8FC"/>
             <w:vAlign w:val="center"/>
           </w:tcPr>
-          <w:p>
-            <w:pPr>
-              <w:keepNext/>
-            </w:pPr>
-          </w:p>
+          <w:p/>
         </w:tc>
       </w:tr>
       <w:tr>
         <w:trPr>
-          <w:trHeight w:val="408" w:hRule="atLeast"/>
+          <w:trHeight w:val="351" w:hRule="atLeast"/>
           <w:cantSplit/>
         </w:trPr>
         <w:tc>
@@ -1969,13 +1742,12 @@
           </w:tcPr>
           <w:p>
             <w:pPr>
-              <w:keepNext/>
               <w:spacing w:after="0" w:before="0" w:line="250" w:lineRule="exact"/>
               <w:jc w:val="center"/>
             </w:pPr>
             <w:r>
               <w:rPr>
-                <w:rFonts w:ascii="BIZ UDPゴシック" w:hAnsi="BIZ UDPゴシック" w:eastAsia="BIZ UDPゴシック" w:cs="BIZ UDPゴシック"/>
+                <w:rFonts w:ascii="BIZ UDゴシック" w:hAnsi="BIZ UDゴシック" w:eastAsia="BIZ UDゴシック" w:cs="BIZ UDゴシック"/>
                 <w:b/>
                 <w:bCs/>
                 <w:color w:val="1F2330"/>
@@ -1988,17 +1760,16 @@
         </w:tc>
         <w:tc>
           <w:tcPr>
-            <w:tcW w:type="dxa" w:w="5102"/>
+            <w:tcW w:type="dxa" w:w="5528"/>
             <w:vAlign w:val="center"/>
           </w:tcPr>
           <w:p>
             <w:pPr>
-              <w:keepNext/>
               <w:spacing w:after="0" w:before="0" w:line="382" w:lineRule="exact"/>
             </w:pPr>
             <w:r>
               <w:rPr>
-                <w:rFonts w:ascii="BIZ UDPゴシック" w:hAnsi="BIZ UDPゴシック" w:eastAsia="BIZ UDPゴシック" w:cs="BIZ UDPゴシック"/>
+                <w:rFonts w:ascii="BIZ UDゴシック" w:hAnsi="BIZ UDゴシック" w:eastAsia="BIZ UDゴシック" w:cs="BIZ UDゴシック"/>
                 <w:color w:val="1F2330"/>
                 <w:sz w:val="21"/>
                 <w:szCs w:val="21"/>
@@ -2017,7 +1788,7 @@
                 <w:rt>
                   <w:r>
                     <w:rPr>
-                      <w:rFonts w:ascii="BIZ UDPゴシック" w:hAnsi="BIZ UDPゴシック" w:eastAsia="BIZ UDPゴシック" w:cs="BIZ UDPゴシック"/>
+                      <w:rFonts w:ascii="BIZ UDゴシック" w:hAnsi="BIZ UDゴシック" w:eastAsia="BIZ UDゴシック" w:cs="BIZ UDゴシック"/>
                       <w:color w:val="1F2330"/>
                       <w:sz w:val="10"/>
                       <w:szCs w:val="10"/>
@@ -2028,7 +1799,7 @@
                 <w:rubyBase>
                   <w:r>
                     <w:rPr>
-                      <w:rFonts w:ascii="BIZ UDPゴシック" w:hAnsi="BIZ UDPゴシック" w:eastAsia="BIZ UDPゴシック" w:cs="BIZ UDPゴシック"/>
+                      <w:rFonts w:ascii="BIZ UDゴシック" w:hAnsi="BIZ UDゴシック" w:eastAsia="BIZ UDゴシック" w:cs="BIZ UDゴシック"/>
                       <w:color w:val="1F2330"/>
                       <w:sz w:val="21"/>
                       <w:szCs w:val="21"/>
@@ -2040,7 +1811,7 @@
             </w:r>
             <w:r>
               <w:rPr>
-                <w:rFonts w:ascii="BIZ UDPゴシック" w:hAnsi="BIZ UDPゴシック" w:eastAsia="BIZ UDPゴシック" w:cs="BIZ UDPゴシック"/>
+                <w:rFonts w:ascii="BIZ UDゴシック" w:hAnsi="BIZ UDゴシック" w:eastAsia="BIZ UDゴシック" w:cs="BIZ UDゴシック"/>
                 <w:color w:val="1F2330"/>
                 <w:sz w:val="21"/>
                 <w:szCs w:val="21"/>
@@ -2051,81 +1822,60 @@
         </w:tc>
         <w:tc>
           <w:tcPr>
-            <w:tcW w:type="dxa" w:w="879"/>
+            <w:tcW w:type="dxa" w:w="794"/>
             <w:vAlign w:val="center"/>
           </w:tcPr>
-          <w:p>
-            <w:pPr>
-              <w:keepNext/>
-            </w:pPr>
-          </w:p>
+          <w:p/>
         </w:tc>
         <w:tc>
           <w:tcPr>
-            <w:tcW w:type="dxa" w:w="879"/>
+            <w:tcW w:type="dxa" w:w="794"/>
             <w:vAlign w:val="center"/>
           </w:tcPr>
-          <w:p>
-            <w:pPr>
-              <w:keepNext/>
-            </w:pPr>
-          </w:p>
+          <w:p/>
         </w:tc>
         <w:tc>
           <w:tcPr>
-            <w:tcW w:type="dxa" w:w="879"/>
+            <w:tcW w:type="dxa" w:w="794"/>
             <w:vAlign w:val="center"/>
           </w:tcPr>
-          <w:p>
-            <w:pPr>
-              <w:keepNext/>
-            </w:pPr>
-          </w:p>
+          <w:p/>
         </w:tc>
         <w:tc>
           <w:tcPr>
-            <w:tcW w:type="dxa" w:w="879"/>
+            <w:tcW w:type="dxa" w:w="794"/>
             <w:vAlign w:val="center"/>
           </w:tcPr>
-          <w:p>
-            <w:pPr>
-              <w:keepNext/>
-            </w:pPr>
-          </w:p>
+          <w:p/>
         </w:tc>
         <w:tc>
           <w:tcPr>
-            <w:tcW w:type="dxa" w:w="1191"/>
+            <w:tcW w:type="dxa" w:w="1106"/>
             <w:shd w:val="clear" w:color="auto" w:fill="F7F8FC"/>
             <w:vAlign w:val="center"/>
           </w:tcPr>
-          <w:p>
-            <w:pPr>
-              <w:keepNext/>
-            </w:pPr>
-          </w:p>
+          <w:p/>
         </w:tc>
       </w:tr>
       <w:tr>
         <w:trPr>
-          <w:trHeight w:val="283" w:hRule="atLeast"/>
+          <w:trHeight w:val="255" w:hRule="atLeast"/>
           <w:cantSplit/>
         </w:trPr>
         <w:tc>
           <w:tcPr>
-            <w:tcW w:type="dxa" w:w="10206"/>
+            <w:tcW w:type="dxa" w:w="10207"/>
             <w:gridSpan w:val="7"/>
             <w:shd w:val="clear" w:color="auto" w:fill="F4F5FB"/>
             <w:vAlign w:val="center"/>
           </w:tcPr>
           <w:p>
             <w:pPr>
-              <w:keepNext/>
               <w:spacing w:after="0" w:before="0" w:line="250" w:lineRule="exact"/>
             </w:pPr>
             <w:r>
               <w:rPr>
-                <w:rFonts w:ascii="BIZ UDPゴシック" w:hAnsi="BIZ UDPゴシック" w:eastAsia="BIZ UDPゴシック" w:cs="BIZ UDPゴシック"/>
+                <w:rFonts w:ascii="BIZ UDゴシック" w:hAnsi="BIZ UDゴシック" w:eastAsia="BIZ UDゴシック" w:cs="BIZ UDゴシック"/>
                 <w:b/>
                 <w:bCs/>
                 <w:color w:val="0E1E45"/>
@@ -2139,328 +1889,7 @@
       </w:tr>
       <w:tr>
         <w:trPr>
-          <w:trHeight w:val="408" w:hRule="atLeast"/>
-          <w:cantSplit/>
-        </w:trPr>
-        <w:tc>
-          <w:tcPr>
-            <w:tcW w:type="dxa" w:w="397"/>
-            <w:vAlign w:val="center"/>
-          </w:tcPr>
-          <w:p>
-            <w:pPr>
-              <w:keepNext/>
-              <w:spacing w:after="0" w:before="0" w:line="250" w:lineRule="exact"/>
-              <w:jc w:val="center"/>
-            </w:pPr>
-            <w:r>
-              <w:rPr>
-                <w:rFonts w:ascii="BIZ UDPゴシック" w:hAnsi="BIZ UDPゴシック" w:eastAsia="BIZ UDPゴシック" w:cs="BIZ UDPゴシック"/>
-                <w:b/>
-                <w:bCs/>
-                <w:color w:val="1F2330"/>
-                <w:sz w:val="20"/>
-                <w:szCs w:val="20"/>
-              </w:rPr>
-              <w:t xml:space="preserve">12</w:t>
-            </w:r>
-          </w:p>
-        </w:tc>
-        <w:tc>
-          <w:tcPr>
-            <w:tcW w:type="dxa" w:w="5102"/>
-            <w:vAlign w:val="center"/>
-          </w:tcPr>
-          <w:p>
-            <w:pPr>
-              <w:keepNext/>
-              <w:spacing w:after="0" w:before="0" w:line="262" w:lineRule="exact"/>
-            </w:pPr>
-            <w:r>
-              <w:rPr>
-                <w:rFonts w:ascii="BIZ UDPゴシック" w:hAnsi="BIZ UDPゴシック" w:eastAsia="BIZ UDPゴシック" w:cs="BIZ UDPゴシック"/>
-                <w:color w:val="1F2330"/>
-                <w:sz w:val="21"/>
-                <w:szCs w:val="21"/>
-              </w:rPr>
-              <w:t xml:space="preserve">録音前の「3・2・1」のカウントダウンは、分かりやすかったですか。</w:t>
-            </w:r>
-          </w:p>
-        </w:tc>
-        <w:tc>
-          <w:tcPr>
-            <w:tcW w:type="dxa" w:w="879"/>
-            <w:vAlign w:val="center"/>
-          </w:tcPr>
-          <w:p>
-            <w:pPr>
-              <w:keepNext/>
-            </w:pPr>
-          </w:p>
-        </w:tc>
-        <w:tc>
-          <w:tcPr>
-            <w:tcW w:type="dxa" w:w="879"/>
-            <w:vAlign w:val="center"/>
-          </w:tcPr>
-          <w:p>
-            <w:pPr>
-              <w:keepNext/>
-            </w:pPr>
-          </w:p>
-        </w:tc>
-        <w:tc>
-          <w:tcPr>
-            <w:tcW w:type="dxa" w:w="879"/>
-            <w:vAlign w:val="center"/>
-          </w:tcPr>
-          <w:p>
-            <w:pPr>
-              <w:keepNext/>
-            </w:pPr>
-          </w:p>
-        </w:tc>
-        <w:tc>
-          <w:tcPr>
-            <w:tcW w:type="dxa" w:w="879"/>
-            <w:vAlign w:val="center"/>
-          </w:tcPr>
-          <w:p>
-            <w:pPr>
-              <w:keepNext/>
-            </w:pPr>
-          </w:p>
-        </w:tc>
-        <w:tc>
-          <w:tcPr>
-            <w:tcW w:type="dxa" w:w="1191"/>
-            <w:shd w:val="clear" w:color="auto" w:fill="F7F8FC"/>
-            <w:vAlign w:val="center"/>
-          </w:tcPr>
-          <w:p>
-            <w:pPr>
-              <w:keepNext/>
-            </w:pPr>
-          </w:p>
-        </w:tc>
-      </w:tr>
-      <w:tr>
-        <w:trPr>
-          <w:trHeight w:val="408" w:hRule="atLeast"/>
-          <w:cantSplit/>
-        </w:trPr>
-        <w:tc>
-          <w:tcPr>
-            <w:tcW w:type="dxa" w:w="397"/>
-            <w:vAlign w:val="center"/>
-          </w:tcPr>
-          <w:p>
-            <w:pPr>
-              <w:keepNext/>
-              <w:spacing w:after="0" w:before="0" w:line="250" w:lineRule="exact"/>
-              <w:jc w:val="center"/>
-            </w:pPr>
-            <w:r>
-              <w:rPr>
-                <w:rFonts w:ascii="BIZ UDPゴシック" w:hAnsi="BIZ UDPゴシック" w:eastAsia="BIZ UDPゴシック" w:cs="BIZ UDPゴシック"/>
-                <w:b/>
-                <w:bCs/>
-                <w:color w:val="1F2330"/>
-                <w:sz w:val="20"/>
-                <w:szCs w:val="20"/>
-              </w:rPr>
-              <w:t xml:space="preserve">13</w:t>
-            </w:r>
-          </w:p>
-        </w:tc>
-        <w:tc>
-          <w:tcPr>
-            <w:tcW w:type="dxa" w:w="5102"/>
-            <w:vAlign w:val="center"/>
-          </w:tcPr>
-          <w:p>
-            <w:pPr>
-              <w:keepNext/>
-              <w:spacing w:after="0" w:before="0" w:line="262" w:lineRule="exact"/>
-            </w:pPr>
-            <w:r>
-              <w:rPr>
-                <w:rFonts w:ascii="BIZ UDPゴシック" w:hAnsi="BIZ UDPゴシック" w:eastAsia="BIZ UDPゴシック" w:cs="BIZ UDPゴシック"/>
-                <w:color w:val="1F2330"/>
-                <w:sz w:val="21"/>
-                <w:szCs w:val="21"/>
-              </w:rPr>
-              <w:t xml:space="preserve">お手本の口の動き（動画）は、参考になりましたか。</w:t>
-            </w:r>
-          </w:p>
-        </w:tc>
-        <w:tc>
-          <w:tcPr>
-            <w:tcW w:type="dxa" w:w="879"/>
-            <w:vAlign w:val="center"/>
-          </w:tcPr>
-          <w:p>
-            <w:pPr>
-              <w:keepNext/>
-            </w:pPr>
-          </w:p>
-        </w:tc>
-        <w:tc>
-          <w:tcPr>
-            <w:tcW w:type="dxa" w:w="879"/>
-            <w:vAlign w:val="center"/>
-          </w:tcPr>
-          <w:p>
-            <w:pPr>
-              <w:keepNext/>
-            </w:pPr>
-          </w:p>
-        </w:tc>
-        <w:tc>
-          <w:tcPr>
-            <w:tcW w:type="dxa" w:w="879"/>
-            <w:vAlign w:val="center"/>
-          </w:tcPr>
-          <w:p>
-            <w:pPr>
-              <w:keepNext/>
-            </w:pPr>
-          </w:p>
-        </w:tc>
-        <w:tc>
-          <w:tcPr>
-            <w:tcW w:type="dxa" w:w="879"/>
-            <w:vAlign w:val="center"/>
-          </w:tcPr>
-          <w:p>
-            <w:pPr>
-              <w:keepNext/>
-            </w:pPr>
-          </w:p>
-        </w:tc>
-        <w:tc>
-          <w:tcPr>
-            <w:tcW w:type="dxa" w:w="1191"/>
-            <w:shd w:val="clear" w:color="auto" w:fill="F7F8FC"/>
-            <w:vAlign w:val="center"/>
-          </w:tcPr>
-          <w:p>
-            <w:pPr>
-              <w:keepNext/>
-            </w:pPr>
-          </w:p>
-        </w:tc>
-      </w:tr>
-      <w:tr>
-        <w:trPr>
-          <w:trHeight w:val="408" w:hRule="atLeast"/>
-          <w:cantSplit/>
-        </w:trPr>
-        <w:tc>
-          <w:tcPr>
-            <w:tcW w:type="dxa" w:w="397"/>
-            <w:vAlign w:val="center"/>
-          </w:tcPr>
-          <w:p>
-            <w:pPr>
-              <w:keepNext/>
-              <w:spacing w:after="0" w:before="0" w:line="250" w:lineRule="exact"/>
-              <w:jc w:val="center"/>
-            </w:pPr>
-            <w:r>
-              <w:rPr>
-                <w:rFonts w:ascii="BIZ UDPゴシック" w:hAnsi="BIZ UDPゴシック" w:eastAsia="BIZ UDPゴシック" w:cs="BIZ UDPゴシック"/>
-                <w:b/>
-                <w:bCs/>
-                <w:color w:val="1F2330"/>
-                <w:sz w:val="20"/>
-                <w:szCs w:val="20"/>
-              </w:rPr>
-              <w:t xml:space="preserve">14</w:t>
-            </w:r>
-          </w:p>
-        </w:tc>
-        <w:tc>
-          <w:tcPr>
-            <w:tcW w:type="dxa" w:w="5102"/>
-            <w:vAlign w:val="center"/>
-          </w:tcPr>
-          <w:p>
-            <w:pPr>
-              <w:keepNext/>
-              <w:spacing w:after="0" w:before="0" w:line="262" w:lineRule="exact"/>
-            </w:pPr>
-            <w:r>
-              <w:rPr>
-                <w:rFonts w:ascii="BIZ UDPゴシック" w:hAnsi="BIZ UDPゴシック" w:eastAsia="BIZ UDPゴシック" w:cs="BIZ UDPゴシック"/>
-                <w:color w:val="1F2330"/>
-                <w:sz w:val="21"/>
-                <w:szCs w:val="21"/>
-              </w:rPr>
-              <w:t xml:space="preserve">音の高さのグラフは、分かりやすかったですか。</w:t>
-            </w:r>
-          </w:p>
-        </w:tc>
-        <w:tc>
-          <w:tcPr>
-            <w:tcW w:type="dxa" w:w="879"/>
-            <w:vAlign w:val="center"/>
-          </w:tcPr>
-          <w:p>
-            <w:pPr>
-              <w:keepNext/>
-            </w:pPr>
-          </w:p>
-        </w:tc>
-        <w:tc>
-          <w:tcPr>
-            <w:tcW w:type="dxa" w:w="879"/>
-            <w:vAlign w:val="center"/>
-          </w:tcPr>
-          <w:p>
-            <w:pPr>
-              <w:keepNext/>
-            </w:pPr>
-          </w:p>
-        </w:tc>
-        <w:tc>
-          <w:tcPr>
-            <w:tcW w:type="dxa" w:w="879"/>
-            <w:vAlign w:val="center"/>
-          </w:tcPr>
-          <w:p>
-            <w:pPr>
-              <w:keepNext/>
-            </w:pPr>
-          </w:p>
-        </w:tc>
-        <w:tc>
-          <w:tcPr>
-            <w:tcW w:type="dxa" w:w="879"/>
-            <w:vAlign w:val="center"/>
-          </w:tcPr>
-          <w:p>
-            <w:pPr>
-              <w:keepNext/>
-            </w:pPr>
-          </w:p>
-        </w:tc>
-        <w:tc>
-          <w:tcPr>
-            <w:tcW w:type="dxa" w:w="1191"/>
-            <w:shd w:val="clear" w:color="auto" w:fill="F7F8FC"/>
-            <w:vAlign w:val="center"/>
-          </w:tcPr>
-          <w:p>
-            <w:pPr>
-              <w:keepNext/>
-            </w:pPr>
-          </w:p>
-        </w:tc>
-      </w:tr>
-      <w:tr>
-        <w:trPr>
-          <w:trHeight w:val="408" w:hRule="atLeast"/>
+          <w:trHeight w:val="351" w:hRule="atLeast"/>
           <w:cantSplit/>
         </w:trPr>
         <w:tc>
@@ -2475,7 +1904,262 @@
             </w:pPr>
             <w:r>
               <w:rPr>
-                <w:rFonts w:ascii="BIZ UDPゴシック" w:hAnsi="BIZ UDPゴシック" w:eastAsia="BIZ UDPゴシック" w:cs="BIZ UDPゴシック"/>
+                <w:rFonts w:ascii="BIZ UDゴシック" w:hAnsi="BIZ UDゴシック" w:eastAsia="BIZ UDゴシック" w:cs="BIZ UDゴシック"/>
+                <w:b/>
+                <w:bCs/>
+                <w:color w:val="1F2330"/>
+                <w:sz w:val="20"/>
+                <w:szCs w:val="20"/>
+              </w:rPr>
+              <w:t xml:space="preserve">12</w:t>
+            </w:r>
+          </w:p>
+        </w:tc>
+        <w:tc>
+          <w:tcPr>
+            <w:tcW w:type="dxa" w:w="5528"/>
+            <w:vAlign w:val="center"/>
+          </w:tcPr>
+          <w:p>
+            <w:pPr>
+              <w:spacing w:after="0" w:before="0" w:line="262" w:lineRule="exact"/>
+            </w:pPr>
+            <w:r>
+              <w:rPr>
+                <w:rFonts w:ascii="BIZ UDゴシック" w:hAnsi="BIZ UDゴシック" w:eastAsia="BIZ UDゴシック" w:cs="BIZ UDゴシック"/>
+                <w:color w:val="1F2330"/>
+                <w:sz w:val="21"/>
+                <w:szCs w:val="21"/>
+              </w:rPr>
+              <w:t xml:space="preserve">録音前の「3・2・1」は、分かりやすかったですか。</w:t>
+            </w:r>
+          </w:p>
+        </w:tc>
+        <w:tc>
+          <w:tcPr>
+            <w:tcW w:type="dxa" w:w="794"/>
+            <w:vAlign w:val="center"/>
+          </w:tcPr>
+          <w:p/>
+        </w:tc>
+        <w:tc>
+          <w:tcPr>
+            <w:tcW w:type="dxa" w:w="794"/>
+            <w:vAlign w:val="center"/>
+          </w:tcPr>
+          <w:p/>
+        </w:tc>
+        <w:tc>
+          <w:tcPr>
+            <w:tcW w:type="dxa" w:w="794"/>
+            <w:vAlign w:val="center"/>
+          </w:tcPr>
+          <w:p/>
+        </w:tc>
+        <w:tc>
+          <w:tcPr>
+            <w:tcW w:type="dxa" w:w="794"/>
+            <w:vAlign w:val="center"/>
+          </w:tcPr>
+          <w:p/>
+        </w:tc>
+        <w:tc>
+          <w:tcPr>
+            <w:tcW w:type="dxa" w:w="1106"/>
+            <w:shd w:val="clear" w:color="auto" w:fill="F7F8FC"/>
+            <w:vAlign w:val="center"/>
+          </w:tcPr>
+          <w:p/>
+        </w:tc>
+      </w:tr>
+      <w:tr>
+        <w:trPr>
+          <w:trHeight w:val="351" w:hRule="atLeast"/>
+          <w:cantSplit/>
+        </w:trPr>
+        <w:tc>
+          <w:tcPr>
+            <w:tcW w:type="dxa" w:w="397"/>
+            <w:vAlign w:val="center"/>
+          </w:tcPr>
+          <w:p>
+            <w:pPr>
+              <w:spacing w:after="0" w:before="0" w:line="250" w:lineRule="exact"/>
+              <w:jc w:val="center"/>
+            </w:pPr>
+            <w:r>
+              <w:rPr>
+                <w:rFonts w:ascii="BIZ UDゴシック" w:hAnsi="BIZ UDゴシック" w:eastAsia="BIZ UDゴシック" w:cs="BIZ UDゴシック"/>
+                <w:b/>
+                <w:bCs/>
+                <w:color w:val="1F2330"/>
+                <w:sz w:val="20"/>
+                <w:szCs w:val="20"/>
+              </w:rPr>
+              <w:t xml:space="preserve">13</w:t>
+            </w:r>
+          </w:p>
+        </w:tc>
+        <w:tc>
+          <w:tcPr>
+            <w:tcW w:type="dxa" w:w="5528"/>
+            <w:vAlign w:val="center"/>
+          </w:tcPr>
+          <w:p>
+            <w:pPr>
+              <w:spacing w:after="0" w:before="0" w:line="262" w:lineRule="exact"/>
+            </w:pPr>
+            <w:r>
+              <w:rPr>
+                <w:rFonts w:ascii="BIZ UDゴシック" w:hAnsi="BIZ UDゴシック" w:eastAsia="BIZ UDゴシック" w:cs="BIZ UDゴシック"/>
+                <w:color w:val="1F2330"/>
+                <w:sz w:val="21"/>
+                <w:szCs w:val="21"/>
+              </w:rPr>
+              <w:t xml:space="preserve">お手本の口の動き（動画）は、参考になりましたか。</w:t>
+            </w:r>
+          </w:p>
+        </w:tc>
+        <w:tc>
+          <w:tcPr>
+            <w:tcW w:type="dxa" w:w="794"/>
+            <w:vAlign w:val="center"/>
+          </w:tcPr>
+          <w:p/>
+        </w:tc>
+        <w:tc>
+          <w:tcPr>
+            <w:tcW w:type="dxa" w:w="794"/>
+            <w:vAlign w:val="center"/>
+          </w:tcPr>
+          <w:p/>
+        </w:tc>
+        <w:tc>
+          <w:tcPr>
+            <w:tcW w:type="dxa" w:w="794"/>
+            <w:vAlign w:val="center"/>
+          </w:tcPr>
+          <w:p/>
+        </w:tc>
+        <w:tc>
+          <w:tcPr>
+            <w:tcW w:type="dxa" w:w="794"/>
+            <w:vAlign w:val="center"/>
+          </w:tcPr>
+          <w:p/>
+        </w:tc>
+        <w:tc>
+          <w:tcPr>
+            <w:tcW w:type="dxa" w:w="1106"/>
+            <w:shd w:val="clear" w:color="auto" w:fill="F7F8FC"/>
+            <w:vAlign w:val="center"/>
+          </w:tcPr>
+          <w:p/>
+        </w:tc>
+      </w:tr>
+      <w:tr>
+        <w:trPr>
+          <w:trHeight w:val="351" w:hRule="atLeast"/>
+          <w:cantSplit/>
+        </w:trPr>
+        <w:tc>
+          <w:tcPr>
+            <w:tcW w:type="dxa" w:w="397"/>
+            <w:vAlign w:val="center"/>
+          </w:tcPr>
+          <w:p>
+            <w:pPr>
+              <w:spacing w:after="0" w:before="0" w:line="250" w:lineRule="exact"/>
+              <w:jc w:val="center"/>
+            </w:pPr>
+            <w:r>
+              <w:rPr>
+                <w:rFonts w:ascii="BIZ UDゴシック" w:hAnsi="BIZ UDゴシック" w:eastAsia="BIZ UDゴシック" w:cs="BIZ UDゴシック"/>
+                <w:b/>
+                <w:bCs/>
+                <w:color w:val="1F2330"/>
+                <w:sz w:val="20"/>
+                <w:szCs w:val="20"/>
+              </w:rPr>
+              <w:t xml:space="preserve">14</w:t>
+            </w:r>
+          </w:p>
+        </w:tc>
+        <w:tc>
+          <w:tcPr>
+            <w:tcW w:type="dxa" w:w="5528"/>
+            <w:vAlign w:val="center"/>
+          </w:tcPr>
+          <w:p>
+            <w:pPr>
+              <w:spacing w:after="0" w:before="0" w:line="262" w:lineRule="exact"/>
+            </w:pPr>
+            <w:r>
+              <w:rPr>
+                <w:rFonts w:ascii="BIZ UDゴシック" w:hAnsi="BIZ UDゴシック" w:eastAsia="BIZ UDゴシック" w:cs="BIZ UDゴシック"/>
+                <w:color w:val="1F2330"/>
+                <w:sz w:val="21"/>
+                <w:szCs w:val="21"/>
+              </w:rPr>
+              <w:t xml:space="preserve">音の高さのグラフは、分かりやすかったですか。</w:t>
+            </w:r>
+          </w:p>
+        </w:tc>
+        <w:tc>
+          <w:tcPr>
+            <w:tcW w:type="dxa" w:w="794"/>
+            <w:vAlign w:val="center"/>
+          </w:tcPr>
+          <w:p/>
+        </w:tc>
+        <w:tc>
+          <w:tcPr>
+            <w:tcW w:type="dxa" w:w="794"/>
+            <w:vAlign w:val="center"/>
+          </w:tcPr>
+          <w:p/>
+        </w:tc>
+        <w:tc>
+          <w:tcPr>
+            <w:tcW w:type="dxa" w:w="794"/>
+            <w:vAlign w:val="center"/>
+          </w:tcPr>
+          <w:p/>
+        </w:tc>
+        <w:tc>
+          <w:tcPr>
+            <w:tcW w:type="dxa" w:w="794"/>
+            <w:vAlign w:val="center"/>
+          </w:tcPr>
+          <w:p/>
+        </w:tc>
+        <w:tc>
+          <w:tcPr>
+            <w:tcW w:type="dxa" w:w="1106"/>
+            <w:shd w:val="clear" w:color="auto" w:fill="F7F8FC"/>
+            <w:vAlign w:val="center"/>
+          </w:tcPr>
+          <w:p/>
+        </w:tc>
+      </w:tr>
+      <w:tr>
+        <w:trPr>
+          <w:trHeight w:val="351" w:hRule="atLeast"/>
+          <w:cantSplit/>
+        </w:trPr>
+        <w:tc>
+          <w:tcPr>
+            <w:tcW w:type="dxa" w:w="397"/>
+            <w:vAlign w:val="center"/>
+          </w:tcPr>
+          <w:p>
+            <w:pPr>
+              <w:spacing w:after="0" w:before="0" w:line="250" w:lineRule="exact"/>
+              <w:jc w:val="center"/>
+            </w:pPr>
+            <w:r>
+              <w:rPr>
+                <w:rFonts w:ascii="BIZ UDゴシック" w:hAnsi="BIZ UDゴシック" w:eastAsia="BIZ UDゴシック" w:cs="BIZ UDゴシック"/>
                 <w:b/>
                 <w:bCs/>
                 <w:color w:val="1F2330"/>
@@ -2488,7 +2172,7 @@
         </w:tc>
         <w:tc>
           <w:tcPr>
-            <w:tcW w:type="dxa" w:w="5102"/>
+            <w:tcW w:type="dxa" w:w="5528"/>
             <w:vAlign w:val="center"/>
           </w:tcPr>
           <w:p>
@@ -2497,7 +2181,7 @@
             </w:pPr>
             <w:r>
               <w:rPr>
-                <w:rFonts w:ascii="BIZ UDPゴシック" w:hAnsi="BIZ UDPゴシック" w:eastAsia="BIZ UDPゴシック" w:cs="BIZ UDPゴシック"/>
+                <w:rFonts w:ascii="BIZ UDゴシック" w:hAnsi="BIZ UDゴシック" w:eastAsia="BIZ UDゴシック" w:cs="BIZ UDゴシック"/>
                 <w:color w:val="1F2330"/>
                 <w:sz w:val="21"/>
                 <w:szCs w:val="21"/>
@@ -2508,35 +2192,35 @@
         </w:tc>
         <w:tc>
           <w:tcPr>
-            <w:tcW w:type="dxa" w:w="879"/>
+            <w:tcW w:type="dxa" w:w="794"/>
             <w:vAlign w:val="center"/>
           </w:tcPr>
           <w:p/>
         </w:tc>
         <w:tc>
           <w:tcPr>
-            <w:tcW w:type="dxa" w:w="879"/>
+            <w:tcW w:type="dxa" w:w="794"/>
             <w:vAlign w:val="center"/>
           </w:tcPr>
           <w:p/>
         </w:tc>
         <w:tc>
           <w:tcPr>
-            <w:tcW w:type="dxa" w:w="879"/>
+            <w:tcW w:type="dxa" w:w="794"/>
             <w:vAlign w:val="center"/>
           </w:tcPr>
           <w:p/>
         </w:tc>
         <w:tc>
           <w:tcPr>
-            <w:tcW w:type="dxa" w:w="879"/>
+            <w:tcW w:type="dxa" w:w="794"/>
             <w:vAlign w:val="center"/>
           </w:tcPr>
           <w:p/>
         </w:tc>
         <w:tc>
           <w:tcPr>
-            <w:tcW w:type="dxa" w:w="1191"/>
+            <w:tcW w:type="dxa" w:w="1106"/>
             <w:shd w:val="clear" w:color="auto" w:fill="F7F8FC"/>
             <w:vAlign w:val="center"/>
           </w:tcPr>
@@ -2551,7 +2235,7 @@
       </w:pPr>
       <w:r>
         <w:rPr>
-          <w:rFonts w:ascii="BIZ UDPゴシック" w:hAnsi="BIZ UDPゴシック" w:eastAsia="BIZ UDPゴシック" w:cs="BIZ UDPゴシック"/>
+          <w:rFonts w:ascii="BIZ UDゴシック" w:hAnsi="BIZ UDゴシック" w:eastAsia="BIZ UDゴシック" w:cs="BIZ UDゴシック"/>
           <w:b/>
           <w:bCs/>
           <w:color w:val="0E1E45"/>
@@ -2568,7 +2252,7 @@
       </w:pPr>
       <w:r>
         <w:rPr>
-          <w:rFonts w:ascii="BIZ UDPゴシック" w:hAnsi="BIZ UDPゴシック" w:eastAsia="BIZ UDPゴシック" w:cs="BIZ UDPゴシック"/>
+          <w:rFonts w:ascii="BIZ UDゴシック" w:hAnsi="BIZ UDゴシック" w:eastAsia="BIZ UDゴシック" w:cs="BIZ UDゴシック"/>
           <w:b/>
           <w:bCs/>
           <w:color w:val="1F2330"/>
@@ -2579,7 +2263,7 @@
       </w:r>
       <w:r>
         <w:rPr>
-          <w:rFonts w:ascii="BIZ UDPゴシック" w:hAnsi="BIZ UDPゴシック" w:eastAsia="BIZ UDPゴシック" w:cs="BIZ UDPゴシック"/>
+          <w:rFonts w:ascii="BIZ UDゴシック" w:hAnsi="BIZ UDゴシック" w:eastAsia="BIZ UDゴシック" w:cs="BIZ UDゴシック"/>
           <w:color w:val="1F2330"/>
           <w:sz w:val="21"/>
           <w:szCs w:val="21"/>
@@ -2613,7 +2297,7 @@
       </w:tblGrid>
       <w:tr>
         <w:trPr>
-          <w:trHeight w:val="408" w:hRule="exact"/>
+          <w:trHeight w:val="397" w:hRule="exact"/>
           <w:cantSplit/>
         </w:trPr>
         <w:tc>
@@ -2630,7 +2314,7 @@
       </w:tr>
       <w:tr>
         <w:trPr>
-          <w:trHeight w:val="408" w:hRule="exact"/>
+          <w:trHeight w:val="397" w:hRule="exact"/>
           <w:cantSplit/>
         </w:trPr>
         <w:tc>
@@ -2649,7 +2333,7 @@
       </w:pPr>
       <w:r>
         <w:rPr>
-          <w:rFonts w:ascii="BIZ UDPゴシック" w:hAnsi="BIZ UDPゴシック" w:eastAsia="BIZ UDPゴシック" w:cs="BIZ UDPゴシック"/>
+          <w:rFonts w:ascii="BIZ UDゴシック" w:hAnsi="BIZ UDゴシック" w:eastAsia="BIZ UDゴシック" w:cs="BIZ UDゴシック"/>
           <w:b/>
           <w:bCs/>
           <w:color w:val="1F2330"/>
@@ -2660,7 +2344,7 @@
       </w:r>
       <w:r>
         <w:rPr>
-          <w:rFonts w:ascii="BIZ UDPゴシック" w:hAnsi="BIZ UDPゴシック" w:eastAsia="BIZ UDPゴシック" w:cs="BIZ UDPゴシック"/>
+          <w:rFonts w:ascii="BIZ UDゴシック" w:hAnsi="BIZ UDゴシック" w:eastAsia="BIZ UDゴシック" w:cs="BIZ UDゴシック"/>
           <w:color w:val="1F2330"/>
           <w:sz w:val="21"/>
           <w:szCs w:val="21"/>
@@ -2694,7 +2378,7 @@
       </w:tblGrid>
       <w:tr>
         <w:trPr>
-          <w:trHeight w:val="408" w:hRule="exact"/>
+          <w:trHeight w:val="397" w:hRule="exact"/>
           <w:cantSplit/>
         </w:trPr>
         <w:tc>
@@ -2711,7 +2395,7 @@
       </w:tr>
       <w:tr>
         <w:trPr>
-          <w:trHeight w:val="408" w:hRule="exact"/>
+          <w:trHeight w:val="397" w:hRule="exact"/>
           <w:cantSplit/>
         </w:trPr>
         <w:tc>
@@ -2730,7 +2414,7 @@
       </w:pPr>
       <w:r>
         <w:rPr>
-          <w:rFonts w:ascii="BIZ UDPゴシック" w:hAnsi="BIZ UDPゴシック" w:eastAsia="BIZ UDPゴシック" w:cs="BIZ UDPゴシック"/>
+          <w:rFonts w:ascii="BIZ UDゴシック" w:hAnsi="BIZ UDゴシック" w:eastAsia="BIZ UDゴシック" w:cs="BIZ UDゴシック"/>
           <w:b/>
           <w:bCs/>
           <w:color w:val="1F2330"/>
@@ -2741,7 +2425,7 @@
       </w:r>
       <w:r>
         <w:rPr>
-          <w:rFonts w:ascii="BIZ UDPゴシック" w:hAnsi="BIZ UDPゴシック" w:eastAsia="BIZ UDPゴシック" w:cs="BIZ UDPゴシック"/>
+          <w:rFonts w:ascii="BIZ UDゴシック" w:hAnsi="BIZ UDゴシック" w:eastAsia="BIZ UDゴシック" w:cs="BIZ UDゴシック"/>
           <w:color w:val="1F2330"/>
           <w:sz w:val="21"/>
           <w:szCs w:val="21"/>
@@ -2775,7 +2459,7 @@
       </w:tblGrid>
       <w:tr>
         <w:trPr>
-          <w:trHeight w:val="408" w:hRule="exact"/>
+          <w:trHeight w:val="397" w:hRule="exact"/>
           <w:cantSplit/>
         </w:trPr>
         <w:tc>
@@ -2792,7 +2476,7 @@
       </w:tr>
       <w:tr>
         <w:trPr>
-          <w:trHeight w:val="408" w:hRule="exact"/>
+          <w:trHeight w:val="397" w:hRule="exact"/>
           <w:cantSplit/>
         </w:trPr>
         <w:tc>
@@ -2811,7 +2495,7 @@
       </w:pPr>
       <w:r>
         <w:rPr>
-          <w:rFonts w:ascii="BIZ UDPゴシック" w:hAnsi="BIZ UDPゴシック" w:eastAsia="BIZ UDPゴシック" w:cs="BIZ UDPゴシック"/>
+          <w:rFonts w:ascii="BIZ UDゴシック" w:hAnsi="BIZ UDゴシック" w:eastAsia="BIZ UDゴシック" w:cs="BIZ UDゴシック"/>
           <w:color w:val="5A6070"/>
           <w:sz w:val="20"/>
           <w:szCs w:val="20"/>
@@ -2840,7 +2524,7 @@
     </w:pPr>
     <w:r>
       <w:rPr>
-        <w:rFonts w:ascii="BIZ UDPゴシック" w:hAnsi="BIZ UDPゴシック" w:eastAsia="BIZ UDPゴシック" w:cs="BIZ UDPゴシック"/>
+        <w:rFonts w:ascii="BIZ UDゴシック" w:hAnsi="BIZ UDゴシック" w:eastAsia="BIZ UDゴシック" w:cs="BIZ UDゴシック"/>
         <w:color w:val="5A6070"/>
         <w:sz w:val="15"/>
         <w:szCs w:val="15"/>
@@ -3218,7 +2902,7 @@
       <w:spacing w:before="0" w:after="40" w:line="300" w:lineRule="auto"/>
     </w:pPr>
     <w:rPr>
-      <w:rFonts w:ascii="BIZ UDPゴシック" w:hAnsi="BIZ UDPゴシック" w:eastAsia="BIZ UDPゴシック" w:cs="BIZ UDPゴシック"/>
+      <w:rFonts w:ascii="BIZ UDゴシック" w:hAnsi="BIZ UDゴシック" w:eastAsia="BIZ UDゴシック" w:cs="BIZ UDゴシック"/>
       <w:sz w:val="21"/>
       <w:lang w:val="ja-JP" w:eastAsia="ja-JP"/>
     </w:rPr>

--- a/docs/同意書とアンケート/03_生徒用_アンケート.docx
+++ b/docs/同意書とアンケート/03_生徒用_アンケート.docx
@@ -2245,32 +2245,6 @@
         <w:t xml:space="preserve">Ⅴ　自由に書いてください</w:t>
       </w:r>
     </w:p>
-    <w:p>
-      <w:pPr>
-        <w:keepNext/>
-        <w:spacing w:before="40" w:after="20" w:line="262" w:lineRule="exact"/>
-      </w:pPr>
-      <w:r>
-        <w:rPr>
-          <w:rFonts w:ascii="BIZ UDゴシック" w:hAnsi="BIZ UDゴシック" w:eastAsia="BIZ UDゴシック" w:cs="BIZ UDゴシック"/>
-          <w:b/>
-          <w:bCs/>
-          <w:color w:val="1F2330"/>
-          <w:sz w:val="21"/>
-          <w:szCs w:val="21"/>
-        </w:rPr>
-        <w:t xml:space="preserve">16．</w:t>
-      </w:r>
-      <w:r>
-        <w:rPr>
-          <w:rFonts w:ascii="BIZ UDゴシック" w:hAnsi="BIZ UDゴシック" w:eastAsia="BIZ UDゴシック" w:cs="BIZ UDゴシック"/>
-          <w:color w:val="1F2330"/>
-          <w:sz w:val="21"/>
-          <w:szCs w:val="21"/>
-        </w:rPr>
-        <w:t xml:space="preserve">使いやすかったところ、良かったところを書いてください。</w:t>
-      </w:r>
-    </w:p>
     <w:tbl>
       <w:tblPr>
         <w:tblW w:type="dxa" w:w="10206"/>
@@ -2280,46 +2254,189 @@
           <w:left w:val="single" w:sz="6" w:space="0" w:color="9AA0B8"/>
           <w:bottom w:val="single" w:sz="6" w:space="0" w:color="9AA0B8"/>
           <w:right w:val="single" w:sz="6" w:space="0" w:color="9AA0B8"/>
-          <w:insideH w:val="dotted" w:sz="6" w:space="0" w:color="9AA0B8"/>
+          <w:insideH w:val="single" w:sz="6" w:space="0" w:color="9AA0B8"/>
           <w:insideV w:val="single" w:sz="6" w:space="0" w:color="9AA0B8"/>
         </w:tblBorders>
         <w:tblLayout w:type="fixed"/>
         <w:tblCellMar>
-          <w:top w:w="40" w:type="dxa"/>
-          <w:left w:w="68" w:type="dxa"/>
-          <w:bottom w:w="40" w:type="dxa"/>
-          <w:right w:w="68" w:type="dxa"/>
+          <w:top w:w="34" w:type="dxa"/>
+          <w:left w:w="56" w:type="dxa"/>
+          <w:bottom w:w="34" w:type="dxa"/>
+          <w:right w:w="56" w:type="dxa"/>
         </w:tblCellMar>
         <w:tblLook w:firstColumn="1" w:firstRow="1" w:lastColumn="0" w:lastRow="0" w:noHBand="0" w:noVBand="1" w:val="04A0"/>
       </w:tblPr>
       <w:tblGrid>
-        <w:gridCol w:w="10206"/>
+        <w:gridCol w:w="396"/>
+        <w:gridCol w:w="2835"/>
+        <w:gridCol w:w="6974"/>
       </w:tblGrid>
       <w:tr>
         <w:trPr>
-          <w:trHeight w:val="397" w:hRule="exact"/>
+          <w:trHeight w:val="964" w:hRule="atLeast"/>
           <w:cantSplit/>
         </w:trPr>
         <w:tc>
           <w:tcPr>
-            <w:tcW w:type="dxa" w:w="10205"/>
+            <w:tcW w:type="dxa" w:w="397"/>
             <w:vAlign w:val="center"/>
           </w:tcPr>
           <w:p>
             <w:pPr>
-              <w:keepNext/>
+              <w:spacing w:after="0" w:before="0" w:line="250" w:lineRule="exact"/>
+              <w:jc w:val="center"/>
             </w:pPr>
+            <w:r>
+              <w:rPr>
+                <w:rFonts w:ascii="BIZ UDゴシック" w:hAnsi="BIZ UDゴシック" w:eastAsia="BIZ UDゴシック" w:cs="BIZ UDゴシック"/>
+                <w:b/>
+                <w:bCs/>
+                <w:color w:val="1F2330"/>
+                <w:sz w:val="20"/>
+                <w:szCs w:val="20"/>
+              </w:rPr>
+              <w:t xml:space="preserve">16</w:t>
+            </w:r>
           </w:p>
+        </w:tc>
+        <w:tc>
+          <w:tcPr>
+            <w:tcW w:type="dxa" w:w="2835"/>
+            <w:shd w:val="clear" w:color="auto" w:fill="F4F5FB"/>
+            <w:vAlign w:val="center"/>
+          </w:tcPr>
+          <w:p>
+            <w:pPr>
+              <w:spacing w:after="0" w:before="0" w:line="250" w:lineRule="exact"/>
+            </w:pPr>
+            <w:r>
+              <w:rPr>
+                <w:rFonts w:ascii="BIZ UDゴシック" w:hAnsi="BIZ UDゴシック" w:eastAsia="BIZ UDゴシック" w:cs="BIZ UDゴシック"/>
+                <w:color w:val="1F2330"/>
+                <w:sz w:val="20"/>
+                <w:szCs w:val="20"/>
+              </w:rPr>
+              <w:t xml:space="preserve">使いやすかったところ、良かったところ</w:t>
+            </w:r>
+          </w:p>
+        </w:tc>
+        <w:tc>
+          <w:tcPr>
+            <w:tcW w:type="dxa" w:w="6973"/>
+            <w:vAlign w:val="center"/>
+          </w:tcPr>
+          <w:p/>
         </w:tc>
       </w:tr>
       <w:tr>
         <w:trPr>
-          <w:trHeight w:val="397" w:hRule="exact"/>
+          <w:trHeight w:val="964" w:hRule="atLeast"/>
           <w:cantSplit/>
         </w:trPr>
         <w:tc>
           <w:tcPr>
-            <w:tcW w:type="dxa" w:w="10205"/>
+            <w:tcW w:type="dxa" w:w="397"/>
+            <w:vAlign w:val="center"/>
+          </w:tcPr>
+          <w:p>
+            <w:pPr>
+              <w:spacing w:after="0" w:before="0" w:line="250" w:lineRule="exact"/>
+              <w:jc w:val="center"/>
+            </w:pPr>
+            <w:r>
+              <w:rPr>
+                <w:rFonts w:ascii="BIZ UDゴシック" w:hAnsi="BIZ UDゴシック" w:eastAsia="BIZ UDゴシック" w:cs="BIZ UDゴシック"/>
+                <w:b/>
+                <w:bCs/>
+                <w:color w:val="1F2330"/>
+                <w:sz w:val="20"/>
+                <w:szCs w:val="20"/>
+              </w:rPr>
+              <w:t xml:space="preserve">17</w:t>
+            </w:r>
+          </w:p>
+        </w:tc>
+        <w:tc>
+          <w:tcPr>
+            <w:tcW w:type="dxa" w:w="2835"/>
+            <w:shd w:val="clear" w:color="auto" w:fill="F4F5FB"/>
+            <w:vAlign w:val="center"/>
+          </w:tcPr>
+          <w:p>
+            <w:pPr>
+              <w:spacing w:after="0" w:before="0" w:line="250" w:lineRule="exact"/>
+            </w:pPr>
+            <w:r>
+              <w:rPr>
+                <w:rFonts w:ascii="BIZ UDゴシック" w:hAnsi="BIZ UDゴシック" w:eastAsia="BIZ UDゴシック" w:cs="BIZ UDゴシック"/>
+                <w:color w:val="1F2330"/>
+                <w:sz w:val="20"/>
+                <w:szCs w:val="20"/>
+              </w:rPr>
+              <w:t xml:space="preserve">使いにくかったところ、困ったところ</w:t>
+            </w:r>
+          </w:p>
+        </w:tc>
+        <w:tc>
+          <w:tcPr>
+            <w:tcW w:type="dxa" w:w="6973"/>
+            <w:vAlign w:val="center"/>
+          </w:tcPr>
+          <w:p/>
+        </w:tc>
+      </w:tr>
+      <w:tr>
+        <w:trPr>
+          <w:trHeight w:val="964" w:hRule="atLeast"/>
+          <w:cantSplit/>
+        </w:trPr>
+        <w:tc>
+          <w:tcPr>
+            <w:tcW w:type="dxa" w:w="397"/>
+            <w:vAlign w:val="center"/>
+          </w:tcPr>
+          <w:p>
+            <w:pPr>
+              <w:spacing w:after="0" w:before="0" w:line="250" w:lineRule="exact"/>
+              <w:jc w:val="center"/>
+            </w:pPr>
+            <w:r>
+              <w:rPr>
+                <w:rFonts w:ascii="BIZ UDゴシック" w:hAnsi="BIZ UDゴシック" w:eastAsia="BIZ UDゴシック" w:cs="BIZ UDゴシック"/>
+                <w:b/>
+                <w:bCs/>
+                <w:color w:val="1F2330"/>
+                <w:sz w:val="20"/>
+                <w:szCs w:val="20"/>
+              </w:rPr>
+              <w:t xml:space="preserve">18</w:t>
+            </w:r>
+          </w:p>
+        </w:tc>
+        <w:tc>
+          <w:tcPr>
+            <w:tcW w:type="dxa" w:w="2835"/>
+            <w:shd w:val="clear" w:color="auto" w:fill="F4F5FB"/>
+            <w:vAlign w:val="center"/>
+          </w:tcPr>
+          <w:p>
+            <w:pPr>
+              <w:spacing w:after="0" w:before="0" w:line="250" w:lineRule="exact"/>
+            </w:pPr>
+            <w:r>
+              <w:rPr>
+                <w:rFonts w:ascii="BIZ UDゴシック" w:hAnsi="BIZ UDゴシック" w:eastAsia="BIZ UDゴシック" w:cs="BIZ UDゴシック"/>
+                <w:color w:val="1F2330"/>
+                <w:sz w:val="20"/>
+                <w:szCs w:val="20"/>
+              </w:rPr>
+              <w:t xml:space="preserve">あったらいいと思う機能</w:t>
+            </w:r>
+          </w:p>
+        </w:tc>
+        <w:tc>
+          <w:tcPr>
+            <w:tcW w:type="dxa" w:w="6973"/>
             <w:vAlign w:val="center"/>
           </w:tcPr>
           <w:p/>
@@ -2328,177 +2445,15 @@
     </w:tbl>
     <w:p>
       <w:pPr>
-        <w:keepNext/>
-        <w:spacing w:before="40" w:after="20" w:line="262" w:lineRule="exact"/>
-      </w:pPr>
-      <w:r>
-        <w:rPr>
-          <w:rFonts w:ascii="BIZ UDゴシック" w:hAnsi="BIZ UDゴシック" w:eastAsia="BIZ UDゴシック" w:cs="BIZ UDゴシック"/>
-          <w:b/>
-          <w:bCs/>
-          <w:color w:val="1F2330"/>
-          <w:sz w:val="21"/>
-          <w:szCs w:val="21"/>
-        </w:rPr>
-        <w:t xml:space="preserve">17．</w:t>
-      </w:r>
-      <w:r>
-        <w:rPr>
-          <w:rFonts w:ascii="BIZ UDゴシック" w:hAnsi="BIZ UDゴシック" w:eastAsia="BIZ UDゴシック" w:cs="BIZ UDゴシック"/>
-          <w:color w:val="1F2330"/>
-          <w:sz w:val="21"/>
-          <w:szCs w:val="21"/>
-        </w:rPr>
-        <w:t xml:space="preserve">使いにくかったところ、困ったところを書いてください。</w:t>
-      </w:r>
-    </w:p>
-    <w:tbl>
-      <w:tblPr>
-        <w:tblW w:type="dxa" w:w="10206"/>
-        <w:jc w:val="center"/>
-        <w:tblBorders>
-          <w:top w:val="single" w:sz="6" w:space="0" w:color="9AA0B8"/>
-          <w:left w:val="single" w:sz="6" w:space="0" w:color="9AA0B8"/>
-          <w:bottom w:val="single" w:sz="6" w:space="0" w:color="9AA0B8"/>
-          <w:right w:val="single" w:sz="6" w:space="0" w:color="9AA0B8"/>
-          <w:insideH w:val="dotted" w:sz="6" w:space="0" w:color="9AA0B8"/>
-          <w:insideV w:val="single" w:sz="6" w:space="0" w:color="9AA0B8"/>
-        </w:tblBorders>
-        <w:tblLayout w:type="fixed"/>
-        <w:tblCellMar>
-          <w:top w:w="40" w:type="dxa"/>
-          <w:left w:w="68" w:type="dxa"/>
-          <w:bottom w:w="40" w:type="dxa"/>
-          <w:right w:w="68" w:type="dxa"/>
-        </w:tblCellMar>
-        <w:tblLook w:firstColumn="1" w:firstRow="1" w:lastColumn="0" w:lastRow="0" w:noHBand="0" w:noVBand="1" w:val="04A0"/>
-      </w:tblPr>
-      <w:tblGrid>
-        <w:gridCol w:w="10206"/>
-      </w:tblGrid>
-      <w:tr>
-        <w:trPr>
-          <w:trHeight w:val="397" w:hRule="exact"/>
-          <w:cantSplit/>
-        </w:trPr>
-        <w:tc>
-          <w:tcPr>
-            <w:tcW w:type="dxa" w:w="10205"/>
-            <w:vAlign w:val="center"/>
-          </w:tcPr>
-          <w:p>
-            <w:pPr>
-              <w:keepNext/>
-            </w:pPr>
-          </w:p>
-        </w:tc>
-      </w:tr>
-      <w:tr>
-        <w:trPr>
-          <w:trHeight w:val="397" w:hRule="exact"/>
-          <w:cantSplit/>
-        </w:trPr>
-        <w:tc>
-          <w:tcPr>
-            <w:tcW w:type="dxa" w:w="10205"/>
-            <w:vAlign w:val="center"/>
-          </w:tcPr>
-          <w:p/>
-        </w:tc>
-      </w:tr>
-    </w:tbl>
-    <w:p>
-      <w:pPr>
-        <w:keepNext/>
-        <w:spacing w:before="40" w:after="20" w:line="262" w:lineRule="exact"/>
-      </w:pPr>
-      <w:r>
-        <w:rPr>
-          <w:rFonts w:ascii="BIZ UDゴシック" w:hAnsi="BIZ UDゴシック" w:eastAsia="BIZ UDゴシック" w:cs="BIZ UDゴシック"/>
-          <w:b/>
-          <w:bCs/>
-          <w:color w:val="1F2330"/>
-          <w:sz w:val="21"/>
-          <w:szCs w:val="21"/>
-        </w:rPr>
-        <w:t xml:space="preserve">18．</w:t>
-      </w:r>
-      <w:r>
-        <w:rPr>
-          <w:rFonts w:ascii="BIZ UDゴシック" w:hAnsi="BIZ UDゴシック" w:eastAsia="BIZ UDゴシック" w:cs="BIZ UDゴシック"/>
-          <w:color w:val="1F2330"/>
-          <w:sz w:val="21"/>
-          <w:szCs w:val="21"/>
-        </w:rPr>
-        <w:t xml:space="preserve">あったらいいと思う機能があれば書いてください。</w:t>
-      </w:r>
-    </w:p>
-    <w:tbl>
-      <w:tblPr>
-        <w:tblW w:type="dxa" w:w="10206"/>
-        <w:jc w:val="center"/>
-        <w:tblBorders>
-          <w:top w:val="single" w:sz="6" w:space="0" w:color="9AA0B8"/>
-          <w:left w:val="single" w:sz="6" w:space="0" w:color="9AA0B8"/>
-          <w:bottom w:val="single" w:sz="6" w:space="0" w:color="9AA0B8"/>
-          <w:right w:val="single" w:sz="6" w:space="0" w:color="9AA0B8"/>
-          <w:insideH w:val="dotted" w:sz="6" w:space="0" w:color="9AA0B8"/>
-          <w:insideV w:val="single" w:sz="6" w:space="0" w:color="9AA0B8"/>
-        </w:tblBorders>
-        <w:tblLayout w:type="fixed"/>
-        <w:tblCellMar>
-          <w:top w:w="40" w:type="dxa"/>
-          <w:left w:w="68" w:type="dxa"/>
-          <w:bottom w:w="40" w:type="dxa"/>
-          <w:right w:w="68" w:type="dxa"/>
-        </w:tblCellMar>
-        <w:tblLook w:firstColumn="1" w:firstRow="1" w:lastColumn="0" w:lastRow="0" w:noHBand="0" w:noVBand="1" w:val="04A0"/>
-      </w:tblPr>
-      <w:tblGrid>
-        <w:gridCol w:w="10206"/>
-      </w:tblGrid>
-      <w:tr>
-        <w:trPr>
-          <w:trHeight w:val="397" w:hRule="exact"/>
-          <w:cantSplit/>
-        </w:trPr>
-        <w:tc>
-          <w:tcPr>
-            <w:tcW w:type="dxa" w:w="10205"/>
-            <w:vAlign w:val="center"/>
-          </w:tcPr>
-          <w:p>
-            <w:pPr>
-              <w:keepNext/>
-            </w:pPr>
-          </w:p>
-        </w:tc>
-      </w:tr>
-      <w:tr>
-        <w:trPr>
-          <w:trHeight w:val="397" w:hRule="exact"/>
-          <w:cantSplit/>
-        </w:trPr>
-        <w:tc>
-          <w:tcPr>
-            <w:tcW w:type="dxa" w:w="10205"/>
-            <w:vAlign w:val="center"/>
-          </w:tcPr>
-          <w:p/>
-        </w:tc>
-      </w:tr>
-    </w:tbl>
-    <w:p>
-      <w:pPr>
-        <w:spacing w:before="100" w:after="40" w:line="250" w:lineRule="exact"/>
+        <w:spacing w:before="80" w:after="40" w:line="238" w:lineRule="exact"/>
         <w:jc w:val="center"/>
       </w:pPr>
       <w:r>
         <w:rPr>
           <w:rFonts w:ascii="BIZ UDゴシック" w:hAnsi="BIZ UDゴシック" w:eastAsia="BIZ UDゴシック" w:cs="BIZ UDゴシック"/>
           <w:color w:val="5A6070"/>
-          <w:sz w:val="20"/>
-          <w:szCs w:val="20"/>
+          <w:sz w:val="19"/>
+          <w:szCs w:val="19"/>
         </w:rPr>
         <w:t xml:space="preserve">ご協力ありがとうございました。書き終わったら、担当の先生に提出してください。</w:t>
       </w:r>
